--- a/data/outputs/v2/Biology/SS3.1_Animal_Nutrition/Biology_Animal_Nutrition_CBE_LessonSequence.docx
+++ b/data/outputs/v2/Biology/SS3.1_Animal_Nutrition/Biology_Animal_Nutrition_CBE_LessonSequence.docx
@@ -3429,32 +3429,32 @@
         <w:tc>
           <w:tcPr>
             <w:tcW w:type="dxa" w:w="1520"/>
-            <w:shd w:fill="F2F2F2" w:color="auto" w:val="clear"/>
-            <w:tcMar>
-              <w:top w:type="dxa" w:w="60"/>
-              <w:left w:type="dxa" w:w="120"/>
-              <w:bottom w:type="dxa" w:w="60"/>
-              <w:right w:type="dxa" w:w="120"/>
-            </w:tcMar>
-            <w:vAlign w:val="top"/>
-          </w:tcPr>
-          <w:p>
-            <w:pPr>
-              <w:spacing w:after="40" w:before="0"/>
-              <w:jc w:val="left"/>
-            </w:pPr>
-            <w:r>
-              <w:rPr>
-                <w:rFonts w:ascii="Arial" w:cs="Arial" w:eastAsia="Arial" w:hAnsi="Arial"/>
-                <w:b/>
-                <w:bCs/>
-                <w:i w:val="false"/>
-                <w:iCs w:val="false"/>
-                <w:color w:val="000000"/>
-                <w:sz w:val="18"/>
-                <w:szCs w:val="18"/>
-              </w:rPr>
-              <w:t xml:space="preserve">Phase 1 — PREDICT: What do you already think is happening?</w:t>
+            <w:shd w:fill="EAD1F5" w:color="auto" w:val="clear"/>
+            <w:tcMar>
+              <w:top w:type="dxa" w:w="60"/>
+              <w:left w:type="dxa" w:w="120"/>
+              <w:bottom w:type="dxa" w:w="60"/>
+              <w:right w:type="dxa" w:w="120"/>
+            </w:tcMar>
+            <w:vAlign w:val="top"/>
+          </w:tcPr>
+          <w:p>
+            <w:pPr>
+              <w:spacing w:after="40" w:before="0"/>
+              <w:jc w:val="left"/>
+            </w:pPr>
+            <w:r>
+              <w:rPr>
+                <w:rFonts w:ascii="Arial" w:cs="Arial" w:eastAsia="Arial" w:hAnsi="Arial"/>
+                <w:b/>
+                <w:bCs/>
+                <w:i w:val="false"/>
+                <w:iCs w:val="false"/>
+                <w:color w:val="000000"/>
+                <w:sz w:val="18"/>
+                <w:szCs w:val="18"/>
+              </w:rPr>
+              <w:t xml:space="preserve">Predict Phase</w:t>
             </w:r>
           </w:p>
           <w:p>
@@ -3477,7 +3477,7 @@
             <w:pPr>
               <w:spacing w:after="20" w:before="0"/>
             </w:pPr>
-            <w:hyperlink w:history="1" r:id="rIdlwvkaatlrqlu0ztfz2i8_">
+            <w:hyperlink w:history="1" r:id="rIdubbujvv7b7f-snidbunlm">
               <w:r>
                 <w:rPr>
                   <w:rFonts w:ascii="Arial" w:cs="Arial" w:eastAsia="Arial" w:hAnsi="Arial"/>
@@ -3510,7 +3510,7 @@
               <w:spacing w:after="10" w:before="0"/>
               <w:ind w:left="120"/>
             </w:pPr>
-            <w:hyperlink w:history="1" r:id="rIdynhgznfyauzpgusc_8i43">
+            <w:hyperlink w:history="1" r:id="rIdlognwuhu0bjxj_nc9d0cz">
               <w:r>
                 <w:rPr>
                   <w:rFonts w:ascii="Arial" w:cs="Arial" w:eastAsia="Arial" w:hAnsi="Arial"/>
@@ -3555,7 +3555,7 @@
             <w:pPr>
               <w:spacing w:after="20" w:before="0"/>
             </w:pPr>
-            <w:hyperlink w:history="1" r:id="rIdmrtdz25vuxkedbb6x_v2h">
+            <w:hyperlink w:history="1" r:id="rIdljpxbknlsicfyhaaq8v77">
               <w:r>
                 <w:rPr>
                   <w:rFonts w:ascii="Arial" w:cs="Arial" w:eastAsia="Arial" w:hAnsi="Arial"/>
@@ -3588,7 +3588,7 @@
               <w:spacing w:after="10" w:before="0"/>
               <w:ind w:left="120"/>
             </w:pPr>
-            <w:hyperlink w:history="1" r:id="rIdn8wccpb6-qu_yslnxcaw4">
+            <w:hyperlink w:history="1" r:id="rIdwtpkbpf_ylryaoyp2i0wg">
               <w:r>
                 <w:rPr>
                   <w:rFonts w:ascii="Arial" w:cs="Arial" w:eastAsia="Arial" w:hAnsi="Arial"/>
@@ -3735,32 +3735,32 @@
         <w:tc>
           <w:tcPr>
             <w:tcW w:type="dxa" w:w="1520"/>
-            <w:shd w:fill="F2F2F2" w:color="auto" w:val="clear"/>
-            <w:tcMar>
-              <w:top w:type="dxa" w:w="60"/>
-              <w:left w:type="dxa" w:w="120"/>
-              <w:bottom w:type="dxa" w:w="60"/>
-              <w:right w:type="dxa" w:w="120"/>
-            </w:tcMar>
-            <w:vAlign w:val="top"/>
-          </w:tcPr>
-          <w:p>
-            <w:pPr>
-              <w:spacing w:after="40" w:before="0"/>
-              <w:jc w:val="left"/>
-            </w:pPr>
-            <w:r>
-              <w:rPr>
-                <w:rFonts w:ascii="Arial" w:cs="Arial" w:eastAsia="Arial" w:hAnsi="Arial"/>
-                <w:b/>
-                <w:bCs/>
-                <w:i w:val="false"/>
-                <w:iCs w:val="false"/>
-                <w:color w:val="000000"/>
-                <w:sz w:val="18"/>
-                <w:szCs w:val="18"/>
-              </w:rPr>
-              <w:t xml:space="preserve">Phase 2 — OBSERVE: What evidence can we gather from watching these animals feed?</w:t>
+            <w:shd w:fill="D9EEF1" w:color="auto" w:val="clear"/>
+            <w:tcMar>
+              <w:top w:type="dxa" w:w="60"/>
+              <w:left w:type="dxa" w:w="120"/>
+              <w:bottom w:type="dxa" w:w="60"/>
+              <w:right w:type="dxa" w:w="120"/>
+            </w:tcMar>
+            <w:vAlign w:val="top"/>
+          </w:tcPr>
+          <w:p>
+            <w:pPr>
+              <w:spacing w:after="40" w:before="0"/>
+              <w:jc w:val="left"/>
+            </w:pPr>
+            <w:r>
+              <w:rPr>
+                <w:rFonts w:ascii="Arial" w:cs="Arial" w:eastAsia="Arial" w:hAnsi="Arial"/>
+                <w:b/>
+                <w:bCs/>
+                <w:i w:val="false"/>
+                <w:iCs w:val="false"/>
+                <w:color w:val="000000"/>
+                <w:sz w:val="18"/>
+                <w:szCs w:val="18"/>
+              </w:rPr>
+              <w:t xml:space="preserve">Observe Phase</w:t>
             </w:r>
           </w:p>
           <w:p>
@@ -3783,7 +3783,7 @@
             <w:pPr>
               <w:spacing w:after="20" w:before="0"/>
             </w:pPr>
-            <w:hyperlink w:history="1" r:id="rIdjaqrvvua9tsdvucoqf5sj">
+            <w:hyperlink w:history="1" r:id="rIdtzw2u6p9ypbdoozxeoeff">
               <w:r>
                 <w:rPr>
                   <w:rFonts w:ascii="Arial" w:cs="Arial" w:eastAsia="Arial" w:hAnsi="Arial"/>
@@ -3816,7 +3816,7 @@
               <w:spacing w:after="10" w:before="0"/>
               <w:ind w:left="120"/>
             </w:pPr>
-            <w:hyperlink w:history="1" r:id="rId8gteodnv5scygavlqd-c-">
+            <w:hyperlink w:history="1" r:id="rIdpum_wblwqyppvw5xduvg0">
               <w:r>
                 <w:rPr>
                   <w:rFonts w:ascii="Arial" w:cs="Arial" w:eastAsia="Arial" w:hAnsi="Arial"/>
@@ -3861,7 +3861,7 @@
             <w:pPr>
               <w:spacing w:after="20" w:before="0"/>
             </w:pPr>
-            <w:hyperlink w:history="1" r:id="rIdaqy4lw3aufxr4rssjq3vt">
+            <w:hyperlink w:history="1" r:id="rIdevbhm4_veqz_y_udch9ul">
               <w:r>
                 <w:rPr>
                   <w:rFonts w:ascii="Arial" w:cs="Arial" w:eastAsia="Arial" w:hAnsi="Arial"/>
@@ -3894,7 +3894,7 @@
               <w:spacing w:after="10" w:before="0"/>
               <w:ind w:left="120"/>
             </w:pPr>
-            <w:hyperlink w:history="1" r:id="rIdltzu8x5hjw_viocgwgbwo">
+            <w:hyperlink w:history="1" r:id="rIdqlmfqevdqwcvnhz8rd_bg">
               <w:r>
                 <w:rPr>
                   <w:rFonts w:ascii="Arial" w:cs="Arial" w:eastAsia="Arial" w:hAnsi="Arial"/>
@@ -4041,32 +4041,32 @@
         <w:tc>
           <w:tcPr>
             <w:tcW w:type="dxa" w:w="1520"/>
-            <w:shd w:fill="F2F2F2" w:color="auto" w:val="clear"/>
-            <w:tcMar>
-              <w:top w:type="dxa" w:w="60"/>
-              <w:left w:type="dxa" w:w="120"/>
-              <w:bottom w:type="dxa" w:w="60"/>
-              <w:right w:type="dxa" w:w="120"/>
-            </w:tcMar>
-            <w:vAlign w:val="top"/>
-          </w:tcPr>
-          <w:p>
-            <w:pPr>
-              <w:spacing w:after="40" w:before="0"/>
-              <w:jc w:val="left"/>
-            </w:pPr>
-            <w:r>
-              <w:rPr>
-                <w:rFonts w:ascii="Arial" w:cs="Arial" w:eastAsia="Arial" w:hAnsi="Arial"/>
-                <w:b/>
-                <w:bCs/>
-                <w:i w:val="false"/>
-                <w:iCs w:val="false"/>
-                <w:color w:val="000000"/>
-                <w:sz w:val="18"/>
-                <w:szCs w:val="18"/>
-              </w:rPr>
-              <w:t xml:space="preserve">Phase 3 — EXPLAIN: What patterns can we see — and what biology concept explains them?</w:t>
+            <w:shd w:fill="E2EFDA" w:color="auto" w:val="clear"/>
+            <w:tcMar>
+              <w:top w:type="dxa" w:w="60"/>
+              <w:left w:type="dxa" w:w="120"/>
+              <w:bottom w:type="dxa" w:w="60"/>
+              <w:right w:type="dxa" w:w="120"/>
+            </w:tcMar>
+            <w:vAlign w:val="top"/>
+          </w:tcPr>
+          <w:p>
+            <w:pPr>
+              <w:spacing w:after="40" w:before="0"/>
+              <w:jc w:val="left"/>
+            </w:pPr>
+            <w:r>
+              <w:rPr>
+                <w:rFonts w:ascii="Arial" w:cs="Arial" w:eastAsia="Arial" w:hAnsi="Arial"/>
+                <w:b/>
+                <w:bCs/>
+                <w:i w:val="false"/>
+                <w:iCs w:val="false"/>
+                <w:color w:val="000000"/>
+                <w:sz w:val="18"/>
+                <w:szCs w:val="18"/>
+              </w:rPr>
+              <w:t xml:space="preserve">Explain Phase</w:t>
             </w:r>
           </w:p>
           <w:p>
@@ -4089,7 +4089,7 @@
             <w:pPr>
               <w:spacing w:after="20" w:before="0"/>
             </w:pPr>
-            <w:hyperlink w:history="1" r:id="rIdetlmyayc96c4t8xzwxqkz">
+            <w:hyperlink w:history="1" r:id="rId222nm7_ojnml2j46ysk9j">
               <w:r>
                 <w:rPr>
                   <w:rFonts w:ascii="Arial" w:cs="Arial" w:eastAsia="Arial" w:hAnsi="Arial"/>
@@ -4122,7 +4122,7 @@
               <w:spacing w:after="10" w:before="0"/>
               <w:ind w:left="120"/>
             </w:pPr>
-            <w:hyperlink w:history="1" r:id="rIdobsncd1mc9furr8kzyxvk">
+            <w:hyperlink w:history="1" r:id="rIdx7yxupinn-k2-oygmvsrg">
               <w:r>
                 <w:rPr>
                   <w:rFonts w:ascii="Arial" w:cs="Arial" w:eastAsia="Arial" w:hAnsi="Arial"/>
@@ -4167,7 +4167,7 @@
             <w:pPr>
               <w:spacing w:after="20" w:before="0"/>
             </w:pPr>
-            <w:hyperlink w:history="1" r:id="rIdqpa9th2nfhiuqt3cudbtc">
+            <w:hyperlink w:history="1" r:id="rIdc9dhioord7tho_yjs0lak">
               <w:r>
                 <w:rPr>
                   <w:rFonts w:ascii="Arial" w:cs="Arial" w:eastAsia="Arial" w:hAnsi="Arial"/>
@@ -4200,7 +4200,7 @@
               <w:spacing w:after="10" w:before="0"/>
               <w:ind w:left="120"/>
             </w:pPr>
-            <w:hyperlink w:history="1" r:id="rIdblachzkg3s1aywb49j-yh">
+            <w:hyperlink w:history="1" r:id="rIdtoazi5fqfdxxxykr_wptl">
               <w:r>
                 <w:rPr>
                   <w:rFonts w:ascii="Arial" w:cs="Arial" w:eastAsia="Arial" w:hAnsi="Arial"/>
@@ -4347,32 +4347,32 @@
         <w:tc>
           <w:tcPr>
             <w:tcW w:type="dxa" w:w="1520"/>
-            <w:shd w:fill="F2F2F2" w:color="auto" w:val="clear"/>
-            <w:tcMar>
-              <w:top w:type="dxa" w:w="60"/>
-              <w:left w:type="dxa" w:w="120"/>
-              <w:bottom w:type="dxa" w:w="60"/>
-              <w:right w:type="dxa" w:w="120"/>
-            </w:tcMar>
-            <w:vAlign w:val="top"/>
-          </w:tcPr>
-          <w:p>
-            <w:pPr>
-              <w:spacing w:after="40" w:before="0"/>
-              <w:jc w:val="left"/>
-            </w:pPr>
-            <w:r>
-              <w:rPr>
-                <w:rFonts w:ascii="Arial" w:cs="Arial" w:eastAsia="Arial" w:hAnsi="Arial"/>
-                <w:b/>
-                <w:bCs/>
-                <w:i w:val="false"/>
-                <w:iCs w:val="false"/>
-                <w:color w:val="000000"/>
-                <w:sz w:val="18"/>
-                <w:szCs w:val="18"/>
-              </w:rPr>
-              <w:t xml:space="preserve">Phase 4 — DRIVING QUESTION BOARD (DQB): What do we still need to find out?</w:t>
+            <w:shd w:fill="FCE4D6" w:color="auto" w:val="clear"/>
+            <w:tcMar>
+              <w:top w:type="dxa" w:w="60"/>
+              <w:left w:type="dxa" w:w="120"/>
+              <w:bottom w:type="dxa" w:w="60"/>
+              <w:right w:type="dxa" w:w="120"/>
+            </w:tcMar>
+            <w:vAlign w:val="top"/>
+          </w:tcPr>
+          <w:p>
+            <w:pPr>
+              <w:spacing w:after="40" w:before="0"/>
+              <w:jc w:val="left"/>
+            </w:pPr>
+            <w:r>
+              <w:rPr>
+                <w:rFonts w:ascii="Arial" w:cs="Arial" w:eastAsia="Arial" w:hAnsi="Arial"/>
+                <w:b/>
+                <w:bCs/>
+                <w:i w:val="false"/>
+                <w:iCs w:val="false"/>
+                <w:color w:val="000000"/>
+                <w:sz w:val="18"/>
+                <w:szCs w:val="18"/>
+              </w:rPr>
+              <w:t xml:space="preserve">Driving Question Board (DQB) Creation</w:t>
             </w:r>
           </w:p>
           <w:p>
@@ -4395,7 +4395,7 @@
             <w:pPr>
               <w:spacing w:after="20" w:before="0"/>
             </w:pPr>
-            <w:hyperlink w:history="1" r:id="rIdjdav2ucoqnqt0jd9mjb6e">
+            <w:hyperlink w:history="1" r:id="rIdoufjkgyxdleubhmqdup8w">
               <w:r>
                 <w:rPr>
                   <w:rFonts w:ascii="Arial" w:cs="Arial" w:eastAsia="Arial" w:hAnsi="Arial"/>
@@ -4428,7 +4428,7 @@
               <w:spacing w:after="10" w:before="0"/>
               <w:ind w:left="120"/>
             </w:pPr>
-            <w:hyperlink w:history="1" r:id="rIdtmlg_gsouosgf2bvxkxp5">
+            <w:hyperlink w:history="1" r:id="rIdsqxijskq8esoggwjirsyh">
               <w:r>
                 <w:rPr>
                   <w:rFonts w:ascii="Arial" w:cs="Arial" w:eastAsia="Arial" w:hAnsi="Arial"/>
@@ -4473,7 +4473,7 @@
             <w:pPr>
               <w:spacing w:after="20" w:before="0"/>
             </w:pPr>
-            <w:hyperlink w:history="1" r:id="rIdplxx1-2hoydxh07ev-eip">
+            <w:hyperlink w:history="1" r:id="rIdbzzvubvykcmphrvkjfi7w">
               <w:r>
                 <w:rPr>
                   <w:rFonts w:ascii="Arial" w:cs="Arial" w:eastAsia="Arial" w:hAnsi="Arial"/>
@@ -4506,7 +4506,7 @@
               <w:spacing w:after="10" w:before="0"/>
               <w:ind w:left="120"/>
             </w:pPr>
-            <w:hyperlink w:history="1" r:id="rIdoxpjmshfhygqspfy8k33z">
+            <w:hyperlink w:history="1" r:id="rIduxdzkftecgjqj-mvaamjx">
               <w:r>
                 <w:rPr>
                   <w:rFonts w:ascii="Arial" w:cs="Arial" w:eastAsia="Arial" w:hAnsi="Arial"/>
@@ -4653,32 +4653,32 @@
         <w:tc>
           <w:tcPr>
             <w:tcW w:type="dxa" w:w="1520"/>
-            <w:shd w:fill="F2F2F2" w:color="auto" w:val="clear"/>
-            <w:tcMar>
-              <w:top w:type="dxa" w:w="60"/>
-              <w:left w:type="dxa" w:w="120"/>
-              <w:bottom w:type="dxa" w:w="60"/>
-              <w:right w:type="dxa" w:w="120"/>
-            </w:tcMar>
-            <w:vAlign w:val="top"/>
-          </w:tcPr>
-          <w:p>
-            <w:pPr>
-              <w:spacing w:after="40" w:before="0"/>
-              <w:jc w:val="left"/>
-            </w:pPr>
-            <w:r>
-              <w:rPr>
-                <w:rFonts w:ascii="Arial" w:cs="Arial" w:eastAsia="Arial" w:hAnsi="Arial"/>
-                <w:b/>
-                <w:bCs/>
-                <w:i w:val="false"/>
-                <w:iCs w:val="false"/>
-                <w:color w:val="000000"/>
-                <w:sz w:val="18"/>
-                <w:szCs w:val="18"/>
-              </w:rPr>
-              <w:t xml:space="preserve">Phase 5 — MODEL BUILDING: Draw your first model of an animal's feeding structure</w:t>
+            <w:shd w:fill="D5E8F0" w:color="auto" w:val="clear"/>
+            <w:tcMar>
+              <w:top w:type="dxa" w:w="60"/>
+              <w:left w:type="dxa" w:w="120"/>
+              <w:bottom w:type="dxa" w:w="60"/>
+              <w:right w:type="dxa" w:w="120"/>
+            </w:tcMar>
+            <w:vAlign w:val="top"/>
+          </w:tcPr>
+          <w:p>
+            <w:pPr>
+              <w:spacing w:after="40" w:before="0"/>
+              <w:jc w:val="left"/>
+            </w:pPr>
+            <w:r>
+              <w:rPr>
+                <w:rFonts w:ascii="Arial" w:cs="Arial" w:eastAsia="Arial" w:hAnsi="Arial"/>
+                <w:b/>
+                <w:bCs/>
+                <w:i w:val="false"/>
+                <w:iCs w:val="false"/>
+                <w:color w:val="000000"/>
+                <w:sz w:val="18"/>
+                <w:szCs w:val="18"/>
+              </w:rPr>
+              <w:t xml:space="preserve">Model Building Phase</w:t>
             </w:r>
           </w:p>
           <w:p>
@@ -4701,7 +4701,7 @@
             <w:pPr>
               <w:spacing w:after="20" w:before="0"/>
             </w:pPr>
-            <w:hyperlink w:history="1" r:id="rIdervzya3fgmn4jc8ynsqbs">
+            <w:hyperlink w:history="1" r:id="rIdiodq-kw_1g7s1pduec2fk">
               <w:r>
                 <w:rPr>
                   <w:rFonts w:ascii="Arial" w:cs="Arial" w:eastAsia="Arial" w:hAnsi="Arial"/>
@@ -4734,7 +4734,7 @@
               <w:spacing w:after="10" w:before="0"/>
               <w:ind w:left="120"/>
             </w:pPr>
-            <w:hyperlink w:history="1" r:id="rIdnpq-0ivpbydiu-hspuwt-">
+            <w:hyperlink w:history="1" r:id="rIdu2owgsrwl3fcsfst6uroh">
               <w:r>
                 <w:rPr>
                   <w:rFonts w:ascii="Arial" w:cs="Arial" w:eastAsia="Arial" w:hAnsi="Arial"/>
@@ -4779,7 +4779,7 @@
             <w:pPr>
               <w:spacing w:after="20" w:before="0"/>
             </w:pPr>
-            <w:hyperlink w:history="1" r:id="rIdr5n6nv69cu0aszl2qykov">
+            <w:hyperlink w:history="1" r:id="rIdyu5zwcivt7mlaz8gd6opb">
               <w:r>
                 <w:rPr>
                   <w:rFonts w:ascii="Arial" w:cs="Arial" w:eastAsia="Arial" w:hAnsi="Arial"/>
@@ -4812,7 +4812,7 @@
               <w:spacing w:after="10" w:before="0"/>
               <w:ind w:left="120"/>
             </w:pPr>
-            <w:hyperlink w:history="1" r:id="rIdqlwsxk48k6122zhn1husz">
+            <w:hyperlink w:history="1" r:id="rIdskhmclg_7pya_qiydzaq_">
               <w:r>
                 <w:rPr>
                   <w:rFonts w:ascii="Arial" w:cs="Arial" w:eastAsia="Arial" w:hAnsi="Arial"/>
@@ -5907,7 +5907,25 @@
             </w:tcMar>
             <w:vAlign w:val="top"/>
           </w:tcPr>
-          <w:p/>
+          <w:p>
+            <w:pPr>
+              <w:spacing w:after="40" w:before="0"/>
+              <w:jc w:val="left"/>
+            </w:pPr>
+            <w:r>
+              <w:rPr>
+                <w:rFonts w:ascii="Arial" w:cs="Arial" w:eastAsia="Arial" w:hAnsi="Arial"/>
+                <w:b w:val="false"/>
+                <w:bCs w:val="false"/>
+                <w:i w:val="false"/>
+                <w:iCs w:val="false"/>
+                <w:color w:val="000000"/>
+                <w:sz w:val="18"/>
+                <w:szCs w:val="18"/>
+              </w:rPr>
+              <w:t xml:space="preserve">No hazardous materials are used. If preserved or dried insect specimens are available, learners should avoid touching eyes after handling specimens and wash hands afterwards. Diagrams and photographs are a safe alternative if specimens are unavailable.</w:t>
+            </w:r>
+          </w:p>
         </w:tc>
       </w:tr>
     </w:tbl>
@@ -6281,7 +6299,7 @@
             <w:pPr>
               <w:spacing w:after="20" w:before="0"/>
             </w:pPr>
-            <w:hyperlink w:history="1" r:id="rIds55rtvmivo9y6ghe3xgaz">
+            <w:hyperlink w:history="1" r:id="rIdpxseyfmfssrvtyxffidtf">
               <w:r>
                 <w:rPr>
                   <w:rFonts w:ascii="Arial" w:cs="Arial" w:eastAsia="Arial" w:hAnsi="Arial"/>
@@ -6314,7 +6332,7 @@
               <w:spacing w:after="10" w:before="0"/>
               <w:ind w:left="120"/>
             </w:pPr>
-            <w:hyperlink w:history="1" r:id="rIden-50pbvfagls9kzogxl6">
+            <w:hyperlink w:history="1" r:id="rIdt8nmp6g2n9dxvkgh9jxzj">
               <w:r>
                 <w:rPr>
                   <w:rFonts w:ascii="Arial" w:cs="Arial" w:eastAsia="Arial" w:hAnsi="Arial"/>
@@ -6359,7 +6377,7 @@
             <w:pPr>
               <w:spacing w:after="20" w:before="0"/>
             </w:pPr>
-            <w:hyperlink w:history="1" r:id="rIdt6ocqsyd2hkvdb7n5ljln">
+            <w:hyperlink w:history="1" r:id="rIdg-eue1yyv9c-eglwj1beb">
               <w:r>
                 <w:rPr>
                   <w:rFonts w:ascii="Arial" w:cs="Arial" w:eastAsia="Arial" w:hAnsi="Arial"/>
@@ -6392,7 +6410,7 @@
               <w:spacing w:after="10" w:before="0"/>
               <w:ind w:left="120"/>
             </w:pPr>
-            <w:hyperlink w:history="1" r:id="rIdynm1fx9cfkwe-vbvz7rwo">
+            <w:hyperlink w:history="1" r:id="rId24q7hps4gls5tdpj7de2b">
               <w:r>
                 <w:rPr>
                   <w:rFonts w:ascii="Arial" w:cs="Arial" w:eastAsia="Arial" w:hAnsi="Arial"/>
@@ -6587,7 +6605,7 @@
             <w:pPr>
               <w:spacing w:after="20" w:before="0"/>
             </w:pPr>
-            <w:hyperlink w:history="1" r:id="rId-j67umuuamdilk0h6zrf8">
+            <w:hyperlink w:history="1" r:id="rIdogfix60hijraekaqfbzjo">
               <w:r>
                 <w:rPr>
                   <w:rFonts w:ascii="Arial" w:cs="Arial" w:eastAsia="Arial" w:hAnsi="Arial"/>
@@ -6620,7 +6638,7 @@
               <w:spacing w:after="10" w:before="0"/>
               <w:ind w:left="120"/>
             </w:pPr>
-            <w:hyperlink w:history="1" r:id="rIdby_g3qz__skb1izcs6cxr">
+            <w:hyperlink w:history="1" r:id="rId4enwy8m3tbt4mq_uxmc87">
               <w:r>
                 <w:rPr>
                   <w:rFonts w:ascii="Arial" w:cs="Arial" w:eastAsia="Arial" w:hAnsi="Arial"/>
@@ -6665,7 +6683,7 @@
             <w:pPr>
               <w:spacing w:after="20" w:before="0"/>
             </w:pPr>
-            <w:hyperlink w:history="1" r:id="rIdxfcey3zf65mfnanpwix7p">
+            <w:hyperlink w:history="1" r:id="rIdzufpoqsucgkdxvwlpfbwv">
               <w:r>
                 <w:rPr>
                   <w:rFonts w:ascii="Arial" w:cs="Arial" w:eastAsia="Arial" w:hAnsi="Arial"/>
@@ -6698,7 +6716,7 @@
               <w:spacing w:after="10" w:before="0"/>
               <w:ind w:left="120"/>
             </w:pPr>
-            <w:hyperlink w:history="1" r:id="rId4dadgp-vloh4ogdq3ilyk">
+            <w:hyperlink w:history="1" r:id="rIdry0zypsvazhfvqhxmf3zr">
               <w:r>
                 <w:rPr>
                   <w:rFonts w:ascii="Arial" w:cs="Arial" w:eastAsia="Arial" w:hAnsi="Arial"/>
@@ -6893,7 +6911,7 @@
             <w:pPr>
               <w:spacing w:after="20" w:before="0"/>
             </w:pPr>
-            <w:hyperlink w:history="1" r:id="rIdbi0wpmpvxexuymywkza_i">
+            <w:hyperlink w:history="1" r:id="rIdviasthowfjtwojki9wj8i">
               <w:r>
                 <w:rPr>
                   <w:rFonts w:ascii="Arial" w:cs="Arial" w:eastAsia="Arial" w:hAnsi="Arial"/>
@@ -6926,7 +6944,7 @@
               <w:spacing w:after="10" w:before="0"/>
               <w:ind w:left="120"/>
             </w:pPr>
-            <w:hyperlink w:history="1" r:id="rIdmsqxtrl7rwdaujphzezes">
+            <w:hyperlink w:history="1" r:id="rIdvifjmbfix_avlnb4gke4z">
               <w:r>
                 <w:rPr>
                   <w:rFonts w:ascii="Arial" w:cs="Arial" w:eastAsia="Arial" w:hAnsi="Arial"/>
@@ -6971,7 +6989,7 @@
             <w:pPr>
               <w:spacing w:after="20" w:before="0"/>
             </w:pPr>
-            <w:hyperlink w:history="1" r:id="rIdhu2mxqiu0ixyh382vg3-i">
+            <w:hyperlink w:history="1" r:id="rIdaxu5rwocfmi7wu4uq8v4p">
               <w:r>
                 <w:rPr>
                   <w:rFonts w:ascii="Arial" w:cs="Arial" w:eastAsia="Arial" w:hAnsi="Arial"/>
@@ -7004,7 +7022,7 @@
               <w:spacing w:after="10" w:before="0"/>
               <w:ind w:left="120"/>
             </w:pPr>
-            <w:hyperlink w:history="1" r:id="rIdysusckecktm3wg3gle3ya">
+            <w:hyperlink w:history="1" r:id="rIdjgh-3klv1bk6p-zpyzky6">
               <w:r>
                 <w:rPr>
                   <w:rFonts w:ascii="Arial" w:cs="Arial" w:eastAsia="Arial" w:hAnsi="Arial"/>
@@ -7199,7 +7217,7 @@
             <w:pPr>
               <w:spacing w:after="20" w:before="0"/>
             </w:pPr>
-            <w:hyperlink w:history="1" r:id="rIdh58bpxn1duk9jdt6spahy">
+            <w:hyperlink w:history="1" r:id="rIdbzvnknirmfchwvrv3uq5k">
               <w:r>
                 <w:rPr>
                   <w:rFonts w:ascii="Arial" w:cs="Arial" w:eastAsia="Arial" w:hAnsi="Arial"/>
@@ -7232,7 +7250,7 @@
               <w:spacing w:after="10" w:before="0"/>
               <w:ind w:left="120"/>
             </w:pPr>
-            <w:hyperlink w:history="1" r:id="rId-vktdzh5cllrq1bxfvfys">
+            <w:hyperlink w:history="1" r:id="rId-lqtdlq-7zwfgkcolvbsi">
               <w:r>
                 <w:rPr>
                   <w:rFonts w:ascii="Arial" w:cs="Arial" w:eastAsia="Arial" w:hAnsi="Arial"/>
@@ -7277,7 +7295,7 @@
             <w:pPr>
               <w:spacing w:after="20" w:before="0"/>
             </w:pPr>
-            <w:hyperlink w:history="1" r:id="rIdenbrevczig3aeu432ota4">
+            <w:hyperlink w:history="1" r:id="rIdbnmtgfqkopn-qzbggqjbi">
               <w:r>
                 <w:rPr>
                   <w:rFonts w:ascii="Arial" w:cs="Arial" w:eastAsia="Arial" w:hAnsi="Arial"/>
@@ -7310,7 +7328,7 @@
               <w:spacing w:after="10" w:before="0"/>
               <w:ind w:left="120"/>
             </w:pPr>
-            <w:hyperlink w:history="1" r:id="rIddpcsplo8qgzo31jcdw2pj">
+            <w:hyperlink w:history="1" r:id="rIdrs9yl-qrjgnenm1lnlbbu">
               <w:r>
                 <w:rPr>
                   <w:rFonts w:ascii="Arial" w:cs="Arial" w:eastAsia="Arial" w:hAnsi="Arial"/>
@@ -7505,7 +7523,7 @@
             <w:pPr>
               <w:spacing w:after="20" w:before="0"/>
             </w:pPr>
-            <w:hyperlink w:history="1" r:id="rIdslofu2gvjdf_fllcijzw6">
+            <w:hyperlink w:history="1" r:id="rId619tncubedruiqwzcjzgt">
               <w:r>
                 <w:rPr>
                   <w:rFonts w:ascii="Arial" w:cs="Arial" w:eastAsia="Arial" w:hAnsi="Arial"/>
@@ -7538,7 +7556,7 @@
               <w:spacing w:after="10" w:before="0"/>
               <w:ind w:left="120"/>
             </w:pPr>
-            <w:hyperlink w:history="1" r:id="rId8jo2pwr2qlpyd754f4bc7">
+            <w:hyperlink w:history="1" r:id="rIdl4ncvhvolcpf8lmqwyniu">
               <w:r>
                 <w:rPr>
                   <w:rFonts w:ascii="Arial" w:cs="Arial" w:eastAsia="Arial" w:hAnsi="Arial"/>
@@ -7583,7 +7601,7 @@
             <w:pPr>
               <w:spacing w:after="20" w:before="0"/>
             </w:pPr>
-            <w:hyperlink w:history="1" r:id="rIdrvodgzcjxnjc91zrfxhde">
+            <w:hyperlink w:history="1" r:id="rIdul2-wicybuc76f0pqctjh">
               <w:r>
                 <w:rPr>
                   <w:rFonts w:ascii="Arial" w:cs="Arial" w:eastAsia="Arial" w:hAnsi="Arial"/>
@@ -7616,7 +7634,7 @@
               <w:spacing w:after="10" w:before="0"/>
               <w:ind w:left="120"/>
             </w:pPr>
-            <w:hyperlink w:history="1" r:id="rIdmsj0d7xsvoxzhnhqqxj6w">
+            <w:hyperlink w:history="1" r:id="rIdlt7o5nyt7oospzn8cdvxh">
               <w:r>
                 <w:rPr>
                   <w:rFonts w:ascii="Arial" w:cs="Arial" w:eastAsia="Arial" w:hAnsi="Arial"/>
@@ -9055,32 +9073,32 @@
         <w:tc>
           <w:tcPr>
             <w:tcW w:type="dxa" w:w="1520"/>
-            <w:shd w:fill="F2F2F2" w:color="auto" w:val="clear"/>
-            <w:tcMar>
-              <w:top w:type="dxa" w:w="60"/>
-              <w:left w:type="dxa" w:w="120"/>
-              <w:bottom w:type="dxa" w:w="60"/>
-              <w:right w:type="dxa" w:w="120"/>
-            </w:tcMar>
-            <w:vAlign w:val="top"/>
-          </w:tcPr>
-          <w:p>
-            <w:pPr>
-              <w:spacing w:after="40" w:before="0"/>
-              <w:jc w:val="left"/>
-            </w:pPr>
-            <w:r>
-              <w:rPr>
-                <w:rFonts w:ascii="Arial" w:cs="Arial" w:eastAsia="Arial" w:hAnsi="Arial"/>
-                <w:b/>
-                <w:bCs/>
-                <w:i w:val="false"/>
-                <w:iCs w:val="false"/>
-                <w:color w:val="000000"/>
-                <w:sz w:val="18"/>
-                <w:szCs w:val="18"/>
-              </w:rPr>
-              <w:t xml:space="preserve">Phase 1 — Predict</w:t>
+            <w:shd w:fill="EAD1F5" w:color="auto" w:val="clear"/>
+            <w:tcMar>
+              <w:top w:type="dxa" w:w="60"/>
+              <w:left w:type="dxa" w:w="120"/>
+              <w:bottom w:type="dxa" w:w="60"/>
+              <w:right w:type="dxa" w:w="120"/>
+            </w:tcMar>
+            <w:vAlign w:val="top"/>
+          </w:tcPr>
+          <w:p>
+            <w:pPr>
+              <w:spacing w:after="40" w:before="0"/>
+              <w:jc w:val="left"/>
+            </w:pPr>
+            <w:r>
+              <w:rPr>
+                <w:rFonts w:ascii="Arial" w:cs="Arial" w:eastAsia="Arial" w:hAnsi="Arial"/>
+                <w:b/>
+                <w:bCs/>
+                <w:i w:val="false"/>
+                <w:iCs w:val="false"/>
+                <w:color w:val="000000"/>
+                <w:sz w:val="18"/>
+                <w:szCs w:val="18"/>
+              </w:rPr>
+              <w:t xml:space="preserve">Predict Phase</w:t>
             </w:r>
           </w:p>
           <w:p>
@@ -9103,7 +9121,7 @@
             <w:pPr>
               <w:spacing w:after="20" w:before="0"/>
             </w:pPr>
-            <w:hyperlink w:history="1" r:id="rIdb6shljeyusujg4iaoo56a">
+            <w:hyperlink w:history="1" r:id="rIduwv9toghp16pckjd04_0w">
               <w:r>
                 <w:rPr>
                   <w:rFonts w:ascii="Arial" w:cs="Arial" w:eastAsia="Arial" w:hAnsi="Arial"/>
@@ -9136,7 +9154,7 @@
               <w:spacing w:after="10" w:before="0"/>
               <w:ind w:left="120"/>
             </w:pPr>
-            <w:hyperlink w:history="1" r:id="rIdsgeuohcveekv-g7mm8zo-">
+            <w:hyperlink w:history="1" r:id="rIdk82rxemlcc2elletaload">
               <w:r>
                 <w:rPr>
                   <w:rFonts w:ascii="Arial" w:cs="Arial" w:eastAsia="Arial" w:hAnsi="Arial"/>
@@ -9181,7 +9199,7 @@
             <w:pPr>
               <w:spacing w:after="20" w:before="0"/>
             </w:pPr>
-            <w:hyperlink w:history="1" r:id="rIdjdez0jzzduaqim9pmcv2o">
+            <w:hyperlink w:history="1" r:id="rId1nbieydqtdrtfndw6mkav">
               <w:r>
                 <w:rPr>
                   <w:rFonts w:ascii="Arial" w:cs="Arial" w:eastAsia="Arial" w:hAnsi="Arial"/>
@@ -9214,7 +9232,7 @@
               <w:spacing w:after="10" w:before="0"/>
               <w:ind w:left="120"/>
             </w:pPr>
-            <w:hyperlink w:history="1" r:id="rIdnfchadlbnd7nnrnzy3ojk">
+            <w:hyperlink w:history="1" r:id="rIdniangkajj5pq-_dr19uki">
               <w:r>
                 <w:rPr>
                   <w:rFonts w:ascii="Arial" w:cs="Arial" w:eastAsia="Arial" w:hAnsi="Arial"/>
@@ -9361,32 +9379,32 @@
         <w:tc>
           <w:tcPr>
             <w:tcW w:type="dxa" w:w="1520"/>
-            <w:shd w:fill="F2F2F2" w:color="auto" w:val="clear"/>
-            <w:tcMar>
-              <w:top w:type="dxa" w:w="60"/>
-              <w:left w:type="dxa" w:w="120"/>
-              <w:bottom w:type="dxa" w:w="60"/>
-              <w:right w:type="dxa" w:w="120"/>
-            </w:tcMar>
-            <w:vAlign w:val="top"/>
-          </w:tcPr>
-          <w:p>
-            <w:pPr>
-              <w:spacing w:after="40" w:before="0"/>
-              <w:jc w:val="left"/>
-            </w:pPr>
-            <w:r>
-              <w:rPr>
-                <w:rFonts w:ascii="Arial" w:cs="Arial" w:eastAsia="Arial" w:hAnsi="Arial"/>
-                <w:b/>
-                <w:bCs/>
-                <w:i w:val="false"/>
-                <w:iCs w:val="false"/>
-                <w:color w:val="000000"/>
-                <w:sz w:val="18"/>
-                <w:szCs w:val="18"/>
-              </w:rPr>
-              <w:t xml:space="preserve">Phase 2 — Observe</w:t>
+            <w:shd w:fill="D9EEF1" w:color="auto" w:val="clear"/>
+            <w:tcMar>
+              <w:top w:type="dxa" w:w="60"/>
+              <w:left w:type="dxa" w:w="120"/>
+              <w:bottom w:type="dxa" w:w="60"/>
+              <w:right w:type="dxa" w:w="120"/>
+            </w:tcMar>
+            <w:vAlign w:val="top"/>
+          </w:tcPr>
+          <w:p>
+            <w:pPr>
+              <w:spacing w:after="40" w:before="0"/>
+              <w:jc w:val="left"/>
+            </w:pPr>
+            <w:r>
+              <w:rPr>
+                <w:rFonts w:ascii="Arial" w:cs="Arial" w:eastAsia="Arial" w:hAnsi="Arial"/>
+                <w:b/>
+                <w:bCs/>
+                <w:i w:val="false"/>
+                <w:iCs w:val="false"/>
+                <w:color w:val="000000"/>
+                <w:sz w:val="18"/>
+                <w:szCs w:val="18"/>
+              </w:rPr>
+              <w:t xml:space="preserve">Observe Phase</w:t>
             </w:r>
           </w:p>
           <w:p>
@@ -9409,7 +9427,7 @@
             <w:pPr>
               <w:spacing w:after="20" w:before="0"/>
             </w:pPr>
-            <w:hyperlink w:history="1" r:id="rIdmlsij9ekzhgmf1wv6d_pt">
+            <w:hyperlink w:history="1" r:id="rIdnw7lhlzyk7zqzb2xqpvyi">
               <w:r>
                 <w:rPr>
                   <w:rFonts w:ascii="Arial" w:cs="Arial" w:eastAsia="Arial" w:hAnsi="Arial"/>
@@ -9442,7 +9460,7 @@
               <w:spacing w:after="10" w:before="0"/>
               <w:ind w:left="120"/>
             </w:pPr>
-            <w:hyperlink w:history="1" r:id="rIdnuwua9eghoprrjveczwmc">
+            <w:hyperlink w:history="1" r:id="rIdbjeds2ad8kzvivo3hb1af">
               <w:r>
                 <w:rPr>
                   <w:rFonts w:ascii="Arial" w:cs="Arial" w:eastAsia="Arial" w:hAnsi="Arial"/>
@@ -9487,7 +9505,7 @@
             <w:pPr>
               <w:spacing w:after="20" w:before="0"/>
             </w:pPr>
-            <w:hyperlink w:history="1" r:id="rIddoips7ngde3ivtiyvno9m">
+            <w:hyperlink w:history="1" r:id="rIdmipwq7hosafswcwixzsnn">
               <w:r>
                 <w:rPr>
                   <w:rFonts w:ascii="Arial" w:cs="Arial" w:eastAsia="Arial" w:hAnsi="Arial"/>
@@ -9520,7 +9538,7 @@
               <w:spacing w:after="10" w:before="0"/>
               <w:ind w:left="120"/>
             </w:pPr>
-            <w:hyperlink w:history="1" r:id="rIdnyxjr_gl9dy71so3zrijf">
+            <w:hyperlink w:history="1" r:id="rId5ojfuz1catqz7pd_fqjd-">
               <w:r>
                 <w:rPr>
                   <w:rFonts w:ascii="Arial" w:cs="Arial" w:eastAsia="Arial" w:hAnsi="Arial"/>
@@ -9667,32 +9685,32 @@
         <w:tc>
           <w:tcPr>
             <w:tcW w:type="dxa" w:w="1520"/>
-            <w:shd w:fill="F2F2F2" w:color="auto" w:val="clear"/>
-            <w:tcMar>
-              <w:top w:type="dxa" w:w="60"/>
-              <w:left w:type="dxa" w:w="120"/>
-              <w:bottom w:type="dxa" w:w="60"/>
-              <w:right w:type="dxa" w:w="120"/>
-            </w:tcMar>
-            <w:vAlign w:val="top"/>
-          </w:tcPr>
-          <w:p>
-            <w:pPr>
-              <w:spacing w:after="40" w:before="0"/>
-              <w:jc w:val="left"/>
-            </w:pPr>
-            <w:r>
-              <w:rPr>
-                <w:rFonts w:ascii="Arial" w:cs="Arial" w:eastAsia="Arial" w:hAnsi="Arial"/>
-                <w:b/>
-                <w:bCs/>
-                <w:i w:val="false"/>
-                <w:iCs w:val="false"/>
-                <w:color w:val="000000"/>
-                <w:sz w:val="18"/>
-                <w:szCs w:val="18"/>
-              </w:rPr>
-              <w:t xml:space="preserve">Phase 3 — Explain</w:t>
+            <w:shd w:fill="E2EFDA" w:color="auto" w:val="clear"/>
+            <w:tcMar>
+              <w:top w:type="dxa" w:w="60"/>
+              <w:left w:type="dxa" w:w="120"/>
+              <w:bottom w:type="dxa" w:w="60"/>
+              <w:right w:type="dxa" w:w="120"/>
+            </w:tcMar>
+            <w:vAlign w:val="top"/>
+          </w:tcPr>
+          <w:p>
+            <w:pPr>
+              <w:spacing w:after="40" w:before="0"/>
+              <w:jc w:val="left"/>
+            </w:pPr>
+            <w:r>
+              <w:rPr>
+                <w:rFonts w:ascii="Arial" w:cs="Arial" w:eastAsia="Arial" w:hAnsi="Arial"/>
+                <w:b/>
+                <w:bCs/>
+                <w:i w:val="false"/>
+                <w:iCs w:val="false"/>
+                <w:color w:val="000000"/>
+                <w:sz w:val="18"/>
+                <w:szCs w:val="18"/>
+              </w:rPr>
+              <w:t xml:space="preserve">Explain Phase</w:t>
             </w:r>
           </w:p>
           <w:p>
@@ -9715,7 +9733,7 @@
             <w:pPr>
               <w:spacing w:after="20" w:before="0"/>
             </w:pPr>
-            <w:hyperlink w:history="1" r:id="rIdtg306vbxxlt4ijhb_-5v_">
+            <w:hyperlink w:history="1" r:id="rIdh7lvvoxzq4kfwv1dpixaj">
               <w:r>
                 <w:rPr>
                   <w:rFonts w:ascii="Arial" w:cs="Arial" w:eastAsia="Arial" w:hAnsi="Arial"/>
@@ -9748,7 +9766,7 @@
               <w:spacing w:after="10" w:before="0"/>
               <w:ind w:left="120"/>
             </w:pPr>
-            <w:hyperlink w:history="1" r:id="rIdkvenghulyiywrnwhtrsjq">
+            <w:hyperlink w:history="1" r:id="rId6sbbz0q8f94ii430pusga">
               <w:r>
                 <w:rPr>
                   <w:rFonts w:ascii="Arial" w:cs="Arial" w:eastAsia="Arial" w:hAnsi="Arial"/>
@@ -9793,7 +9811,7 @@
             <w:pPr>
               <w:spacing w:after="20" w:before="0"/>
             </w:pPr>
-            <w:hyperlink w:history="1" r:id="rIdl5m_bi7z_v9zbh77cxbjy">
+            <w:hyperlink w:history="1" r:id="rId3s3p8u1bv2kqnofera4w7">
               <w:r>
                 <w:rPr>
                   <w:rFonts w:ascii="Arial" w:cs="Arial" w:eastAsia="Arial" w:hAnsi="Arial"/>
@@ -9826,7 +9844,7 @@
               <w:spacing w:after="10" w:before="0"/>
               <w:ind w:left="120"/>
             </w:pPr>
-            <w:hyperlink w:history="1" r:id="rIdj1whupjmhzcyrluoai7t2">
+            <w:hyperlink w:history="1" r:id="rIdenza7bwfmvpzgnqjwdirb">
               <w:r>
                 <w:rPr>
                   <w:rFonts w:ascii="Arial" w:cs="Arial" w:eastAsia="Arial" w:hAnsi="Arial"/>
@@ -9973,32 +9991,32 @@
         <w:tc>
           <w:tcPr>
             <w:tcW w:type="dxa" w:w="1520"/>
-            <w:shd w:fill="F2F2F2" w:color="auto" w:val="clear"/>
-            <w:tcMar>
-              <w:top w:type="dxa" w:w="60"/>
-              <w:left w:type="dxa" w:w="120"/>
-              <w:bottom w:type="dxa" w:w="60"/>
-              <w:right w:type="dxa" w:w="120"/>
-            </w:tcMar>
-            <w:vAlign w:val="top"/>
-          </w:tcPr>
-          <w:p>
-            <w:pPr>
-              <w:spacing w:after="40" w:before="0"/>
-              <w:jc w:val="left"/>
-            </w:pPr>
-            <w:r>
-              <w:rPr>
-                <w:rFonts w:ascii="Arial" w:cs="Arial" w:eastAsia="Arial" w:hAnsi="Arial"/>
-                <w:b/>
-                <w:bCs/>
-                <w:i w:val="false"/>
-                <w:iCs w:val="false"/>
-                <w:color w:val="000000"/>
-                <w:sz w:val="18"/>
-                <w:szCs w:val="18"/>
-              </w:rPr>
-              <w:t xml:space="preserve">Phase 4 — Driving Question Board (DQB) Creation/Update</w:t>
+            <w:shd w:fill="FCE4D6" w:color="auto" w:val="clear"/>
+            <w:tcMar>
+              <w:top w:type="dxa" w:w="60"/>
+              <w:left w:type="dxa" w:w="120"/>
+              <w:bottom w:type="dxa" w:w="60"/>
+              <w:right w:type="dxa" w:w="120"/>
+            </w:tcMar>
+            <w:vAlign w:val="top"/>
+          </w:tcPr>
+          <w:p>
+            <w:pPr>
+              <w:spacing w:after="40" w:before="0"/>
+              <w:jc w:val="left"/>
+            </w:pPr>
+            <w:r>
+              <w:rPr>
+                <w:rFonts w:ascii="Arial" w:cs="Arial" w:eastAsia="Arial" w:hAnsi="Arial"/>
+                <w:b/>
+                <w:bCs/>
+                <w:i w:val="false"/>
+                <w:iCs w:val="false"/>
+                <w:color w:val="000000"/>
+                <w:sz w:val="18"/>
+                <w:szCs w:val="18"/>
+              </w:rPr>
+              <w:t xml:space="preserve">Driving Question Board (DQB) Creation</w:t>
             </w:r>
           </w:p>
           <w:p>
@@ -10021,7 +10039,7 @@
             <w:pPr>
               <w:spacing w:after="20" w:before="0"/>
             </w:pPr>
-            <w:hyperlink w:history="1" r:id="rIdda6ejwk3teof4btxjcvmi">
+            <w:hyperlink w:history="1" r:id="rIdidmhmwetwj1zjmxebkbtd">
               <w:r>
                 <w:rPr>
                   <w:rFonts w:ascii="Arial" w:cs="Arial" w:eastAsia="Arial" w:hAnsi="Arial"/>
@@ -10054,7 +10072,7 @@
               <w:spacing w:after="10" w:before="0"/>
               <w:ind w:left="120"/>
             </w:pPr>
-            <w:hyperlink w:history="1" r:id="rIdajiwjskp5kcib7wniq-zy">
+            <w:hyperlink w:history="1" r:id="rIdo8wtpqo2finwdcuuqbsw3">
               <w:r>
                 <w:rPr>
                   <w:rFonts w:ascii="Arial" w:cs="Arial" w:eastAsia="Arial" w:hAnsi="Arial"/>
@@ -10099,7 +10117,7 @@
             <w:pPr>
               <w:spacing w:after="20" w:before="0"/>
             </w:pPr>
-            <w:hyperlink w:history="1" r:id="rIdtdmtl3ytnw9te-6pf5rs3">
+            <w:hyperlink w:history="1" r:id="rIdwpgmkp7zyw1vjz9i1gfm3">
               <w:r>
                 <w:rPr>
                   <w:rFonts w:ascii="Arial" w:cs="Arial" w:eastAsia="Arial" w:hAnsi="Arial"/>
@@ -10132,7 +10150,7 @@
               <w:spacing w:after="10" w:before="0"/>
               <w:ind w:left="120"/>
             </w:pPr>
-            <w:hyperlink w:history="1" r:id="rIdii198xr7auer34nz8vrdc">
+            <w:hyperlink w:history="1" r:id="rIdg7c-eckfxxidniqhvlzbf">
               <w:r>
                 <w:rPr>
                   <w:rFonts w:ascii="Arial" w:cs="Arial" w:eastAsia="Arial" w:hAnsi="Arial"/>
@@ -10279,32 +10297,32 @@
         <w:tc>
           <w:tcPr>
             <w:tcW w:type="dxa" w:w="1520"/>
-            <w:shd w:fill="F2F2F2" w:color="auto" w:val="clear"/>
-            <w:tcMar>
-              <w:top w:type="dxa" w:w="60"/>
-              <w:left w:type="dxa" w:w="120"/>
-              <w:bottom w:type="dxa" w:w="60"/>
-              <w:right w:type="dxa" w:w="120"/>
-            </w:tcMar>
-            <w:vAlign w:val="top"/>
-          </w:tcPr>
-          <w:p>
-            <w:pPr>
-              <w:spacing w:after="40" w:before="0"/>
-              <w:jc w:val="left"/>
-            </w:pPr>
-            <w:r>
-              <w:rPr>
-                <w:rFonts w:ascii="Arial" w:cs="Arial" w:eastAsia="Arial" w:hAnsi="Arial"/>
-                <w:b/>
-                <w:bCs/>
-                <w:i w:val="false"/>
-                <w:iCs w:val="false"/>
-                <w:color w:val="000000"/>
-                <w:sz w:val="18"/>
-                <w:szCs w:val="18"/>
-              </w:rPr>
-              <w:t xml:space="preserve">Phase 5 — Model Building / Revision</w:t>
+            <w:shd w:fill="D5E8F0" w:color="auto" w:val="clear"/>
+            <w:tcMar>
+              <w:top w:type="dxa" w:w="60"/>
+              <w:left w:type="dxa" w:w="120"/>
+              <w:bottom w:type="dxa" w:w="60"/>
+              <w:right w:type="dxa" w:w="120"/>
+            </w:tcMar>
+            <w:vAlign w:val="top"/>
+          </w:tcPr>
+          <w:p>
+            <w:pPr>
+              <w:spacing w:after="40" w:before="0"/>
+              <w:jc w:val="left"/>
+            </w:pPr>
+            <w:r>
+              <w:rPr>
+                <w:rFonts w:ascii="Arial" w:cs="Arial" w:eastAsia="Arial" w:hAnsi="Arial"/>
+                <w:b/>
+                <w:bCs/>
+                <w:i w:val="false"/>
+                <w:iCs w:val="false"/>
+                <w:color w:val="000000"/>
+                <w:sz w:val="18"/>
+                <w:szCs w:val="18"/>
+              </w:rPr>
+              <w:t xml:space="preserve">Model Building Phase</w:t>
             </w:r>
           </w:p>
           <w:p>
@@ -10327,7 +10345,7 @@
             <w:pPr>
               <w:spacing w:after="20" w:before="0"/>
             </w:pPr>
-            <w:hyperlink w:history="1" r:id="rIde0ohr1dta1fpstxsbvzgc">
+            <w:hyperlink w:history="1" r:id="rIdjsone6wdzxfjbxbmamkjg">
               <w:r>
                 <w:rPr>
                   <w:rFonts w:ascii="Arial" w:cs="Arial" w:eastAsia="Arial" w:hAnsi="Arial"/>
@@ -10360,7 +10378,7 @@
               <w:spacing w:after="10" w:before="0"/>
               <w:ind w:left="120"/>
             </w:pPr>
-            <w:hyperlink w:history="1" r:id="rIdcaprlatrcbgqiqf_hlkmy">
+            <w:hyperlink w:history="1" r:id="rIda6otcqio_m8tipgjmey6p">
               <w:r>
                 <w:rPr>
                   <w:rFonts w:ascii="Arial" w:cs="Arial" w:eastAsia="Arial" w:hAnsi="Arial"/>
@@ -10405,7 +10423,7 @@
             <w:pPr>
               <w:spacing w:after="20" w:before="0"/>
             </w:pPr>
-            <w:hyperlink w:history="1" r:id="rId-gowk1crbmbxax-0ijoeu">
+            <w:hyperlink w:history="1" r:id="rIdy-r07uv_hlohxc3enmvih">
               <w:r>
                 <w:rPr>
                   <w:rFonts w:ascii="Arial" w:cs="Arial" w:eastAsia="Arial" w:hAnsi="Arial"/>
@@ -10438,7 +10456,7 @@
               <w:spacing w:after="10" w:before="0"/>
               <w:ind w:left="120"/>
             </w:pPr>
-            <w:hyperlink w:history="1" r:id="rIdxyqxvaejb-nczud36e5lw">
+            <w:hyperlink w:history="1" r:id="rIdtabme2seutyy-qru6lz_-">
               <w:r>
                 <w:rPr>
                   <w:rFonts w:ascii="Arial" w:cs="Arial" w:eastAsia="Arial" w:hAnsi="Arial"/>
@@ -11533,7 +11551,25 @@
             </w:tcMar>
             <w:vAlign w:val="top"/>
           </w:tcPr>
-          <w:p/>
+          <w:p>
+            <w:pPr>
+              <w:spacing w:after="40" w:before="0"/>
+              <w:jc w:val="left"/>
+            </w:pPr>
+            <w:r>
+              <w:rPr>
+                <w:rFonts w:ascii="Arial" w:cs="Arial" w:eastAsia="Arial" w:hAnsi="Arial"/>
+                <w:b w:val="false"/>
+                <w:bCs w:val="false"/>
+                <w:i w:val="false"/>
+                <w:iCs w:val="false"/>
+                <w:color w:val="000000"/>
+                <w:sz w:val="18"/>
+                <w:szCs w:val="18"/>
+              </w:rPr>
+              <w:t xml:space="preserve">No hazardous materials are used. Printed photographs and diagrams only. If learners bring in any feathers or bones from outside for curiosity purposes, remind them not to handle biological specimens without gloves and to wash hands after class.</w:t>
+            </w:r>
+          </w:p>
         </w:tc>
       </w:tr>
     </w:tbl>
@@ -11907,7 +11943,7 @@
             <w:pPr>
               <w:spacing w:after="20" w:before="0"/>
             </w:pPr>
-            <w:hyperlink w:history="1" r:id="rIdlw5ortrceoq2phxtoswde">
+            <w:hyperlink w:history="1" r:id="rIdi8kwnbsvoqpduvsdo3d5-">
               <w:r>
                 <w:rPr>
                   <w:rFonts w:ascii="Arial" w:cs="Arial" w:eastAsia="Arial" w:hAnsi="Arial"/>
@@ -11940,7 +11976,7 @@
               <w:spacing w:after="10" w:before="0"/>
               <w:ind w:left="120"/>
             </w:pPr>
-            <w:hyperlink w:history="1" r:id="rIdtl0o3ztl2ugjavmqaze3v">
+            <w:hyperlink w:history="1" r:id="rIdhmbqyuukdhvrisjojiuzj">
               <w:r>
                 <w:rPr>
                   <w:rFonts w:ascii="Arial" w:cs="Arial" w:eastAsia="Arial" w:hAnsi="Arial"/>
@@ -11985,7 +12021,7 @@
             <w:pPr>
               <w:spacing w:after="20" w:before="0"/>
             </w:pPr>
-            <w:hyperlink w:history="1" r:id="rIdl5ulw50gemagvlpfyhbxr">
+            <w:hyperlink w:history="1" r:id="rIdmjd8xjabfn8vkse1qduo4">
               <w:r>
                 <w:rPr>
                   <w:rFonts w:ascii="Arial" w:cs="Arial" w:eastAsia="Arial" w:hAnsi="Arial"/>
@@ -12018,7 +12054,7 @@
               <w:spacing w:after="10" w:before="0"/>
               <w:ind w:left="120"/>
             </w:pPr>
-            <w:hyperlink w:history="1" r:id="rIdkokcbyhya6lutpavdwq0y">
+            <w:hyperlink w:history="1" r:id="rIdiq1vjiekelpvo91px6s2a">
               <w:r>
                 <w:rPr>
                   <w:rFonts w:ascii="Arial" w:cs="Arial" w:eastAsia="Arial" w:hAnsi="Arial"/>
@@ -12213,7 +12249,7 @@
             <w:pPr>
               <w:spacing w:after="20" w:before="0"/>
             </w:pPr>
-            <w:hyperlink w:history="1" r:id="rIdttejcbshv5l-mhyytaxl7">
+            <w:hyperlink w:history="1" r:id="rIddxtgaex8rwyyzogwola8h">
               <w:r>
                 <w:rPr>
                   <w:rFonts w:ascii="Arial" w:cs="Arial" w:eastAsia="Arial" w:hAnsi="Arial"/>
@@ -12246,7 +12282,7 @@
               <w:spacing w:after="10" w:before="0"/>
               <w:ind w:left="120"/>
             </w:pPr>
-            <w:hyperlink w:history="1" r:id="rIdojxf5dhdi9e0fejqomaic">
+            <w:hyperlink w:history="1" r:id="rIdxsmo-wdss9e2fxsuebytg">
               <w:r>
                 <w:rPr>
                   <w:rFonts w:ascii="Arial" w:cs="Arial" w:eastAsia="Arial" w:hAnsi="Arial"/>
@@ -12291,7 +12327,7 @@
             <w:pPr>
               <w:spacing w:after="20" w:before="0"/>
             </w:pPr>
-            <w:hyperlink w:history="1" r:id="rIdl83hreaxjmsargjfoqheh">
+            <w:hyperlink w:history="1" r:id="rId_6n9zm-hmoohhxwyazyrn">
               <w:r>
                 <w:rPr>
                   <w:rFonts w:ascii="Arial" w:cs="Arial" w:eastAsia="Arial" w:hAnsi="Arial"/>
@@ -12324,7 +12360,7 @@
               <w:spacing w:after="10" w:before="0"/>
               <w:ind w:left="120"/>
             </w:pPr>
-            <w:hyperlink w:history="1" r:id="rId4xjjv931nfk6lnwe1kxir">
+            <w:hyperlink w:history="1" r:id="rIdbq91udzq0ttwrox5hhj2y">
               <w:r>
                 <w:rPr>
                   <w:rFonts w:ascii="Arial" w:cs="Arial" w:eastAsia="Arial" w:hAnsi="Arial"/>
@@ -12519,7 +12555,7 @@
             <w:pPr>
               <w:spacing w:after="20" w:before="0"/>
             </w:pPr>
-            <w:hyperlink w:history="1" r:id="rIdisfwd224vg0fsx2hws0yi">
+            <w:hyperlink w:history="1" r:id="rIdyjxymzown12hm_dpqcxyr">
               <w:r>
                 <w:rPr>
                   <w:rFonts w:ascii="Arial" w:cs="Arial" w:eastAsia="Arial" w:hAnsi="Arial"/>
@@ -12552,7 +12588,7 @@
               <w:spacing w:after="10" w:before="0"/>
               <w:ind w:left="120"/>
             </w:pPr>
-            <w:hyperlink w:history="1" r:id="rIdgzv-4hiszc457gkrciuio">
+            <w:hyperlink w:history="1" r:id="rId5soufwhizl0tntw2lyyxv">
               <w:r>
                 <w:rPr>
                   <w:rFonts w:ascii="Arial" w:cs="Arial" w:eastAsia="Arial" w:hAnsi="Arial"/>
@@ -12597,7 +12633,7 @@
             <w:pPr>
               <w:spacing w:after="20" w:before="0"/>
             </w:pPr>
-            <w:hyperlink w:history="1" r:id="rIdm3fofiof61mvsadgxprgl">
+            <w:hyperlink w:history="1" r:id="rIdt92xb93gdkj_dmxuh0thx">
               <w:r>
                 <w:rPr>
                   <w:rFonts w:ascii="Arial" w:cs="Arial" w:eastAsia="Arial" w:hAnsi="Arial"/>
@@ -12630,7 +12666,7 @@
               <w:spacing w:after="10" w:before="0"/>
               <w:ind w:left="120"/>
             </w:pPr>
-            <w:hyperlink w:history="1" r:id="rIdo2kdwlode6ql0shhwdqu3">
+            <w:hyperlink w:history="1" r:id="rIdlhmrynbp19hmrmoyvsgt7">
               <w:r>
                 <w:rPr>
                   <w:rFonts w:ascii="Arial" w:cs="Arial" w:eastAsia="Arial" w:hAnsi="Arial"/>
@@ -12825,7 +12861,7 @@
             <w:pPr>
               <w:spacing w:after="20" w:before="0"/>
             </w:pPr>
-            <w:hyperlink w:history="1" r:id="rIdv8j5owwj9x6rb0oalidlb">
+            <w:hyperlink w:history="1" r:id="rIdi95tphnn2guqjw2nnsc4b">
               <w:r>
                 <w:rPr>
                   <w:rFonts w:ascii="Arial" w:cs="Arial" w:eastAsia="Arial" w:hAnsi="Arial"/>
@@ -12858,7 +12894,7 @@
               <w:spacing w:after="10" w:before="0"/>
               <w:ind w:left="120"/>
             </w:pPr>
-            <w:hyperlink w:history="1" r:id="rIdbckq06slno8imu3dube4r">
+            <w:hyperlink w:history="1" r:id="rIdwnayozfb4md8im_wdokco">
               <w:r>
                 <w:rPr>
                   <w:rFonts w:ascii="Arial" w:cs="Arial" w:eastAsia="Arial" w:hAnsi="Arial"/>
@@ -12903,7 +12939,7 @@
             <w:pPr>
               <w:spacing w:after="20" w:before="0"/>
             </w:pPr>
-            <w:hyperlink w:history="1" r:id="rIdqbausfjigebesqojujwm5">
+            <w:hyperlink w:history="1" r:id="rIdjhvw1xk3mf6rjmgini-6p">
               <w:r>
                 <w:rPr>
                   <w:rFonts w:ascii="Arial" w:cs="Arial" w:eastAsia="Arial" w:hAnsi="Arial"/>
@@ -12936,7 +12972,7 @@
               <w:spacing w:after="10" w:before="0"/>
               <w:ind w:left="120"/>
             </w:pPr>
-            <w:hyperlink w:history="1" r:id="rIdm_bixemelhvjx0iftawt0">
+            <w:hyperlink w:history="1" r:id="rId8f51szy-6o5dszyh08_ir">
               <w:r>
                 <w:rPr>
                   <w:rFonts w:ascii="Arial" w:cs="Arial" w:eastAsia="Arial" w:hAnsi="Arial"/>
@@ -13131,7 +13167,7 @@
             <w:pPr>
               <w:spacing w:after="20" w:before="0"/>
             </w:pPr>
-            <w:hyperlink w:history="1" r:id="rIdpge7vqus3en3nzicx_k6l">
+            <w:hyperlink w:history="1" r:id="rIde8kgfvg5xh41dbamssfpp">
               <w:r>
                 <w:rPr>
                   <w:rFonts w:ascii="Arial" w:cs="Arial" w:eastAsia="Arial" w:hAnsi="Arial"/>
@@ -13164,7 +13200,7 @@
               <w:spacing w:after="10" w:before="0"/>
               <w:ind w:left="120"/>
             </w:pPr>
-            <w:hyperlink w:history="1" r:id="rId5el8q4uecb1yg5p6xcbdr">
+            <w:hyperlink w:history="1" r:id="rIdkiecv9mdvuqmfiitap3x0">
               <w:r>
                 <w:rPr>
                   <w:rFonts w:ascii="Arial" w:cs="Arial" w:eastAsia="Arial" w:hAnsi="Arial"/>
@@ -13209,7 +13245,7 @@
             <w:pPr>
               <w:spacing w:after="20" w:before="0"/>
             </w:pPr>
-            <w:hyperlink w:history="1" r:id="rIdx5seddvlisdyg8wvcd2bk">
+            <w:hyperlink w:history="1" r:id="rId_zyex9fioxnrfz4hqv-wt">
               <w:r>
                 <w:rPr>
                   <w:rFonts w:ascii="Arial" w:cs="Arial" w:eastAsia="Arial" w:hAnsi="Arial"/>
@@ -13242,7 +13278,7 @@
               <w:spacing w:after="10" w:before="0"/>
               <w:ind w:left="120"/>
             </w:pPr>
-            <w:hyperlink w:history="1" r:id="rIdfkofihp0opqvuqjjlakjj">
+            <w:hyperlink w:history="1" r:id="rIdcfsifovvvtj5b3nutu6ux">
               <w:r>
                 <w:rPr>
                   <w:rFonts w:ascii="Arial" w:cs="Arial" w:eastAsia="Arial" w:hAnsi="Arial"/>
@@ -14681,32 +14717,32 @@
         <w:tc>
           <w:tcPr>
             <w:tcW w:type="dxa" w:w="1520"/>
-            <w:shd w:fill="F2F2F2" w:color="auto" w:val="clear"/>
-            <w:tcMar>
-              <w:top w:type="dxa" w:w="60"/>
-              <w:left w:type="dxa" w:w="120"/>
-              <w:bottom w:type="dxa" w:w="60"/>
-              <w:right w:type="dxa" w:w="120"/>
-            </w:tcMar>
-            <w:vAlign w:val="top"/>
-          </w:tcPr>
-          <w:p>
-            <w:pPr>
-              <w:spacing w:after="40" w:before="0"/>
-              <w:jc w:val="left"/>
-            </w:pPr>
-            <w:r>
-              <w:rPr>
-                <w:rFonts w:ascii="Arial" w:cs="Arial" w:eastAsia="Arial" w:hAnsi="Arial"/>
-                <w:b/>
-                <w:bCs/>
-                <w:i w:val="false"/>
-                <w:iCs w:val="false"/>
-                <w:color w:val="000000"/>
-                <w:sz w:val="18"/>
-                <w:szCs w:val="18"/>
-              </w:rPr>
-              <w:t xml:space="preserve">Phase 1 — Predict</w:t>
+            <w:shd w:fill="EAD1F5" w:color="auto" w:val="clear"/>
+            <w:tcMar>
+              <w:top w:type="dxa" w:w="60"/>
+              <w:left w:type="dxa" w:w="120"/>
+              <w:bottom w:type="dxa" w:w="60"/>
+              <w:right w:type="dxa" w:w="120"/>
+            </w:tcMar>
+            <w:vAlign w:val="top"/>
+          </w:tcPr>
+          <w:p>
+            <w:pPr>
+              <w:spacing w:after="40" w:before="0"/>
+              <w:jc w:val="left"/>
+            </w:pPr>
+            <w:r>
+              <w:rPr>
+                <w:rFonts w:ascii="Arial" w:cs="Arial" w:eastAsia="Arial" w:hAnsi="Arial"/>
+                <w:b/>
+                <w:bCs/>
+                <w:i w:val="false"/>
+                <w:iCs w:val="false"/>
+                <w:color w:val="000000"/>
+                <w:sz w:val="18"/>
+                <w:szCs w:val="18"/>
+              </w:rPr>
+              <w:t xml:space="preserve">Predict Phase</w:t>
             </w:r>
           </w:p>
           <w:p>
@@ -14729,7 +14765,7 @@
             <w:pPr>
               <w:spacing w:after="20" w:before="0"/>
             </w:pPr>
-            <w:hyperlink w:history="1" r:id="rId9h8vtkqhqsnfczm5v1hj0">
+            <w:hyperlink w:history="1" r:id="rIdobhicx2gbicy4wvtak-xb">
               <w:r>
                 <w:rPr>
                   <w:rFonts w:ascii="Arial" w:cs="Arial" w:eastAsia="Arial" w:hAnsi="Arial"/>
@@ -14762,7 +14798,7 @@
               <w:spacing w:after="10" w:before="0"/>
               <w:ind w:left="120"/>
             </w:pPr>
-            <w:hyperlink w:history="1" r:id="rIdqpjhynesymb_nzp3xp5ic">
+            <w:hyperlink w:history="1" r:id="rId17tkszxudkbkefcgsdmrk">
               <w:r>
                 <w:rPr>
                   <w:rFonts w:ascii="Arial" w:cs="Arial" w:eastAsia="Arial" w:hAnsi="Arial"/>
@@ -14807,7 +14843,7 @@
             <w:pPr>
               <w:spacing w:after="20" w:before="0"/>
             </w:pPr>
-            <w:hyperlink w:history="1" r:id="rIdecplwu9nqoviog9dg6mce">
+            <w:hyperlink w:history="1" r:id="rId99sr4qjecwvucx-fvhupk">
               <w:r>
                 <w:rPr>
                   <w:rFonts w:ascii="Arial" w:cs="Arial" w:eastAsia="Arial" w:hAnsi="Arial"/>
@@ -14840,7 +14876,7 @@
               <w:spacing w:after="10" w:before="0"/>
               <w:ind w:left="120"/>
             </w:pPr>
-            <w:hyperlink w:history="1" r:id="rIdyi3qb9t5pzd__kdsu8aqv">
+            <w:hyperlink w:history="1" r:id="rIdzqksrruyvbiw0ecv4k96i">
               <w:r>
                 <w:rPr>
                   <w:rFonts w:ascii="Arial" w:cs="Arial" w:eastAsia="Arial" w:hAnsi="Arial"/>
@@ -14987,32 +15023,32 @@
         <w:tc>
           <w:tcPr>
             <w:tcW w:type="dxa" w:w="1520"/>
-            <w:shd w:fill="F2F2F2" w:color="auto" w:val="clear"/>
-            <w:tcMar>
-              <w:top w:type="dxa" w:w="60"/>
-              <w:left w:type="dxa" w:w="120"/>
-              <w:bottom w:type="dxa" w:w="60"/>
-              <w:right w:type="dxa" w:w="120"/>
-            </w:tcMar>
-            <w:vAlign w:val="top"/>
-          </w:tcPr>
-          <w:p>
-            <w:pPr>
-              <w:spacing w:after="40" w:before="0"/>
-              <w:jc w:val="left"/>
-            </w:pPr>
-            <w:r>
-              <w:rPr>
-                <w:rFonts w:ascii="Arial" w:cs="Arial" w:eastAsia="Arial" w:hAnsi="Arial"/>
-                <w:b/>
-                <w:bCs/>
-                <w:i w:val="false"/>
-                <w:iCs w:val="false"/>
-                <w:color w:val="000000"/>
-                <w:sz w:val="18"/>
-                <w:szCs w:val="18"/>
-              </w:rPr>
-              <w:t xml:space="preserve">Phase 2 — Observe</w:t>
+            <w:shd w:fill="D9EEF1" w:color="auto" w:val="clear"/>
+            <w:tcMar>
+              <w:top w:type="dxa" w:w="60"/>
+              <w:left w:type="dxa" w:w="120"/>
+              <w:bottom w:type="dxa" w:w="60"/>
+              <w:right w:type="dxa" w:w="120"/>
+            </w:tcMar>
+            <w:vAlign w:val="top"/>
+          </w:tcPr>
+          <w:p>
+            <w:pPr>
+              <w:spacing w:after="40" w:before="0"/>
+              <w:jc w:val="left"/>
+            </w:pPr>
+            <w:r>
+              <w:rPr>
+                <w:rFonts w:ascii="Arial" w:cs="Arial" w:eastAsia="Arial" w:hAnsi="Arial"/>
+                <w:b/>
+                <w:bCs/>
+                <w:i w:val="false"/>
+                <w:iCs w:val="false"/>
+                <w:color w:val="000000"/>
+                <w:sz w:val="18"/>
+                <w:szCs w:val="18"/>
+              </w:rPr>
+              <w:t xml:space="preserve">Observe Phase</w:t>
             </w:r>
           </w:p>
           <w:p>
@@ -15035,7 +15071,7 @@
             <w:pPr>
               <w:spacing w:after="20" w:before="0"/>
             </w:pPr>
-            <w:hyperlink w:history="1" r:id="rIddu5h1swxy_piwx2ueydaw">
+            <w:hyperlink w:history="1" r:id="rIdbyjn75brxt7jlvydpkfxl">
               <w:r>
                 <w:rPr>
                   <w:rFonts w:ascii="Arial" w:cs="Arial" w:eastAsia="Arial" w:hAnsi="Arial"/>
@@ -15068,7 +15104,7 @@
               <w:spacing w:after="10" w:before="0"/>
               <w:ind w:left="120"/>
             </w:pPr>
-            <w:hyperlink w:history="1" r:id="rIdnbhpbgzo4szc5dtx0g5js">
+            <w:hyperlink w:history="1" r:id="rIdovvmqktlzse6poui3nhzm">
               <w:r>
                 <w:rPr>
                   <w:rFonts w:ascii="Arial" w:cs="Arial" w:eastAsia="Arial" w:hAnsi="Arial"/>
@@ -15113,7 +15149,7 @@
             <w:pPr>
               <w:spacing w:after="20" w:before="0"/>
             </w:pPr>
-            <w:hyperlink w:history="1" r:id="rIdgcqpey9k3wxyxm6pwbqwr">
+            <w:hyperlink w:history="1" r:id="rIdfbbadffzzzaljbgdsf8k9">
               <w:r>
                 <w:rPr>
                   <w:rFonts w:ascii="Arial" w:cs="Arial" w:eastAsia="Arial" w:hAnsi="Arial"/>
@@ -15146,7 +15182,7 @@
               <w:spacing w:after="10" w:before="0"/>
               <w:ind w:left="120"/>
             </w:pPr>
-            <w:hyperlink w:history="1" r:id="rIdy9651oecwk5ldwwxtfyf2">
+            <w:hyperlink w:history="1" r:id="rId6g-goejhxtoo5ejpgykxe">
               <w:r>
                 <w:rPr>
                   <w:rFonts w:ascii="Arial" w:cs="Arial" w:eastAsia="Arial" w:hAnsi="Arial"/>
@@ -15293,32 +15329,32 @@
         <w:tc>
           <w:tcPr>
             <w:tcW w:type="dxa" w:w="1520"/>
-            <w:shd w:fill="F2F2F2" w:color="auto" w:val="clear"/>
-            <w:tcMar>
-              <w:top w:type="dxa" w:w="60"/>
-              <w:left w:type="dxa" w:w="120"/>
-              <w:bottom w:type="dxa" w:w="60"/>
-              <w:right w:type="dxa" w:w="120"/>
-            </w:tcMar>
-            <w:vAlign w:val="top"/>
-          </w:tcPr>
-          <w:p>
-            <w:pPr>
-              <w:spacing w:after="40" w:before="0"/>
-              <w:jc w:val="left"/>
-            </w:pPr>
-            <w:r>
-              <w:rPr>
-                <w:rFonts w:ascii="Arial" w:cs="Arial" w:eastAsia="Arial" w:hAnsi="Arial"/>
-                <w:b/>
-                <w:bCs/>
-                <w:i w:val="false"/>
-                <w:iCs w:val="false"/>
-                <w:color w:val="000000"/>
-                <w:sz w:val="18"/>
-                <w:szCs w:val="18"/>
-              </w:rPr>
-              <w:t xml:space="preserve">Phase 3 — Explain</w:t>
+            <w:shd w:fill="E2EFDA" w:color="auto" w:val="clear"/>
+            <w:tcMar>
+              <w:top w:type="dxa" w:w="60"/>
+              <w:left w:type="dxa" w:w="120"/>
+              <w:bottom w:type="dxa" w:w="60"/>
+              <w:right w:type="dxa" w:w="120"/>
+            </w:tcMar>
+            <w:vAlign w:val="top"/>
+          </w:tcPr>
+          <w:p>
+            <w:pPr>
+              <w:spacing w:after="40" w:before="0"/>
+              <w:jc w:val="left"/>
+            </w:pPr>
+            <w:r>
+              <w:rPr>
+                <w:rFonts w:ascii="Arial" w:cs="Arial" w:eastAsia="Arial" w:hAnsi="Arial"/>
+                <w:b/>
+                <w:bCs/>
+                <w:i w:val="false"/>
+                <w:iCs w:val="false"/>
+                <w:color w:val="000000"/>
+                <w:sz w:val="18"/>
+                <w:szCs w:val="18"/>
+              </w:rPr>
+              <w:t xml:space="preserve">Explain Phase</w:t>
             </w:r>
           </w:p>
           <w:p>
@@ -15341,7 +15377,7 @@
             <w:pPr>
               <w:spacing w:after="20" w:before="0"/>
             </w:pPr>
-            <w:hyperlink w:history="1" r:id="rIdpj1oanva0qpajxgjtfyv3">
+            <w:hyperlink w:history="1" r:id="rIdwma4kbri12d5coz74hsom">
               <w:r>
                 <w:rPr>
                   <w:rFonts w:ascii="Arial" w:cs="Arial" w:eastAsia="Arial" w:hAnsi="Arial"/>
@@ -15374,7 +15410,7 @@
               <w:spacing w:after="10" w:before="0"/>
               <w:ind w:left="120"/>
             </w:pPr>
-            <w:hyperlink w:history="1" r:id="rId7qe49dbu_czvqyc_c0g4a">
+            <w:hyperlink w:history="1" r:id="rIdsr92_i4esaogqpun_cckk">
               <w:r>
                 <w:rPr>
                   <w:rFonts w:ascii="Arial" w:cs="Arial" w:eastAsia="Arial" w:hAnsi="Arial"/>
@@ -15419,7 +15455,7 @@
             <w:pPr>
               <w:spacing w:after="20" w:before="0"/>
             </w:pPr>
-            <w:hyperlink w:history="1" r:id="rIdgdsotxwdsdfjgpok4v6xp">
+            <w:hyperlink w:history="1" r:id="rIdefdrqb6mtizf6qqvmgr1c">
               <w:r>
                 <w:rPr>
                   <w:rFonts w:ascii="Arial" w:cs="Arial" w:eastAsia="Arial" w:hAnsi="Arial"/>
@@ -15452,7 +15488,7 @@
               <w:spacing w:after="10" w:before="0"/>
               <w:ind w:left="120"/>
             </w:pPr>
-            <w:hyperlink w:history="1" r:id="rId51zrczcgfs4ikzl1vbo9o">
+            <w:hyperlink w:history="1" r:id="rId6wsfhmgt4lp08qeoneadr">
               <w:r>
                 <w:rPr>
                   <w:rFonts w:ascii="Arial" w:cs="Arial" w:eastAsia="Arial" w:hAnsi="Arial"/>
@@ -15599,32 +15635,32 @@
         <w:tc>
           <w:tcPr>
             <w:tcW w:type="dxa" w:w="1520"/>
-            <w:shd w:fill="F2F2F2" w:color="auto" w:val="clear"/>
-            <w:tcMar>
-              <w:top w:type="dxa" w:w="60"/>
-              <w:left w:type="dxa" w:w="120"/>
-              <w:bottom w:type="dxa" w:w="60"/>
-              <w:right w:type="dxa" w:w="120"/>
-            </w:tcMar>
-            <w:vAlign w:val="top"/>
-          </w:tcPr>
-          <w:p>
-            <w:pPr>
-              <w:spacing w:after="40" w:before="0"/>
-              <w:jc w:val="left"/>
-            </w:pPr>
-            <w:r>
-              <w:rPr>
-                <w:rFonts w:ascii="Arial" w:cs="Arial" w:eastAsia="Arial" w:hAnsi="Arial"/>
-                <w:b/>
-                <w:bCs/>
-                <w:i w:val="false"/>
-                <w:iCs w:val="false"/>
-                <w:color w:val="000000"/>
-                <w:sz w:val="18"/>
-                <w:szCs w:val="18"/>
-              </w:rPr>
-              <w:t xml:space="preserve">Phase 4 — Driving Question Board (DQB) Update</w:t>
+            <w:shd w:fill="FCE4D6" w:color="auto" w:val="clear"/>
+            <w:tcMar>
+              <w:top w:type="dxa" w:w="60"/>
+              <w:left w:type="dxa" w:w="120"/>
+              <w:bottom w:type="dxa" w:w="60"/>
+              <w:right w:type="dxa" w:w="120"/>
+            </w:tcMar>
+            <w:vAlign w:val="top"/>
+          </w:tcPr>
+          <w:p>
+            <w:pPr>
+              <w:spacing w:after="40" w:before="0"/>
+              <w:jc w:val="left"/>
+            </w:pPr>
+            <w:r>
+              <w:rPr>
+                <w:rFonts w:ascii="Arial" w:cs="Arial" w:eastAsia="Arial" w:hAnsi="Arial"/>
+                <w:b/>
+                <w:bCs/>
+                <w:i w:val="false"/>
+                <w:iCs w:val="false"/>
+                <w:color w:val="000000"/>
+                <w:sz w:val="18"/>
+                <w:szCs w:val="18"/>
+              </w:rPr>
+              <w:t xml:space="preserve">Driving Question Board (DQB) Creation</w:t>
             </w:r>
           </w:p>
           <w:p>
@@ -15647,7 +15683,7 @@
             <w:pPr>
               <w:spacing w:after="20" w:before="0"/>
             </w:pPr>
-            <w:hyperlink w:history="1" r:id="rId2nryittenxdvvcra41iya">
+            <w:hyperlink w:history="1" r:id="rIdoejcrrjv0-ls3zet4ciwz">
               <w:r>
                 <w:rPr>
                   <w:rFonts w:ascii="Arial" w:cs="Arial" w:eastAsia="Arial" w:hAnsi="Arial"/>
@@ -15680,7 +15716,7 @@
               <w:spacing w:after="10" w:before="0"/>
               <w:ind w:left="120"/>
             </w:pPr>
-            <w:hyperlink w:history="1" r:id="rIdufynle2u_y2t93r1h9xnt">
+            <w:hyperlink w:history="1" r:id="rId57rllc78oioi_uio_w935">
               <w:r>
                 <w:rPr>
                   <w:rFonts w:ascii="Arial" w:cs="Arial" w:eastAsia="Arial" w:hAnsi="Arial"/>
@@ -15725,7 +15761,7 @@
             <w:pPr>
               <w:spacing w:after="20" w:before="0"/>
             </w:pPr>
-            <w:hyperlink w:history="1" r:id="rIdzxhambdo6fqllct3byuwk">
+            <w:hyperlink w:history="1" r:id="rId8mxrpz5ljsjicaana8dgm">
               <w:r>
                 <w:rPr>
                   <w:rFonts w:ascii="Arial" w:cs="Arial" w:eastAsia="Arial" w:hAnsi="Arial"/>
@@ -15758,7 +15794,7 @@
               <w:spacing w:after="10" w:before="0"/>
               <w:ind w:left="120"/>
             </w:pPr>
-            <w:hyperlink w:history="1" r:id="rId9u4jophgz2ca6g2xrammd">
+            <w:hyperlink w:history="1" r:id="rIdn5zspquzzrybj2c4t30js">
               <w:r>
                 <w:rPr>
                   <w:rFonts w:ascii="Arial" w:cs="Arial" w:eastAsia="Arial" w:hAnsi="Arial"/>
@@ -15905,32 +15941,32 @@
         <w:tc>
           <w:tcPr>
             <w:tcW w:type="dxa" w:w="1520"/>
-            <w:shd w:fill="F2F2F2" w:color="auto" w:val="clear"/>
-            <w:tcMar>
-              <w:top w:type="dxa" w:w="60"/>
-              <w:left w:type="dxa" w:w="120"/>
-              <w:bottom w:type="dxa" w:w="60"/>
-              <w:right w:type="dxa" w:w="120"/>
-            </w:tcMar>
-            <w:vAlign w:val="top"/>
-          </w:tcPr>
-          <w:p>
-            <w:pPr>
-              <w:spacing w:after="40" w:before="0"/>
-              <w:jc w:val="left"/>
-            </w:pPr>
-            <w:r>
-              <w:rPr>
-                <w:rFonts w:ascii="Arial" w:cs="Arial" w:eastAsia="Arial" w:hAnsi="Arial"/>
-                <w:b/>
-                <w:bCs/>
-                <w:i w:val="false"/>
-                <w:iCs w:val="false"/>
-                <w:color w:val="000000"/>
-                <w:sz w:val="18"/>
-                <w:szCs w:val="18"/>
-              </w:rPr>
-              <w:t xml:space="preserve">Phase 5 — Model Building</w:t>
+            <w:shd w:fill="D5E8F0" w:color="auto" w:val="clear"/>
+            <w:tcMar>
+              <w:top w:type="dxa" w:w="60"/>
+              <w:left w:type="dxa" w:w="120"/>
+              <w:bottom w:type="dxa" w:w="60"/>
+              <w:right w:type="dxa" w:w="120"/>
+            </w:tcMar>
+            <w:vAlign w:val="top"/>
+          </w:tcPr>
+          <w:p>
+            <w:pPr>
+              <w:spacing w:after="40" w:before="0"/>
+              <w:jc w:val="left"/>
+            </w:pPr>
+            <w:r>
+              <w:rPr>
+                <w:rFonts w:ascii="Arial" w:cs="Arial" w:eastAsia="Arial" w:hAnsi="Arial"/>
+                <w:b/>
+                <w:bCs/>
+                <w:i w:val="false"/>
+                <w:iCs w:val="false"/>
+                <w:color w:val="000000"/>
+                <w:sz w:val="18"/>
+                <w:szCs w:val="18"/>
+              </w:rPr>
+              <w:t xml:space="preserve">Model Building Phase</w:t>
             </w:r>
           </w:p>
           <w:p>
@@ -15953,7 +15989,7 @@
             <w:pPr>
               <w:spacing w:after="20" w:before="0"/>
             </w:pPr>
-            <w:hyperlink w:history="1" r:id="rIdcd__hjnrnwnap44bdp_br">
+            <w:hyperlink w:history="1" r:id="rId05ztyxxuaxsc2n2wk6y9i">
               <w:r>
                 <w:rPr>
                   <w:rFonts w:ascii="Arial" w:cs="Arial" w:eastAsia="Arial" w:hAnsi="Arial"/>
@@ -15986,7 +16022,7 @@
               <w:spacing w:after="10" w:before="0"/>
               <w:ind w:left="120"/>
             </w:pPr>
-            <w:hyperlink w:history="1" r:id="rIdnkfstxrsjy5qjc5cdvvmo">
+            <w:hyperlink w:history="1" r:id="rId3r8iwczbql_ppbt9sdbxs">
               <w:r>
                 <w:rPr>
                   <w:rFonts w:ascii="Arial" w:cs="Arial" w:eastAsia="Arial" w:hAnsi="Arial"/>
@@ -16031,7 +16067,7 @@
             <w:pPr>
               <w:spacing w:after="20" w:before="0"/>
             </w:pPr>
-            <w:hyperlink w:history="1" r:id="rIdfywp90umkdau_ul0veayd">
+            <w:hyperlink w:history="1" r:id="rIdarkfx0pifq7o8akvdbfom">
               <w:r>
                 <w:rPr>
                   <w:rFonts w:ascii="Arial" w:cs="Arial" w:eastAsia="Arial" w:hAnsi="Arial"/>
@@ -16064,7 +16100,7 @@
               <w:spacing w:after="10" w:before="0"/>
               <w:ind w:left="120"/>
             </w:pPr>
-            <w:hyperlink w:history="1" r:id="rIdi-t7qmwcfttc1nlaxlf3d">
+            <w:hyperlink w:history="1" r:id="rId71pustgyw91hrpg7a-lgy">
               <w:r>
                 <w:rPr>
                   <w:rFonts w:ascii="Arial" w:cs="Arial" w:eastAsia="Arial" w:hAnsi="Arial"/>
@@ -17598,32 +17634,32 @@
         <w:tc>
           <w:tcPr>
             <w:tcW w:type="dxa" w:w="1520"/>
-            <w:shd w:fill="F2F2F2" w:color="auto" w:val="clear"/>
-            <w:tcMar>
-              <w:top w:type="dxa" w:w="60"/>
-              <w:left w:type="dxa" w:w="120"/>
-              <w:bottom w:type="dxa" w:w="60"/>
-              <w:right w:type="dxa" w:w="120"/>
-            </w:tcMar>
-            <w:vAlign w:val="top"/>
-          </w:tcPr>
-          <w:p>
-            <w:pPr>
-              <w:spacing w:after="40" w:before="0"/>
-              <w:jc w:val="left"/>
-            </w:pPr>
-            <w:r>
-              <w:rPr>
-                <w:rFonts w:ascii="Arial" w:cs="Arial" w:eastAsia="Arial" w:hAnsi="Arial"/>
-                <w:b/>
-                <w:bCs/>
-                <w:i w:val="false"/>
-                <w:iCs w:val="false"/>
-                <w:color w:val="000000"/>
-                <w:sz w:val="18"/>
-                <w:szCs w:val="18"/>
-              </w:rPr>
-              <w:t xml:space="preserve">Phase 1 — Predict</w:t>
+            <w:shd w:fill="EAD1F5" w:color="auto" w:val="clear"/>
+            <w:tcMar>
+              <w:top w:type="dxa" w:w="60"/>
+              <w:left w:type="dxa" w:w="120"/>
+              <w:bottom w:type="dxa" w:w="60"/>
+              <w:right w:type="dxa" w:w="120"/>
+            </w:tcMar>
+            <w:vAlign w:val="top"/>
+          </w:tcPr>
+          <w:p>
+            <w:pPr>
+              <w:spacing w:after="40" w:before="0"/>
+              <w:jc w:val="left"/>
+            </w:pPr>
+            <w:r>
+              <w:rPr>
+                <w:rFonts w:ascii="Arial" w:cs="Arial" w:eastAsia="Arial" w:hAnsi="Arial"/>
+                <w:b/>
+                <w:bCs/>
+                <w:i w:val="false"/>
+                <w:iCs w:val="false"/>
+                <w:color w:val="000000"/>
+                <w:sz w:val="18"/>
+                <w:szCs w:val="18"/>
+              </w:rPr>
+              <w:t xml:space="preserve">Predict Phase</w:t>
             </w:r>
           </w:p>
           <w:p>
@@ -17646,7 +17682,7 @@
             <w:pPr>
               <w:spacing w:after="20" w:before="0"/>
             </w:pPr>
-            <w:hyperlink w:history="1" r:id="rIdzt-suil5-rapcegvrxa8c">
+            <w:hyperlink w:history="1" r:id="rIdtg9genigb0w3daont5inj">
               <w:r>
                 <w:rPr>
                   <w:rFonts w:ascii="Arial" w:cs="Arial" w:eastAsia="Arial" w:hAnsi="Arial"/>
@@ -17679,7 +17715,7 @@
               <w:spacing w:after="10" w:before="0"/>
               <w:ind w:left="120"/>
             </w:pPr>
-            <w:hyperlink w:history="1" r:id="rIdhk2t6hi4xw1rxoozltap0">
+            <w:hyperlink w:history="1" r:id="rIdeyx1ca0xcmn5rdli9okar">
               <w:r>
                 <w:rPr>
                   <w:rFonts w:ascii="Arial" w:cs="Arial" w:eastAsia="Arial" w:hAnsi="Arial"/>
@@ -17724,7 +17760,7 @@
             <w:pPr>
               <w:spacing w:after="20" w:before="0"/>
             </w:pPr>
-            <w:hyperlink w:history="1" r:id="rId_pje0wzszbe3ujqz-cjse">
+            <w:hyperlink w:history="1" r:id="rIdjkdxkxugy2dimj7zpumvf">
               <w:r>
                 <w:rPr>
                   <w:rFonts w:ascii="Arial" w:cs="Arial" w:eastAsia="Arial" w:hAnsi="Arial"/>
@@ -17757,7 +17793,7 @@
               <w:spacing w:after="10" w:before="0"/>
               <w:ind w:left="120"/>
             </w:pPr>
-            <w:hyperlink w:history="1" r:id="rIdc0w3uyesiedc8eb4zvj9s">
+            <w:hyperlink w:history="1" r:id="rIdjjaiq0ffpblxb4rdokudr">
               <w:r>
                 <w:rPr>
                   <w:rFonts w:ascii="Arial" w:cs="Arial" w:eastAsia="Arial" w:hAnsi="Arial"/>
@@ -17904,32 +17940,32 @@
         <w:tc>
           <w:tcPr>
             <w:tcW w:type="dxa" w:w="1520"/>
-            <w:shd w:fill="F2F2F2" w:color="auto" w:val="clear"/>
-            <w:tcMar>
-              <w:top w:type="dxa" w:w="60"/>
-              <w:left w:type="dxa" w:w="120"/>
-              <w:bottom w:type="dxa" w:w="60"/>
-              <w:right w:type="dxa" w:w="120"/>
-            </w:tcMar>
-            <w:vAlign w:val="top"/>
-          </w:tcPr>
-          <w:p>
-            <w:pPr>
-              <w:spacing w:after="40" w:before="0"/>
-              <w:jc w:val="left"/>
-            </w:pPr>
-            <w:r>
-              <w:rPr>
-                <w:rFonts w:ascii="Arial" w:cs="Arial" w:eastAsia="Arial" w:hAnsi="Arial"/>
-                <w:b/>
-                <w:bCs/>
-                <w:i w:val="false"/>
-                <w:iCs w:val="false"/>
-                <w:color w:val="000000"/>
-                <w:sz w:val="18"/>
-                <w:szCs w:val="18"/>
-              </w:rPr>
-              <w:t xml:space="preserve">Phase 2 — Observe</w:t>
+            <w:shd w:fill="D9EEF1" w:color="auto" w:val="clear"/>
+            <w:tcMar>
+              <w:top w:type="dxa" w:w="60"/>
+              <w:left w:type="dxa" w:w="120"/>
+              <w:bottom w:type="dxa" w:w="60"/>
+              <w:right w:type="dxa" w:w="120"/>
+            </w:tcMar>
+            <w:vAlign w:val="top"/>
+          </w:tcPr>
+          <w:p>
+            <w:pPr>
+              <w:spacing w:after="40" w:before="0"/>
+              <w:jc w:val="left"/>
+            </w:pPr>
+            <w:r>
+              <w:rPr>
+                <w:rFonts w:ascii="Arial" w:cs="Arial" w:eastAsia="Arial" w:hAnsi="Arial"/>
+                <w:b/>
+                <w:bCs/>
+                <w:i w:val="false"/>
+                <w:iCs w:val="false"/>
+                <w:color w:val="000000"/>
+                <w:sz w:val="18"/>
+                <w:szCs w:val="18"/>
+              </w:rPr>
+              <w:t xml:space="preserve">Observe Phase</w:t>
             </w:r>
           </w:p>
           <w:p>
@@ -17952,7 +17988,7 @@
             <w:pPr>
               <w:spacing w:after="20" w:before="0"/>
             </w:pPr>
-            <w:hyperlink w:history="1" r:id="rIdbs2alanopqh1l70n585z7">
+            <w:hyperlink w:history="1" r:id="rIdwe0fb5f8wiluhcigqet3e">
               <w:r>
                 <w:rPr>
                   <w:rFonts w:ascii="Arial" w:cs="Arial" w:eastAsia="Arial" w:hAnsi="Arial"/>
@@ -17985,7 +18021,7 @@
               <w:spacing w:after="10" w:before="0"/>
               <w:ind w:left="120"/>
             </w:pPr>
-            <w:hyperlink w:history="1" r:id="rIdlupbgcbjpaclkf7yvkplv">
+            <w:hyperlink w:history="1" r:id="rIdlw4d54n8b5mvtxpv5qokl">
               <w:r>
                 <w:rPr>
                   <w:rFonts w:ascii="Arial" w:cs="Arial" w:eastAsia="Arial" w:hAnsi="Arial"/>
@@ -18030,7 +18066,7 @@
             <w:pPr>
               <w:spacing w:after="20" w:before="0"/>
             </w:pPr>
-            <w:hyperlink w:history="1" r:id="rIdpq17anmwekislm7sidqye">
+            <w:hyperlink w:history="1" r:id="rIdvri7gp-4626j3yvtdip2q">
               <w:r>
                 <w:rPr>
                   <w:rFonts w:ascii="Arial" w:cs="Arial" w:eastAsia="Arial" w:hAnsi="Arial"/>
@@ -18063,7 +18099,7 @@
               <w:spacing w:after="10" w:before="0"/>
               <w:ind w:left="120"/>
             </w:pPr>
-            <w:hyperlink w:history="1" r:id="rIdeqilnwyjrqqxxopd6qo17">
+            <w:hyperlink w:history="1" r:id="rIduwmdjw2x9yylutdsettzd">
               <w:r>
                 <w:rPr>
                   <w:rFonts w:ascii="Arial" w:cs="Arial" w:eastAsia="Arial" w:hAnsi="Arial"/>
@@ -18210,32 +18246,32 @@
         <w:tc>
           <w:tcPr>
             <w:tcW w:type="dxa" w:w="1520"/>
-            <w:shd w:fill="F2F2F2" w:color="auto" w:val="clear"/>
-            <w:tcMar>
-              <w:top w:type="dxa" w:w="60"/>
-              <w:left w:type="dxa" w:w="120"/>
-              <w:bottom w:type="dxa" w:w="60"/>
-              <w:right w:type="dxa" w:w="120"/>
-            </w:tcMar>
-            <w:vAlign w:val="top"/>
-          </w:tcPr>
-          <w:p>
-            <w:pPr>
-              <w:spacing w:after="40" w:before="0"/>
-              <w:jc w:val="left"/>
-            </w:pPr>
-            <w:r>
-              <w:rPr>
-                <w:rFonts w:ascii="Arial" w:cs="Arial" w:eastAsia="Arial" w:hAnsi="Arial"/>
-                <w:b/>
-                <w:bCs/>
-                <w:i w:val="false"/>
-                <w:iCs w:val="false"/>
-                <w:color w:val="000000"/>
-                <w:sz w:val="18"/>
-                <w:szCs w:val="18"/>
-              </w:rPr>
-              <w:t xml:space="preserve">Phase 3 — Explain</w:t>
+            <w:shd w:fill="E2EFDA" w:color="auto" w:val="clear"/>
+            <w:tcMar>
+              <w:top w:type="dxa" w:w="60"/>
+              <w:left w:type="dxa" w:w="120"/>
+              <w:bottom w:type="dxa" w:w="60"/>
+              <w:right w:type="dxa" w:w="120"/>
+            </w:tcMar>
+            <w:vAlign w:val="top"/>
+          </w:tcPr>
+          <w:p>
+            <w:pPr>
+              <w:spacing w:after="40" w:before="0"/>
+              <w:jc w:val="left"/>
+            </w:pPr>
+            <w:r>
+              <w:rPr>
+                <w:rFonts w:ascii="Arial" w:cs="Arial" w:eastAsia="Arial" w:hAnsi="Arial"/>
+                <w:b/>
+                <w:bCs/>
+                <w:i w:val="false"/>
+                <w:iCs w:val="false"/>
+                <w:color w:val="000000"/>
+                <w:sz w:val="18"/>
+                <w:szCs w:val="18"/>
+              </w:rPr>
+              <w:t xml:space="preserve">Explain Phase</w:t>
             </w:r>
           </w:p>
           <w:p>
@@ -18258,7 +18294,7 @@
             <w:pPr>
               <w:spacing w:after="20" w:before="0"/>
             </w:pPr>
-            <w:hyperlink w:history="1" r:id="rIdlvofaf4piga2mryzjguj2">
+            <w:hyperlink w:history="1" r:id="rIdnuyutzslpu3ir2tmljykb">
               <w:r>
                 <w:rPr>
                   <w:rFonts w:ascii="Arial" w:cs="Arial" w:eastAsia="Arial" w:hAnsi="Arial"/>
@@ -18291,7 +18327,7 @@
               <w:spacing w:after="10" w:before="0"/>
               <w:ind w:left="120"/>
             </w:pPr>
-            <w:hyperlink w:history="1" r:id="rIdt_15vbzp0ck1d0h5dmd4v">
+            <w:hyperlink w:history="1" r:id="rIdr3-7adh32t5yrwguethro">
               <w:r>
                 <w:rPr>
                   <w:rFonts w:ascii="Arial" w:cs="Arial" w:eastAsia="Arial" w:hAnsi="Arial"/>
@@ -18336,7 +18372,7 @@
             <w:pPr>
               <w:spacing w:after="20" w:before="0"/>
             </w:pPr>
-            <w:hyperlink w:history="1" r:id="rIdiz9ao4_znl6wl1bma7gs5">
+            <w:hyperlink w:history="1" r:id="rId3x8_twdeesu-535fmwo_l">
               <w:r>
                 <w:rPr>
                   <w:rFonts w:ascii="Arial" w:cs="Arial" w:eastAsia="Arial" w:hAnsi="Arial"/>
@@ -18369,7 +18405,7 @@
               <w:spacing w:after="10" w:before="0"/>
               <w:ind w:left="120"/>
             </w:pPr>
-            <w:hyperlink w:history="1" r:id="rIdcsjfeyhpvgeq2hucdiv-k">
+            <w:hyperlink w:history="1" r:id="rIdz_ex29efk-z5fyfvdp7pw">
               <w:r>
                 <w:rPr>
                   <w:rFonts w:ascii="Arial" w:cs="Arial" w:eastAsia="Arial" w:hAnsi="Arial"/>
@@ -18516,32 +18552,32 @@
         <w:tc>
           <w:tcPr>
             <w:tcW w:type="dxa" w:w="1520"/>
-            <w:shd w:fill="F2F2F2" w:color="auto" w:val="clear"/>
-            <w:tcMar>
-              <w:top w:type="dxa" w:w="60"/>
-              <w:left w:type="dxa" w:w="120"/>
-              <w:bottom w:type="dxa" w:w="60"/>
-              <w:right w:type="dxa" w:w="120"/>
-            </w:tcMar>
-            <w:vAlign w:val="top"/>
-          </w:tcPr>
-          <w:p>
-            <w:pPr>
-              <w:spacing w:after="40" w:before="0"/>
-              <w:jc w:val="left"/>
-            </w:pPr>
-            <w:r>
-              <w:rPr>
-                <w:rFonts w:ascii="Arial" w:cs="Arial" w:eastAsia="Arial" w:hAnsi="Arial"/>
-                <w:b/>
-                <w:bCs/>
-                <w:i w:val="false"/>
-                <w:iCs w:val="false"/>
-                <w:color w:val="000000"/>
-                <w:sz w:val="18"/>
-                <w:szCs w:val="18"/>
-              </w:rPr>
-              <w:t xml:space="preserve">Phase 4 — Driving Question Board (DQB) Update</w:t>
+            <w:shd w:fill="FCE4D6" w:color="auto" w:val="clear"/>
+            <w:tcMar>
+              <w:top w:type="dxa" w:w="60"/>
+              <w:left w:type="dxa" w:w="120"/>
+              <w:bottom w:type="dxa" w:w="60"/>
+              <w:right w:type="dxa" w:w="120"/>
+            </w:tcMar>
+            <w:vAlign w:val="top"/>
+          </w:tcPr>
+          <w:p>
+            <w:pPr>
+              <w:spacing w:after="40" w:before="0"/>
+              <w:jc w:val="left"/>
+            </w:pPr>
+            <w:r>
+              <w:rPr>
+                <w:rFonts w:ascii="Arial" w:cs="Arial" w:eastAsia="Arial" w:hAnsi="Arial"/>
+                <w:b/>
+                <w:bCs/>
+                <w:i w:val="false"/>
+                <w:iCs w:val="false"/>
+                <w:color w:val="000000"/>
+                <w:sz w:val="18"/>
+                <w:szCs w:val="18"/>
+              </w:rPr>
+              <w:t xml:space="preserve">Driving Question Board (DQB) Creation</w:t>
             </w:r>
           </w:p>
           <w:p>
@@ -18564,7 +18600,7 @@
             <w:pPr>
               <w:spacing w:after="20" w:before="0"/>
             </w:pPr>
-            <w:hyperlink w:history="1" r:id="rId635jdyengcloztj9h2chh">
+            <w:hyperlink w:history="1" r:id="rIdv4uxn-3cg2puzlu609rkw">
               <w:r>
                 <w:rPr>
                   <w:rFonts w:ascii="Arial" w:cs="Arial" w:eastAsia="Arial" w:hAnsi="Arial"/>
@@ -18597,7 +18633,7 @@
               <w:spacing w:after="10" w:before="0"/>
               <w:ind w:left="120"/>
             </w:pPr>
-            <w:hyperlink w:history="1" r:id="rIdl-ndiabnmakninmnkikfi">
+            <w:hyperlink w:history="1" r:id="rIdafxtgirpv2t3yklbuwqif">
               <w:r>
                 <w:rPr>
                   <w:rFonts w:ascii="Arial" w:cs="Arial" w:eastAsia="Arial" w:hAnsi="Arial"/>
@@ -18642,7 +18678,7 @@
             <w:pPr>
               <w:spacing w:after="20" w:before="0"/>
             </w:pPr>
-            <w:hyperlink w:history="1" r:id="rIds9vtyz7b4p6xk4riiexvf">
+            <w:hyperlink w:history="1" r:id="rId2xwfmmav0lfhvqeme5klt">
               <w:r>
                 <w:rPr>
                   <w:rFonts w:ascii="Arial" w:cs="Arial" w:eastAsia="Arial" w:hAnsi="Arial"/>
@@ -18675,7 +18711,7 @@
               <w:spacing w:after="10" w:before="0"/>
               <w:ind w:left="120"/>
             </w:pPr>
-            <w:hyperlink w:history="1" r:id="rIdq4vju9p6rtivlt_hd7iy7">
+            <w:hyperlink w:history="1" r:id="rIdsxzxrluprhx306nvpuaa_">
               <w:r>
                 <w:rPr>
                   <w:rFonts w:ascii="Arial" w:cs="Arial" w:eastAsia="Arial" w:hAnsi="Arial"/>
@@ -18822,32 +18858,32 @@
         <w:tc>
           <w:tcPr>
             <w:tcW w:type="dxa" w:w="1520"/>
-            <w:shd w:fill="F2F2F2" w:color="auto" w:val="clear"/>
-            <w:tcMar>
-              <w:top w:type="dxa" w:w="60"/>
-              <w:left w:type="dxa" w:w="120"/>
-              <w:bottom w:type="dxa" w:w="60"/>
-              <w:right w:type="dxa" w:w="120"/>
-            </w:tcMar>
-            <w:vAlign w:val="top"/>
-          </w:tcPr>
-          <w:p>
-            <w:pPr>
-              <w:spacing w:after="40" w:before="0"/>
-              <w:jc w:val="left"/>
-            </w:pPr>
-            <w:r>
-              <w:rPr>
-                <w:rFonts w:ascii="Arial" w:cs="Arial" w:eastAsia="Arial" w:hAnsi="Arial"/>
-                <w:b/>
-                <w:bCs/>
-                <w:i w:val="false"/>
-                <w:iCs w:val="false"/>
-                <w:color w:val="000000"/>
-                <w:sz w:val="18"/>
-                <w:szCs w:val="18"/>
-              </w:rPr>
-              <w:t xml:space="preserve">Phase 5 — Model Building</w:t>
+            <w:shd w:fill="D5E8F0" w:color="auto" w:val="clear"/>
+            <w:tcMar>
+              <w:top w:type="dxa" w:w="60"/>
+              <w:left w:type="dxa" w:w="120"/>
+              <w:bottom w:type="dxa" w:w="60"/>
+              <w:right w:type="dxa" w:w="120"/>
+            </w:tcMar>
+            <w:vAlign w:val="top"/>
+          </w:tcPr>
+          <w:p>
+            <w:pPr>
+              <w:spacing w:after="40" w:before="0"/>
+              <w:jc w:val="left"/>
+            </w:pPr>
+            <w:r>
+              <w:rPr>
+                <w:rFonts w:ascii="Arial" w:cs="Arial" w:eastAsia="Arial" w:hAnsi="Arial"/>
+                <w:b/>
+                <w:bCs/>
+                <w:i w:val="false"/>
+                <w:iCs w:val="false"/>
+                <w:color w:val="000000"/>
+                <w:sz w:val="18"/>
+                <w:szCs w:val="18"/>
+              </w:rPr>
+              <w:t xml:space="preserve">Model Building Phase</w:t>
             </w:r>
           </w:p>
           <w:p>
@@ -18870,7 +18906,7 @@
             <w:pPr>
               <w:spacing w:after="20" w:before="0"/>
             </w:pPr>
-            <w:hyperlink w:history="1" r:id="rIddjyx3b9c1hqr9annwyfxe">
+            <w:hyperlink w:history="1" r:id="rIdablz2nzjankzjrpjqazo8">
               <w:r>
                 <w:rPr>
                   <w:rFonts w:ascii="Arial" w:cs="Arial" w:eastAsia="Arial" w:hAnsi="Arial"/>
@@ -18903,7 +18939,7 @@
               <w:spacing w:after="10" w:before="0"/>
               <w:ind w:left="120"/>
             </w:pPr>
-            <w:hyperlink w:history="1" r:id="rIdi2qcjepavhq7m0khnliji">
+            <w:hyperlink w:history="1" r:id="rId119i4zzpthcvfz5axczzg">
               <w:r>
                 <w:rPr>
                   <w:rFonts w:ascii="Arial" w:cs="Arial" w:eastAsia="Arial" w:hAnsi="Arial"/>
@@ -18948,7 +18984,7 @@
             <w:pPr>
               <w:spacing w:after="20" w:before="0"/>
             </w:pPr>
-            <w:hyperlink w:history="1" r:id="rIdieq5kaxjpzdqekw1s5dka">
+            <w:hyperlink w:history="1" r:id="rIdtsz16whdo_1lwyxmfax-e">
               <w:r>
                 <w:rPr>
                   <w:rFonts w:ascii="Arial" w:cs="Arial" w:eastAsia="Arial" w:hAnsi="Arial"/>
@@ -18981,7 +19017,7 @@
               <w:spacing w:after="10" w:before="0"/>
               <w:ind w:left="120"/>
             </w:pPr>
-            <w:hyperlink w:history="1" r:id="rIda8zp2vvbmohhjzblofrrs">
+            <w:hyperlink w:history="1" r:id="rIdnnuxo3wq17vuu-ae-xvux">
               <w:r>
                 <w:rPr>
                   <w:rFonts w:ascii="Arial" w:cs="Arial" w:eastAsia="Arial" w:hAnsi="Arial"/>
@@ -20420,32 +20456,32 @@
         <w:tc>
           <w:tcPr>
             <w:tcW w:type="dxa" w:w="1520"/>
-            <w:shd w:fill="F2F2F2" w:color="auto" w:val="clear"/>
-            <w:tcMar>
-              <w:top w:type="dxa" w:w="60"/>
-              <w:left w:type="dxa" w:w="120"/>
-              <w:bottom w:type="dxa" w:w="60"/>
-              <w:right w:type="dxa" w:w="120"/>
-            </w:tcMar>
-            <w:vAlign w:val="top"/>
-          </w:tcPr>
-          <w:p>
-            <w:pPr>
-              <w:spacing w:after="40" w:before="0"/>
-              <w:jc w:val="left"/>
-            </w:pPr>
-            <w:r>
-              <w:rPr>
-                <w:rFonts w:ascii="Arial" w:cs="Arial" w:eastAsia="Arial" w:hAnsi="Arial"/>
-                <w:b/>
-                <w:bCs/>
-                <w:i w:val="false"/>
-                <w:iCs w:val="false"/>
-                <w:color w:val="000000"/>
-                <w:sz w:val="18"/>
-                <w:szCs w:val="18"/>
-              </w:rPr>
-              <w:t xml:space="preserve">Phase 1 — Predict</w:t>
+            <w:shd w:fill="EAD1F5" w:color="auto" w:val="clear"/>
+            <w:tcMar>
+              <w:top w:type="dxa" w:w="60"/>
+              <w:left w:type="dxa" w:w="120"/>
+              <w:bottom w:type="dxa" w:w="60"/>
+              <w:right w:type="dxa" w:w="120"/>
+            </w:tcMar>
+            <w:vAlign w:val="top"/>
+          </w:tcPr>
+          <w:p>
+            <w:pPr>
+              <w:spacing w:after="40" w:before="0"/>
+              <w:jc w:val="left"/>
+            </w:pPr>
+            <w:r>
+              <w:rPr>
+                <w:rFonts w:ascii="Arial" w:cs="Arial" w:eastAsia="Arial" w:hAnsi="Arial"/>
+                <w:b/>
+                <w:bCs/>
+                <w:i w:val="false"/>
+                <w:iCs w:val="false"/>
+                <w:color w:val="000000"/>
+                <w:sz w:val="18"/>
+                <w:szCs w:val="18"/>
+              </w:rPr>
+              <w:t xml:space="preserve">Predict Phase</w:t>
             </w:r>
           </w:p>
           <w:p>
@@ -20468,7 +20504,7 @@
             <w:pPr>
               <w:spacing w:after="20" w:before="0"/>
             </w:pPr>
-            <w:hyperlink w:history="1" r:id="rIdl7wwpi0zy6xcqqv7_mzcf">
+            <w:hyperlink w:history="1" r:id="rIdw1ii-vs6gdraj8bhucwkv">
               <w:r>
                 <w:rPr>
                   <w:rFonts w:ascii="Arial" w:cs="Arial" w:eastAsia="Arial" w:hAnsi="Arial"/>
@@ -20501,7 +20537,7 @@
               <w:spacing w:after="10" w:before="0"/>
               <w:ind w:left="120"/>
             </w:pPr>
-            <w:hyperlink w:history="1" r:id="rId5wrlew-jp8azac99eku6c">
+            <w:hyperlink w:history="1" r:id="rIddffx3qeydk2lva-kub0ab">
               <w:r>
                 <w:rPr>
                   <w:rFonts w:ascii="Arial" w:cs="Arial" w:eastAsia="Arial" w:hAnsi="Arial"/>
@@ -20546,7 +20582,7 @@
             <w:pPr>
               <w:spacing w:after="20" w:before="0"/>
             </w:pPr>
-            <w:hyperlink w:history="1" r:id="rIdyiom4rmjw_nl9mffj2cse">
+            <w:hyperlink w:history="1" r:id="rId491gomkht9kdr7dcntfar">
               <w:r>
                 <w:rPr>
                   <w:rFonts w:ascii="Arial" w:cs="Arial" w:eastAsia="Arial" w:hAnsi="Arial"/>
@@ -20579,7 +20615,7 @@
               <w:spacing w:after="10" w:before="0"/>
               <w:ind w:left="120"/>
             </w:pPr>
-            <w:hyperlink w:history="1" r:id="rIdzyu4o7r81x140ysu7trj2">
+            <w:hyperlink w:history="1" r:id="rIdldbr14rsvgaomig7icc2u">
               <w:r>
                 <w:rPr>
                   <w:rFonts w:ascii="Arial" w:cs="Arial" w:eastAsia="Arial" w:hAnsi="Arial"/>
@@ -20726,32 +20762,32 @@
         <w:tc>
           <w:tcPr>
             <w:tcW w:type="dxa" w:w="1520"/>
-            <w:shd w:fill="F2F2F2" w:color="auto" w:val="clear"/>
-            <w:tcMar>
-              <w:top w:type="dxa" w:w="60"/>
-              <w:left w:type="dxa" w:w="120"/>
-              <w:bottom w:type="dxa" w:w="60"/>
-              <w:right w:type="dxa" w:w="120"/>
-            </w:tcMar>
-            <w:vAlign w:val="top"/>
-          </w:tcPr>
-          <w:p>
-            <w:pPr>
-              <w:spacing w:after="40" w:before="0"/>
-              <w:jc w:val="left"/>
-            </w:pPr>
-            <w:r>
-              <w:rPr>
-                <w:rFonts w:ascii="Arial" w:cs="Arial" w:eastAsia="Arial" w:hAnsi="Arial"/>
-                <w:b/>
-                <w:bCs/>
-                <w:i w:val="false"/>
-                <w:iCs w:val="false"/>
-                <w:color w:val="000000"/>
-                <w:sz w:val="18"/>
-                <w:szCs w:val="18"/>
-              </w:rPr>
-              <w:t xml:space="preserve">Phase 2 — Observe (Model Building Activity)</w:t>
+            <w:shd w:fill="D9EEF1" w:color="auto" w:val="clear"/>
+            <w:tcMar>
+              <w:top w:type="dxa" w:w="60"/>
+              <w:left w:type="dxa" w:w="120"/>
+              <w:bottom w:type="dxa" w:w="60"/>
+              <w:right w:type="dxa" w:w="120"/>
+            </w:tcMar>
+            <w:vAlign w:val="top"/>
+          </w:tcPr>
+          <w:p>
+            <w:pPr>
+              <w:spacing w:after="40" w:before="0"/>
+              <w:jc w:val="left"/>
+            </w:pPr>
+            <w:r>
+              <w:rPr>
+                <w:rFonts w:ascii="Arial" w:cs="Arial" w:eastAsia="Arial" w:hAnsi="Arial"/>
+                <w:b/>
+                <w:bCs/>
+                <w:i w:val="false"/>
+                <w:iCs w:val="false"/>
+                <w:color w:val="000000"/>
+                <w:sz w:val="18"/>
+                <w:szCs w:val="18"/>
+              </w:rPr>
+              <w:t xml:space="preserve">Observe Phase</w:t>
             </w:r>
           </w:p>
           <w:p>
@@ -20774,7 +20810,7 @@
             <w:pPr>
               <w:spacing w:after="20" w:before="0"/>
             </w:pPr>
-            <w:hyperlink w:history="1" r:id="rIdefaauqwetj3_oq7eeruon">
+            <w:hyperlink w:history="1" r:id="rIdyg_qpmvtwmssjugb0moxg">
               <w:r>
                 <w:rPr>
                   <w:rFonts w:ascii="Arial" w:cs="Arial" w:eastAsia="Arial" w:hAnsi="Arial"/>
@@ -20807,7 +20843,7 @@
               <w:spacing w:after="10" w:before="0"/>
               <w:ind w:left="120"/>
             </w:pPr>
-            <w:hyperlink w:history="1" r:id="rIdjki6nahry_np0ievrftiw">
+            <w:hyperlink w:history="1" r:id="rId4pebegvmsmm8gaycwd9kr">
               <w:r>
                 <w:rPr>
                   <w:rFonts w:ascii="Arial" w:cs="Arial" w:eastAsia="Arial" w:hAnsi="Arial"/>
@@ -20852,7 +20888,7 @@
             <w:pPr>
               <w:spacing w:after="20" w:before="0"/>
             </w:pPr>
-            <w:hyperlink w:history="1" r:id="rIddefvhdveup5kzoigtq0cr">
+            <w:hyperlink w:history="1" r:id="rIdvxz-tdlkg5dwro2gphpxh">
               <w:r>
                 <w:rPr>
                   <w:rFonts w:ascii="Arial" w:cs="Arial" w:eastAsia="Arial" w:hAnsi="Arial"/>
@@ -20885,7 +20921,7 @@
               <w:spacing w:after="10" w:before="0"/>
               <w:ind w:left="120"/>
             </w:pPr>
-            <w:hyperlink w:history="1" r:id="rIdlgm4fknkygnblmhy9i9ld">
+            <w:hyperlink w:history="1" r:id="rIdo1byjupixe6wef65k6yoi">
               <w:r>
                 <w:rPr>
                   <w:rFonts w:ascii="Arial" w:cs="Arial" w:eastAsia="Arial" w:hAnsi="Arial"/>
@@ -21032,32 +21068,32 @@
         <w:tc>
           <w:tcPr>
             <w:tcW w:type="dxa" w:w="1520"/>
-            <w:shd w:fill="F2F2F2" w:color="auto" w:val="clear"/>
-            <w:tcMar>
-              <w:top w:type="dxa" w:w="60"/>
-              <w:left w:type="dxa" w:w="120"/>
-              <w:bottom w:type="dxa" w:w="60"/>
-              <w:right w:type="dxa" w:w="120"/>
-            </w:tcMar>
-            <w:vAlign w:val="top"/>
-          </w:tcPr>
-          <w:p>
-            <w:pPr>
-              <w:spacing w:after="40" w:before="0"/>
-              <w:jc w:val="left"/>
-            </w:pPr>
-            <w:r>
-              <w:rPr>
-                <w:rFonts w:ascii="Arial" w:cs="Arial" w:eastAsia="Arial" w:hAnsi="Arial"/>
-                <w:b/>
-                <w:bCs/>
-                <w:i w:val="false"/>
-                <w:iCs w:val="false"/>
-                <w:color w:val="000000"/>
-                <w:sz w:val="18"/>
-                <w:szCs w:val="18"/>
-              </w:rPr>
-              <w:t xml:space="preserve">Phase 3 — Explain</w:t>
+            <w:shd w:fill="E2EFDA" w:color="auto" w:val="clear"/>
+            <w:tcMar>
+              <w:top w:type="dxa" w:w="60"/>
+              <w:left w:type="dxa" w:w="120"/>
+              <w:bottom w:type="dxa" w:w="60"/>
+              <w:right w:type="dxa" w:w="120"/>
+            </w:tcMar>
+            <w:vAlign w:val="top"/>
+          </w:tcPr>
+          <w:p>
+            <w:pPr>
+              <w:spacing w:after="40" w:before="0"/>
+              <w:jc w:val="left"/>
+            </w:pPr>
+            <w:r>
+              <w:rPr>
+                <w:rFonts w:ascii="Arial" w:cs="Arial" w:eastAsia="Arial" w:hAnsi="Arial"/>
+                <w:b/>
+                <w:bCs/>
+                <w:i w:val="false"/>
+                <w:iCs w:val="false"/>
+                <w:color w:val="000000"/>
+                <w:sz w:val="18"/>
+                <w:szCs w:val="18"/>
+              </w:rPr>
+              <w:t xml:space="preserve">Explain Phase</w:t>
             </w:r>
           </w:p>
           <w:p>
@@ -21080,7 +21116,7 @@
             <w:pPr>
               <w:spacing w:after="20" w:before="0"/>
             </w:pPr>
-            <w:hyperlink w:history="1" r:id="rIdmlxq5tkndxqywgnhf-6fz">
+            <w:hyperlink w:history="1" r:id="rIdrecqp8n5siqfqfdyhjehg">
               <w:r>
                 <w:rPr>
                   <w:rFonts w:ascii="Arial" w:cs="Arial" w:eastAsia="Arial" w:hAnsi="Arial"/>
@@ -21113,7 +21149,7 @@
               <w:spacing w:after="10" w:before="0"/>
               <w:ind w:left="120"/>
             </w:pPr>
-            <w:hyperlink w:history="1" r:id="rIdjnizqgudnvgeb7t3zipum">
+            <w:hyperlink w:history="1" r:id="rId_1yt-aggrfpgz_hlc8abn">
               <w:r>
                 <w:rPr>
                   <w:rFonts w:ascii="Arial" w:cs="Arial" w:eastAsia="Arial" w:hAnsi="Arial"/>
@@ -21158,7 +21194,7 @@
             <w:pPr>
               <w:spacing w:after="20" w:before="0"/>
             </w:pPr>
-            <w:hyperlink w:history="1" r:id="rId65agjukvfmtozef6dmsbh">
+            <w:hyperlink w:history="1" r:id="rId3ghdcfowgbxkwzwpxjool">
               <w:r>
                 <w:rPr>
                   <w:rFonts w:ascii="Arial" w:cs="Arial" w:eastAsia="Arial" w:hAnsi="Arial"/>
@@ -21191,7 +21227,7 @@
               <w:spacing w:after="10" w:before="0"/>
               <w:ind w:left="120"/>
             </w:pPr>
-            <w:hyperlink w:history="1" r:id="rId8bhx5rgsi4fwimerk9aqe">
+            <w:hyperlink w:history="1" r:id="rId-cu57fvfgvk-rhrhhjc-c">
               <w:r>
                 <w:rPr>
                   <w:rFonts w:ascii="Arial" w:cs="Arial" w:eastAsia="Arial" w:hAnsi="Arial"/>
@@ -21338,32 +21374,32 @@
         <w:tc>
           <w:tcPr>
             <w:tcW w:type="dxa" w:w="1520"/>
-            <w:shd w:fill="F2F2F2" w:color="auto" w:val="clear"/>
-            <w:tcMar>
-              <w:top w:type="dxa" w:w="60"/>
-              <w:left w:type="dxa" w:w="120"/>
-              <w:bottom w:type="dxa" w:w="60"/>
-              <w:right w:type="dxa" w:w="120"/>
-            </w:tcMar>
-            <w:vAlign w:val="top"/>
-          </w:tcPr>
-          <w:p>
-            <w:pPr>
-              <w:spacing w:after="40" w:before="0"/>
-              <w:jc w:val="left"/>
-            </w:pPr>
-            <w:r>
-              <w:rPr>
-                <w:rFonts w:ascii="Arial" w:cs="Arial" w:eastAsia="Arial" w:hAnsi="Arial"/>
-                <w:b/>
-                <w:bCs/>
-                <w:i w:val="false"/>
-                <w:iCs w:val="false"/>
-                <w:color w:val="000000"/>
-                <w:sz w:val="18"/>
-                <w:szCs w:val="18"/>
-              </w:rPr>
-              <w:t xml:space="preserve">Phase 4 — Driving Question Board (DQB) Update</w:t>
+            <w:shd w:fill="FCE4D6" w:color="auto" w:val="clear"/>
+            <w:tcMar>
+              <w:top w:type="dxa" w:w="60"/>
+              <w:left w:type="dxa" w:w="120"/>
+              <w:bottom w:type="dxa" w:w="60"/>
+              <w:right w:type="dxa" w:w="120"/>
+            </w:tcMar>
+            <w:vAlign w:val="top"/>
+          </w:tcPr>
+          <w:p>
+            <w:pPr>
+              <w:spacing w:after="40" w:before="0"/>
+              <w:jc w:val="left"/>
+            </w:pPr>
+            <w:r>
+              <w:rPr>
+                <w:rFonts w:ascii="Arial" w:cs="Arial" w:eastAsia="Arial" w:hAnsi="Arial"/>
+                <w:b/>
+                <w:bCs/>
+                <w:i w:val="false"/>
+                <w:iCs w:val="false"/>
+                <w:color w:val="000000"/>
+                <w:sz w:val="18"/>
+                <w:szCs w:val="18"/>
+              </w:rPr>
+              <w:t xml:space="preserve">Driving Question Board (DQB) Creation</w:t>
             </w:r>
           </w:p>
           <w:p>
@@ -21386,7 +21422,7 @@
             <w:pPr>
               <w:spacing w:after="20" w:before="0"/>
             </w:pPr>
-            <w:hyperlink w:history="1" r:id="rIduqnz759x8p1okcnaskuwq">
+            <w:hyperlink w:history="1" r:id="rIdzbmcqccgarcb4pmw_t3nd">
               <w:r>
                 <w:rPr>
                   <w:rFonts w:ascii="Arial" w:cs="Arial" w:eastAsia="Arial" w:hAnsi="Arial"/>
@@ -21419,7 +21455,7 @@
               <w:spacing w:after="10" w:before="0"/>
               <w:ind w:left="120"/>
             </w:pPr>
-            <w:hyperlink w:history="1" r:id="rIdcphntqcaiwdtv4uzeku3r">
+            <w:hyperlink w:history="1" r:id="rIdxluhromkkr3obrxpbh46r">
               <w:r>
                 <w:rPr>
                   <w:rFonts w:ascii="Arial" w:cs="Arial" w:eastAsia="Arial" w:hAnsi="Arial"/>
@@ -21464,7 +21500,7 @@
             <w:pPr>
               <w:spacing w:after="20" w:before="0"/>
             </w:pPr>
-            <w:hyperlink w:history="1" r:id="rIdbffgi5qjolvztsybc2kb5">
+            <w:hyperlink w:history="1" r:id="rId6d1l06azerkk8njmvp-t1">
               <w:r>
                 <w:rPr>
                   <w:rFonts w:ascii="Arial" w:cs="Arial" w:eastAsia="Arial" w:hAnsi="Arial"/>
@@ -21497,7 +21533,7 @@
               <w:spacing w:after="10" w:before="0"/>
               <w:ind w:left="120"/>
             </w:pPr>
-            <w:hyperlink w:history="1" r:id="rIdukhkva3omq24ffvjosusf">
+            <w:hyperlink w:history="1" r:id="rIdcffg5qv2u_psk2plsbmrc">
               <w:r>
                 <w:rPr>
                   <w:rFonts w:ascii="Arial" w:cs="Arial" w:eastAsia="Arial" w:hAnsi="Arial"/>
@@ -21644,32 +21680,32 @@
         <w:tc>
           <w:tcPr>
             <w:tcW w:type="dxa" w:w="1520"/>
-            <w:shd w:fill="F2F2F2" w:color="auto" w:val="clear"/>
-            <w:tcMar>
-              <w:top w:type="dxa" w:w="60"/>
-              <w:left w:type="dxa" w:w="120"/>
-              <w:bottom w:type="dxa" w:w="60"/>
-              <w:right w:type="dxa" w:w="120"/>
-            </w:tcMar>
-            <w:vAlign w:val="top"/>
-          </w:tcPr>
-          <w:p>
-            <w:pPr>
-              <w:spacing w:after="40" w:before="0"/>
-              <w:jc w:val="left"/>
-            </w:pPr>
-            <w:r>
-              <w:rPr>
-                <w:rFonts w:ascii="Arial" w:cs="Arial" w:eastAsia="Arial" w:hAnsi="Arial"/>
-                <w:b/>
-                <w:bCs/>
-                <w:i w:val="false"/>
-                <w:iCs w:val="false"/>
-                <w:color w:val="000000"/>
-                <w:sz w:val="18"/>
-                <w:szCs w:val="18"/>
-              </w:rPr>
-              <w:t xml:space="preserve">Phase 5 — Model Building (Cumulative Model Revision)</w:t>
+            <w:shd w:fill="D5E8F0" w:color="auto" w:val="clear"/>
+            <w:tcMar>
+              <w:top w:type="dxa" w:w="60"/>
+              <w:left w:type="dxa" w:w="120"/>
+              <w:bottom w:type="dxa" w:w="60"/>
+              <w:right w:type="dxa" w:w="120"/>
+            </w:tcMar>
+            <w:vAlign w:val="top"/>
+          </w:tcPr>
+          <w:p>
+            <w:pPr>
+              <w:spacing w:after="40" w:before="0"/>
+              <w:jc w:val="left"/>
+            </w:pPr>
+            <w:r>
+              <w:rPr>
+                <w:rFonts w:ascii="Arial" w:cs="Arial" w:eastAsia="Arial" w:hAnsi="Arial"/>
+                <w:b/>
+                <w:bCs/>
+                <w:i w:val="false"/>
+                <w:iCs w:val="false"/>
+                <w:color w:val="000000"/>
+                <w:sz w:val="18"/>
+                <w:szCs w:val="18"/>
+              </w:rPr>
+              <w:t xml:space="preserve">Model Building Phase</w:t>
             </w:r>
           </w:p>
           <w:p>
@@ -21692,7 +21728,7 @@
             <w:pPr>
               <w:spacing w:after="20" w:before="0"/>
             </w:pPr>
-            <w:hyperlink w:history="1" r:id="rIdgsrkurs9sm2onfid_rfjk">
+            <w:hyperlink w:history="1" r:id="rIdv3khyzgwjdmunttwiw2xq">
               <w:r>
                 <w:rPr>
                   <w:rFonts w:ascii="Arial" w:cs="Arial" w:eastAsia="Arial" w:hAnsi="Arial"/>
@@ -21725,7 +21761,7 @@
               <w:spacing w:after="10" w:before="0"/>
               <w:ind w:left="120"/>
             </w:pPr>
-            <w:hyperlink w:history="1" r:id="rId0tjzjgl3l0nquqfhay5qn">
+            <w:hyperlink w:history="1" r:id="rId7g4p1vkrmjmqft89h2lnp">
               <w:r>
                 <w:rPr>
                   <w:rFonts w:ascii="Arial" w:cs="Arial" w:eastAsia="Arial" w:hAnsi="Arial"/>
@@ -21770,7 +21806,7 @@
             <w:pPr>
               <w:spacing w:after="20" w:before="0"/>
             </w:pPr>
-            <w:hyperlink w:history="1" r:id="rIdczza6kj4d3wutdx2mtgb8">
+            <w:hyperlink w:history="1" r:id="rIdkakxej5bbo80kx6xth3lf">
               <w:r>
                 <w:rPr>
                   <w:rFonts w:ascii="Arial" w:cs="Arial" w:eastAsia="Arial" w:hAnsi="Arial"/>
@@ -21803,7 +21839,7 @@
               <w:spacing w:after="10" w:before="0"/>
               <w:ind w:left="120"/>
             </w:pPr>
-            <w:hyperlink w:history="1" r:id="rIdcgm_syjgnp84lurirtpxn">
+            <w:hyperlink w:history="1" r:id="rIdfhx5rszvdxlfaqhehm8me">
               <w:r>
                 <w:rPr>
                   <w:rFonts w:ascii="Arial" w:cs="Arial" w:eastAsia="Arial" w:hAnsi="Arial"/>
@@ -22898,7 +22934,25 @@
             </w:tcMar>
             <w:vAlign w:val="top"/>
           </w:tcPr>
-          <w:p/>
+          <w:p>
+            <w:pPr>
+              <w:spacing w:after="40" w:before="0"/>
+              <w:jc w:val="left"/>
+            </w:pPr>
+            <w:r>
+              <w:rPr>
+                <w:rFonts w:ascii="Arial" w:cs="Arial" w:eastAsia="Arial" w:hAnsi="Arial"/>
+                <w:b w:val="false"/>
+                <w:bCs w:val="false"/>
+                <w:i w:val="false"/>
+                <w:iCs w:val="false"/>
+                <w:color w:val="000000"/>
+                <w:sz w:val="18"/>
+                <w:szCs w:val="18"/>
+              </w:rPr>
+              <w:t xml:space="preserve">Learners should not swallow Benedict's reagent or iodine solution. Boiling water in the Benedict's test must be handled by the teacher or a responsible adult. All test tubes must be held with a cloth or test-tube holder. Learners with known latex allergies should not handle rubber tubing. Dispose of all reagents as directed by the teacher.</w:t>
+            </w:r>
+          </w:p>
         </w:tc>
       </w:tr>
     </w:tbl>
@@ -23272,7 +23326,7 @@
             <w:pPr>
               <w:spacing w:after="20" w:before="0"/>
             </w:pPr>
-            <w:hyperlink w:history="1" r:id="rId4i-mr3oa_qpl7evgtbkbg">
+            <w:hyperlink w:history="1" r:id="rId5jf59unbs5ogf_zxackls">
               <w:r>
                 <w:rPr>
                   <w:rFonts w:ascii="Arial" w:cs="Arial" w:eastAsia="Arial" w:hAnsi="Arial"/>
@@ -23305,7 +23359,7 @@
               <w:spacing w:after="10" w:before="0"/>
               <w:ind w:left="120"/>
             </w:pPr>
-            <w:hyperlink w:history="1" r:id="rIdm62hdd6bj1_y4tsjeh4vt">
+            <w:hyperlink w:history="1" r:id="rIdfs4uh1mw8p85m3ml12oqa">
               <w:r>
                 <w:rPr>
                   <w:rFonts w:ascii="Arial" w:cs="Arial" w:eastAsia="Arial" w:hAnsi="Arial"/>
@@ -23350,7 +23404,7 @@
             <w:pPr>
               <w:spacing w:after="20" w:before="0"/>
             </w:pPr>
-            <w:hyperlink w:history="1" r:id="rIdtchwblrc7bauq5detqq-f">
+            <w:hyperlink w:history="1" r:id="rId_fr1ckajlc5qstd-ls94a">
               <w:r>
                 <w:rPr>
                   <w:rFonts w:ascii="Arial" w:cs="Arial" w:eastAsia="Arial" w:hAnsi="Arial"/>
@@ -23383,7 +23437,7 @@
               <w:spacing w:after="10" w:before="0"/>
               <w:ind w:left="120"/>
             </w:pPr>
-            <w:hyperlink w:history="1" r:id="rIdwm55xef1ipduujat9ppht">
+            <w:hyperlink w:history="1" r:id="rId6qp77kqmmwtotwe_bizrp">
               <w:r>
                 <w:rPr>
                   <w:rFonts w:ascii="Arial" w:cs="Arial" w:eastAsia="Arial" w:hAnsi="Arial"/>
@@ -23578,7 +23632,7 @@
             <w:pPr>
               <w:spacing w:after="20" w:before="0"/>
             </w:pPr>
-            <w:hyperlink w:history="1" r:id="rId2gsi8ot42y0inzagfir5m">
+            <w:hyperlink w:history="1" r:id="rId0fl9w_okgt_-skhapqzig">
               <w:r>
                 <w:rPr>
                   <w:rFonts w:ascii="Arial" w:cs="Arial" w:eastAsia="Arial" w:hAnsi="Arial"/>
@@ -23611,7 +23665,7 @@
               <w:spacing w:after="10" w:before="0"/>
               <w:ind w:left="120"/>
             </w:pPr>
-            <w:hyperlink w:history="1" r:id="rIdokasdkpyxs80m6cwesp8-">
+            <w:hyperlink w:history="1" r:id="rIdy12uy4gih7jl3brwllsgx">
               <w:r>
                 <w:rPr>
                   <w:rFonts w:ascii="Arial" w:cs="Arial" w:eastAsia="Arial" w:hAnsi="Arial"/>
@@ -23656,7 +23710,7 @@
             <w:pPr>
               <w:spacing w:after="20" w:before="0"/>
             </w:pPr>
-            <w:hyperlink w:history="1" r:id="rIdngnw_dyradlpz2e7j5bfq">
+            <w:hyperlink w:history="1" r:id="rIdejtm9aut9rbyrwgf0uxbu">
               <w:r>
                 <w:rPr>
                   <w:rFonts w:ascii="Arial" w:cs="Arial" w:eastAsia="Arial" w:hAnsi="Arial"/>
@@ -23689,7 +23743,7 @@
               <w:spacing w:after="10" w:before="0"/>
               <w:ind w:left="120"/>
             </w:pPr>
-            <w:hyperlink w:history="1" r:id="rIdohzjfdinwrrxoxp3jvhku">
+            <w:hyperlink w:history="1" r:id="rIdfyb-yw5jnf2bziqpiwk6q">
               <w:r>
                 <w:rPr>
                   <w:rFonts w:ascii="Arial" w:cs="Arial" w:eastAsia="Arial" w:hAnsi="Arial"/>
@@ -23884,7 +23938,7 @@
             <w:pPr>
               <w:spacing w:after="20" w:before="0"/>
             </w:pPr>
-            <w:hyperlink w:history="1" r:id="rIdy2yuqwq8-9f-jmx3occcc">
+            <w:hyperlink w:history="1" r:id="rId84fdsp_jiwfc4jlhipfer">
               <w:r>
                 <w:rPr>
                   <w:rFonts w:ascii="Arial" w:cs="Arial" w:eastAsia="Arial" w:hAnsi="Arial"/>
@@ -23917,7 +23971,7 @@
               <w:spacing w:after="10" w:before="0"/>
               <w:ind w:left="120"/>
             </w:pPr>
-            <w:hyperlink w:history="1" r:id="rId0qkybjakmkpytchoxyd1x">
+            <w:hyperlink w:history="1" r:id="rIdlsschba-5ci-qaexcvy0e">
               <w:r>
                 <w:rPr>
                   <w:rFonts w:ascii="Arial" w:cs="Arial" w:eastAsia="Arial" w:hAnsi="Arial"/>
@@ -23962,7 +24016,7 @@
             <w:pPr>
               <w:spacing w:after="20" w:before="0"/>
             </w:pPr>
-            <w:hyperlink w:history="1" r:id="rIdqs6qaval98ehe5m1b14qa">
+            <w:hyperlink w:history="1" r:id="rIdoqibhsxgcw4mbj2sdrmcl">
               <w:r>
                 <w:rPr>
                   <w:rFonts w:ascii="Arial" w:cs="Arial" w:eastAsia="Arial" w:hAnsi="Arial"/>
@@ -23995,7 +24049,7 @@
               <w:spacing w:after="10" w:before="0"/>
               <w:ind w:left="120"/>
             </w:pPr>
-            <w:hyperlink w:history="1" r:id="rIdhxt-zwczwa4rtndtst7nx">
+            <w:hyperlink w:history="1" r:id="rIdmd9x-hyvbertqyye1bf75">
               <w:r>
                 <w:rPr>
                   <w:rFonts w:ascii="Arial" w:cs="Arial" w:eastAsia="Arial" w:hAnsi="Arial"/>
@@ -24190,7 +24244,7 @@
             <w:pPr>
               <w:spacing w:after="20" w:before="0"/>
             </w:pPr>
-            <w:hyperlink w:history="1" r:id="rId-f_zfcr3gmbhq6iumuy5h">
+            <w:hyperlink w:history="1" r:id="rIdxivj5cby1dmuggqrwcozi">
               <w:r>
                 <w:rPr>
                   <w:rFonts w:ascii="Arial" w:cs="Arial" w:eastAsia="Arial" w:hAnsi="Arial"/>
@@ -24223,7 +24277,7 @@
               <w:spacing w:after="10" w:before="0"/>
               <w:ind w:left="120"/>
             </w:pPr>
-            <w:hyperlink w:history="1" r:id="rId0h5gyttvooyfjsi83ruuo">
+            <w:hyperlink w:history="1" r:id="rIdhfg0potj6hi4lvrt_qvur">
               <w:r>
                 <w:rPr>
                   <w:rFonts w:ascii="Arial" w:cs="Arial" w:eastAsia="Arial" w:hAnsi="Arial"/>
@@ -24268,7 +24322,7 @@
             <w:pPr>
               <w:spacing w:after="20" w:before="0"/>
             </w:pPr>
-            <w:hyperlink w:history="1" r:id="rIdle3pnt0oy-4ly113hhkof">
+            <w:hyperlink w:history="1" r:id="rIdd6isgkx6wnzenepdkrien">
               <w:r>
                 <w:rPr>
                   <w:rFonts w:ascii="Arial" w:cs="Arial" w:eastAsia="Arial" w:hAnsi="Arial"/>
@@ -24301,7 +24355,7 @@
               <w:spacing w:after="10" w:before="0"/>
               <w:ind w:left="120"/>
             </w:pPr>
-            <w:hyperlink w:history="1" r:id="rIdtvmq4hz70xg55bwfdhanh">
+            <w:hyperlink w:history="1" r:id="rIdcropt9rnb2xpunl5h6z7x">
               <w:r>
                 <w:rPr>
                   <w:rFonts w:ascii="Arial" w:cs="Arial" w:eastAsia="Arial" w:hAnsi="Arial"/>
@@ -24496,7 +24550,7 @@
             <w:pPr>
               <w:spacing w:after="20" w:before="0"/>
             </w:pPr>
-            <w:hyperlink w:history="1" r:id="rIdohadzdfymxutdxkl9dtaf">
+            <w:hyperlink w:history="1" r:id="rIdfagwew37kyk7_4bhe26ii">
               <w:r>
                 <w:rPr>
                   <w:rFonts w:ascii="Arial" w:cs="Arial" w:eastAsia="Arial" w:hAnsi="Arial"/>
@@ -24529,7 +24583,7 @@
               <w:spacing w:after="10" w:before="0"/>
               <w:ind w:left="120"/>
             </w:pPr>
-            <w:hyperlink w:history="1" r:id="rIdhu0wkwwexhrz_qktjqmcx">
+            <w:hyperlink w:history="1" r:id="rIdrndawzrpu82sqjb07f4yl">
               <w:r>
                 <w:rPr>
                   <w:rFonts w:ascii="Arial" w:cs="Arial" w:eastAsia="Arial" w:hAnsi="Arial"/>
@@ -24574,7 +24628,7 @@
             <w:pPr>
               <w:spacing w:after="20" w:before="0"/>
             </w:pPr>
-            <w:hyperlink w:history="1" r:id="rIdilzm6wn7epldsru4cgvsp">
+            <w:hyperlink w:history="1" r:id="rIdbevcgnrmvkaushjumdbtl">
               <w:r>
                 <w:rPr>
                   <w:rFonts w:ascii="Arial" w:cs="Arial" w:eastAsia="Arial" w:hAnsi="Arial"/>
@@ -24607,7 +24661,7 @@
               <w:spacing w:after="10" w:before="0"/>
               <w:ind w:left="120"/>
             </w:pPr>
-            <w:hyperlink w:history="1" r:id="rIdapomijri2bvptrwii0m4m">
+            <w:hyperlink w:history="1" r:id="rIdl7adls7mwvx9t3ugbgwc2">
               <w:r>
                 <w:rPr>
                   <w:rFonts w:ascii="Arial" w:cs="Arial" w:eastAsia="Arial" w:hAnsi="Arial"/>
@@ -25702,7 +25756,25 @@
             </w:tcMar>
             <w:vAlign w:val="top"/>
           </w:tcPr>
-          <w:p/>
+          <w:p>
+            <w:pPr>
+              <w:spacing w:after="40" w:before="0"/>
+              <w:jc w:val="left"/>
+            </w:pPr>
+            <w:r>
+              <w:rPr>
+                <w:rFonts w:ascii="Arial" w:cs="Arial" w:eastAsia="Arial" w:hAnsi="Arial"/>
+                <w:b w:val="false"/>
+                <w:bCs w:val="false"/>
+                <w:i w:val="false"/>
+                <w:iCs w:val="false"/>
+                <w:color w:val="000000"/>
+                <w:sz w:val="18"/>
+                <w:szCs w:val="18"/>
+              </w:rPr>
+              <w:t xml:space="preserve">No hazardous materials are used. When discussing malnutrition case studies, remind learners to speak respectfully and avoid stigmatising language. Photographs of children with kwashiorkor should be presented sensitively — frame them as evidence for understanding, not as objects of pity.</w:t>
+            </w:r>
+          </w:p>
         </w:tc>
       </w:tr>
     </w:tbl>
@@ -26076,7 +26148,7 @@
             <w:pPr>
               <w:spacing w:after="20" w:before="0"/>
             </w:pPr>
-            <w:hyperlink w:history="1" r:id="rIdfc0olgpsrqsqtvbz7rll9">
+            <w:hyperlink w:history="1" r:id="rIdjxppblwpfdry2hljcg-kk">
               <w:r>
                 <w:rPr>
                   <w:rFonts w:ascii="Arial" w:cs="Arial" w:eastAsia="Arial" w:hAnsi="Arial"/>
@@ -26109,7 +26181,7 @@
               <w:spacing w:after="10" w:before="0"/>
               <w:ind w:left="120"/>
             </w:pPr>
-            <w:hyperlink w:history="1" r:id="rIdkj4vekbzqafxjcj9k6wpf">
+            <w:hyperlink w:history="1" r:id="rId0wugfkncekvcfm9yt96br">
               <w:r>
                 <w:rPr>
                   <w:rFonts w:ascii="Arial" w:cs="Arial" w:eastAsia="Arial" w:hAnsi="Arial"/>
@@ -26154,7 +26226,7 @@
             <w:pPr>
               <w:spacing w:after="20" w:before="0"/>
             </w:pPr>
-            <w:hyperlink w:history="1" r:id="rIdxqoofnzzntlw2oum-3gvh">
+            <w:hyperlink w:history="1" r:id="rIdd9dpqukomjjzvk5mjvzqx">
               <w:r>
                 <w:rPr>
                   <w:rFonts w:ascii="Arial" w:cs="Arial" w:eastAsia="Arial" w:hAnsi="Arial"/>
@@ -26187,7 +26259,7 @@
               <w:spacing w:after="10" w:before="0"/>
               <w:ind w:left="120"/>
             </w:pPr>
-            <w:hyperlink w:history="1" r:id="rIdhejb0hh7vynwx1oxmdqdf">
+            <w:hyperlink w:history="1" r:id="rIddwj9qtnwgv9-_tunso2xu">
               <w:r>
                 <w:rPr>
                   <w:rFonts w:ascii="Arial" w:cs="Arial" w:eastAsia="Arial" w:hAnsi="Arial"/>
@@ -26382,7 +26454,7 @@
             <w:pPr>
               <w:spacing w:after="20" w:before="0"/>
             </w:pPr>
-            <w:hyperlink w:history="1" r:id="rId9ha6zfxlelevzc28fbnfi">
+            <w:hyperlink w:history="1" r:id="rIdmvsmxkhrugeuejxeovv82">
               <w:r>
                 <w:rPr>
                   <w:rFonts w:ascii="Arial" w:cs="Arial" w:eastAsia="Arial" w:hAnsi="Arial"/>
@@ -26415,7 +26487,7 @@
               <w:spacing w:after="10" w:before="0"/>
               <w:ind w:left="120"/>
             </w:pPr>
-            <w:hyperlink w:history="1" r:id="rIdvot_hycv8qmwcscucacnz">
+            <w:hyperlink w:history="1" r:id="rIdrhnfuxoob8qi47yhbp6fs">
               <w:r>
                 <w:rPr>
                   <w:rFonts w:ascii="Arial" w:cs="Arial" w:eastAsia="Arial" w:hAnsi="Arial"/>
@@ -26460,7 +26532,7 @@
             <w:pPr>
               <w:spacing w:after="20" w:before="0"/>
             </w:pPr>
-            <w:hyperlink w:history="1" r:id="rIduechw4ski2zatsij9mohj">
+            <w:hyperlink w:history="1" r:id="rIdlmzv2cvma9gxekkvr6qns">
               <w:r>
                 <w:rPr>
                   <w:rFonts w:ascii="Arial" w:cs="Arial" w:eastAsia="Arial" w:hAnsi="Arial"/>
@@ -26493,7 +26565,7 @@
               <w:spacing w:after="10" w:before="0"/>
               <w:ind w:left="120"/>
             </w:pPr>
-            <w:hyperlink w:history="1" r:id="rIdk8zuemtogbxxtafuhxlv5">
+            <w:hyperlink w:history="1" r:id="rIdmaptwxftq_dpyvxqe13xh">
               <w:r>
                 <w:rPr>
                   <w:rFonts w:ascii="Arial" w:cs="Arial" w:eastAsia="Arial" w:hAnsi="Arial"/>
@@ -26688,7 +26760,7 @@
             <w:pPr>
               <w:spacing w:after="20" w:before="0"/>
             </w:pPr>
-            <w:hyperlink w:history="1" r:id="rIdgvl65ut98puauemfpoavy">
+            <w:hyperlink w:history="1" r:id="rIdykjrpmygpmqgvmgruvfmo">
               <w:r>
                 <w:rPr>
                   <w:rFonts w:ascii="Arial" w:cs="Arial" w:eastAsia="Arial" w:hAnsi="Arial"/>
@@ -26721,7 +26793,7 @@
               <w:spacing w:after="10" w:before="0"/>
               <w:ind w:left="120"/>
             </w:pPr>
-            <w:hyperlink w:history="1" r:id="rIdhq4p58bqjvih4str36kes">
+            <w:hyperlink w:history="1" r:id="rId6hxvudqpektd9posibz_1">
               <w:r>
                 <w:rPr>
                   <w:rFonts w:ascii="Arial" w:cs="Arial" w:eastAsia="Arial" w:hAnsi="Arial"/>
@@ -26766,7 +26838,7 @@
             <w:pPr>
               <w:spacing w:after="20" w:before="0"/>
             </w:pPr>
-            <w:hyperlink w:history="1" r:id="rIdiawe6quskhc_ng00knqam">
+            <w:hyperlink w:history="1" r:id="rIddjyze5x01aspk3jxx87co">
               <w:r>
                 <w:rPr>
                   <w:rFonts w:ascii="Arial" w:cs="Arial" w:eastAsia="Arial" w:hAnsi="Arial"/>
@@ -26799,7 +26871,7 @@
               <w:spacing w:after="10" w:before="0"/>
               <w:ind w:left="120"/>
             </w:pPr>
-            <w:hyperlink w:history="1" r:id="rIdztlohih3hfgmvkhiwcgey">
+            <w:hyperlink w:history="1" r:id="rIdftb0a_9e1eqsquupubvhh">
               <w:r>
                 <w:rPr>
                   <w:rFonts w:ascii="Arial" w:cs="Arial" w:eastAsia="Arial" w:hAnsi="Arial"/>
@@ -26994,7 +27066,7 @@
             <w:pPr>
               <w:spacing w:after="20" w:before="0"/>
             </w:pPr>
-            <w:hyperlink w:history="1" r:id="rIdoxgvfu0bcunfiugdtq-ww">
+            <w:hyperlink w:history="1" r:id="rIdr9bmk9aqdo1u23mcycn1q">
               <w:r>
                 <w:rPr>
                   <w:rFonts w:ascii="Arial" w:cs="Arial" w:eastAsia="Arial" w:hAnsi="Arial"/>
@@ -27027,7 +27099,7 @@
               <w:spacing w:after="10" w:before="0"/>
               <w:ind w:left="120"/>
             </w:pPr>
-            <w:hyperlink w:history="1" r:id="rIdhr69nsheojbofsndwlii7">
+            <w:hyperlink w:history="1" r:id="rId9xl90skeaov8uimayxvra">
               <w:r>
                 <w:rPr>
                   <w:rFonts w:ascii="Arial" w:cs="Arial" w:eastAsia="Arial" w:hAnsi="Arial"/>
@@ -27072,7 +27144,7 @@
             <w:pPr>
               <w:spacing w:after="20" w:before="0"/>
             </w:pPr>
-            <w:hyperlink w:history="1" r:id="rId8spjgjfy4xdbwzc1epfm3">
+            <w:hyperlink w:history="1" r:id="rIdkxkx_aewrzxth6o3alvhf">
               <w:r>
                 <w:rPr>
                   <w:rFonts w:ascii="Arial" w:cs="Arial" w:eastAsia="Arial" w:hAnsi="Arial"/>
@@ -27105,7 +27177,7 @@
               <w:spacing w:after="10" w:before="0"/>
               <w:ind w:left="120"/>
             </w:pPr>
-            <w:hyperlink w:history="1" r:id="rIdkdcdqhf9qqvmwzcivkdwz">
+            <w:hyperlink w:history="1" r:id="rIdmqcjfwdxoxur9ydr8k_pj">
               <w:r>
                 <w:rPr>
                   <w:rFonts w:ascii="Arial" w:cs="Arial" w:eastAsia="Arial" w:hAnsi="Arial"/>
@@ -27300,7 +27372,7 @@
             <w:pPr>
               <w:spacing w:after="20" w:before="0"/>
             </w:pPr>
-            <w:hyperlink w:history="1" r:id="rIdlza5c6gim1ad5dzetvfuv">
+            <w:hyperlink w:history="1" r:id="rIdmwki1sgy0tx2p_ox9lnb5">
               <w:r>
                 <w:rPr>
                   <w:rFonts w:ascii="Arial" w:cs="Arial" w:eastAsia="Arial" w:hAnsi="Arial"/>
@@ -27333,7 +27405,7 @@
               <w:spacing w:after="10" w:before="0"/>
               <w:ind w:left="120"/>
             </w:pPr>
-            <w:hyperlink w:history="1" r:id="rIdmhvndonf3t9ttpe0ieplq">
+            <w:hyperlink w:history="1" r:id="rIdrb80i3hs-kl3v_9got1xk">
               <w:r>
                 <w:rPr>
                   <w:rFonts w:ascii="Arial" w:cs="Arial" w:eastAsia="Arial" w:hAnsi="Arial"/>
@@ -27378,7 +27450,7 @@
             <w:pPr>
               <w:spacing w:after="20" w:before="0"/>
             </w:pPr>
-            <w:hyperlink w:history="1" r:id="rIdtewuatqpmaxjpjpuhzjsi">
+            <w:hyperlink w:history="1" r:id="rIdoat9h27qrjys0isyhg3dp">
               <w:r>
                 <w:rPr>
                   <w:rFonts w:ascii="Arial" w:cs="Arial" w:eastAsia="Arial" w:hAnsi="Arial"/>
@@ -27411,7 +27483,7 @@
               <w:spacing w:after="10" w:before="0"/>
               <w:ind w:left="120"/>
             </w:pPr>
-            <w:hyperlink w:history="1" r:id="rIdl3fq3edx9vhf79todb9if">
+            <w:hyperlink w:history="1" r:id="rIdhm8juc5wqdn6wlr3quxg8">
               <w:r>
                 <w:rPr>
                   <w:rFonts w:ascii="Arial" w:cs="Arial" w:eastAsia="Arial" w:hAnsi="Arial"/>
@@ -28850,32 +28922,32 @@
         <w:tc>
           <w:tcPr>
             <w:tcW w:type="dxa" w:w="1520"/>
-            <w:shd w:fill="F2F2F2" w:color="auto" w:val="clear"/>
-            <w:tcMar>
-              <w:top w:type="dxa" w:w="60"/>
-              <w:left w:type="dxa" w:w="120"/>
-              <w:bottom w:type="dxa" w:w="60"/>
-              <w:right w:type="dxa" w:w="120"/>
-            </w:tcMar>
-            <w:vAlign w:val="top"/>
-          </w:tcPr>
-          <w:p>
-            <w:pPr>
-              <w:spacing w:after="40" w:before="0"/>
-              <w:jc w:val="left"/>
-            </w:pPr>
-            <w:r>
-              <w:rPr>
-                <w:rFonts w:ascii="Arial" w:cs="Arial" w:eastAsia="Arial" w:hAnsi="Arial"/>
-                <w:b/>
-                <w:bCs/>
-                <w:i w:val="false"/>
-                <w:iCs w:val="false"/>
-                <w:color w:val="000000"/>
-                <w:sz w:val="18"/>
-                <w:szCs w:val="18"/>
-              </w:rPr>
-              <w:t xml:space="preserve">Phase 1 — Predict: Returning to the Beginning</w:t>
+            <w:shd w:fill="EAD1F5" w:color="auto" w:val="clear"/>
+            <w:tcMar>
+              <w:top w:type="dxa" w:w="60"/>
+              <w:left w:type="dxa" w:w="120"/>
+              <w:bottom w:type="dxa" w:w="60"/>
+              <w:right w:type="dxa" w:w="120"/>
+            </w:tcMar>
+            <w:vAlign w:val="top"/>
+          </w:tcPr>
+          <w:p>
+            <w:pPr>
+              <w:spacing w:after="40" w:before="0"/>
+              <w:jc w:val="left"/>
+            </w:pPr>
+            <w:r>
+              <w:rPr>
+                <w:rFonts w:ascii="Arial" w:cs="Arial" w:eastAsia="Arial" w:hAnsi="Arial"/>
+                <w:b/>
+                <w:bCs/>
+                <w:i w:val="false"/>
+                <w:iCs w:val="false"/>
+                <w:color w:val="000000"/>
+                <w:sz w:val="18"/>
+                <w:szCs w:val="18"/>
+              </w:rPr>
+              <w:t xml:space="preserve">Predict Phase</w:t>
             </w:r>
           </w:p>
           <w:p>
@@ -28898,7 +28970,7 @@
             <w:pPr>
               <w:spacing w:after="20" w:before="0"/>
             </w:pPr>
-            <w:hyperlink w:history="1" r:id="rIdz9orl4q1so1eiswl23gm5">
+            <w:hyperlink w:history="1" r:id="rIdhridyaue6mt4s2uym4gcz">
               <w:r>
                 <w:rPr>
                   <w:rFonts w:ascii="Arial" w:cs="Arial" w:eastAsia="Arial" w:hAnsi="Arial"/>
@@ -28931,7 +29003,7 @@
               <w:spacing w:after="10" w:before="0"/>
               <w:ind w:left="120"/>
             </w:pPr>
-            <w:hyperlink w:history="1" r:id="rIdesafh8cyragssrhgqbqe7">
+            <w:hyperlink w:history="1" r:id="rIdnk_qej91z_sdvlu9qoh-s">
               <w:r>
                 <w:rPr>
                   <w:rFonts w:ascii="Arial" w:cs="Arial" w:eastAsia="Arial" w:hAnsi="Arial"/>
@@ -28976,7 +29048,7 @@
             <w:pPr>
               <w:spacing w:after="20" w:before="0"/>
             </w:pPr>
-            <w:hyperlink w:history="1" r:id="rIdlwcf8qrc90z6dobezakal">
+            <w:hyperlink w:history="1" r:id="rId-t-dqlep_fsuiei8pym_z">
               <w:r>
                 <w:rPr>
                   <w:rFonts w:ascii="Arial" w:cs="Arial" w:eastAsia="Arial" w:hAnsi="Arial"/>
@@ -29009,7 +29081,7 @@
               <w:spacing w:after="10" w:before="0"/>
               <w:ind w:left="120"/>
             </w:pPr>
-            <w:hyperlink w:history="1" r:id="rId7txvru7zdoxirlatrildj">
+            <w:hyperlink w:history="1" r:id="rIdftkc-x-dx6wt2chninofr">
               <w:r>
                 <w:rPr>
                   <w:rFonts w:ascii="Arial" w:cs="Arial" w:eastAsia="Arial" w:hAnsi="Arial"/>
@@ -29156,32 +29228,32 @@
         <w:tc>
           <w:tcPr>
             <w:tcW w:type="dxa" w:w="1520"/>
-            <w:shd w:fill="F2F2F2" w:color="auto" w:val="clear"/>
-            <w:tcMar>
-              <w:top w:type="dxa" w:w="60"/>
-              <w:left w:type="dxa" w:w="120"/>
-              <w:bottom w:type="dxa" w:w="60"/>
-              <w:right w:type="dxa" w:w="120"/>
-            </w:tcMar>
-            <w:vAlign w:val="top"/>
-          </w:tcPr>
-          <w:p>
-            <w:pPr>
-              <w:spacing w:after="40" w:before="0"/>
-              <w:jc w:val="left"/>
-            </w:pPr>
-            <w:r>
-              <w:rPr>
-                <w:rFonts w:ascii="Arial" w:cs="Arial" w:eastAsia="Arial" w:hAnsi="Arial"/>
-                <w:b/>
-                <w:bCs/>
-                <w:i w:val="false"/>
-                <w:iCs w:val="false"/>
-                <w:color w:val="000000"/>
-                <w:sz w:val="18"/>
-                <w:szCs w:val="18"/>
-              </w:rPr>
-              <w:t xml:space="preserve">Phase 2 — Observe: Gallery Walk — Final Model Showcase</w:t>
+            <w:shd w:fill="D9EEF1" w:color="auto" w:val="clear"/>
+            <w:tcMar>
+              <w:top w:type="dxa" w:w="60"/>
+              <w:left w:type="dxa" w:w="120"/>
+              <w:bottom w:type="dxa" w:w="60"/>
+              <w:right w:type="dxa" w:w="120"/>
+            </w:tcMar>
+            <w:vAlign w:val="top"/>
+          </w:tcPr>
+          <w:p>
+            <w:pPr>
+              <w:spacing w:after="40" w:before="0"/>
+              <w:jc w:val="left"/>
+            </w:pPr>
+            <w:r>
+              <w:rPr>
+                <w:rFonts w:ascii="Arial" w:cs="Arial" w:eastAsia="Arial" w:hAnsi="Arial"/>
+                <w:b/>
+                <w:bCs/>
+                <w:i w:val="false"/>
+                <w:iCs w:val="false"/>
+                <w:color w:val="000000"/>
+                <w:sz w:val="18"/>
+                <w:szCs w:val="18"/>
+              </w:rPr>
+              <w:t xml:space="preserve">Observe Phase</w:t>
             </w:r>
           </w:p>
           <w:p>
@@ -29204,7 +29276,7 @@
             <w:pPr>
               <w:spacing w:after="20" w:before="0"/>
             </w:pPr>
-            <w:hyperlink w:history="1" r:id="rIdn1a805j7aca3lul-ocdf7">
+            <w:hyperlink w:history="1" r:id="rIdv1y03btchlxu4uqqqme6h">
               <w:r>
                 <w:rPr>
                   <w:rFonts w:ascii="Arial" w:cs="Arial" w:eastAsia="Arial" w:hAnsi="Arial"/>
@@ -29237,7 +29309,7 @@
               <w:spacing w:after="10" w:before="0"/>
               <w:ind w:left="120"/>
             </w:pPr>
-            <w:hyperlink w:history="1" r:id="rIdinqxj5fr9rmkscnrcgazp">
+            <w:hyperlink w:history="1" r:id="rIdfcmmxadmzxus5p2xcqtl6">
               <w:r>
                 <w:rPr>
                   <w:rFonts w:ascii="Arial" w:cs="Arial" w:eastAsia="Arial" w:hAnsi="Arial"/>
@@ -29282,7 +29354,7 @@
             <w:pPr>
               <w:spacing w:after="20" w:before="0"/>
             </w:pPr>
-            <w:hyperlink w:history="1" r:id="rIdgcbaj5udzcv9kddafvvwn">
+            <w:hyperlink w:history="1" r:id="rIdxc2el0iknemuw8al_g0jc">
               <w:r>
                 <w:rPr>
                   <w:rFonts w:ascii="Arial" w:cs="Arial" w:eastAsia="Arial" w:hAnsi="Arial"/>
@@ -29315,7 +29387,7 @@
               <w:spacing w:after="10" w:before="0"/>
               <w:ind w:left="120"/>
             </w:pPr>
-            <w:hyperlink w:history="1" r:id="rIdgcsjx2ywhpsijbuebxmor">
+            <w:hyperlink w:history="1" r:id="rIdxdmvz-9e-accky6nn0wqh">
               <w:r>
                 <w:rPr>
                   <w:rFonts w:ascii="Arial" w:cs="Arial" w:eastAsia="Arial" w:hAnsi="Arial"/>
@@ -29462,32 +29534,32 @@
         <w:tc>
           <w:tcPr>
             <w:tcW w:type="dxa" w:w="1520"/>
-            <w:shd w:fill="F2F2F2" w:color="auto" w:val="clear"/>
-            <w:tcMar>
-              <w:top w:type="dxa" w:w="60"/>
-              <w:left w:type="dxa" w:w="120"/>
-              <w:bottom w:type="dxa" w:w="60"/>
-              <w:right w:type="dxa" w:w="120"/>
-            </w:tcMar>
-            <w:vAlign w:val="top"/>
-          </w:tcPr>
-          <w:p>
-            <w:pPr>
-              <w:spacing w:after="40" w:before="0"/>
-              <w:jc w:val="left"/>
-            </w:pPr>
-            <w:r>
-              <w:rPr>
-                <w:rFonts w:ascii="Arial" w:cs="Arial" w:eastAsia="Arial" w:hAnsi="Arial"/>
-                <w:b/>
-                <w:bCs/>
-                <w:i w:val="false"/>
-                <w:iCs w:val="false"/>
-                <w:color w:val="000000"/>
-                <w:sz w:val="18"/>
-                <w:szCs w:val="18"/>
-              </w:rPr>
-              <w:t xml:space="preserve">Phase 3 — Explain: Final Explanation Construction and Kenyan Food Cost-Nutrition Analysis</w:t>
+            <w:shd w:fill="E2EFDA" w:color="auto" w:val="clear"/>
+            <w:tcMar>
+              <w:top w:type="dxa" w:w="60"/>
+              <w:left w:type="dxa" w:w="120"/>
+              <w:bottom w:type="dxa" w:w="60"/>
+              <w:right w:type="dxa" w:w="120"/>
+            </w:tcMar>
+            <w:vAlign w:val="top"/>
+          </w:tcPr>
+          <w:p>
+            <w:pPr>
+              <w:spacing w:after="40" w:before="0"/>
+              <w:jc w:val="left"/>
+            </w:pPr>
+            <w:r>
+              <w:rPr>
+                <w:rFonts w:ascii="Arial" w:cs="Arial" w:eastAsia="Arial" w:hAnsi="Arial"/>
+                <w:b/>
+                <w:bCs/>
+                <w:i w:val="false"/>
+                <w:iCs w:val="false"/>
+                <w:color w:val="000000"/>
+                <w:sz w:val="18"/>
+                <w:szCs w:val="18"/>
+              </w:rPr>
+              <w:t xml:space="preserve">Explain Phase</w:t>
             </w:r>
           </w:p>
           <w:p>
@@ -29510,7 +29582,7 @@
             <w:pPr>
               <w:spacing w:after="20" w:before="0"/>
             </w:pPr>
-            <w:hyperlink w:history="1" r:id="rIduyi9f2uxzldfczwflyap5">
+            <w:hyperlink w:history="1" r:id="rIdinblgz2nmswtikldyf_dn">
               <w:r>
                 <w:rPr>
                   <w:rFonts w:ascii="Arial" w:cs="Arial" w:eastAsia="Arial" w:hAnsi="Arial"/>
@@ -29543,7 +29615,7 @@
               <w:spacing w:after="10" w:before="0"/>
               <w:ind w:left="120"/>
             </w:pPr>
-            <w:hyperlink w:history="1" r:id="rId10ahu3hes1ywxokepiz2t">
+            <w:hyperlink w:history="1" r:id="rId8rvhomfxnt_jxcan51wi1">
               <w:r>
                 <w:rPr>
                   <w:rFonts w:ascii="Arial" w:cs="Arial" w:eastAsia="Arial" w:hAnsi="Arial"/>
@@ -29588,7 +29660,7 @@
             <w:pPr>
               <w:spacing w:after="20" w:before="0"/>
             </w:pPr>
-            <w:hyperlink w:history="1" r:id="rIdsdknh4bpc3uce0jcm95la">
+            <w:hyperlink w:history="1" r:id="rIdnt4ibnn3tbnemotz-iqxo">
               <w:r>
                 <w:rPr>
                   <w:rFonts w:ascii="Arial" w:cs="Arial" w:eastAsia="Arial" w:hAnsi="Arial"/>
@@ -29621,7 +29693,7 @@
               <w:spacing w:after="10" w:before="0"/>
               <w:ind w:left="120"/>
             </w:pPr>
-            <w:hyperlink w:history="1" r:id="rIdrpbix1ffzldosp7a7tk9-">
+            <w:hyperlink w:history="1" r:id="rIdoskm5a3ddevawrbptsruv">
               <w:r>
                 <w:rPr>
                   <w:rFonts w:ascii="Arial" w:cs="Arial" w:eastAsia="Arial" w:hAnsi="Arial"/>
@@ -29768,32 +29840,32 @@
         <w:tc>
           <w:tcPr>
             <w:tcW w:type="dxa" w:w="1520"/>
-            <w:shd w:fill="F2F2F2" w:color="auto" w:val="clear"/>
-            <w:tcMar>
-              <w:top w:type="dxa" w:w="60"/>
-              <w:left w:type="dxa" w:w="120"/>
-              <w:bottom w:type="dxa" w:w="60"/>
-              <w:right w:type="dxa" w:w="120"/>
-            </w:tcMar>
-            <w:vAlign w:val="top"/>
-          </w:tcPr>
-          <w:p>
-            <w:pPr>
-              <w:spacing w:after="40" w:before="0"/>
-              <w:jc w:val="left"/>
-            </w:pPr>
-            <w:r>
-              <w:rPr>
-                <w:rFonts w:ascii="Arial" w:cs="Arial" w:eastAsia="Arial" w:hAnsi="Arial"/>
-                <w:b/>
-                <w:bCs/>
-                <w:i w:val="false"/>
-                <w:iCs w:val="false"/>
-                <w:color w:val="000000"/>
-                <w:sz w:val="18"/>
-                <w:szCs w:val="18"/>
-              </w:rPr>
-              <w:t xml:space="preserve">Phase 4 — Driving Question Board (DQB) Completion and Closure</w:t>
+            <w:shd w:fill="FCE4D6" w:color="auto" w:val="clear"/>
+            <w:tcMar>
+              <w:top w:type="dxa" w:w="60"/>
+              <w:left w:type="dxa" w:w="120"/>
+              <w:bottom w:type="dxa" w:w="60"/>
+              <w:right w:type="dxa" w:w="120"/>
+            </w:tcMar>
+            <w:vAlign w:val="top"/>
+          </w:tcPr>
+          <w:p>
+            <w:pPr>
+              <w:spacing w:after="40" w:before="0"/>
+              <w:jc w:val="left"/>
+            </w:pPr>
+            <w:r>
+              <w:rPr>
+                <w:rFonts w:ascii="Arial" w:cs="Arial" w:eastAsia="Arial" w:hAnsi="Arial"/>
+                <w:b/>
+                <w:bCs/>
+                <w:i w:val="false"/>
+                <w:iCs w:val="false"/>
+                <w:color w:val="000000"/>
+                <w:sz w:val="18"/>
+                <w:szCs w:val="18"/>
+              </w:rPr>
+              <w:t xml:space="preserve">Driving Question Board (DQB) Creation</w:t>
             </w:r>
           </w:p>
           <w:p>
@@ -29816,7 +29888,7 @@
             <w:pPr>
               <w:spacing w:after="20" w:before="0"/>
             </w:pPr>
-            <w:hyperlink w:history="1" r:id="rIdqvlckeqecktakdzm-2pid">
+            <w:hyperlink w:history="1" r:id="rIdprap9p1rt6js7ocgyljqg">
               <w:r>
                 <w:rPr>
                   <w:rFonts w:ascii="Arial" w:cs="Arial" w:eastAsia="Arial" w:hAnsi="Arial"/>
@@ -29849,7 +29921,7 @@
               <w:spacing w:after="10" w:before="0"/>
               <w:ind w:left="120"/>
             </w:pPr>
-            <w:hyperlink w:history="1" r:id="rIdk7mjyerhe1bhd8965-sxz">
+            <w:hyperlink w:history="1" r:id="rIdiockhnf35ww7lmvcuyyrg">
               <w:r>
                 <w:rPr>
                   <w:rFonts w:ascii="Arial" w:cs="Arial" w:eastAsia="Arial" w:hAnsi="Arial"/>
@@ -29894,7 +29966,7 @@
             <w:pPr>
               <w:spacing w:after="20" w:before="0"/>
             </w:pPr>
-            <w:hyperlink w:history="1" r:id="rIdwr4nz1ecl6sjbzrqu-3q0">
+            <w:hyperlink w:history="1" r:id="rIdtcrw98sfunoje87ujhizg">
               <w:r>
                 <w:rPr>
                   <w:rFonts w:ascii="Arial" w:cs="Arial" w:eastAsia="Arial" w:hAnsi="Arial"/>
@@ -29927,7 +29999,7 @@
               <w:spacing w:after="10" w:before="0"/>
               <w:ind w:left="120"/>
             </w:pPr>
-            <w:hyperlink w:history="1" r:id="rIdlmmwyy3qypxv5hzc5r9mv">
+            <w:hyperlink w:history="1" r:id="rIdqrqdk7wchzjteluidjldk">
               <w:r>
                 <w:rPr>
                   <w:rFonts w:ascii="Arial" w:cs="Arial" w:eastAsia="Arial" w:hAnsi="Arial"/>
@@ -30074,32 +30146,32 @@
         <w:tc>
           <w:tcPr>
             <w:tcW w:type="dxa" w:w="1520"/>
-            <w:shd w:fill="F2F2F2" w:color="auto" w:val="clear"/>
-            <w:tcMar>
-              <w:top w:type="dxa" w:w="60"/>
-              <w:left w:type="dxa" w:w="120"/>
-              <w:bottom w:type="dxa" w:w="60"/>
-              <w:right w:type="dxa" w:w="120"/>
-            </w:tcMar>
-            <w:vAlign w:val="top"/>
-          </w:tcPr>
-          <w:p>
-            <w:pPr>
-              <w:spacing w:after="40" w:before="0"/>
-              <w:jc w:val="left"/>
-            </w:pPr>
-            <w:r>
-              <w:rPr>
-                <w:rFonts w:ascii="Arial" w:cs="Arial" w:eastAsia="Arial" w:hAnsi="Arial"/>
-                <w:b/>
-                <w:bCs/>
-                <w:i w:val="false"/>
-                <w:iCs w:val="false"/>
-                <w:color w:val="000000"/>
-                <w:sz w:val="18"/>
-                <w:szCs w:val="18"/>
-              </w:rPr>
-              <w:t xml:space="preserve">Phase 5 — Model Building: Final Model Submission and Unit Self-Reflection</w:t>
+            <w:shd w:fill="D5E8F0" w:color="auto" w:val="clear"/>
+            <w:tcMar>
+              <w:top w:type="dxa" w:w="60"/>
+              <w:left w:type="dxa" w:w="120"/>
+              <w:bottom w:type="dxa" w:w="60"/>
+              <w:right w:type="dxa" w:w="120"/>
+            </w:tcMar>
+            <w:vAlign w:val="top"/>
+          </w:tcPr>
+          <w:p>
+            <w:pPr>
+              <w:spacing w:after="40" w:before="0"/>
+              <w:jc w:val="left"/>
+            </w:pPr>
+            <w:r>
+              <w:rPr>
+                <w:rFonts w:ascii="Arial" w:cs="Arial" w:eastAsia="Arial" w:hAnsi="Arial"/>
+                <w:b/>
+                <w:bCs/>
+                <w:i w:val="false"/>
+                <w:iCs w:val="false"/>
+                <w:color w:val="000000"/>
+                <w:sz w:val="18"/>
+                <w:szCs w:val="18"/>
+              </w:rPr>
+              <w:t xml:space="preserve">Model Building Phase</w:t>
             </w:r>
           </w:p>
           <w:p>
@@ -30122,7 +30194,7 @@
             <w:pPr>
               <w:spacing w:after="20" w:before="0"/>
             </w:pPr>
-            <w:hyperlink w:history="1" r:id="rIdrljlv_-jka7wykigd_vr2">
+            <w:hyperlink w:history="1" r:id="rIde-7h1pgjsslrntqeftb6d">
               <w:r>
                 <w:rPr>
                   <w:rFonts w:ascii="Arial" w:cs="Arial" w:eastAsia="Arial" w:hAnsi="Arial"/>
@@ -30155,7 +30227,7 @@
               <w:spacing w:after="10" w:before="0"/>
               <w:ind w:left="120"/>
             </w:pPr>
-            <w:hyperlink w:history="1" r:id="rIdwu3g8e4qojll-qh1m3g7j">
+            <w:hyperlink w:history="1" r:id="rId0vp540ofthnoo9dm1vojq">
               <w:r>
                 <w:rPr>
                   <w:rFonts w:ascii="Arial" w:cs="Arial" w:eastAsia="Arial" w:hAnsi="Arial"/>
@@ -30200,7 +30272,7 @@
             <w:pPr>
               <w:spacing w:after="20" w:before="0"/>
             </w:pPr>
-            <w:hyperlink w:history="1" r:id="rId0571rhyzandsey1uiasrf">
+            <w:hyperlink w:history="1" r:id="rIdk15h8o8w-efli-whmmu_a">
               <w:r>
                 <w:rPr>
                   <w:rFonts w:ascii="Arial" w:cs="Arial" w:eastAsia="Arial" w:hAnsi="Arial"/>
@@ -30233,7 +30305,7 @@
               <w:spacing w:after="10" w:before="0"/>
               <w:ind w:left="120"/>
             </w:pPr>
-            <w:hyperlink w:history="1" r:id="rId9t763jjngfoywc8srxdj1">
+            <w:hyperlink w:history="1" r:id="rIdddzlbr8sjmgk5ajd9qxs4">
               <w:r>
                 <w:rPr>
                   <w:rFonts w:ascii="Arial" w:cs="Arial" w:eastAsia="Arial" w:hAnsi="Arial"/>

--- a/data/outputs/v2/Biology/SS3.1_Animal_Nutrition/Biology_Animal_Nutrition_CBE_LessonSequence.docx
+++ b/data/outputs/v2/Biology/SS3.1_Animal_Nutrition/Biology_Animal_Nutrition_CBE_LessonSequence.docx
@@ -3477,7 +3477,7 @@
             <w:pPr>
               <w:spacing w:after="20" w:before="0"/>
             </w:pPr>
-            <w:hyperlink w:history="1" r:id="rIdubbujvv7b7f-snidbunlm">
+            <w:hyperlink w:history="1" r:id="rIdjw5txjforew6bi8k67lxa">
               <w:r>
                 <w:rPr>
                   <w:rFonts w:ascii="Arial" w:cs="Arial" w:eastAsia="Arial" w:hAnsi="Arial"/>
@@ -3510,7 +3510,7 @@
               <w:spacing w:after="10" w:before="0"/>
               <w:ind w:left="120"/>
             </w:pPr>
-            <w:hyperlink w:history="1" r:id="rIdlognwuhu0bjxj_nc9d0cz">
+            <w:hyperlink w:history="1" r:id="rIdgpfdm_ybj_tyt_7frk-tp">
               <w:r>
                 <w:rPr>
                   <w:rFonts w:ascii="Arial" w:cs="Arial" w:eastAsia="Arial" w:hAnsi="Arial"/>
@@ -3555,7 +3555,7 @@
             <w:pPr>
               <w:spacing w:after="20" w:before="0"/>
             </w:pPr>
-            <w:hyperlink w:history="1" r:id="rIdljpxbknlsicfyhaaq8v77">
+            <w:hyperlink w:history="1" r:id="rIdv7pdtfhii48srthgwyn5x">
               <w:r>
                 <w:rPr>
                   <w:rFonts w:ascii="Arial" w:cs="Arial" w:eastAsia="Arial" w:hAnsi="Arial"/>
@@ -3588,7 +3588,7 @@
               <w:spacing w:after="10" w:before="0"/>
               <w:ind w:left="120"/>
             </w:pPr>
-            <w:hyperlink w:history="1" r:id="rIdwtpkbpf_ylryaoyp2i0wg">
+            <w:hyperlink w:history="1" r:id="rIdj94_l7weqhvcciiouewlu">
               <w:r>
                 <w:rPr>
                   <w:rFonts w:ascii="Arial" w:cs="Arial" w:eastAsia="Arial" w:hAnsi="Arial"/>
@@ -3783,7 +3783,7 @@
             <w:pPr>
               <w:spacing w:after="20" w:before="0"/>
             </w:pPr>
-            <w:hyperlink w:history="1" r:id="rIdtzw2u6p9ypbdoozxeoeff">
+            <w:hyperlink w:history="1" r:id="rId5-gbsri4etsv0h0nmcoe9">
               <w:r>
                 <w:rPr>
                   <w:rFonts w:ascii="Arial" w:cs="Arial" w:eastAsia="Arial" w:hAnsi="Arial"/>
@@ -3816,7 +3816,7 @@
               <w:spacing w:after="10" w:before="0"/>
               <w:ind w:left="120"/>
             </w:pPr>
-            <w:hyperlink w:history="1" r:id="rIdpum_wblwqyppvw5xduvg0">
+            <w:hyperlink w:history="1" r:id="rIdzhowcfqcr3iq9qwscfcdc">
               <w:r>
                 <w:rPr>
                   <w:rFonts w:ascii="Arial" w:cs="Arial" w:eastAsia="Arial" w:hAnsi="Arial"/>
@@ -3861,7 +3861,7 @@
             <w:pPr>
               <w:spacing w:after="20" w:before="0"/>
             </w:pPr>
-            <w:hyperlink w:history="1" r:id="rIdevbhm4_veqz_y_udch9ul">
+            <w:hyperlink w:history="1" r:id="rId2tgpxnvg06wjbl4ejpqow">
               <w:r>
                 <w:rPr>
                   <w:rFonts w:ascii="Arial" w:cs="Arial" w:eastAsia="Arial" w:hAnsi="Arial"/>
@@ -3894,7 +3894,7 @@
               <w:spacing w:after="10" w:before="0"/>
               <w:ind w:left="120"/>
             </w:pPr>
-            <w:hyperlink w:history="1" r:id="rIdqlmfqevdqwcvnhz8rd_bg">
+            <w:hyperlink w:history="1" r:id="rIdipwpbmkiakglyhjrq_qav">
               <w:r>
                 <w:rPr>
                   <w:rFonts w:ascii="Arial" w:cs="Arial" w:eastAsia="Arial" w:hAnsi="Arial"/>
@@ -4089,7 +4089,7 @@
             <w:pPr>
               <w:spacing w:after="20" w:before="0"/>
             </w:pPr>
-            <w:hyperlink w:history="1" r:id="rId222nm7_ojnml2j46ysk9j">
+            <w:hyperlink w:history="1" r:id="rIdcgh54bymc1497ivqlo8fb">
               <w:r>
                 <w:rPr>
                   <w:rFonts w:ascii="Arial" w:cs="Arial" w:eastAsia="Arial" w:hAnsi="Arial"/>
@@ -4122,7 +4122,7 @@
               <w:spacing w:after="10" w:before="0"/>
               <w:ind w:left="120"/>
             </w:pPr>
-            <w:hyperlink w:history="1" r:id="rIdx7yxupinn-k2-oygmvsrg">
+            <w:hyperlink w:history="1" r:id="rIdtmmhjggxy3xawv3zrcxfn">
               <w:r>
                 <w:rPr>
                   <w:rFonts w:ascii="Arial" w:cs="Arial" w:eastAsia="Arial" w:hAnsi="Arial"/>
@@ -4167,7 +4167,7 @@
             <w:pPr>
               <w:spacing w:after="20" w:before="0"/>
             </w:pPr>
-            <w:hyperlink w:history="1" r:id="rIdc9dhioord7tho_yjs0lak">
+            <w:hyperlink w:history="1" r:id="rIdqgo0gozluwvfhzfclc9zs">
               <w:r>
                 <w:rPr>
                   <w:rFonts w:ascii="Arial" w:cs="Arial" w:eastAsia="Arial" w:hAnsi="Arial"/>
@@ -4200,7 +4200,7 @@
               <w:spacing w:after="10" w:before="0"/>
               <w:ind w:left="120"/>
             </w:pPr>
-            <w:hyperlink w:history="1" r:id="rIdtoazi5fqfdxxxykr_wptl">
+            <w:hyperlink w:history="1" r:id="rIdqermonrota7rzx2rdnhx-">
               <w:r>
                 <w:rPr>
                   <w:rFonts w:ascii="Arial" w:cs="Arial" w:eastAsia="Arial" w:hAnsi="Arial"/>
@@ -4395,7 +4395,7 @@
             <w:pPr>
               <w:spacing w:after="20" w:before="0"/>
             </w:pPr>
-            <w:hyperlink w:history="1" r:id="rIdoufjkgyxdleubhmqdup8w">
+            <w:hyperlink w:history="1" r:id="rIdcmtqbha44mkecdm0yr8f2">
               <w:r>
                 <w:rPr>
                   <w:rFonts w:ascii="Arial" w:cs="Arial" w:eastAsia="Arial" w:hAnsi="Arial"/>
@@ -4428,7 +4428,7 @@
               <w:spacing w:after="10" w:before="0"/>
               <w:ind w:left="120"/>
             </w:pPr>
-            <w:hyperlink w:history="1" r:id="rIdsqxijskq8esoggwjirsyh">
+            <w:hyperlink w:history="1" r:id="rId0no5lv8z5oel40uy7lcyk">
               <w:r>
                 <w:rPr>
                   <w:rFonts w:ascii="Arial" w:cs="Arial" w:eastAsia="Arial" w:hAnsi="Arial"/>
@@ -4473,7 +4473,7 @@
             <w:pPr>
               <w:spacing w:after="20" w:before="0"/>
             </w:pPr>
-            <w:hyperlink w:history="1" r:id="rIdbzzvubvykcmphrvkjfi7w">
+            <w:hyperlink w:history="1" r:id="rIdxahsqshpwpwlmtnnxicn-">
               <w:r>
                 <w:rPr>
                   <w:rFonts w:ascii="Arial" w:cs="Arial" w:eastAsia="Arial" w:hAnsi="Arial"/>
@@ -4506,7 +4506,7 @@
               <w:spacing w:after="10" w:before="0"/>
               <w:ind w:left="120"/>
             </w:pPr>
-            <w:hyperlink w:history="1" r:id="rIduxdzkftecgjqj-mvaamjx">
+            <w:hyperlink w:history="1" r:id="rIdnshtbhaxjlumorrdmswyb">
               <w:r>
                 <w:rPr>
                   <w:rFonts w:ascii="Arial" w:cs="Arial" w:eastAsia="Arial" w:hAnsi="Arial"/>
@@ -4701,7 +4701,7 @@
             <w:pPr>
               <w:spacing w:after="20" w:before="0"/>
             </w:pPr>
-            <w:hyperlink w:history="1" r:id="rIdiodq-kw_1g7s1pduec2fk">
+            <w:hyperlink w:history="1" r:id="rIdkj5-wxmszc-fcz0lolgkd">
               <w:r>
                 <w:rPr>
                   <w:rFonts w:ascii="Arial" w:cs="Arial" w:eastAsia="Arial" w:hAnsi="Arial"/>
@@ -4734,7 +4734,7 @@
               <w:spacing w:after="10" w:before="0"/>
               <w:ind w:left="120"/>
             </w:pPr>
-            <w:hyperlink w:history="1" r:id="rIdu2owgsrwl3fcsfst6uroh">
+            <w:hyperlink w:history="1" r:id="rIdqokvzvssa7xmn1pzom5y9">
               <w:r>
                 <w:rPr>
                   <w:rFonts w:ascii="Arial" w:cs="Arial" w:eastAsia="Arial" w:hAnsi="Arial"/>
@@ -4779,7 +4779,7 @@
             <w:pPr>
               <w:spacing w:after="20" w:before="0"/>
             </w:pPr>
-            <w:hyperlink w:history="1" r:id="rIdyu5zwcivt7mlaz8gd6opb">
+            <w:hyperlink w:history="1" r:id="rIdfqnqvyupdqqswluc2zybf">
               <w:r>
                 <w:rPr>
                   <w:rFonts w:ascii="Arial" w:cs="Arial" w:eastAsia="Arial" w:hAnsi="Arial"/>
@@ -4812,7 +4812,7 @@
               <w:spacing w:after="10" w:before="0"/>
               <w:ind w:left="120"/>
             </w:pPr>
-            <w:hyperlink w:history="1" r:id="rIdskhmclg_7pya_qiydzaq_">
+            <w:hyperlink w:history="1" r:id="rIdq_kvdtm6pujshoq64hczj">
               <w:r>
                 <w:rPr>
                   <w:rFonts w:ascii="Arial" w:cs="Arial" w:eastAsia="Arial" w:hAnsi="Arial"/>
@@ -6299,7 +6299,7 @@
             <w:pPr>
               <w:spacing w:after="20" w:before="0"/>
             </w:pPr>
-            <w:hyperlink w:history="1" r:id="rIdpxseyfmfssrvtyxffidtf">
+            <w:hyperlink w:history="1" r:id="rId9urocuz18jd7prm_csyf1">
               <w:r>
                 <w:rPr>
                   <w:rFonts w:ascii="Arial" w:cs="Arial" w:eastAsia="Arial" w:hAnsi="Arial"/>
@@ -6332,7 +6332,7 @@
               <w:spacing w:after="10" w:before="0"/>
               <w:ind w:left="120"/>
             </w:pPr>
-            <w:hyperlink w:history="1" r:id="rIdt8nmp6g2n9dxvkgh9jxzj">
+            <w:hyperlink w:history="1" r:id="rIdy8gcyr5eruyxauqs4n08d">
               <w:r>
                 <w:rPr>
                   <w:rFonts w:ascii="Arial" w:cs="Arial" w:eastAsia="Arial" w:hAnsi="Arial"/>
@@ -6377,7 +6377,7 @@
             <w:pPr>
               <w:spacing w:after="20" w:before="0"/>
             </w:pPr>
-            <w:hyperlink w:history="1" r:id="rIdg-eue1yyv9c-eglwj1beb">
+            <w:hyperlink w:history="1" r:id="rIdxd_yqls46w5fnxsrbdzwi">
               <w:r>
                 <w:rPr>
                   <w:rFonts w:ascii="Arial" w:cs="Arial" w:eastAsia="Arial" w:hAnsi="Arial"/>
@@ -6410,7 +6410,7 @@
               <w:spacing w:after="10" w:before="0"/>
               <w:ind w:left="120"/>
             </w:pPr>
-            <w:hyperlink w:history="1" r:id="rId24q7hps4gls5tdpj7de2b">
+            <w:hyperlink w:history="1" r:id="rId20k82gdxo53d9eamzobpq">
               <w:r>
                 <w:rPr>
                   <w:rFonts w:ascii="Arial" w:cs="Arial" w:eastAsia="Arial" w:hAnsi="Arial"/>
@@ -6605,7 +6605,7 @@
             <w:pPr>
               <w:spacing w:after="20" w:before="0"/>
             </w:pPr>
-            <w:hyperlink w:history="1" r:id="rIdogfix60hijraekaqfbzjo">
+            <w:hyperlink w:history="1" r:id="rIdtdxqrmms7syq0w1fcujs0">
               <w:r>
                 <w:rPr>
                   <w:rFonts w:ascii="Arial" w:cs="Arial" w:eastAsia="Arial" w:hAnsi="Arial"/>
@@ -6638,7 +6638,7 @@
               <w:spacing w:after="10" w:before="0"/>
               <w:ind w:left="120"/>
             </w:pPr>
-            <w:hyperlink w:history="1" r:id="rId4enwy8m3tbt4mq_uxmc87">
+            <w:hyperlink w:history="1" r:id="rIdz3zp7jnr2mb1hqfiko0kg">
               <w:r>
                 <w:rPr>
                   <w:rFonts w:ascii="Arial" w:cs="Arial" w:eastAsia="Arial" w:hAnsi="Arial"/>
@@ -6683,7 +6683,7 @@
             <w:pPr>
               <w:spacing w:after="20" w:before="0"/>
             </w:pPr>
-            <w:hyperlink w:history="1" r:id="rIdzufpoqsucgkdxvwlpfbwv">
+            <w:hyperlink w:history="1" r:id="rId3xzt0rrxosixamt_yd6mj">
               <w:r>
                 <w:rPr>
                   <w:rFonts w:ascii="Arial" w:cs="Arial" w:eastAsia="Arial" w:hAnsi="Arial"/>
@@ -6716,7 +6716,7 @@
               <w:spacing w:after="10" w:before="0"/>
               <w:ind w:left="120"/>
             </w:pPr>
-            <w:hyperlink w:history="1" r:id="rIdry0zypsvazhfvqhxmf3zr">
+            <w:hyperlink w:history="1" r:id="rIdc-3pg3ifsbpejjb6tcvyt">
               <w:r>
                 <w:rPr>
                   <w:rFonts w:ascii="Arial" w:cs="Arial" w:eastAsia="Arial" w:hAnsi="Arial"/>
@@ -6911,7 +6911,7 @@
             <w:pPr>
               <w:spacing w:after="20" w:before="0"/>
             </w:pPr>
-            <w:hyperlink w:history="1" r:id="rIdviasthowfjtwojki9wj8i">
+            <w:hyperlink w:history="1" r:id="rIdcfbn9oyirhgr2wsccsg7o">
               <w:r>
                 <w:rPr>
                   <w:rFonts w:ascii="Arial" w:cs="Arial" w:eastAsia="Arial" w:hAnsi="Arial"/>
@@ -6944,7 +6944,7 @@
               <w:spacing w:after="10" w:before="0"/>
               <w:ind w:left="120"/>
             </w:pPr>
-            <w:hyperlink w:history="1" r:id="rIdvifjmbfix_avlnb4gke4z">
+            <w:hyperlink w:history="1" r:id="rIdh_pjee3ilmrsteshtop_6">
               <w:r>
                 <w:rPr>
                   <w:rFonts w:ascii="Arial" w:cs="Arial" w:eastAsia="Arial" w:hAnsi="Arial"/>
@@ -6989,7 +6989,7 @@
             <w:pPr>
               <w:spacing w:after="20" w:before="0"/>
             </w:pPr>
-            <w:hyperlink w:history="1" r:id="rIdaxu5rwocfmi7wu4uq8v4p">
+            <w:hyperlink w:history="1" r:id="rIdyjjt-7dbvsr7idflvybu0">
               <w:r>
                 <w:rPr>
                   <w:rFonts w:ascii="Arial" w:cs="Arial" w:eastAsia="Arial" w:hAnsi="Arial"/>
@@ -7022,7 +7022,7 @@
               <w:spacing w:after="10" w:before="0"/>
               <w:ind w:left="120"/>
             </w:pPr>
-            <w:hyperlink w:history="1" r:id="rIdjgh-3klv1bk6p-zpyzky6">
+            <w:hyperlink w:history="1" r:id="rIdyrpyexgvx1eey_j8y2gwa">
               <w:r>
                 <w:rPr>
                   <w:rFonts w:ascii="Arial" w:cs="Arial" w:eastAsia="Arial" w:hAnsi="Arial"/>
@@ -7217,7 +7217,7 @@
             <w:pPr>
               <w:spacing w:after="20" w:before="0"/>
             </w:pPr>
-            <w:hyperlink w:history="1" r:id="rIdbzvnknirmfchwvrv3uq5k">
+            <w:hyperlink w:history="1" r:id="rIdcda7mk7svz3xeg2-3sfxt">
               <w:r>
                 <w:rPr>
                   <w:rFonts w:ascii="Arial" w:cs="Arial" w:eastAsia="Arial" w:hAnsi="Arial"/>
@@ -7250,7 +7250,7 @@
               <w:spacing w:after="10" w:before="0"/>
               <w:ind w:left="120"/>
             </w:pPr>
-            <w:hyperlink w:history="1" r:id="rId-lqtdlq-7zwfgkcolvbsi">
+            <w:hyperlink w:history="1" r:id="rIdo8xdi8ydl44f_fieawspa">
               <w:r>
                 <w:rPr>
                   <w:rFonts w:ascii="Arial" w:cs="Arial" w:eastAsia="Arial" w:hAnsi="Arial"/>
@@ -7295,7 +7295,7 @@
             <w:pPr>
               <w:spacing w:after="20" w:before="0"/>
             </w:pPr>
-            <w:hyperlink w:history="1" r:id="rIdbnmtgfqkopn-qzbggqjbi">
+            <w:hyperlink w:history="1" r:id="rIdeczs4pzd0mjrvkjp8vj6o">
               <w:r>
                 <w:rPr>
                   <w:rFonts w:ascii="Arial" w:cs="Arial" w:eastAsia="Arial" w:hAnsi="Arial"/>
@@ -7328,7 +7328,7 @@
               <w:spacing w:after="10" w:before="0"/>
               <w:ind w:left="120"/>
             </w:pPr>
-            <w:hyperlink w:history="1" r:id="rIdrs9yl-qrjgnenm1lnlbbu">
+            <w:hyperlink w:history="1" r:id="rIdruam7go9n9ezoc3chxtwp">
               <w:r>
                 <w:rPr>
                   <w:rFonts w:ascii="Arial" w:cs="Arial" w:eastAsia="Arial" w:hAnsi="Arial"/>
@@ -7523,7 +7523,7 @@
             <w:pPr>
               <w:spacing w:after="20" w:before="0"/>
             </w:pPr>
-            <w:hyperlink w:history="1" r:id="rId619tncubedruiqwzcjzgt">
+            <w:hyperlink w:history="1" r:id="rIdr-ojbzfva5upvj_ybdqtv">
               <w:r>
                 <w:rPr>
                   <w:rFonts w:ascii="Arial" w:cs="Arial" w:eastAsia="Arial" w:hAnsi="Arial"/>
@@ -7556,7 +7556,7 @@
               <w:spacing w:after="10" w:before="0"/>
               <w:ind w:left="120"/>
             </w:pPr>
-            <w:hyperlink w:history="1" r:id="rIdl4ncvhvolcpf8lmqwyniu">
+            <w:hyperlink w:history="1" r:id="rIdfvyxcqmp39xz2nrh5wcfl">
               <w:r>
                 <w:rPr>
                   <w:rFonts w:ascii="Arial" w:cs="Arial" w:eastAsia="Arial" w:hAnsi="Arial"/>
@@ -7601,7 +7601,7 @@
             <w:pPr>
               <w:spacing w:after="20" w:before="0"/>
             </w:pPr>
-            <w:hyperlink w:history="1" r:id="rIdul2-wicybuc76f0pqctjh">
+            <w:hyperlink w:history="1" r:id="rIdaurnn-0gbbpkax-koclek">
               <w:r>
                 <w:rPr>
                   <w:rFonts w:ascii="Arial" w:cs="Arial" w:eastAsia="Arial" w:hAnsi="Arial"/>
@@ -7634,7 +7634,7 @@
               <w:spacing w:after="10" w:before="0"/>
               <w:ind w:left="120"/>
             </w:pPr>
-            <w:hyperlink w:history="1" r:id="rIdlt7o5nyt7oospzn8cdvxh">
+            <w:hyperlink w:history="1" r:id="rIdl54zhdvqzyxnv2ii3psu4">
               <w:r>
                 <w:rPr>
                   <w:rFonts w:ascii="Arial" w:cs="Arial" w:eastAsia="Arial" w:hAnsi="Arial"/>
@@ -9121,7 +9121,7 @@
             <w:pPr>
               <w:spacing w:after="20" w:before="0"/>
             </w:pPr>
-            <w:hyperlink w:history="1" r:id="rIduwv9toghp16pckjd04_0w">
+            <w:hyperlink w:history="1" r:id="rId-opxet03mqvhsc7vjsy_i">
               <w:r>
                 <w:rPr>
                   <w:rFonts w:ascii="Arial" w:cs="Arial" w:eastAsia="Arial" w:hAnsi="Arial"/>
@@ -9154,7 +9154,7 @@
               <w:spacing w:after="10" w:before="0"/>
               <w:ind w:left="120"/>
             </w:pPr>
-            <w:hyperlink w:history="1" r:id="rIdk82rxemlcc2elletaload">
+            <w:hyperlink w:history="1" r:id="rIdwoyuc7cf1wrpxquhivsbm">
               <w:r>
                 <w:rPr>
                   <w:rFonts w:ascii="Arial" w:cs="Arial" w:eastAsia="Arial" w:hAnsi="Arial"/>
@@ -9199,7 +9199,7 @@
             <w:pPr>
               <w:spacing w:after="20" w:before="0"/>
             </w:pPr>
-            <w:hyperlink w:history="1" r:id="rId1nbieydqtdrtfndw6mkav">
+            <w:hyperlink w:history="1" r:id="rId6gx9u9ujgkxwebymqvbec">
               <w:r>
                 <w:rPr>
                   <w:rFonts w:ascii="Arial" w:cs="Arial" w:eastAsia="Arial" w:hAnsi="Arial"/>
@@ -9232,7 +9232,7 @@
               <w:spacing w:after="10" w:before="0"/>
               <w:ind w:left="120"/>
             </w:pPr>
-            <w:hyperlink w:history="1" r:id="rIdniangkajj5pq-_dr19uki">
+            <w:hyperlink w:history="1" r:id="rIditymjpfnnzu6cgjzghtpe">
               <w:r>
                 <w:rPr>
                   <w:rFonts w:ascii="Arial" w:cs="Arial" w:eastAsia="Arial" w:hAnsi="Arial"/>
@@ -9427,7 +9427,7 @@
             <w:pPr>
               <w:spacing w:after="20" w:before="0"/>
             </w:pPr>
-            <w:hyperlink w:history="1" r:id="rIdnw7lhlzyk7zqzb2xqpvyi">
+            <w:hyperlink w:history="1" r:id="rIdpbsbfrt6_cyxdtzk1azqp">
               <w:r>
                 <w:rPr>
                   <w:rFonts w:ascii="Arial" w:cs="Arial" w:eastAsia="Arial" w:hAnsi="Arial"/>
@@ -9460,7 +9460,7 @@
               <w:spacing w:after="10" w:before="0"/>
               <w:ind w:left="120"/>
             </w:pPr>
-            <w:hyperlink w:history="1" r:id="rIdbjeds2ad8kzvivo3hb1af">
+            <w:hyperlink w:history="1" r:id="rIdw_d9row6dd1ztxka1ejse">
               <w:r>
                 <w:rPr>
                   <w:rFonts w:ascii="Arial" w:cs="Arial" w:eastAsia="Arial" w:hAnsi="Arial"/>
@@ -9505,7 +9505,7 @@
             <w:pPr>
               <w:spacing w:after="20" w:before="0"/>
             </w:pPr>
-            <w:hyperlink w:history="1" r:id="rIdmipwq7hosafswcwixzsnn">
+            <w:hyperlink w:history="1" r:id="rIdhwq3k2fwnt4bf_cyppqy0">
               <w:r>
                 <w:rPr>
                   <w:rFonts w:ascii="Arial" w:cs="Arial" w:eastAsia="Arial" w:hAnsi="Arial"/>
@@ -9538,7 +9538,7 @@
               <w:spacing w:after="10" w:before="0"/>
               <w:ind w:left="120"/>
             </w:pPr>
-            <w:hyperlink w:history="1" r:id="rId5ojfuz1catqz7pd_fqjd-">
+            <w:hyperlink w:history="1" r:id="rIdlmpvnw9wm4tqg-bi0fkyc">
               <w:r>
                 <w:rPr>
                   <w:rFonts w:ascii="Arial" w:cs="Arial" w:eastAsia="Arial" w:hAnsi="Arial"/>
@@ -9733,7 +9733,7 @@
             <w:pPr>
               <w:spacing w:after="20" w:before="0"/>
             </w:pPr>
-            <w:hyperlink w:history="1" r:id="rIdh7lvvoxzq4kfwv1dpixaj">
+            <w:hyperlink w:history="1" r:id="rIdrepzs4f0e-vu_3m6frv3a">
               <w:r>
                 <w:rPr>
                   <w:rFonts w:ascii="Arial" w:cs="Arial" w:eastAsia="Arial" w:hAnsi="Arial"/>
@@ -9766,7 +9766,7 @@
               <w:spacing w:after="10" w:before="0"/>
               <w:ind w:left="120"/>
             </w:pPr>
-            <w:hyperlink w:history="1" r:id="rId6sbbz0q8f94ii430pusga">
+            <w:hyperlink w:history="1" r:id="rIdluayxfxbbq3zgo36t1d3z">
               <w:r>
                 <w:rPr>
                   <w:rFonts w:ascii="Arial" w:cs="Arial" w:eastAsia="Arial" w:hAnsi="Arial"/>
@@ -9811,7 +9811,7 @@
             <w:pPr>
               <w:spacing w:after="20" w:before="0"/>
             </w:pPr>
-            <w:hyperlink w:history="1" r:id="rId3s3p8u1bv2kqnofera4w7">
+            <w:hyperlink w:history="1" r:id="rId7qjtqx7lmee1gmixiem4w">
               <w:r>
                 <w:rPr>
                   <w:rFonts w:ascii="Arial" w:cs="Arial" w:eastAsia="Arial" w:hAnsi="Arial"/>
@@ -9844,7 +9844,7 @@
               <w:spacing w:after="10" w:before="0"/>
               <w:ind w:left="120"/>
             </w:pPr>
-            <w:hyperlink w:history="1" r:id="rIdenza7bwfmvpzgnqjwdirb">
+            <w:hyperlink w:history="1" r:id="rIdqcnke50dgarzyzafnyzfp">
               <w:r>
                 <w:rPr>
                   <w:rFonts w:ascii="Arial" w:cs="Arial" w:eastAsia="Arial" w:hAnsi="Arial"/>
@@ -10039,7 +10039,7 @@
             <w:pPr>
               <w:spacing w:after="20" w:before="0"/>
             </w:pPr>
-            <w:hyperlink w:history="1" r:id="rIdidmhmwetwj1zjmxebkbtd">
+            <w:hyperlink w:history="1" r:id="rIdtz3wa4932zj1jvrt-zyra">
               <w:r>
                 <w:rPr>
                   <w:rFonts w:ascii="Arial" w:cs="Arial" w:eastAsia="Arial" w:hAnsi="Arial"/>
@@ -10072,7 +10072,7 @@
               <w:spacing w:after="10" w:before="0"/>
               <w:ind w:left="120"/>
             </w:pPr>
-            <w:hyperlink w:history="1" r:id="rIdo8wtpqo2finwdcuuqbsw3">
+            <w:hyperlink w:history="1" r:id="rIdq7pissfdudjajryvuj5sy">
               <w:r>
                 <w:rPr>
                   <w:rFonts w:ascii="Arial" w:cs="Arial" w:eastAsia="Arial" w:hAnsi="Arial"/>
@@ -10117,7 +10117,7 @@
             <w:pPr>
               <w:spacing w:after="20" w:before="0"/>
             </w:pPr>
-            <w:hyperlink w:history="1" r:id="rIdwpgmkp7zyw1vjz9i1gfm3">
+            <w:hyperlink w:history="1" r:id="rIdopfpcxun8iffvunmeuifw">
               <w:r>
                 <w:rPr>
                   <w:rFonts w:ascii="Arial" w:cs="Arial" w:eastAsia="Arial" w:hAnsi="Arial"/>
@@ -10150,7 +10150,7 @@
               <w:spacing w:after="10" w:before="0"/>
               <w:ind w:left="120"/>
             </w:pPr>
-            <w:hyperlink w:history="1" r:id="rIdg7c-eckfxxidniqhvlzbf">
+            <w:hyperlink w:history="1" r:id="rIdyioibqgjucyo13r22l0rw">
               <w:r>
                 <w:rPr>
                   <w:rFonts w:ascii="Arial" w:cs="Arial" w:eastAsia="Arial" w:hAnsi="Arial"/>
@@ -10345,7 +10345,7 @@
             <w:pPr>
               <w:spacing w:after="20" w:before="0"/>
             </w:pPr>
-            <w:hyperlink w:history="1" r:id="rIdjsone6wdzxfjbxbmamkjg">
+            <w:hyperlink w:history="1" r:id="rIdt0r3xxjr6h0diqzy-fmi3">
               <w:r>
                 <w:rPr>
                   <w:rFonts w:ascii="Arial" w:cs="Arial" w:eastAsia="Arial" w:hAnsi="Arial"/>
@@ -10378,7 +10378,7 @@
               <w:spacing w:after="10" w:before="0"/>
               <w:ind w:left="120"/>
             </w:pPr>
-            <w:hyperlink w:history="1" r:id="rIda6otcqio_m8tipgjmey6p">
+            <w:hyperlink w:history="1" r:id="rIdgirronz1pz7hecpfy2j4m">
               <w:r>
                 <w:rPr>
                   <w:rFonts w:ascii="Arial" w:cs="Arial" w:eastAsia="Arial" w:hAnsi="Arial"/>
@@ -10423,7 +10423,7 @@
             <w:pPr>
               <w:spacing w:after="20" w:before="0"/>
             </w:pPr>
-            <w:hyperlink w:history="1" r:id="rIdy-r07uv_hlohxc3enmvih">
+            <w:hyperlink w:history="1" r:id="rIdqmygiiyy_6vhxbhpanul9">
               <w:r>
                 <w:rPr>
                   <w:rFonts w:ascii="Arial" w:cs="Arial" w:eastAsia="Arial" w:hAnsi="Arial"/>
@@ -10456,7 +10456,7 @@
               <w:spacing w:after="10" w:before="0"/>
               <w:ind w:left="120"/>
             </w:pPr>
-            <w:hyperlink w:history="1" r:id="rIdtabme2seutyy-qru6lz_-">
+            <w:hyperlink w:history="1" r:id="rIdkxwqcj3o2oqctjt6_t3km">
               <w:r>
                 <w:rPr>
                   <w:rFonts w:ascii="Arial" w:cs="Arial" w:eastAsia="Arial" w:hAnsi="Arial"/>
@@ -11943,7 +11943,7 @@
             <w:pPr>
               <w:spacing w:after="20" w:before="0"/>
             </w:pPr>
-            <w:hyperlink w:history="1" r:id="rIdi8kwnbsvoqpduvsdo3d5-">
+            <w:hyperlink w:history="1" r:id="rId06oytgunvvkej-rbb9vpu">
               <w:r>
                 <w:rPr>
                   <w:rFonts w:ascii="Arial" w:cs="Arial" w:eastAsia="Arial" w:hAnsi="Arial"/>
@@ -11976,7 +11976,7 @@
               <w:spacing w:after="10" w:before="0"/>
               <w:ind w:left="120"/>
             </w:pPr>
-            <w:hyperlink w:history="1" r:id="rIdhmbqyuukdhvrisjojiuzj">
+            <w:hyperlink w:history="1" r:id="rIdpcqhgxoyeuawppxlcj6dg">
               <w:r>
                 <w:rPr>
                   <w:rFonts w:ascii="Arial" w:cs="Arial" w:eastAsia="Arial" w:hAnsi="Arial"/>
@@ -12021,7 +12021,7 @@
             <w:pPr>
               <w:spacing w:after="20" w:before="0"/>
             </w:pPr>
-            <w:hyperlink w:history="1" r:id="rIdmjd8xjabfn8vkse1qduo4">
+            <w:hyperlink w:history="1" r:id="rId2xtcswbwljc36wguo6w5p">
               <w:r>
                 <w:rPr>
                   <w:rFonts w:ascii="Arial" w:cs="Arial" w:eastAsia="Arial" w:hAnsi="Arial"/>
@@ -12054,7 +12054,7 @@
               <w:spacing w:after="10" w:before="0"/>
               <w:ind w:left="120"/>
             </w:pPr>
-            <w:hyperlink w:history="1" r:id="rIdiq1vjiekelpvo91px6s2a">
+            <w:hyperlink w:history="1" r:id="rIdlu2gi4byddzkefgsgaej8">
               <w:r>
                 <w:rPr>
                   <w:rFonts w:ascii="Arial" w:cs="Arial" w:eastAsia="Arial" w:hAnsi="Arial"/>
@@ -12249,7 +12249,7 @@
             <w:pPr>
               <w:spacing w:after="20" w:before="0"/>
             </w:pPr>
-            <w:hyperlink w:history="1" r:id="rIddxtgaex8rwyyzogwola8h">
+            <w:hyperlink w:history="1" r:id="rIdeq1lvh-gsqu2n5myayuil">
               <w:r>
                 <w:rPr>
                   <w:rFonts w:ascii="Arial" w:cs="Arial" w:eastAsia="Arial" w:hAnsi="Arial"/>
@@ -12282,7 +12282,7 @@
               <w:spacing w:after="10" w:before="0"/>
               <w:ind w:left="120"/>
             </w:pPr>
-            <w:hyperlink w:history="1" r:id="rIdxsmo-wdss9e2fxsuebytg">
+            <w:hyperlink w:history="1" r:id="rIdnsfokfhxstwkhtxalejlc">
               <w:r>
                 <w:rPr>
                   <w:rFonts w:ascii="Arial" w:cs="Arial" w:eastAsia="Arial" w:hAnsi="Arial"/>
@@ -12327,7 +12327,7 @@
             <w:pPr>
               <w:spacing w:after="20" w:before="0"/>
             </w:pPr>
-            <w:hyperlink w:history="1" r:id="rId_6n9zm-hmoohhxwyazyrn">
+            <w:hyperlink w:history="1" r:id="rIdxgax1g72gwzd2i0fauim9">
               <w:r>
                 <w:rPr>
                   <w:rFonts w:ascii="Arial" w:cs="Arial" w:eastAsia="Arial" w:hAnsi="Arial"/>
@@ -12360,7 +12360,7 @@
               <w:spacing w:after="10" w:before="0"/>
               <w:ind w:left="120"/>
             </w:pPr>
-            <w:hyperlink w:history="1" r:id="rIdbq91udzq0ttwrox5hhj2y">
+            <w:hyperlink w:history="1" r:id="rIdbltnf0elu7bceikp3vzzw">
               <w:r>
                 <w:rPr>
                   <w:rFonts w:ascii="Arial" w:cs="Arial" w:eastAsia="Arial" w:hAnsi="Arial"/>
@@ -12555,7 +12555,7 @@
             <w:pPr>
               <w:spacing w:after="20" w:before="0"/>
             </w:pPr>
-            <w:hyperlink w:history="1" r:id="rIdyjxymzown12hm_dpqcxyr">
+            <w:hyperlink w:history="1" r:id="rIdbpep2jqcw6jfke5yub6wx">
               <w:r>
                 <w:rPr>
                   <w:rFonts w:ascii="Arial" w:cs="Arial" w:eastAsia="Arial" w:hAnsi="Arial"/>
@@ -12588,7 +12588,7 @@
               <w:spacing w:after="10" w:before="0"/>
               <w:ind w:left="120"/>
             </w:pPr>
-            <w:hyperlink w:history="1" r:id="rId5soufwhizl0tntw2lyyxv">
+            <w:hyperlink w:history="1" r:id="rId85mbkewckz-6eo-xeolsh">
               <w:r>
                 <w:rPr>
                   <w:rFonts w:ascii="Arial" w:cs="Arial" w:eastAsia="Arial" w:hAnsi="Arial"/>
@@ -12633,7 +12633,7 @@
             <w:pPr>
               <w:spacing w:after="20" w:before="0"/>
             </w:pPr>
-            <w:hyperlink w:history="1" r:id="rIdt92xb93gdkj_dmxuh0thx">
+            <w:hyperlink w:history="1" r:id="rIdw9cbshsnal7rdisk5z12o">
               <w:r>
                 <w:rPr>
                   <w:rFonts w:ascii="Arial" w:cs="Arial" w:eastAsia="Arial" w:hAnsi="Arial"/>
@@ -12666,7 +12666,7 @@
               <w:spacing w:after="10" w:before="0"/>
               <w:ind w:left="120"/>
             </w:pPr>
-            <w:hyperlink w:history="1" r:id="rIdlhmrynbp19hmrmoyvsgt7">
+            <w:hyperlink w:history="1" r:id="rIdcotb0agyzg5ngujihiivn">
               <w:r>
                 <w:rPr>
                   <w:rFonts w:ascii="Arial" w:cs="Arial" w:eastAsia="Arial" w:hAnsi="Arial"/>
@@ -12861,7 +12861,7 @@
             <w:pPr>
               <w:spacing w:after="20" w:before="0"/>
             </w:pPr>
-            <w:hyperlink w:history="1" r:id="rIdi95tphnn2guqjw2nnsc4b">
+            <w:hyperlink w:history="1" r:id="rIdkqnel1809zci8f9q0eemh">
               <w:r>
                 <w:rPr>
                   <w:rFonts w:ascii="Arial" w:cs="Arial" w:eastAsia="Arial" w:hAnsi="Arial"/>
@@ -12894,7 +12894,7 @@
               <w:spacing w:after="10" w:before="0"/>
               <w:ind w:left="120"/>
             </w:pPr>
-            <w:hyperlink w:history="1" r:id="rIdwnayozfb4md8im_wdokco">
+            <w:hyperlink w:history="1" r:id="rIdaggntolqznmq5qg6dhkqd">
               <w:r>
                 <w:rPr>
                   <w:rFonts w:ascii="Arial" w:cs="Arial" w:eastAsia="Arial" w:hAnsi="Arial"/>
@@ -12939,7 +12939,7 @@
             <w:pPr>
               <w:spacing w:after="20" w:before="0"/>
             </w:pPr>
-            <w:hyperlink w:history="1" r:id="rIdjhvw1xk3mf6rjmgini-6p">
+            <w:hyperlink w:history="1" r:id="rId20fb-oio4ulwvj81iubhp">
               <w:r>
                 <w:rPr>
                   <w:rFonts w:ascii="Arial" w:cs="Arial" w:eastAsia="Arial" w:hAnsi="Arial"/>
@@ -12972,7 +12972,7 @@
               <w:spacing w:after="10" w:before="0"/>
               <w:ind w:left="120"/>
             </w:pPr>
-            <w:hyperlink w:history="1" r:id="rId8f51szy-6o5dszyh08_ir">
+            <w:hyperlink w:history="1" r:id="rIdhjont1m0y6mwqkw-kthki">
               <w:r>
                 <w:rPr>
                   <w:rFonts w:ascii="Arial" w:cs="Arial" w:eastAsia="Arial" w:hAnsi="Arial"/>
@@ -13167,7 +13167,7 @@
             <w:pPr>
               <w:spacing w:after="20" w:before="0"/>
             </w:pPr>
-            <w:hyperlink w:history="1" r:id="rIde8kgfvg5xh41dbamssfpp">
+            <w:hyperlink w:history="1" r:id="rId9vxsqx3xj055iryj25ard">
               <w:r>
                 <w:rPr>
                   <w:rFonts w:ascii="Arial" w:cs="Arial" w:eastAsia="Arial" w:hAnsi="Arial"/>
@@ -13200,7 +13200,7 @@
               <w:spacing w:after="10" w:before="0"/>
               <w:ind w:left="120"/>
             </w:pPr>
-            <w:hyperlink w:history="1" r:id="rIdkiecv9mdvuqmfiitap3x0">
+            <w:hyperlink w:history="1" r:id="rIdi4mwtuf2qbiy3syiwx_6y">
               <w:r>
                 <w:rPr>
                   <w:rFonts w:ascii="Arial" w:cs="Arial" w:eastAsia="Arial" w:hAnsi="Arial"/>
@@ -13245,7 +13245,7 @@
             <w:pPr>
               <w:spacing w:after="20" w:before="0"/>
             </w:pPr>
-            <w:hyperlink w:history="1" r:id="rId_zyex9fioxnrfz4hqv-wt">
+            <w:hyperlink w:history="1" r:id="rIdsztb3brbpizxtvslrhiai">
               <w:r>
                 <w:rPr>
                   <w:rFonts w:ascii="Arial" w:cs="Arial" w:eastAsia="Arial" w:hAnsi="Arial"/>
@@ -13278,7 +13278,7 @@
               <w:spacing w:after="10" w:before="0"/>
               <w:ind w:left="120"/>
             </w:pPr>
-            <w:hyperlink w:history="1" r:id="rIdcfsifovvvtj5b3nutu6ux">
+            <w:hyperlink w:history="1" r:id="rIdoez9ij54lzivjfhyusq0g">
               <w:r>
                 <w:rPr>
                   <w:rFonts w:ascii="Arial" w:cs="Arial" w:eastAsia="Arial" w:hAnsi="Arial"/>
@@ -14765,7 +14765,7 @@
             <w:pPr>
               <w:spacing w:after="20" w:before="0"/>
             </w:pPr>
-            <w:hyperlink w:history="1" r:id="rIdobhicx2gbicy4wvtak-xb">
+            <w:hyperlink w:history="1" r:id="rId5qcfaiimilhndh66raqif">
               <w:r>
                 <w:rPr>
                   <w:rFonts w:ascii="Arial" w:cs="Arial" w:eastAsia="Arial" w:hAnsi="Arial"/>
@@ -14798,7 +14798,7 @@
               <w:spacing w:after="10" w:before="0"/>
               <w:ind w:left="120"/>
             </w:pPr>
-            <w:hyperlink w:history="1" r:id="rId17tkszxudkbkefcgsdmrk">
+            <w:hyperlink w:history="1" r:id="rId1rgdzn3jvb4bj_2i1ggsq">
               <w:r>
                 <w:rPr>
                   <w:rFonts w:ascii="Arial" w:cs="Arial" w:eastAsia="Arial" w:hAnsi="Arial"/>
@@ -14843,7 +14843,7 @@
             <w:pPr>
               <w:spacing w:after="20" w:before="0"/>
             </w:pPr>
-            <w:hyperlink w:history="1" r:id="rId99sr4qjecwvucx-fvhupk">
+            <w:hyperlink w:history="1" r:id="rIdtjm0vckkwiohm0stlwiv3">
               <w:r>
                 <w:rPr>
                   <w:rFonts w:ascii="Arial" w:cs="Arial" w:eastAsia="Arial" w:hAnsi="Arial"/>
@@ -14876,7 +14876,7 @@
               <w:spacing w:after="10" w:before="0"/>
               <w:ind w:left="120"/>
             </w:pPr>
-            <w:hyperlink w:history="1" r:id="rIdzqksrruyvbiw0ecv4k96i">
+            <w:hyperlink w:history="1" r:id="rId_xn3fh8qjdyk0wpyokgc8">
               <w:r>
                 <w:rPr>
                   <w:rFonts w:ascii="Arial" w:cs="Arial" w:eastAsia="Arial" w:hAnsi="Arial"/>
@@ -15071,7 +15071,7 @@
             <w:pPr>
               <w:spacing w:after="20" w:before="0"/>
             </w:pPr>
-            <w:hyperlink w:history="1" r:id="rIdbyjn75brxt7jlvydpkfxl">
+            <w:hyperlink w:history="1" r:id="rIddtc0ccfat9khzxycrh-ej">
               <w:r>
                 <w:rPr>
                   <w:rFonts w:ascii="Arial" w:cs="Arial" w:eastAsia="Arial" w:hAnsi="Arial"/>
@@ -15104,7 +15104,7 @@
               <w:spacing w:after="10" w:before="0"/>
               <w:ind w:left="120"/>
             </w:pPr>
-            <w:hyperlink w:history="1" r:id="rIdovvmqktlzse6poui3nhzm">
+            <w:hyperlink w:history="1" r:id="rIdxi03ledcrbiez3trdeau0">
               <w:r>
                 <w:rPr>
                   <w:rFonts w:ascii="Arial" w:cs="Arial" w:eastAsia="Arial" w:hAnsi="Arial"/>
@@ -15149,7 +15149,7 @@
             <w:pPr>
               <w:spacing w:after="20" w:before="0"/>
             </w:pPr>
-            <w:hyperlink w:history="1" r:id="rIdfbbadffzzzaljbgdsf8k9">
+            <w:hyperlink w:history="1" r:id="rIdxe2y0ap5gyrxrjvbnooo3">
               <w:r>
                 <w:rPr>
                   <w:rFonts w:ascii="Arial" w:cs="Arial" w:eastAsia="Arial" w:hAnsi="Arial"/>
@@ -15182,7 +15182,7 @@
               <w:spacing w:after="10" w:before="0"/>
               <w:ind w:left="120"/>
             </w:pPr>
-            <w:hyperlink w:history="1" r:id="rId6g-goejhxtoo5ejpgykxe">
+            <w:hyperlink w:history="1" r:id="rId_enh4xbl9bhva2blpn03u">
               <w:r>
                 <w:rPr>
                   <w:rFonts w:ascii="Arial" w:cs="Arial" w:eastAsia="Arial" w:hAnsi="Arial"/>
@@ -15377,7 +15377,7 @@
             <w:pPr>
               <w:spacing w:after="20" w:before="0"/>
             </w:pPr>
-            <w:hyperlink w:history="1" r:id="rIdwma4kbri12d5coz74hsom">
+            <w:hyperlink w:history="1" r:id="rId-qldipgo0t7vtghsdduhq">
               <w:r>
                 <w:rPr>
                   <w:rFonts w:ascii="Arial" w:cs="Arial" w:eastAsia="Arial" w:hAnsi="Arial"/>
@@ -15410,7 +15410,7 @@
               <w:spacing w:after="10" w:before="0"/>
               <w:ind w:left="120"/>
             </w:pPr>
-            <w:hyperlink w:history="1" r:id="rIdsr92_i4esaogqpun_cckk">
+            <w:hyperlink w:history="1" r:id="rIdbk50yofpxapucfugqhfrc">
               <w:r>
                 <w:rPr>
                   <w:rFonts w:ascii="Arial" w:cs="Arial" w:eastAsia="Arial" w:hAnsi="Arial"/>
@@ -15455,7 +15455,7 @@
             <w:pPr>
               <w:spacing w:after="20" w:before="0"/>
             </w:pPr>
-            <w:hyperlink w:history="1" r:id="rIdefdrqb6mtizf6qqvmgr1c">
+            <w:hyperlink w:history="1" r:id="rIdvfayz4udwqhnrnsfhtzuu">
               <w:r>
                 <w:rPr>
                   <w:rFonts w:ascii="Arial" w:cs="Arial" w:eastAsia="Arial" w:hAnsi="Arial"/>
@@ -15488,7 +15488,7 @@
               <w:spacing w:after="10" w:before="0"/>
               <w:ind w:left="120"/>
             </w:pPr>
-            <w:hyperlink w:history="1" r:id="rId6wsfhmgt4lp08qeoneadr">
+            <w:hyperlink w:history="1" r:id="rId6hpdxlsdojaci38vahcp3">
               <w:r>
                 <w:rPr>
                   <w:rFonts w:ascii="Arial" w:cs="Arial" w:eastAsia="Arial" w:hAnsi="Arial"/>
@@ -15683,7 +15683,7 @@
             <w:pPr>
               <w:spacing w:after="20" w:before="0"/>
             </w:pPr>
-            <w:hyperlink w:history="1" r:id="rIdoejcrrjv0-ls3zet4ciwz">
+            <w:hyperlink w:history="1" r:id="rId3pttektnouptmyw-rttkq">
               <w:r>
                 <w:rPr>
                   <w:rFonts w:ascii="Arial" w:cs="Arial" w:eastAsia="Arial" w:hAnsi="Arial"/>
@@ -15716,7 +15716,7 @@
               <w:spacing w:after="10" w:before="0"/>
               <w:ind w:left="120"/>
             </w:pPr>
-            <w:hyperlink w:history="1" r:id="rId57rllc78oioi_uio_w935">
+            <w:hyperlink w:history="1" r:id="rIdestqp26huxpn3om2hbpcd">
               <w:r>
                 <w:rPr>
                   <w:rFonts w:ascii="Arial" w:cs="Arial" w:eastAsia="Arial" w:hAnsi="Arial"/>
@@ -15761,7 +15761,7 @@
             <w:pPr>
               <w:spacing w:after="20" w:before="0"/>
             </w:pPr>
-            <w:hyperlink w:history="1" r:id="rId8mxrpz5ljsjicaana8dgm">
+            <w:hyperlink w:history="1" r:id="rIdoj3f3rnmuox9p0n5ytjwy">
               <w:r>
                 <w:rPr>
                   <w:rFonts w:ascii="Arial" w:cs="Arial" w:eastAsia="Arial" w:hAnsi="Arial"/>
@@ -15794,7 +15794,7 @@
               <w:spacing w:after="10" w:before="0"/>
               <w:ind w:left="120"/>
             </w:pPr>
-            <w:hyperlink w:history="1" r:id="rIdn5zspquzzrybj2c4t30js">
+            <w:hyperlink w:history="1" r:id="rIdcucpcoqahpq7nf_z4ocap">
               <w:r>
                 <w:rPr>
                   <w:rFonts w:ascii="Arial" w:cs="Arial" w:eastAsia="Arial" w:hAnsi="Arial"/>
@@ -15989,7 +15989,7 @@
             <w:pPr>
               <w:spacing w:after="20" w:before="0"/>
             </w:pPr>
-            <w:hyperlink w:history="1" r:id="rId05ztyxxuaxsc2n2wk6y9i">
+            <w:hyperlink w:history="1" r:id="rId0y027rmyzemzdazo_ja2c">
               <w:r>
                 <w:rPr>
                   <w:rFonts w:ascii="Arial" w:cs="Arial" w:eastAsia="Arial" w:hAnsi="Arial"/>
@@ -16022,7 +16022,7 @@
               <w:spacing w:after="10" w:before="0"/>
               <w:ind w:left="120"/>
             </w:pPr>
-            <w:hyperlink w:history="1" r:id="rId3r8iwczbql_ppbt9sdbxs">
+            <w:hyperlink w:history="1" r:id="rId02rollfigll4uh6cvvnhu">
               <w:r>
                 <w:rPr>
                   <w:rFonts w:ascii="Arial" w:cs="Arial" w:eastAsia="Arial" w:hAnsi="Arial"/>
@@ -16067,7 +16067,7 @@
             <w:pPr>
               <w:spacing w:after="20" w:before="0"/>
             </w:pPr>
-            <w:hyperlink w:history="1" r:id="rIdarkfx0pifq7o8akvdbfom">
+            <w:hyperlink w:history="1" r:id="rId03kguot-y70zr5iojzqve">
               <w:r>
                 <w:rPr>
                   <w:rFonts w:ascii="Arial" w:cs="Arial" w:eastAsia="Arial" w:hAnsi="Arial"/>
@@ -16100,7 +16100,7 @@
               <w:spacing w:after="10" w:before="0"/>
               <w:ind w:left="120"/>
             </w:pPr>
-            <w:hyperlink w:history="1" r:id="rId71pustgyw91hrpg7a-lgy">
+            <w:hyperlink w:history="1" r:id="rIdskiicwnureluz29iv37es">
               <w:r>
                 <w:rPr>
                   <w:rFonts w:ascii="Arial" w:cs="Arial" w:eastAsia="Arial" w:hAnsi="Arial"/>
@@ -17682,7 +17682,7 @@
             <w:pPr>
               <w:spacing w:after="20" w:before="0"/>
             </w:pPr>
-            <w:hyperlink w:history="1" r:id="rIdtg9genigb0w3daont5inj">
+            <w:hyperlink w:history="1" r:id="rIdprizmkxddfv_dgicmfmcj">
               <w:r>
                 <w:rPr>
                   <w:rFonts w:ascii="Arial" w:cs="Arial" w:eastAsia="Arial" w:hAnsi="Arial"/>
@@ -17715,7 +17715,7 @@
               <w:spacing w:after="10" w:before="0"/>
               <w:ind w:left="120"/>
             </w:pPr>
-            <w:hyperlink w:history="1" r:id="rIdeyx1ca0xcmn5rdli9okar">
+            <w:hyperlink w:history="1" r:id="rIdlyzo6r3at0lqqxqukeiro">
               <w:r>
                 <w:rPr>
                   <w:rFonts w:ascii="Arial" w:cs="Arial" w:eastAsia="Arial" w:hAnsi="Arial"/>
@@ -17760,7 +17760,7 @@
             <w:pPr>
               <w:spacing w:after="20" w:before="0"/>
             </w:pPr>
-            <w:hyperlink w:history="1" r:id="rIdjkdxkxugy2dimj7zpumvf">
+            <w:hyperlink w:history="1" r:id="rId81smbkf0hacuxhprsrhzn">
               <w:r>
                 <w:rPr>
                   <w:rFonts w:ascii="Arial" w:cs="Arial" w:eastAsia="Arial" w:hAnsi="Arial"/>
@@ -17793,7 +17793,7 @@
               <w:spacing w:after="10" w:before="0"/>
               <w:ind w:left="120"/>
             </w:pPr>
-            <w:hyperlink w:history="1" r:id="rIdjjaiq0ffpblxb4rdokudr">
+            <w:hyperlink w:history="1" r:id="rIdox8r6olkdf2m-ie4vvhji">
               <w:r>
                 <w:rPr>
                   <w:rFonts w:ascii="Arial" w:cs="Arial" w:eastAsia="Arial" w:hAnsi="Arial"/>
@@ -17988,7 +17988,7 @@
             <w:pPr>
               <w:spacing w:after="20" w:before="0"/>
             </w:pPr>
-            <w:hyperlink w:history="1" r:id="rIdwe0fb5f8wiluhcigqet3e">
+            <w:hyperlink w:history="1" r:id="rId9avhb-qrbyil_e6jojqir">
               <w:r>
                 <w:rPr>
                   <w:rFonts w:ascii="Arial" w:cs="Arial" w:eastAsia="Arial" w:hAnsi="Arial"/>
@@ -18021,7 +18021,7 @@
               <w:spacing w:after="10" w:before="0"/>
               <w:ind w:left="120"/>
             </w:pPr>
-            <w:hyperlink w:history="1" r:id="rIdlw4d54n8b5mvtxpv5qokl">
+            <w:hyperlink w:history="1" r:id="rId0i44_cqg3x5lp210novfp">
               <w:r>
                 <w:rPr>
                   <w:rFonts w:ascii="Arial" w:cs="Arial" w:eastAsia="Arial" w:hAnsi="Arial"/>
@@ -18066,7 +18066,7 @@
             <w:pPr>
               <w:spacing w:after="20" w:before="0"/>
             </w:pPr>
-            <w:hyperlink w:history="1" r:id="rIdvri7gp-4626j3yvtdip2q">
+            <w:hyperlink w:history="1" r:id="rIdxi6gttsjuy7ynij8mwlqs">
               <w:r>
                 <w:rPr>
                   <w:rFonts w:ascii="Arial" w:cs="Arial" w:eastAsia="Arial" w:hAnsi="Arial"/>
@@ -18099,7 +18099,7 @@
               <w:spacing w:after="10" w:before="0"/>
               <w:ind w:left="120"/>
             </w:pPr>
-            <w:hyperlink w:history="1" r:id="rIduwmdjw2x9yylutdsettzd">
+            <w:hyperlink w:history="1" r:id="rIdqsbawxhunelvw4i3z67cb">
               <w:r>
                 <w:rPr>
                   <w:rFonts w:ascii="Arial" w:cs="Arial" w:eastAsia="Arial" w:hAnsi="Arial"/>
@@ -18294,7 +18294,7 @@
             <w:pPr>
               <w:spacing w:after="20" w:before="0"/>
             </w:pPr>
-            <w:hyperlink w:history="1" r:id="rIdnuyutzslpu3ir2tmljykb">
+            <w:hyperlink w:history="1" r:id="rId02kysxi4ztwyrdroa6p-d">
               <w:r>
                 <w:rPr>
                   <w:rFonts w:ascii="Arial" w:cs="Arial" w:eastAsia="Arial" w:hAnsi="Arial"/>
@@ -18327,7 +18327,7 @@
               <w:spacing w:after="10" w:before="0"/>
               <w:ind w:left="120"/>
             </w:pPr>
-            <w:hyperlink w:history="1" r:id="rIdr3-7adh32t5yrwguethro">
+            <w:hyperlink w:history="1" r:id="rIdrj6d17x40dws1hiowpqhr">
               <w:r>
                 <w:rPr>
                   <w:rFonts w:ascii="Arial" w:cs="Arial" w:eastAsia="Arial" w:hAnsi="Arial"/>
@@ -18372,7 +18372,7 @@
             <w:pPr>
               <w:spacing w:after="20" w:before="0"/>
             </w:pPr>
-            <w:hyperlink w:history="1" r:id="rId3x8_twdeesu-535fmwo_l">
+            <w:hyperlink w:history="1" r:id="rIdlx8iye5bj6sdsfzkbdnb9">
               <w:r>
                 <w:rPr>
                   <w:rFonts w:ascii="Arial" w:cs="Arial" w:eastAsia="Arial" w:hAnsi="Arial"/>
@@ -18405,7 +18405,7 @@
               <w:spacing w:after="10" w:before="0"/>
               <w:ind w:left="120"/>
             </w:pPr>
-            <w:hyperlink w:history="1" r:id="rIdz_ex29efk-z5fyfvdp7pw">
+            <w:hyperlink w:history="1" r:id="rId19u-jvqibnfjx8urnhzb1">
               <w:r>
                 <w:rPr>
                   <w:rFonts w:ascii="Arial" w:cs="Arial" w:eastAsia="Arial" w:hAnsi="Arial"/>
@@ -18600,7 +18600,7 @@
             <w:pPr>
               <w:spacing w:after="20" w:before="0"/>
             </w:pPr>
-            <w:hyperlink w:history="1" r:id="rIdv4uxn-3cg2puzlu609rkw">
+            <w:hyperlink w:history="1" r:id="rId4kvisegk4vaycszw4if0z">
               <w:r>
                 <w:rPr>
                   <w:rFonts w:ascii="Arial" w:cs="Arial" w:eastAsia="Arial" w:hAnsi="Arial"/>
@@ -18633,7 +18633,7 @@
               <w:spacing w:after="10" w:before="0"/>
               <w:ind w:left="120"/>
             </w:pPr>
-            <w:hyperlink w:history="1" r:id="rIdafxtgirpv2t3yklbuwqif">
+            <w:hyperlink w:history="1" r:id="rIdqle1jilsw-qrufyjghdge">
               <w:r>
                 <w:rPr>
                   <w:rFonts w:ascii="Arial" w:cs="Arial" w:eastAsia="Arial" w:hAnsi="Arial"/>
@@ -18678,7 +18678,7 @@
             <w:pPr>
               <w:spacing w:after="20" w:before="0"/>
             </w:pPr>
-            <w:hyperlink w:history="1" r:id="rId2xwfmmav0lfhvqeme5klt">
+            <w:hyperlink w:history="1" r:id="rIdc7vgwzpogcwsxbhpuxx9a">
               <w:r>
                 <w:rPr>
                   <w:rFonts w:ascii="Arial" w:cs="Arial" w:eastAsia="Arial" w:hAnsi="Arial"/>
@@ -18711,7 +18711,7 @@
               <w:spacing w:after="10" w:before="0"/>
               <w:ind w:left="120"/>
             </w:pPr>
-            <w:hyperlink w:history="1" r:id="rIdsxzxrluprhx306nvpuaa_">
+            <w:hyperlink w:history="1" r:id="rIdok5dgeqtxez2xzlrqgxq0">
               <w:r>
                 <w:rPr>
                   <w:rFonts w:ascii="Arial" w:cs="Arial" w:eastAsia="Arial" w:hAnsi="Arial"/>
@@ -18906,7 +18906,7 @@
             <w:pPr>
               <w:spacing w:after="20" w:before="0"/>
             </w:pPr>
-            <w:hyperlink w:history="1" r:id="rIdablz2nzjankzjrpjqazo8">
+            <w:hyperlink w:history="1" r:id="rId7m4f7nczmbar73jdihub4">
               <w:r>
                 <w:rPr>
                   <w:rFonts w:ascii="Arial" w:cs="Arial" w:eastAsia="Arial" w:hAnsi="Arial"/>
@@ -18939,7 +18939,7 @@
               <w:spacing w:after="10" w:before="0"/>
               <w:ind w:left="120"/>
             </w:pPr>
-            <w:hyperlink w:history="1" r:id="rId119i4zzpthcvfz5axczzg">
+            <w:hyperlink w:history="1" r:id="rIdyev_gcvumyluefnkmmy9u">
               <w:r>
                 <w:rPr>
                   <w:rFonts w:ascii="Arial" w:cs="Arial" w:eastAsia="Arial" w:hAnsi="Arial"/>
@@ -18984,7 +18984,7 @@
             <w:pPr>
               <w:spacing w:after="20" w:before="0"/>
             </w:pPr>
-            <w:hyperlink w:history="1" r:id="rIdtsz16whdo_1lwyxmfax-e">
+            <w:hyperlink w:history="1" r:id="rIdgxkvaojnevhg0pc51gaoz">
               <w:r>
                 <w:rPr>
                   <w:rFonts w:ascii="Arial" w:cs="Arial" w:eastAsia="Arial" w:hAnsi="Arial"/>
@@ -19017,7 +19017,7 @@
               <w:spacing w:after="10" w:before="0"/>
               <w:ind w:left="120"/>
             </w:pPr>
-            <w:hyperlink w:history="1" r:id="rIdnnuxo3wq17vuu-ae-xvux">
+            <w:hyperlink w:history="1" r:id="rIdh_pbudu4pbus7aqvqhcz0">
               <w:r>
                 <w:rPr>
                   <w:rFonts w:ascii="Arial" w:cs="Arial" w:eastAsia="Arial" w:hAnsi="Arial"/>
@@ -20504,7 +20504,7 @@
             <w:pPr>
               <w:spacing w:after="20" w:before="0"/>
             </w:pPr>
-            <w:hyperlink w:history="1" r:id="rIdw1ii-vs6gdraj8bhucwkv">
+            <w:hyperlink w:history="1" r:id="rIdkcswuw7cedc_szoscsy1t">
               <w:r>
                 <w:rPr>
                   <w:rFonts w:ascii="Arial" w:cs="Arial" w:eastAsia="Arial" w:hAnsi="Arial"/>
@@ -20537,7 +20537,7 @@
               <w:spacing w:after="10" w:before="0"/>
               <w:ind w:left="120"/>
             </w:pPr>
-            <w:hyperlink w:history="1" r:id="rIddffx3qeydk2lva-kub0ab">
+            <w:hyperlink w:history="1" r:id="rIdmcs9jfsmlegxejn2uuewd">
               <w:r>
                 <w:rPr>
                   <w:rFonts w:ascii="Arial" w:cs="Arial" w:eastAsia="Arial" w:hAnsi="Arial"/>
@@ -20582,7 +20582,7 @@
             <w:pPr>
               <w:spacing w:after="20" w:before="0"/>
             </w:pPr>
-            <w:hyperlink w:history="1" r:id="rId491gomkht9kdr7dcntfar">
+            <w:hyperlink w:history="1" r:id="rIdr3s_nscvdpfvmekquynjp">
               <w:r>
                 <w:rPr>
                   <w:rFonts w:ascii="Arial" w:cs="Arial" w:eastAsia="Arial" w:hAnsi="Arial"/>
@@ -20615,7 +20615,7 @@
               <w:spacing w:after="10" w:before="0"/>
               <w:ind w:left="120"/>
             </w:pPr>
-            <w:hyperlink w:history="1" r:id="rIdldbr14rsvgaomig7icc2u">
+            <w:hyperlink w:history="1" r:id="rId0cbnnintrzoevpmpmhjhz">
               <w:r>
                 <w:rPr>
                   <w:rFonts w:ascii="Arial" w:cs="Arial" w:eastAsia="Arial" w:hAnsi="Arial"/>
@@ -20810,7 +20810,7 @@
             <w:pPr>
               <w:spacing w:after="20" w:before="0"/>
             </w:pPr>
-            <w:hyperlink w:history="1" r:id="rIdyg_qpmvtwmssjugb0moxg">
+            <w:hyperlink w:history="1" r:id="rIdgr1-uxwcwegq9emif0frk">
               <w:r>
                 <w:rPr>
                   <w:rFonts w:ascii="Arial" w:cs="Arial" w:eastAsia="Arial" w:hAnsi="Arial"/>
@@ -20843,7 +20843,7 @@
               <w:spacing w:after="10" w:before="0"/>
               <w:ind w:left="120"/>
             </w:pPr>
-            <w:hyperlink w:history="1" r:id="rId4pebegvmsmm8gaycwd9kr">
+            <w:hyperlink w:history="1" r:id="rIdlmvgfarsuxunqy20k-0rq">
               <w:r>
                 <w:rPr>
                   <w:rFonts w:ascii="Arial" w:cs="Arial" w:eastAsia="Arial" w:hAnsi="Arial"/>
@@ -20888,7 +20888,7 @@
             <w:pPr>
               <w:spacing w:after="20" w:before="0"/>
             </w:pPr>
-            <w:hyperlink w:history="1" r:id="rIdvxz-tdlkg5dwro2gphpxh">
+            <w:hyperlink w:history="1" r:id="rIdubf5cpdxhykewjnhkpcpw">
               <w:r>
                 <w:rPr>
                   <w:rFonts w:ascii="Arial" w:cs="Arial" w:eastAsia="Arial" w:hAnsi="Arial"/>
@@ -20921,7 +20921,7 @@
               <w:spacing w:after="10" w:before="0"/>
               <w:ind w:left="120"/>
             </w:pPr>
-            <w:hyperlink w:history="1" r:id="rIdo1byjupixe6wef65k6yoi">
+            <w:hyperlink w:history="1" r:id="rIdtwjbcfugqcgj76snsomrj">
               <w:r>
                 <w:rPr>
                   <w:rFonts w:ascii="Arial" w:cs="Arial" w:eastAsia="Arial" w:hAnsi="Arial"/>
@@ -21116,7 +21116,7 @@
             <w:pPr>
               <w:spacing w:after="20" w:before="0"/>
             </w:pPr>
-            <w:hyperlink w:history="1" r:id="rIdrecqp8n5siqfqfdyhjehg">
+            <w:hyperlink w:history="1" r:id="rIdwavvdxhavrransw1_hm9l">
               <w:r>
                 <w:rPr>
                   <w:rFonts w:ascii="Arial" w:cs="Arial" w:eastAsia="Arial" w:hAnsi="Arial"/>
@@ -21149,7 +21149,7 @@
               <w:spacing w:after="10" w:before="0"/>
               <w:ind w:left="120"/>
             </w:pPr>
-            <w:hyperlink w:history="1" r:id="rId_1yt-aggrfpgz_hlc8abn">
+            <w:hyperlink w:history="1" r:id="rId_ffqxgjy2sbn1slpuglzf">
               <w:r>
                 <w:rPr>
                   <w:rFonts w:ascii="Arial" w:cs="Arial" w:eastAsia="Arial" w:hAnsi="Arial"/>
@@ -21194,7 +21194,7 @@
             <w:pPr>
               <w:spacing w:after="20" w:before="0"/>
             </w:pPr>
-            <w:hyperlink w:history="1" r:id="rId3ghdcfowgbxkwzwpxjool">
+            <w:hyperlink w:history="1" r:id="rIdfmziqnybilfho5pyjtmpx">
               <w:r>
                 <w:rPr>
                   <w:rFonts w:ascii="Arial" w:cs="Arial" w:eastAsia="Arial" w:hAnsi="Arial"/>
@@ -21227,7 +21227,7 @@
               <w:spacing w:after="10" w:before="0"/>
               <w:ind w:left="120"/>
             </w:pPr>
-            <w:hyperlink w:history="1" r:id="rId-cu57fvfgvk-rhrhhjc-c">
+            <w:hyperlink w:history="1" r:id="rIdkrdppuyolbrv_w1sy8udv">
               <w:r>
                 <w:rPr>
                   <w:rFonts w:ascii="Arial" w:cs="Arial" w:eastAsia="Arial" w:hAnsi="Arial"/>
@@ -21422,7 +21422,7 @@
             <w:pPr>
               <w:spacing w:after="20" w:before="0"/>
             </w:pPr>
-            <w:hyperlink w:history="1" r:id="rIdzbmcqccgarcb4pmw_t3nd">
+            <w:hyperlink w:history="1" r:id="rId0vezlbkm5ppof8dhxv_fq">
               <w:r>
                 <w:rPr>
                   <w:rFonts w:ascii="Arial" w:cs="Arial" w:eastAsia="Arial" w:hAnsi="Arial"/>
@@ -21455,7 +21455,7 @@
               <w:spacing w:after="10" w:before="0"/>
               <w:ind w:left="120"/>
             </w:pPr>
-            <w:hyperlink w:history="1" r:id="rIdxluhromkkr3obrxpbh46r">
+            <w:hyperlink w:history="1" r:id="rId4el1w6graw3rwrldsn-db">
               <w:r>
                 <w:rPr>
                   <w:rFonts w:ascii="Arial" w:cs="Arial" w:eastAsia="Arial" w:hAnsi="Arial"/>
@@ -21500,7 +21500,7 @@
             <w:pPr>
               <w:spacing w:after="20" w:before="0"/>
             </w:pPr>
-            <w:hyperlink w:history="1" r:id="rId6d1l06azerkk8njmvp-t1">
+            <w:hyperlink w:history="1" r:id="rIdkzaotmhbsmf0xqz6tqn8j">
               <w:r>
                 <w:rPr>
                   <w:rFonts w:ascii="Arial" w:cs="Arial" w:eastAsia="Arial" w:hAnsi="Arial"/>
@@ -21533,7 +21533,7 @@
               <w:spacing w:after="10" w:before="0"/>
               <w:ind w:left="120"/>
             </w:pPr>
-            <w:hyperlink w:history="1" r:id="rIdcffg5qv2u_psk2plsbmrc">
+            <w:hyperlink w:history="1" r:id="rId-hmka2taxnerddtfmukfv">
               <w:r>
                 <w:rPr>
                   <w:rFonts w:ascii="Arial" w:cs="Arial" w:eastAsia="Arial" w:hAnsi="Arial"/>
@@ -21728,7 +21728,7 @@
             <w:pPr>
               <w:spacing w:after="20" w:before="0"/>
             </w:pPr>
-            <w:hyperlink w:history="1" r:id="rIdv3khyzgwjdmunttwiw2xq">
+            <w:hyperlink w:history="1" r:id="rIdi8bitwjvmb11_jqgmjfkj">
               <w:r>
                 <w:rPr>
                   <w:rFonts w:ascii="Arial" w:cs="Arial" w:eastAsia="Arial" w:hAnsi="Arial"/>
@@ -21761,7 +21761,7 @@
               <w:spacing w:after="10" w:before="0"/>
               <w:ind w:left="120"/>
             </w:pPr>
-            <w:hyperlink w:history="1" r:id="rId7g4p1vkrmjmqft89h2lnp">
+            <w:hyperlink w:history="1" r:id="rIdw2-e1w4kvhyhhrluptpdr">
               <w:r>
                 <w:rPr>
                   <w:rFonts w:ascii="Arial" w:cs="Arial" w:eastAsia="Arial" w:hAnsi="Arial"/>
@@ -21806,7 +21806,7 @@
             <w:pPr>
               <w:spacing w:after="20" w:before="0"/>
             </w:pPr>
-            <w:hyperlink w:history="1" r:id="rIdkakxej5bbo80kx6xth3lf">
+            <w:hyperlink w:history="1" r:id="rIdv6eyea4lyexgmtpjmwdip">
               <w:r>
                 <w:rPr>
                   <w:rFonts w:ascii="Arial" w:cs="Arial" w:eastAsia="Arial" w:hAnsi="Arial"/>
@@ -21839,7 +21839,7 @@
               <w:spacing w:after="10" w:before="0"/>
               <w:ind w:left="120"/>
             </w:pPr>
-            <w:hyperlink w:history="1" r:id="rIdfhx5rszvdxlfaqhehm8me">
+            <w:hyperlink w:history="1" r:id="rIdhwploais4qfouijbyghdv">
               <w:r>
                 <w:rPr>
                   <w:rFonts w:ascii="Arial" w:cs="Arial" w:eastAsia="Arial" w:hAnsi="Arial"/>
@@ -23326,7 +23326,7 @@
             <w:pPr>
               <w:spacing w:after="20" w:before="0"/>
             </w:pPr>
-            <w:hyperlink w:history="1" r:id="rId5jf59unbs5ogf_zxackls">
+            <w:hyperlink w:history="1" r:id="rIdskwme_ou6xvyqwscdzda4">
               <w:r>
                 <w:rPr>
                   <w:rFonts w:ascii="Arial" w:cs="Arial" w:eastAsia="Arial" w:hAnsi="Arial"/>
@@ -23359,7 +23359,7 @@
               <w:spacing w:after="10" w:before="0"/>
               <w:ind w:left="120"/>
             </w:pPr>
-            <w:hyperlink w:history="1" r:id="rIdfs4uh1mw8p85m3ml12oqa">
+            <w:hyperlink w:history="1" r:id="rIde5q46ae53xaqidxk48rf8">
               <w:r>
                 <w:rPr>
                   <w:rFonts w:ascii="Arial" w:cs="Arial" w:eastAsia="Arial" w:hAnsi="Arial"/>
@@ -23404,7 +23404,7 @@
             <w:pPr>
               <w:spacing w:after="20" w:before="0"/>
             </w:pPr>
-            <w:hyperlink w:history="1" r:id="rId_fr1ckajlc5qstd-ls94a">
+            <w:hyperlink w:history="1" r:id="rIdkj2hqp3af3opcv6syxjkc">
               <w:r>
                 <w:rPr>
                   <w:rFonts w:ascii="Arial" w:cs="Arial" w:eastAsia="Arial" w:hAnsi="Arial"/>
@@ -23437,7 +23437,7 @@
               <w:spacing w:after="10" w:before="0"/>
               <w:ind w:left="120"/>
             </w:pPr>
-            <w:hyperlink w:history="1" r:id="rId6qp77kqmmwtotwe_bizrp">
+            <w:hyperlink w:history="1" r:id="rIduvzpcwd6bccqbwi_vqkkp">
               <w:r>
                 <w:rPr>
                   <w:rFonts w:ascii="Arial" w:cs="Arial" w:eastAsia="Arial" w:hAnsi="Arial"/>
@@ -23632,7 +23632,7 @@
             <w:pPr>
               <w:spacing w:after="20" w:before="0"/>
             </w:pPr>
-            <w:hyperlink w:history="1" r:id="rId0fl9w_okgt_-skhapqzig">
+            <w:hyperlink w:history="1" r:id="rIdrr6ag6tkaos_o8u00smng">
               <w:r>
                 <w:rPr>
                   <w:rFonts w:ascii="Arial" w:cs="Arial" w:eastAsia="Arial" w:hAnsi="Arial"/>
@@ -23665,7 +23665,7 @@
               <w:spacing w:after="10" w:before="0"/>
               <w:ind w:left="120"/>
             </w:pPr>
-            <w:hyperlink w:history="1" r:id="rIdy12uy4gih7jl3brwllsgx">
+            <w:hyperlink w:history="1" r:id="rIdiqninabj0lx3jcyb2scbj">
               <w:r>
                 <w:rPr>
                   <w:rFonts w:ascii="Arial" w:cs="Arial" w:eastAsia="Arial" w:hAnsi="Arial"/>
@@ -23710,7 +23710,7 @@
             <w:pPr>
               <w:spacing w:after="20" w:before="0"/>
             </w:pPr>
-            <w:hyperlink w:history="1" r:id="rIdejtm9aut9rbyrwgf0uxbu">
+            <w:hyperlink w:history="1" r:id="rIdy4walfo94kpnfwtdbprr9">
               <w:r>
                 <w:rPr>
                   <w:rFonts w:ascii="Arial" w:cs="Arial" w:eastAsia="Arial" w:hAnsi="Arial"/>
@@ -23743,7 +23743,7 @@
               <w:spacing w:after="10" w:before="0"/>
               <w:ind w:left="120"/>
             </w:pPr>
-            <w:hyperlink w:history="1" r:id="rIdfyb-yw5jnf2bziqpiwk6q">
+            <w:hyperlink w:history="1" r:id="rIdk7sg-0k2aignvlkr0an0y">
               <w:r>
                 <w:rPr>
                   <w:rFonts w:ascii="Arial" w:cs="Arial" w:eastAsia="Arial" w:hAnsi="Arial"/>
@@ -23938,7 +23938,7 @@
             <w:pPr>
               <w:spacing w:after="20" w:before="0"/>
             </w:pPr>
-            <w:hyperlink w:history="1" r:id="rId84fdsp_jiwfc4jlhipfer">
+            <w:hyperlink w:history="1" r:id="rIdhzj1f0vib9gf0yf3zdh1j">
               <w:r>
                 <w:rPr>
                   <w:rFonts w:ascii="Arial" w:cs="Arial" w:eastAsia="Arial" w:hAnsi="Arial"/>
@@ -23971,7 +23971,7 @@
               <w:spacing w:after="10" w:before="0"/>
               <w:ind w:left="120"/>
             </w:pPr>
-            <w:hyperlink w:history="1" r:id="rIdlsschba-5ci-qaexcvy0e">
+            <w:hyperlink w:history="1" r:id="rIdoqzragpu-1alskxeiw5vb">
               <w:r>
                 <w:rPr>
                   <w:rFonts w:ascii="Arial" w:cs="Arial" w:eastAsia="Arial" w:hAnsi="Arial"/>
@@ -24016,7 +24016,7 @@
             <w:pPr>
               <w:spacing w:after="20" w:before="0"/>
             </w:pPr>
-            <w:hyperlink w:history="1" r:id="rIdoqibhsxgcw4mbj2sdrmcl">
+            <w:hyperlink w:history="1" r:id="rIdtktwfavjk2cr6pvyxjf1u">
               <w:r>
                 <w:rPr>
                   <w:rFonts w:ascii="Arial" w:cs="Arial" w:eastAsia="Arial" w:hAnsi="Arial"/>
@@ -24049,7 +24049,7 @@
               <w:spacing w:after="10" w:before="0"/>
               <w:ind w:left="120"/>
             </w:pPr>
-            <w:hyperlink w:history="1" r:id="rIdmd9x-hyvbertqyye1bf75">
+            <w:hyperlink w:history="1" r:id="rIdqnqjusj8enqlsy612rjbt">
               <w:r>
                 <w:rPr>
                   <w:rFonts w:ascii="Arial" w:cs="Arial" w:eastAsia="Arial" w:hAnsi="Arial"/>
@@ -24244,7 +24244,7 @@
             <w:pPr>
               <w:spacing w:after="20" w:before="0"/>
             </w:pPr>
-            <w:hyperlink w:history="1" r:id="rIdxivj5cby1dmuggqrwcozi">
+            <w:hyperlink w:history="1" r:id="rIdinwu4oklct0melnvfcte3">
               <w:r>
                 <w:rPr>
                   <w:rFonts w:ascii="Arial" w:cs="Arial" w:eastAsia="Arial" w:hAnsi="Arial"/>
@@ -24277,7 +24277,7 @@
               <w:spacing w:after="10" w:before="0"/>
               <w:ind w:left="120"/>
             </w:pPr>
-            <w:hyperlink w:history="1" r:id="rIdhfg0potj6hi4lvrt_qvur">
+            <w:hyperlink w:history="1" r:id="rIdbopbv4ibsbq8uzosjs7g9">
               <w:r>
                 <w:rPr>
                   <w:rFonts w:ascii="Arial" w:cs="Arial" w:eastAsia="Arial" w:hAnsi="Arial"/>
@@ -24322,7 +24322,7 @@
             <w:pPr>
               <w:spacing w:after="20" w:before="0"/>
             </w:pPr>
-            <w:hyperlink w:history="1" r:id="rIdd6isgkx6wnzenepdkrien">
+            <w:hyperlink w:history="1" r:id="rIdm5w1tck87fxsakcnclq0j">
               <w:r>
                 <w:rPr>
                   <w:rFonts w:ascii="Arial" w:cs="Arial" w:eastAsia="Arial" w:hAnsi="Arial"/>
@@ -24355,7 +24355,7 @@
               <w:spacing w:after="10" w:before="0"/>
               <w:ind w:left="120"/>
             </w:pPr>
-            <w:hyperlink w:history="1" r:id="rIdcropt9rnb2xpunl5h6z7x">
+            <w:hyperlink w:history="1" r:id="rId-nyv5i7lbcyxofqybc9hf">
               <w:r>
                 <w:rPr>
                   <w:rFonts w:ascii="Arial" w:cs="Arial" w:eastAsia="Arial" w:hAnsi="Arial"/>
@@ -24550,7 +24550,7 @@
             <w:pPr>
               <w:spacing w:after="20" w:before="0"/>
             </w:pPr>
-            <w:hyperlink w:history="1" r:id="rIdfagwew37kyk7_4bhe26ii">
+            <w:hyperlink w:history="1" r:id="rIdbrxrfj2tkiblmbrt6ppnc">
               <w:r>
                 <w:rPr>
                   <w:rFonts w:ascii="Arial" w:cs="Arial" w:eastAsia="Arial" w:hAnsi="Arial"/>
@@ -24583,7 +24583,7 @@
               <w:spacing w:after="10" w:before="0"/>
               <w:ind w:left="120"/>
             </w:pPr>
-            <w:hyperlink w:history="1" r:id="rIdrndawzrpu82sqjb07f4yl">
+            <w:hyperlink w:history="1" r:id="rIdm6nwyieodobne8qtbpjji">
               <w:r>
                 <w:rPr>
                   <w:rFonts w:ascii="Arial" w:cs="Arial" w:eastAsia="Arial" w:hAnsi="Arial"/>
@@ -24628,7 +24628,7 @@
             <w:pPr>
               <w:spacing w:after="20" w:before="0"/>
             </w:pPr>
-            <w:hyperlink w:history="1" r:id="rIdbevcgnrmvkaushjumdbtl">
+            <w:hyperlink w:history="1" r:id="rIdmutgnrt-5ljrzem2yrcxp">
               <w:r>
                 <w:rPr>
                   <w:rFonts w:ascii="Arial" w:cs="Arial" w:eastAsia="Arial" w:hAnsi="Arial"/>
@@ -24661,7 +24661,7 @@
               <w:spacing w:after="10" w:before="0"/>
               <w:ind w:left="120"/>
             </w:pPr>
-            <w:hyperlink w:history="1" r:id="rIdl7adls7mwvx9t3ugbgwc2">
+            <w:hyperlink w:history="1" r:id="rIdrrp5xodm1arkovd-_z3rm">
               <w:r>
                 <w:rPr>
                   <w:rFonts w:ascii="Arial" w:cs="Arial" w:eastAsia="Arial" w:hAnsi="Arial"/>
@@ -26148,7 +26148,7 @@
             <w:pPr>
               <w:spacing w:after="20" w:before="0"/>
             </w:pPr>
-            <w:hyperlink w:history="1" r:id="rIdjxppblwpfdry2hljcg-kk">
+            <w:hyperlink w:history="1" r:id="rIdvy7hh1rmzizugeuekosfl">
               <w:r>
                 <w:rPr>
                   <w:rFonts w:ascii="Arial" w:cs="Arial" w:eastAsia="Arial" w:hAnsi="Arial"/>
@@ -26181,7 +26181,7 @@
               <w:spacing w:after="10" w:before="0"/>
               <w:ind w:left="120"/>
             </w:pPr>
-            <w:hyperlink w:history="1" r:id="rId0wugfkncekvcfm9yt96br">
+            <w:hyperlink w:history="1" r:id="rIduqs04gclbdja2o9fbdniy">
               <w:r>
                 <w:rPr>
                   <w:rFonts w:ascii="Arial" w:cs="Arial" w:eastAsia="Arial" w:hAnsi="Arial"/>
@@ -26226,7 +26226,7 @@
             <w:pPr>
               <w:spacing w:after="20" w:before="0"/>
             </w:pPr>
-            <w:hyperlink w:history="1" r:id="rIdd9dpqukomjjzvk5mjvzqx">
+            <w:hyperlink w:history="1" r:id="rIdfp19ynpdh1a65tfvc-vdm">
               <w:r>
                 <w:rPr>
                   <w:rFonts w:ascii="Arial" w:cs="Arial" w:eastAsia="Arial" w:hAnsi="Arial"/>
@@ -26259,7 +26259,7 @@
               <w:spacing w:after="10" w:before="0"/>
               <w:ind w:left="120"/>
             </w:pPr>
-            <w:hyperlink w:history="1" r:id="rIddwj9qtnwgv9-_tunso2xu">
+            <w:hyperlink w:history="1" r:id="rIdcgd0wf8z1qplc1r6xdfrr">
               <w:r>
                 <w:rPr>
                   <w:rFonts w:ascii="Arial" w:cs="Arial" w:eastAsia="Arial" w:hAnsi="Arial"/>
@@ -26454,7 +26454,7 @@
             <w:pPr>
               <w:spacing w:after="20" w:before="0"/>
             </w:pPr>
-            <w:hyperlink w:history="1" r:id="rIdmvsmxkhrugeuejxeovv82">
+            <w:hyperlink w:history="1" r:id="rIdjuyqe_hx2-5njyscr3gd3">
               <w:r>
                 <w:rPr>
                   <w:rFonts w:ascii="Arial" w:cs="Arial" w:eastAsia="Arial" w:hAnsi="Arial"/>
@@ -26487,7 +26487,7 @@
               <w:spacing w:after="10" w:before="0"/>
               <w:ind w:left="120"/>
             </w:pPr>
-            <w:hyperlink w:history="1" r:id="rIdrhnfuxoob8qi47yhbp6fs">
+            <w:hyperlink w:history="1" r:id="rIdiv0it579bfmrt7b8qlw7j">
               <w:r>
                 <w:rPr>
                   <w:rFonts w:ascii="Arial" w:cs="Arial" w:eastAsia="Arial" w:hAnsi="Arial"/>
@@ -26532,7 +26532,7 @@
             <w:pPr>
               <w:spacing w:after="20" w:before="0"/>
             </w:pPr>
-            <w:hyperlink w:history="1" r:id="rIdlmzv2cvma9gxekkvr6qns">
+            <w:hyperlink w:history="1" r:id="rIdjwbhcrl8ggh2wjr1x9amn">
               <w:r>
                 <w:rPr>
                   <w:rFonts w:ascii="Arial" w:cs="Arial" w:eastAsia="Arial" w:hAnsi="Arial"/>
@@ -26565,7 +26565,7 @@
               <w:spacing w:after="10" w:before="0"/>
               <w:ind w:left="120"/>
             </w:pPr>
-            <w:hyperlink w:history="1" r:id="rIdmaptwxftq_dpyvxqe13xh">
+            <w:hyperlink w:history="1" r:id="rIdvyoat56v8xjbg8j9qzxwu">
               <w:r>
                 <w:rPr>
                   <w:rFonts w:ascii="Arial" w:cs="Arial" w:eastAsia="Arial" w:hAnsi="Arial"/>
@@ -26760,7 +26760,7 @@
             <w:pPr>
               <w:spacing w:after="20" w:before="0"/>
             </w:pPr>
-            <w:hyperlink w:history="1" r:id="rIdykjrpmygpmqgvmgruvfmo">
+            <w:hyperlink w:history="1" r:id="rIdi4qbtinhohx8lsz7f3erc">
               <w:r>
                 <w:rPr>
                   <w:rFonts w:ascii="Arial" w:cs="Arial" w:eastAsia="Arial" w:hAnsi="Arial"/>
@@ -26793,7 +26793,7 @@
               <w:spacing w:after="10" w:before="0"/>
               <w:ind w:left="120"/>
             </w:pPr>
-            <w:hyperlink w:history="1" r:id="rId6hxvudqpektd9posibz_1">
+            <w:hyperlink w:history="1" r:id="rIdhcukhqrrxnhr2jurxrdxu">
               <w:r>
                 <w:rPr>
                   <w:rFonts w:ascii="Arial" w:cs="Arial" w:eastAsia="Arial" w:hAnsi="Arial"/>
@@ -26838,7 +26838,7 @@
             <w:pPr>
               <w:spacing w:after="20" w:before="0"/>
             </w:pPr>
-            <w:hyperlink w:history="1" r:id="rIddjyze5x01aspk3jxx87co">
+            <w:hyperlink w:history="1" r:id="rId1_bi2if2zl_xfgpuyuvr6">
               <w:r>
                 <w:rPr>
                   <w:rFonts w:ascii="Arial" w:cs="Arial" w:eastAsia="Arial" w:hAnsi="Arial"/>
@@ -26871,7 +26871,7 @@
               <w:spacing w:after="10" w:before="0"/>
               <w:ind w:left="120"/>
             </w:pPr>
-            <w:hyperlink w:history="1" r:id="rIdftb0a_9e1eqsquupubvhh">
+            <w:hyperlink w:history="1" r:id="rIdv0hdxbunq11su6wrmiuok">
               <w:r>
                 <w:rPr>
                   <w:rFonts w:ascii="Arial" w:cs="Arial" w:eastAsia="Arial" w:hAnsi="Arial"/>
@@ -27066,7 +27066,7 @@
             <w:pPr>
               <w:spacing w:after="20" w:before="0"/>
             </w:pPr>
-            <w:hyperlink w:history="1" r:id="rIdr9bmk9aqdo1u23mcycn1q">
+            <w:hyperlink w:history="1" r:id="rIdm-w8v_vb7-ky07e_7h8lf">
               <w:r>
                 <w:rPr>
                   <w:rFonts w:ascii="Arial" w:cs="Arial" w:eastAsia="Arial" w:hAnsi="Arial"/>
@@ -27099,7 +27099,7 @@
               <w:spacing w:after="10" w:before="0"/>
               <w:ind w:left="120"/>
             </w:pPr>
-            <w:hyperlink w:history="1" r:id="rId9xl90skeaov8uimayxvra">
+            <w:hyperlink w:history="1" r:id="rIdhgq7o6ba-5hte4iqgwvht">
               <w:r>
                 <w:rPr>
                   <w:rFonts w:ascii="Arial" w:cs="Arial" w:eastAsia="Arial" w:hAnsi="Arial"/>
@@ -27144,7 +27144,7 @@
             <w:pPr>
               <w:spacing w:after="20" w:before="0"/>
             </w:pPr>
-            <w:hyperlink w:history="1" r:id="rIdkxkx_aewrzxth6o3alvhf">
+            <w:hyperlink w:history="1" r:id="rIdvnevpxcg1c4vgjmvfswko">
               <w:r>
                 <w:rPr>
                   <w:rFonts w:ascii="Arial" w:cs="Arial" w:eastAsia="Arial" w:hAnsi="Arial"/>
@@ -27177,7 +27177,7 @@
               <w:spacing w:after="10" w:before="0"/>
               <w:ind w:left="120"/>
             </w:pPr>
-            <w:hyperlink w:history="1" r:id="rIdmqcjfwdxoxur9ydr8k_pj">
+            <w:hyperlink w:history="1" r:id="rIdzoscx3pfymye_ef9uwpcy">
               <w:r>
                 <w:rPr>
                   <w:rFonts w:ascii="Arial" w:cs="Arial" w:eastAsia="Arial" w:hAnsi="Arial"/>
@@ -27372,7 +27372,7 @@
             <w:pPr>
               <w:spacing w:after="20" w:before="0"/>
             </w:pPr>
-            <w:hyperlink w:history="1" r:id="rIdmwki1sgy0tx2p_ox9lnb5">
+            <w:hyperlink w:history="1" r:id="rId7tduclphkqw5i_dljfq-x">
               <w:r>
                 <w:rPr>
                   <w:rFonts w:ascii="Arial" w:cs="Arial" w:eastAsia="Arial" w:hAnsi="Arial"/>
@@ -27405,7 +27405,7 @@
               <w:spacing w:after="10" w:before="0"/>
               <w:ind w:left="120"/>
             </w:pPr>
-            <w:hyperlink w:history="1" r:id="rIdrb80i3hs-kl3v_9got1xk">
+            <w:hyperlink w:history="1" r:id="rIdcnmk4sqvlb1refcvi9sje">
               <w:r>
                 <w:rPr>
                   <w:rFonts w:ascii="Arial" w:cs="Arial" w:eastAsia="Arial" w:hAnsi="Arial"/>
@@ -27450,7 +27450,7 @@
             <w:pPr>
               <w:spacing w:after="20" w:before="0"/>
             </w:pPr>
-            <w:hyperlink w:history="1" r:id="rIdoat9h27qrjys0isyhg3dp">
+            <w:hyperlink w:history="1" r:id="rIdsqvzzzc32ugbd2f-ce2fb">
               <w:r>
                 <w:rPr>
                   <w:rFonts w:ascii="Arial" w:cs="Arial" w:eastAsia="Arial" w:hAnsi="Arial"/>
@@ -27483,7 +27483,7 @@
               <w:spacing w:after="10" w:before="0"/>
               <w:ind w:left="120"/>
             </w:pPr>
-            <w:hyperlink w:history="1" r:id="rIdhm8juc5wqdn6wlr3quxg8">
+            <w:hyperlink w:history="1" r:id="rIduevmlchjpwpccbcyc-bor">
               <w:r>
                 <w:rPr>
                   <w:rFonts w:ascii="Arial" w:cs="Arial" w:eastAsia="Arial" w:hAnsi="Arial"/>
@@ -28970,7 +28970,7 @@
             <w:pPr>
               <w:spacing w:after="20" w:before="0"/>
             </w:pPr>
-            <w:hyperlink w:history="1" r:id="rIdhridyaue6mt4s2uym4gcz">
+            <w:hyperlink w:history="1" r:id="rIdbg4jkcbutfiojkag-lsic">
               <w:r>
                 <w:rPr>
                   <w:rFonts w:ascii="Arial" w:cs="Arial" w:eastAsia="Arial" w:hAnsi="Arial"/>
@@ -29003,7 +29003,7 @@
               <w:spacing w:after="10" w:before="0"/>
               <w:ind w:left="120"/>
             </w:pPr>
-            <w:hyperlink w:history="1" r:id="rIdnk_qej91z_sdvlu9qoh-s">
+            <w:hyperlink w:history="1" r:id="rIdtagvafy40ug_jf0qtxuoj">
               <w:r>
                 <w:rPr>
                   <w:rFonts w:ascii="Arial" w:cs="Arial" w:eastAsia="Arial" w:hAnsi="Arial"/>
@@ -29048,7 +29048,7 @@
             <w:pPr>
               <w:spacing w:after="20" w:before="0"/>
             </w:pPr>
-            <w:hyperlink w:history="1" r:id="rId-t-dqlep_fsuiei8pym_z">
+            <w:hyperlink w:history="1" r:id="rIdyyujqmaykmxpcbdiujd53">
               <w:r>
                 <w:rPr>
                   <w:rFonts w:ascii="Arial" w:cs="Arial" w:eastAsia="Arial" w:hAnsi="Arial"/>
@@ -29081,7 +29081,7 @@
               <w:spacing w:after="10" w:before="0"/>
               <w:ind w:left="120"/>
             </w:pPr>
-            <w:hyperlink w:history="1" r:id="rIdftkc-x-dx6wt2chninofr">
+            <w:hyperlink w:history="1" r:id="rId8yhhy2t-vjtvyqjgzeyab">
               <w:r>
                 <w:rPr>
                   <w:rFonts w:ascii="Arial" w:cs="Arial" w:eastAsia="Arial" w:hAnsi="Arial"/>
@@ -29276,7 +29276,7 @@
             <w:pPr>
               <w:spacing w:after="20" w:before="0"/>
             </w:pPr>
-            <w:hyperlink w:history="1" r:id="rIdv1y03btchlxu4uqqqme6h">
+            <w:hyperlink w:history="1" r:id="rIdgonftw5cr3tn83e_0p9vy">
               <w:r>
                 <w:rPr>
                   <w:rFonts w:ascii="Arial" w:cs="Arial" w:eastAsia="Arial" w:hAnsi="Arial"/>
@@ -29309,7 +29309,7 @@
               <w:spacing w:after="10" w:before="0"/>
               <w:ind w:left="120"/>
             </w:pPr>
-            <w:hyperlink w:history="1" r:id="rIdfcmmxadmzxus5p2xcqtl6">
+            <w:hyperlink w:history="1" r:id="rIdt-mtnzcwwn9khaoek_5rh">
               <w:r>
                 <w:rPr>
                   <w:rFonts w:ascii="Arial" w:cs="Arial" w:eastAsia="Arial" w:hAnsi="Arial"/>
@@ -29354,7 +29354,7 @@
             <w:pPr>
               <w:spacing w:after="20" w:before="0"/>
             </w:pPr>
-            <w:hyperlink w:history="1" r:id="rIdxc2el0iknemuw8al_g0jc">
+            <w:hyperlink w:history="1" r:id="rIdn2v5xuusfaukus9ptj-rv">
               <w:r>
                 <w:rPr>
                   <w:rFonts w:ascii="Arial" w:cs="Arial" w:eastAsia="Arial" w:hAnsi="Arial"/>
@@ -29387,7 +29387,7 @@
               <w:spacing w:after="10" w:before="0"/>
               <w:ind w:left="120"/>
             </w:pPr>
-            <w:hyperlink w:history="1" r:id="rIdxdmvz-9e-accky6nn0wqh">
+            <w:hyperlink w:history="1" r:id="rId8cnkv9qqfqfmc1aredmgs">
               <w:r>
                 <w:rPr>
                   <w:rFonts w:ascii="Arial" w:cs="Arial" w:eastAsia="Arial" w:hAnsi="Arial"/>
@@ -29582,7 +29582,7 @@
             <w:pPr>
               <w:spacing w:after="20" w:before="0"/>
             </w:pPr>
-            <w:hyperlink w:history="1" r:id="rIdinblgz2nmswtikldyf_dn">
+            <w:hyperlink w:history="1" r:id="rIdim9hpdpc0whpdcphord2b">
               <w:r>
                 <w:rPr>
                   <w:rFonts w:ascii="Arial" w:cs="Arial" w:eastAsia="Arial" w:hAnsi="Arial"/>
@@ -29615,7 +29615,7 @@
               <w:spacing w:after="10" w:before="0"/>
               <w:ind w:left="120"/>
             </w:pPr>
-            <w:hyperlink w:history="1" r:id="rId8rvhomfxnt_jxcan51wi1">
+            <w:hyperlink w:history="1" r:id="rIdscqyibjvdtlqrp3gwtuu2">
               <w:r>
                 <w:rPr>
                   <w:rFonts w:ascii="Arial" w:cs="Arial" w:eastAsia="Arial" w:hAnsi="Arial"/>
@@ -29660,7 +29660,7 @@
             <w:pPr>
               <w:spacing w:after="20" w:before="0"/>
             </w:pPr>
-            <w:hyperlink w:history="1" r:id="rIdnt4ibnn3tbnemotz-iqxo">
+            <w:hyperlink w:history="1" r:id="rIdw5z6rnxgkb5r8pkjkh_ex">
               <w:r>
                 <w:rPr>
                   <w:rFonts w:ascii="Arial" w:cs="Arial" w:eastAsia="Arial" w:hAnsi="Arial"/>
@@ -29693,7 +29693,7 @@
               <w:spacing w:after="10" w:before="0"/>
               <w:ind w:left="120"/>
             </w:pPr>
-            <w:hyperlink w:history="1" r:id="rIdoskm5a3ddevawrbptsruv">
+            <w:hyperlink w:history="1" r:id="rIdwosf1btwttj9q_imng34-">
               <w:r>
                 <w:rPr>
                   <w:rFonts w:ascii="Arial" w:cs="Arial" w:eastAsia="Arial" w:hAnsi="Arial"/>
@@ -29888,7 +29888,7 @@
             <w:pPr>
               <w:spacing w:after="20" w:before="0"/>
             </w:pPr>
-            <w:hyperlink w:history="1" r:id="rIdprap9p1rt6js7ocgyljqg">
+            <w:hyperlink w:history="1" r:id="rIdqdyb221vyqllbkk_zqylh">
               <w:r>
                 <w:rPr>
                   <w:rFonts w:ascii="Arial" w:cs="Arial" w:eastAsia="Arial" w:hAnsi="Arial"/>
@@ -29921,7 +29921,7 @@
               <w:spacing w:after="10" w:before="0"/>
               <w:ind w:left="120"/>
             </w:pPr>
-            <w:hyperlink w:history="1" r:id="rIdiockhnf35ww7lmvcuyyrg">
+            <w:hyperlink w:history="1" r:id="rIdboy0cfnobw7onh2es6gon">
               <w:r>
                 <w:rPr>
                   <w:rFonts w:ascii="Arial" w:cs="Arial" w:eastAsia="Arial" w:hAnsi="Arial"/>
@@ -29966,7 +29966,7 @@
             <w:pPr>
               <w:spacing w:after="20" w:before="0"/>
             </w:pPr>
-            <w:hyperlink w:history="1" r:id="rIdtcrw98sfunoje87ujhizg">
+            <w:hyperlink w:history="1" r:id="rIdrvlit6lpashikugztnohv">
               <w:r>
                 <w:rPr>
                   <w:rFonts w:ascii="Arial" w:cs="Arial" w:eastAsia="Arial" w:hAnsi="Arial"/>
@@ -29999,7 +29999,7 @@
               <w:spacing w:after="10" w:before="0"/>
               <w:ind w:left="120"/>
             </w:pPr>
-            <w:hyperlink w:history="1" r:id="rIdqrqdk7wchzjteluidjldk">
+            <w:hyperlink w:history="1" r:id="rIduobjs98ac8u4tz1lqt-fn">
               <w:r>
                 <w:rPr>
                   <w:rFonts w:ascii="Arial" w:cs="Arial" w:eastAsia="Arial" w:hAnsi="Arial"/>
@@ -30194,7 +30194,7 @@
             <w:pPr>
               <w:spacing w:after="20" w:before="0"/>
             </w:pPr>
-            <w:hyperlink w:history="1" r:id="rIde-7h1pgjsslrntqeftb6d">
+            <w:hyperlink w:history="1" r:id="rIdw5fgjl6m6vtndxqtmlnx9">
               <w:r>
                 <w:rPr>
                   <w:rFonts w:ascii="Arial" w:cs="Arial" w:eastAsia="Arial" w:hAnsi="Arial"/>
@@ -30227,7 +30227,7 @@
               <w:spacing w:after="10" w:before="0"/>
               <w:ind w:left="120"/>
             </w:pPr>
-            <w:hyperlink w:history="1" r:id="rId0vp540ofthnoo9dm1vojq">
+            <w:hyperlink w:history="1" r:id="rIdd5i8hfaqtcf4kber3vll3">
               <w:r>
                 <w:rPr>
                   <w:rFonts w:ascii="Arial" w:cs="Arial" w:eastAsia="Arial" w:hAnsi="Arial"/>
@@ -30272,7 +30272,7 @@
             <w:pPr>
               <w:spacing w:after="20" w:before="0"/>
             </w:pPr>
-            <w:hyperlink w:history="1" r:id="rIdk15h8o8w-efli-whmmu_a">
+            <w:hyperlink w:history="1" r:id="rIdnkihijw5n8gxdkgy4ukg6">
               <w:r>
                 <w:rPr>
                   <w:rFonts w:ascii="Arial" w:cs="Arial" w:eastAsia="Arial" w:hAnsi="Arial"/>
@@ -30305,7 +30305,7 @@
               <w:spacing w:after="10" w:before="0"/>
               <w:ind w:left="120"/>
             </w:pPr>
-            <w:hyperlink w:history="1" r:id="rIdddzlbr8sjmgk5ajd9qxs4">
+            <w:hyperlink w:history="1" r:id="rIdm8ih0kzltnho1fabrom49">
               <w:r>
                 <w:rPr>
                   <w:rFonts w:ascii="Arial" w:cs="Arial" w:eastAsia="Arial" w:hAnsi="Arial"/>

--- a/data/outputs/v2/Biology/SS3.1_Animal_Nutrition/Biology_Animal_Nutrition_CBE_LessonSequence.docx
+++ b/data/outputs/v2/Biology/SS3.1_Animal_Nutrition/Biology_Animal_Nutrition_CBE_LessonSequence.docx
@@ -3477,7 +3477,7 @@
             <w:pPr>
               <w:spacing w:after="20" w:before="0"/>
             </w:pPr>
-            <w:hyperlink w:history="1" r:id="rIdjw5txjforew6bi8k67lxa">
+            <w:hyperlink w:history="1" r:id="rIdcyhqe6uo8artqbfkn1vf8">
               <w:r>
                 <w:rPr>
                   <w:rFonts w:ascii="Arial" w:cs="Arial" w:eastAsia="Arial" w:hAnsi="Arial"/>
@@ -3510,7 +3510,7 @@
               <w:spacing w:after="10" w:before="0"/>
               <w:ind w:left="120"/>
             </w:pPr>
-            <w:hyperlink w:history="1" r:id="rIdgpfdm_ybj_tyt_7frk-tp">
+            <w:hyperlink w:history="1" r:id="rIdyi5wmjmcrv53yvugdgg9q">
               <w:r>
                 <w:rPr>
                   <w:rFonts w:ascii="Arial" w:cs="Arial" w:eastAsia="Arial" w:hAnsi="Arial"/>
@@ -3555,7 +3555,7 @@
             <w:pPr>
               <w:spacing w:after="20" w:before="0"/>
             </w:pPr>
-            <w:hyperlink w:history="1" r:id="rIdv7pdtfhii48srthgwyn5x">
+            <w:hyperlink w:history="1" r:id="rId7jwqoxvddxtr6cjwsho6z">
               <w:r>
                 <w:rPr>
                   <w:rFonts w:ascii="Arial" w:cs="Arial" w:eastAsia="Arial" w:hAnsi="Arial"/>
@@ -3588,7 +3588,7 @@
               <w:spacing w:after="10" w:before="0"/>
               <w:ind w:left="120"/>
             </w:pPr>
-            <w:hyperlink w:history="1" r:id="rIdj94_l7weqhvcciiouewlu">
+            <w:hyperlink w:history="1" r:id="rIdboxyf-nbknabnobmqoeun">
               <w:r>
                 <w:rPr>
                   <w:rFonts w:ascii="Arial" w:cs="Arial" w:eastAsia="Arial" w:hAnsi="Arial"/>
@@ -3783,7 +3783,7 @@
             <w:pPr>
               <w:spacing w:after="20" w:before="0"/>
             </w:pPr>
-            <w:hyperlink w:history="1" r:id="rId5-gbsri4etsv0h0nmcoe9">
+            <w:hyperlink w:history="1" r:id="rIdvkpq2ffit8mt0-axlqn_x">
               <w:r>
                 <w:rPr>
                   <w:rFonts w:ascii="Arial" w:cs="Arial" w:eastAsia="Arial" w:hAnsi="Arial"/>
@@ -3816,7 +3816,7 @@
               <w:spacing w:after="10" w:before="0"/>
               <w:ind w:left="120"/>
             </w:pPr>
-            <w:hyperlink w:history="1" r:id="rIdzhowcfqcr3iq9qwscfcdc">
+            <w:hyperlink w:history="1" r:id="rId14-o7tdtpbdoe2hpsjsed">
               <w:r>
                 <w:rPr>
                   <w:rFonts w:ascii="Arial" w:cs="Arial" w:eastAsia="Arial" w:hAnsi="Arial"/>
@@ -3861,7 +3861,7 @@
             <w:pPr>
               <w:spacing w:after="20" w:before="0"/>
             </w:pPr>
-            <w:hyperlink w:history="1" r:id="rId2tgpxnvg06wjbl4ejpqow">
+            <w:hyperlink w:history="1" r:id="rId74t-yxcr9sgvmjdnnlhdy">
               <w:r>
                 <w:rPr>
                   <w:rFonts w:ascii="Arial" w:cs="Arial" w:eastAsia="Arial" w:hAnsi="Arial"/>
@@ -3894,7 +3894,7 @@
               <w:spacing w:after="10" w:before="0"/>
               <w:ind w:left="120"/>
             </w:pPr>
-            <w:hyperlink w:history="1" r:id="rIdipwpbmkiakglyhjrq_qav">
+            <w:hyperlink w:history="1" r:id="rIdfk52dsyw4c0rpy9itu-y8">
               <w:r>
                 <w:rPr>
                   <w:rFonts w:ascii="Arial" w:cs="Arial" w:eastAsia="Arial" w:hAnsi="Arial"/>
@@ -4089,7 +4089,7 @@
             <w:pPr>
               <w:spacing w:after="20" w:before="0"/>
             </w:pPr>
-            <w:hyperlink w:history="1" r:id="rIdcgh54bymc1497ivqlo8fb">
+            <w:hyperlink w:history="1" r:id="rIdxtesnvzwevfkjlrvws1cn">
               <w:r>
                 <w:rPr>
                   <w:rFonts w:ascii="Arial" w:cs="Arial" w:eastAsia="Arial" w:hAnsi="Arial"/>
@@ -4122,7 +4122,7 @@
               <w:spacing w:after="10" w:before="0"/>
               <w:ind w:left="120"/>
             </w:pPr>
-            <w:hyperlink w:history="1" r:id="rIdtmmhjggxy3xawv3zrcxfn">
+            <w:hyperlink w:history="1" r:id="rIdwfcuqzjlff2nyxr_jsyny">
               <w:r>
                 <w:rPr>
                   <w:rFonts w:ascii="Arial" w:cs="Arial" w:eastAsia="Arial" w:hAnsi="Arial"/>
@@ -4167,7 +4167,7 @@
             <w:pPr>
               <w:spacing w:after="20" w:before="0"/>
             </w:pPr>
-            <w:hyperlink w:history="1" r:id="rIdqgo0gozluwvfhzfclc9zs">
+            <w:hyperlink w:history="1" r:id="rId70zuy-ncdqbvv63t3vbht">
               <w:r>
                 <w:rPr>
                   <w:rFonts w:ascii="Arial" w:cs="Arial" w:eastAsia="Arial" w:hAnsi="Arial"/>
@@ -4200,7 +4200,7 @@
               <w:spacing w:after="10" w:before="0"/>
               <w:ind w:left="120"/>
             </w:pPr>
-            <w:hyperlink w:history="1" r:id="rIdqermonrota7rzx2rdnhx-">
+            <w:hyperlink w:history="1" r:id="rIdmzyohshyzyzefl3urwbyx">
               <w:r>
                 <w:rPr>
                   <w:rFonts w:ascii="Arial" w:cs="Arial" w:eastAsia="Arial" w:hAnsi="Arial"/>
@@ -4395,7 +4395,7 @@
             <w:pPr>
               <w:spacing w:after="20" w:before="0"/>
             </w:pPr>
-            <w:hyperlink w:history="1" r:id="rIdcmtqbha44mkecdm0yr8f2">
+            <w:hyperlink w:history="1" r:id="rIdug7rtzlduguk3go_8gvpk">
               <w:r>
                 <w:rPr>
                   <w:rFonts w:ascii="Arial" w:cs="Arial" w:eastAsia="Arial" w:hAnsi="Arial"/>
@@ -4428,7 +4428,7 @@
               <w:spacing w:after="10" w:before="0"/>
               <w:ind w:left="120"/>
             </w:pPr>
-            <w:hyperlink w:history="1" r:id="rId0no5lv8z5oel40uy7lcyk">
+            <w:hyperlink w:history="1" r:id="rIdgcpkrvkzzxtl93uzf-8lj">
               <w:r>
                 <w:rPr>
                   <w:rFonts w:ascii="Arial" w:cs="Arial" w:eastAsia="Arial" w:hAnsi="Arial"/>
@@ -4473,7 +4473,7 @@
             <w:pPr>
               <w:spacing w:after="20" w:before="0"/>
             </w:pPr>
-            <w:hyperlink w:history="1" r:id="rIdxahsqshpwpwlmtnnxicn-">
+            <w:hyperlink w:history="1" r:id="rId210mi9pnfcvvrd-1xp05p">
               <w:r>
                 <w:rPr>
                   <w:rFonts w:ascii="Arial" w:cs="Arial" w:eastAsia="Arial" w:hAnsi="Arial"/>
@@ -4506,7 +4506,7 @@
               <w:spacing w:after="10" w:before="0"/>
               <w:ind w:left="120"/>
             </w:pPr>
-            <w:hyperlink w:history="1" r:id="rIdnshtbhaxjlumorrdmswyb">
+            <w:hyperlink w:history="1" r:id="rIdgruk132dcb4xslwh3wvns">
               <w:r>
                 <w:rPr>
                   <w:rFonts w:ascii="Arial" w:cs="Arial" w:eastAsia="Arial" w:hAnsi="Arial"/>
@@ -4701,7 +4701,7 @@
             <w:pPr>
               <w:spacing w:after="20" w:before="0"/>
             </w:pPr>
-            <w:hyperlink w:history="1" r:id="rIdkj5-wxmszc-fcz0lolgkd">
+            <w:hyperlink w:history="1" r:id="rIdx8kygzlr1xxrwosm4buin">
               <w:r>
                 <w:rPr>
                   <w:rFonts w:ascii="Arial" w:cs="Arial" w:eastAsia="Arial" w:hAnsi="Arial"/>
@@ -4734,7 +4734,7 @@
               <w:spacing w:after="10" w:before="0"/>
               <w:ind w:left="120"/>
             </w:pPr>
-            <w:hyperlink w:history="1" r:id="rIdqokvzvssa7xmn1pzom5y9">
+            <w:hyperlink w:history="1" r:id="rIdhyn0chmqur-bkronp1ddd">
               <w:r>
                 <w:rPr>
                   <w:rFonts w:ascii="Arial" w:cs="Arial" w:eastAsia="Arial" w:hAnsi="Arial"/>
@@ -4779,7 +4779,7 @@
             <w:pPr>
               <w:spacing w:after="20" w:before="0"/>
             </w:pPr>
-            <w:hyperlink w:history="1" r:id="rIdfqnqvyupdqqswluc2zybf">
+            <w:hyperlink w:history="1" r:id="rIdbsxht-fbsjva7aljenrwv">
               <w:r>
                 <w:rPr>
                   <w:rFonts w:ascii="Arial" w:cs="Arial" w:eastAsia="Arial" w:hAnsi="Arial"/>
@@ -4812,7 +4812,7 @@
               <w:spacing w:after="10" w:before="0"/>
               <w:ind w:left="120"/>
             </w:pPr>
-            <w:hyperlink w:history="1" r:id="rIdq_kvdtm6pujshoq64hczj">
+            <w:hyperlink w:history="1" r:id="rId5fzq-gh7-ivwouaujzaph">
               <w:r>
                 <w:rPr>
                   <w:rFonts w:ascii="Arial" w:cs="Arial" w:eastAsia="Arial" w:hAnsi="Arial"/>
@@ -6299,7 +6299,7 @@
             <w:pPr>
               <w:spacing w:after="20" w:before="0"/>
             </w:pPr>
-            <w:hyperlink w:history="1" r:id="rId9urocuz18jd7prm_csyf1">
+            <w:hyperlink w:history="1" r:id="rIdwamq-94c0hvukoqgdettb">
               <w:r>
                 <w:rPr>
                   <w:rFonts w:ascii="Arial" w:cs="Arial" w:eastAsia="Arial" w:hAnsi="Arial"/>
@@ -6332,7 +6332,7 @@
               <w:spacing w:after="10" w:before="0"/>
               <w:ind w:left="120"/>
             </w:pPr>
-            <w:hyperlink w:history="1" r:id="rIdy8gcyr5eruyxauqs4n08d">
+            <w:hyperlink w:history="1" r:id="rIdhgd8r1r888bzs8fzlwlof">
               <w:r>
                 <w:rPr>
                   <w:rFonts w:ascii="Arial" w:cs="Arial" w:eastAsia="Arial" w:hAnsi="Arial"/>
@@ -6377,7 +6377,7 @@
             <w:pPr>
               <w:spacing w:after="20" w:before="0"/>
             </w:pPr>
-            <w:hyperlink w:history="1" r:id="rIdxd_yqls46w5fnxsrbdzwi">
+            <w:hyperlink w:history="1" r:id="rIdycs92ppxyauxd4ll9ppuk">
               <w:r>
                 <w:rPr>
                   <w:rFonts w:ascii="Arial" w:cs="Arial" w:eastAsia="Arial" w:hAnsi="Arial"/>
@@ -6410,7 +6410,7 @@
               <w:spacing w:after="10" w:before="0"/>
               <w:ind w:left="120"/>
             </w:pPr>
-            <w:hyperlink w:history="1" r:id="rId20k82gdxo53d9eamzobpq">
+            <w:hyperlink w:history="1" r:id="rIdd_54ejbi0ujog6m9t5lo5">
               <w:r>
                 <w:rPr>
                   <w:rFonts w:ascii="Arial" w:cs="Arial" w:eastAsia="Arial" w:hAnsi="Arial"/>
@@ -6605,7 +6605,7 @@
             <w:pPr>
               <w:spacing w:after="20" w:before="0"/>
             </w:pPr>
-            <w:hyperlink w:history="1" r:id="rIdtdxqrmms7syq0w1fcujs0">
+            <w:hyperlink w:history="1" r:id="rIdl3reh51ukvc1n84_h-igf">
               <w:r>
                 <w:rPr>
                   <w:rFonts w:ascii="Arial" w:cs="Arial" w:eastAsia="Arial" w:hAnsi="Arial"/>
@@ -6638,7 +6638,7 @@
               <w:spacing w:after="10" w:before="0"/>
               <w:ind w:left="120"/>
             </w:pPr>
-            <w:hyperlink w:history="1" r:id="rIdz3zp7jnr2mb1hqfiko0kg">
+            <w:hyperlink w:history="1" r:id="rId13ygv8s2pbij6zfb0_zw2">
               <w:r>
                 <w:rPr>
                   <w:rFonts w:ascii="Arial" w:cs="Arial" w:eastAsia="Arial" w:hAnsi="Arial"/>
@@ -6683,7 +6683,7 @@
             <w:pPr>
               <w:spacing w:after="20" w:before="0"/>
             </w:pPr>
-            <w:hyperlink w:history="1" r:id="rId3xzt0rrxosixamt_yd6mj">
+            <w:hyperlink w:history="1" r:id="rIdnx9i-iesc_f5jschtz5xx">
               <w:r>
                 <w:rPr>
                   <w:rFonts w:ascii="Arial" w:cs="Arial" w:eastAsia="Arial" w:hAnsi="Arial"/>
@@ -6716,7 +6716,7 @@
               <w:spacing w:after="10" w:before="0"/>
               <w:ind w:left="120"/>
             </w:pPr>
-            <w:hyperlink w:history="1" r:id="rIdc-3pg3ifsbpejjb6tcvyt">
+            <w:hyperlink w:history="1" r:id="rIdm74mcfzj6zbwvblx6_urb">
               <w:r>
                 <w:rPr>
                   <w:rFonts w:ascii="Arial" w:cs="Arial" w:eastAsia="Arial" w:hAnsi="Arial"/>
@@ -6911,7 +6911,7 @@
             <w:pPr>
               <w:spacing w:after="20" w:before="0"/>
             </w:pPr>
-            <w:hyperlink w:history="1" r:id="rIdcfbn9oyirhgr2wsccsg7o">
+            <w:hyperlink w:history="1" r:id="rIdqzcskkglgwdogs9_jhz0v">
               <w:r>
                 <w:rPr>
                   <w:rFonts w:ascii="Arial" w:cs="Arial" w:eastAsia="Arial" w:hAnsi="Arial"/>
@@ -6944,7 +6944,7 @@
               <w:spacing w:after="10" w:before="0"/>
               <w:ind w:left="120"/>
             </w:pPr>
-            <w:hyperlink w:history="1" r:id="rIdh_pjee3ilmrsteshtop_6">
+            <w:hyperlink w:history="1" r:id="rIdntmmefj0cwobwnjadfgbq">
               <w:r>
                 <w:rPr>
                   <w:rFonts w:ascii="Arial" w:cs="Arial" w:eastAsia="Arial" w:hAnsi="Arial"/>
@@ -6989,7 +6989,7 @@
             <w:pPr>
               <w:spacing w:after="20" w:before="0"/>
             </w:pPr>
-            <w:hyperlink w:history="1" r:id="rIdyjjt-7dbvsr7idflvybu0">
+            <w:hyperlink w:history="1" r:id="rIdwcacggybg9nvhkg8qrtna">
               <w:r>
                 <w:rPr>
                   <w:rFonts w:ascii="Arial" w:cs="Arial" w:eastAsia="Arial" w:hAnsi="Arial"/>
@@ -7022,7 +7022,7 @@
               <w:spacing w:after="10" w:before="0"/>
               <w:ind w:left="120"/>
             </w:pPr>
-            <w:hyperlink w:history="1" r:id="rIdyrpyexgvx1eey_j8y2gwa">
+            <w:hyperlink w:history="1" r:id="rId8oefudchkclsvkcbj2zkc">
               <w:r>
                 <w:rPr>
                   <w:rFonts w:ascii="Arial" w:cs="Arial" w:eastAsia="Arial" w:hAnsi="Arial"/>
@@ -7217,7 +7217,7 @@
             <w:pPr>
               <w:spacing w:after="20" w:before="0"/>
             </w:pPr>
-            <w:hyperlink w:history="1" r:id="rIdcda7mk7svz3xeg2-3sfxt">
+            <w:hyperlink w:history="1" r:id="rIdmwo4o9abqok9besg_rfyf">
               <w:r>
                 <w:rPr>
                   <w:rFonts w:ascii="Arial" w:cs="Arial" w:eastAsia="Arial" w:hAnsi="Arial"/>
@@ -7250,7 +7250,7 @@
               <w:spacing w:after="10" w:before="0"/>
               <w:ind w:left="120"/>
             </w:pPr>
-            <w:hyperlink w:history="1" r:id="rIdo8xdi8ydl44f_fieawspa">
+            <w:hyperlink w:history="1" r:id="rId5tgj7r3ek0fw3ooeukusi">
               <w:r>
                 <w:rPr>
                   <w:rFonts w:ascii="Arial" w:cs="Arial" w:eastAsia="Arial" w:hAnsi="Arial"/>
@@ -7295,7 +7295,7 @@
             <w:pPr>
               <w:spacing w:after="20" w:before="0"/>
             </w:pPr>
-            <w:hyperlink w:history="1" r:id="rIdeczs4pzd0mjrvkjp8vj6o">
+            <w:hyperlink w:history="1" r:id="rId6d5ln851ip7hjcovk_c4z">
               <w:r>
                 <w:rPr>
                   <w:rFonts w:ascii="Arial" w:cs="Arial" w:eastAsia="Arial" w:hAnsi="Arial"/>
@@ -7328,7 +7328,7 @@
               <w:spacing w:after="10" w:before="0"/>
               <w:ind w:left="120"/>
             </w:pPr>
-            <w:hyperlink w:history="1" r:id="rIdruam7go9n9ezoc3chxtwp">
+            <w:hyperlink w:history="1" r:id="rIdb5tuyban1i2qexvaulk_b">
               <w:r>
                 <w:rPr>
                   <w:rFonts w:ascii="Arial" w:cs="Arial" w:eastAsia="Arial" w:hAnsi="Arial"/>
@@ -7523,7 +7523,7 @@
             <w:pPr>
               <w:spacing w:after="20" w:before="0"/>
             </w:pPr>
-            <w:hyperlink w:history="1" r:id="rIdr-ojbzfva5upvj_ybdqtv">
+            <w:hyperlink w:history="1" r:id="rIdm_cymraauhidcg-dey2kz">
               <w:r>
                 <w:rPr>
                   <w:rFonts w:ascii="Arial" w:cs="Arial" w:eastAsia="Arial" w:hAnsi="Arial"/>
@@ -7556,7 +7556,7 @@
               <w:spacing w:after="10" w:before="0"/>
               <w:ind w:left="120"/>
             </w:pPr>
-            <w:hyperlink w:history="1" r:id="rIdfvyxcqmp39xz2nrh5wcfl">
+            <w:hyperlink w:history="1" r:id="rId2a2pc0pw-e7d0ukmdxqxo">
               <w:r>
                 <w:rPr>
                   <w:rFonts w:ascii="Arial" w:cs="Arial" w:eastAsia="Arial" w:hAnsi="Arial"/>
@@ -7601,7 +7601,7 @@
             <w:pPr>
               <w:spacing w:after="20" w:before="0"/>
             </w:pPr>
-            <w:hyperlink w:history="1" r:id="rIdaurnn-0gbbpkax-koclek">
+            <w:hyperlink w:history="1" r:id="rId0g_algpovif6h1lsb8suu">
               <w:r>
                 <w:rPr>
                   <w:rFonts w:ascii="Arial" w:cs="Arial" w:eastAsia="Arial" w:hAnsi="Arial"/>
@@ -7634,7 +7634,7 @@
               <w:spacing w:after="10" w:before="0"/>
               <w:ind w:left="120"/>
             </w:pPr>
-            <w:hyperlink w:history="1" r:id="rIdl54zhdvqzyxnv2ii3psu4">
+            <w:hyperlink w:history="1" r:id="rId5mj67i1umwthhr_obfqkn">
               <w:r>
                 <w:rPr>
                   <w:rFonts w:ascii="Arial" w:cs="Arial" w:eastAsia="Arial" w:hAnsi="Arial"/>
@@ -9121,7 +9121,7 @@
             <w:pPr>
               <w:spacing w:after="20" w:before="0"/>
             </w:pPr>
-            <w:hyperlink w:history="1" r:id="rId-opxet03mqvhsc7vjsy_i">
+            <w:hyperlink w:history="1" r:id="rIdeav0904gurzwqfkhn_fru">
               <w:r>
                 <w:rPr>
                   <w:rFonts w:ascii="Arial" w:cs="Arial" w:eastAsia="Arial" w:hAnsi="Arial"/>
@@ -9154,7 +9154,7 @@
               <w:spacing w:after="10" w:before="0"/>
               <w:ind w:left="120"/>
             </w:pPr>
-            <w:hyperlink w:history="1" r:id="rIdwoyuc7cf1wrpxquhivsbm">
+            <w:hyperlink w:history="1" r:id="rIdrsufux2336fa9zwxv8ytg">
               <w:r>
                 <w:rPr>
                   <w:rFonts w:ascii="Arial" w:cs="Arial" w:eastAsia="Arial" w:hAnsi="Arial"/>
@@ -9199,7 +9199,7 @@
             <w:pPr>
               <w:spacing w:after="20" w:before="0"/>
             </w:pPr>
-            <w:hyperlink w:history="1" r:id="rId6gx9u9ujgkxwebymqvbec">
+            <w:hyperlink w:history="1" r:id="rIdj_z7qents_p2gqqq3pocx">
               <w:r>
                 <w:rPr>
                   <w:rFonts w:ascii="Arial" w:cs="Arial" w:eastAsia="Arial" w:hAnsi="Arial"/>
@@ -9232,7 +9232,7 @@
               <w:spacing w:after="10" w:before="0"/>
               <w:ind w:left="120"/>
             </w:pPr>
-            <w:hyperlink w:history="1" r:id="rIditymjpfnnzu6cgjzghtpe">
+            <w:hyperlink w:history="1" r:id="rIdci4yg8qvubabwrmbvsn8q">
               <w:r>
                 <w:rPr>
                   <w:rFonts w:ascii="Arial" w:cs="Arial" w:eastAsia="Arial" w:hAnsi="Arial"/>
@@ -9427,7 +9427,7 @@
             <w:pPr>
               <w:spacing w:after="20" w:before="0"/>
             </w:pPr>
-            <w:hyperlink w:history="1" r:id="rIdpbsbfrt6_cyxdtzk1azqp">
+            <w:hyperlink w:history="1" r:id="rIdjftlewtq8pmbdk1efx2mu">
               <w:r>
                 <w:rPr>
                   <w:rFonts w:ascii="Arial" w:cs="Arial" w:eastAsia="Arial" w:hAnsi="Arial"/>
@@ -9460,7 +9460,7 @@
               <w:spacing w:after="10" w:before="0"/>
               <w:ind w:left="120"/>
             </w:pPr>
-            <w:hyperlink w:history="1" r:id="rIdw_d9row6dd1ztxka1ejse">
+            <w:hyperlink w:history="1" r:id="rIdlms-kylm6cstd7ysf3-sx">
               <w:r>
                 <w:rPr>
                   <w:rFonts w:ascii="Arial" w:cs="Arial" w:eastAsia="Arial" w:hAnsi="Arial"/>
@@ -9505,7 +9505,7 @@
             <w:pPr>
               <w:spacing w:after="20" w:before="0"/>
             </w:pPr>
-            <w:hyperlink w:history="1" r:id="rIdhwq3k2fwnt4bf_cyppqy0">
+            <w:hyperlink w:history="1" r:id="rId8j_xlni-hdvjiodqsonqf">
               <w:r>
                 <w:rPr>
                   <w:rFonts w:ascii="Arial" w:cs="Arial" w:eastAsia="Arial" w:hAnsi="Arial"/>
@@ -9538,7 +9538,7 @@
               <w:spacing w:after="10" w:before="0"/>
               <w:ind w:left="120"/>
             </w:pPr>
-            <w:hyperlink w:history="1" r:id="rIdlmpvnw9wm4tqg-bi0fkyc">
+            <w:hyperlink w:history="1" r:id="rIdykm-y7et8exvcwnvbeccn">
               <w:r>
                 <w:rPr>
                   <w:rFonts w:ascii="Arial" w:cs="Arial" w:eastAsia="Arial" w:hAnsi="Arial"/>
@@ -9733,7 +9733,7 @@
             <w:pPr>
               <w:spacing w:after="20" w:before="0"/>
             </w:pPr>
-            <w:hyperlink w:history="1" r:id="rIdrepzs4f0e-vu_3m6frv3a">
+            <w:hyperlink w:history="1" r:id="rIdi08ubbq5vgwiiwxnwxp_q">
               <w:r>
                 <w:rPr>
                   <w:rFonts w:ascii="Arial" w:cs="Arial" w:eastAsia="Arial" w:hAnsi="Arial"/>
@@ -9766,7 +9766,7 @@
               <w:spacing w:after="10" w:before="0"/>
               <w:ind w:left="120"/>
             </w:pPr>
-            <w:hyperlink w:history="1" r:id="rIdluayxfxbbq3zgo36t1d3z">
+            <w:hyperlink w:history="1" r:id="rId6vs3ssfkv5jbq2cpzcbhy">
               <w:r>
                 <w:rPr>
                   <w:rFonts w:ascii="Arial" w:cs="Arial" w:eastAsia="Arial" w:hAnsi="Arial"/>
@@ -9811,7 +9811,7 @@
             <w:pPr>
               <w:spacing w:after="20" w:before="0"/>
             </w:pPr>
-            <w:hyperlink w:history="1" r:id="rId7qjtqx7lmee1gmixiem4w">
+            <w:hyperlink w:history="1" r:id="rId85ggxvujj754zgw4dw1hh">
               <w:r>
                 <w:rPr>
                   <w:rFonts w:ascii="Arial" w:cs="Arial" w:eastAsia="Arial" w:hAnsi="Arial"/>
@@ -9844,7 +9844,7 @@
               <w:spacing w:after="10" w:before="0"/>
               <w:ind w:left="120"/>
             </w:pPr>
-            <w:hyperlink w:history="1" r:id="rIdqcnke50dgarzyzafnyzfp">
+            <w:hyperlink w:history="1" r:id="rIdwpvnx1yk4yl0fxuh6vu1q">
               <w:r>
                 <w:rPr>
                   <w:rFonts w:ascii="Arial" w:cs="Arial" w:eastAsia="Arial" w:hAnsi="Arial"/>
@@ -10039,7 +10039,7 @@
             <w:pPr>
               <w:spacing w:after="20" w:before="0"/>
             </w:pPr>
-            <w:hyperlink w:history="1" r:id="rIdtz3wa4932zj1jvrt-zyra">
+            <w:hyperlink w:history="1" r:id="rIdpo9msyjeywo4tjuljxzfn">
               <w:r>
                 <w:rPr>
                   <w:rFonts w:ascii="Arial" w:cs="Arial" w:eastAsia="Arial" w:hAnsi="Arial"/>
@@ -10072,7 +10072,7 @@
               <w:spacing w:after="10" w:before="0"/>
               <w:ind w:left="120"/>
             </w:pPr>
-            <w:hyperlink w:history="1" r:id="rIdq7pissfdudjajryvuj5sy">
+            <w:hyperlink w:history="1" r:id="rIdw63uf4zowdcdtdserm8zb">
               <w:r>
                 <w:rPr>
                   <w:rFonts w:ascii="Arial" w:cs="Arial" w:eastAsia="Arial" w:hAnsi="Arial"/>
@@ -10117,7 +10117,7 @@
             <w:pPr>
               <w:spacing w:after="20" w:before="0"/>
             </w:pPr>
-            <w:hyperlink w:history="1" r:id="rIdopfpcxun8iffvunmeuifw">
+            <w:hyperlink w:history="1" r:id="rIduk74o9jjztzgcxc5tfhtr">
               <w:r>
                 <w:rPr>
                   <w:rFonts w:ascii="Arial" w:cs="Arial" w:eastAsia="Arial" w:hAnsi="Arial"/>
@@ -10150,7 +10150,7 @@
               <w:spacing w:after="10" w:before="0"/>
               <w:ind w:left="120"/>
             </w:pPr>
-            <w:hyperlink w:history="1" r:id="rIdyioibqgjucyo13r22l0rw">
+            <w:hyperlink w:history="1" r:id="rIdgjz50q7ype7pfatdzbgub">
               <w:r>
                 <w:rPr>
                   <w:rFonts w:ascii="Arial" w:cs="Arial" w:eastAsia="Arial" w:hAnsi="Arial"/>
@@ -10345,7 +10345,7 @@
             <w:pPr>
               <w:spacing w:after="20" w:before="0"/>
             </w:pPr>
-            <w:hyperlink w:history="1" r:id="rIdt0r3xxjr6h0diqzy-fmi3">
+            <w:hyperlink w:history="1" r:id="rIdzykzojzmles8uvpfy0i9b">
               <w:r>
                 <w:rPr>
                   <w:rFonts w:ascii="Arial" w:cs="Arial" w:eastAsia="Arial" w:hAnsi="Arial"/>
@@ -10378,7 +10378,7 @@
               <w:spacing w:after="10" w:before="0"/>
               <w:ind w:left="120"/>
             </w:pPr>
-            <w:hyperlink w:history="1" r:id="rIdgirronz1pz7hecpfy2j4m">
+            <w:hyperlink w:history="1" r:id="rIdbgut8etvh4-5kj2stupxv">
               <w:r>
                 <w:rPr>
                   <w:rFonts w:ascii="Arial" w:cs="Arial" w:eastAsia="Arial" w:hAnsi="Arial"/>
@@ -10423,7 +10423,7 @@
             <w:pPr>
               <w:spacing w:after="20" w:before="0"/>
             </w:pPr>
-            <w:hyperlink w:history="1" r:id="rIdqmygiiyy_6vhxbhpanul9">
+            <w:hyperlink w:history="1" r:id="rId9-kz-srlmzqgbkpxv2ycb">
               <w:r>
                 <w:rPr>
                   <w:rFonts w:ascii="Arial" w:cs="Arial" w:eastAsia="Arial" w:hAnsi="Arial"/>
@@ -10456,7 +10456,7 @@
               <w:spacing w:after="10" w:before="0"/>
               <w:ind w:left="120"/>
             </w:pPr>
-            <w:hyperlink w:history="1" r:id="rIdkxwqcj3o2oqctjt6_t3km">
+            <w:hyperlink w:history="1" r:id="rIdwcqona1glregtbqudjzbg">
               <w:r>
                 <w:rPr>
                   <w:rFonts w:ascii="Arial" w:cs="Arial" w:eastAsia="Arial" w:hAnsi="Arial"/>
@@ -11943,7 +11943,7 @@
             <w:pPr>
               <w:spacing w:after="20" w:before="0"/>
             </w:pPr>
-            <w:hyperlink w:history="1" r:id="rId06oytgunvvkej-rbb9vpu">
+            <w:hyperlink w:history="1" r:id="rIdzd-hhl7ilrrp-pnflju6j">
               <w:r>
                 <w:rPr>
                   <w:rFonts w:ascii="Arial" w:cs="Arial" w:eastAsia="Arial" w:hAnsi="Arial"/>
@@ -11976,7 +11976,7 @@
               <w:spacing w:after="10" w:before="0"/>
               <w:ind w:left="120"/>
             </w:pPr>
-            <w:hyperlink w:history="1" r:id="rIdpcqhgxoyeuawppxlcj6dg">
+            <w:hyperlink w:history="1" r:id="rIdyqyrnfsqjjeeogyqglrrw">
               <w:r>
                 <w:rPr>
                   <w:rFonts w:ascii="Arial" w:cs="Arial" w:eastAsia="Arial" w:hAnsi="Arial"/>
@@ -12021,7 +12021,7 @@
             <w:pPr>
               <w:spacing w:after="20" w:before="0"/>
             </w:pPr>
-            <w:hyperlink w:history="1" r:id="rId2xtcswbwljc36wguo6w5p">
+            <w:hyperlink w:history="1" r:id="rIdvqass_g1qg0a-d0mzoyyk">
               <w:r>
                 <w:rPr>
                   <w:rFonts w:ascii="Arial" w:cs="Arial" w:eastAsia="Arial" w:hAnsi="Arial"/>
@@ -12054,7 +12054,7 @@
               <w:spacing w:after="10" w:before="0"/>
               <w:ind w:left="120"/>
             </w:pPr>
-            <w:hyperlink w:history="1" r:id="rIdlu2gi4byddzkefgsgaej8">
+            <w:hyperlink w:history="1" r:id="rIdkqzgm9dacxar6hazrdp0d">
               <w:r>
                 <w:rPr>
                   <w:rFonts w:ascii="Arial" w:cs="Arial" w:eastAsia="Arial" w:hAnsi="Arial"/>
@@ -12249,7 +12249,7 @@
             <w:pPr>
               <w:spacing w:after="20" w:before="0"/>
             </w:pPr>
-            <w:hyperlink w:history="1" r:id="rIdeq1lvh-gsqu2n5myayuil">
+            <w:hyperlink w:history="1" r:id="rId2ljrjrwv3qw9bwo-4zjlj">
               <w:r>
                 <w:rPr>
                   <w:rFonts w:ascii="Arial" w:cs="Arial" w:eastAsia="Arial" w:hAnsi="Arial"/>
@@ -12282,7 +12282,7 @@
               <w:spacing w:after="10" w:before="0"/>
               <w:ind w:left="120"/>
             </w:pPr>
-            <w:hyperlink w:history="1" r:id="rIdnsfokfhxstwkhtxalejlc">
+            <w:hyperlink w:history="1" r:id="rIdnfl1lhpti-wkfjbtikfrr">
               <w:r>
                 <w:rPr>
                   <w:rFonts w:ascii="Arial" w:cs="Arial" w:eastAsia="Arial" w:hAnsi="Arial"/>
@@ -12327,7 +12327,7 @@
             <w:pPr>
               <w:spacing w:after="20" w:before="0"/>
             </w:pPr>
-            <w:hyperlink w:history="1" r:id="rIdxgax1g72gwzd2i0fauim9">
+            <w:hyperlink w:history="1" r:id="rIdnh1zacfiatgxdi6fmamti">
               <w:r>
                 <w:rPr>
                   <w:rFonts w:ascii="Arial" w:cs="Arial" w:eastAsia="Arial" w:hAnsi="Arial"/>
@@ -12360,7 +12360,7 @@
               <w:spacing w:after="10" w:before="0"/>
               <w:ind w:left="120"/>
             </w:pPr>
-            <w:hyperlink w:history="1" r:id="rIdbltnf0elu7bceikp3vzzw">
+            <w:hyperlink w:history="1" r:id="rIdx1yvjvv44fks9jd6q3tgi">
               <w:r>
                 <w:rPr>
                   <w:rFonts w:ascii="Arial" w:cs="Arial" w:eastAsia="Arial" w:hAnsi="Arial"/>
@@ -12555,7 +12555,7 @@
             <w:pPr>
               <w:spacing w:after="20" w:before="0"/>
             </w:pPr>
-            <w:hyperlink w:history="1" r:id="rIdbpep2jqcw6jfke5yub6wx">
+            <w:hyperlink w:history="1" r:id="rIdofj0olscjvkggnfdf3pwd">
               <w:r>
                 <w:rPr>
                   <w:rFonts w:ascii="Arial" w:cs="Arial" w:eastAsia="Arial" w:hAnsi="Arial"/>
@@ -12588,7 +12588,7 @@
               <w:spacing w:after="10" w:before="0"/>
               <w:ind w:left="120"/>
             </w:pPr>
-            <w:hyperlink w:history="1" r:id="rId85mbkewckz-6eo-xeolsh">
+            <w:hyperlink w:history="1" r:id="rIdii0cywvbpdq4jcn-lii8n">
               <w:r>
                 <w:rPr>
                   <w:rFonts w:ascii="Arial" w:cs="Arial" w:eastAsia="Arial" w:hAnsi="Arial"/>
@@ -12633,7 +12633,7 @@
             <w:pPr>
               <w:spacing w:after="20" w:before="0"/>
             </w:pPr>
-            <w:hyperlink w:history="1" r:id="rIdw9cbshsnal7rdisk5z12o">
+            <w:hyperlink w:history="1" r:id="rIdjulsyndcwba24xsbxnhif">
               <w:r>
                 <w:rPr>
                   <w:rFonts w:ascii="Arial" w:cs="Arial" w:eastAsia="Arial" w:hAnsi="Arial"/>
@@ -12666,7 +12666,7 @@
               <w:spacing w:after="10" w:before="0"/>
               <w:ind w:left="120"/>
             </w:pPr>
-            <w:hyperlink w:history="1" r:id="rIdcotb0agyzg5ngujihiivn">
+            <w:hyperlink w:history="1" r:id="rIdcrfowydxcp8fqswrwdslf">
               <w:r>
                 <w:rPr>
                   <w:rFonts w:ascii="Arial" w:cs="Arial" w:eastAsia="Arial" w:hAnsi="Arial"/>
@@ -12861,7 +12861,7 @@
             <w:pPr>
               <w:spacing w:after="20" w:before="0"/>
             </w:pPr>
-            <w:hyperlink w:history="1" r:id="rIdkqnel1809zci8f9q0eemh">
+            <w:hyperlink w:history="1" r:id="rIdhfjfjnz_gv5o8z-irksu3">
               <w:r>
                 <w:rPr>
                   <w:rFonts w:ascii="Arial" w:cs="Arial" w:eastAsia="Arial" w:hAnsi="Arial"/>
@@ -12894,7 +12894,7 @@
               <w:spacing w:after="10" w:before="0"/>
               <w:ind w:left="120"/>
             </w:pPr>
-            <w:hyperlink w:history="1" r:id="rIdaggntolqznmq5qg6dhkqd">
+            <w:hyperlink w:history="1" r:id="rIdh0eudk0zi9jj9bopmhtxs">
               <w:r>
                 <w:rPr>
                   <w:rFonts w:ascii="Arial" w:cs="Arial" w:eastAsia="Arial" w:hAnsi="Arial"/>
@@ -12939,7 +12939,7 @@
             <w:pPr>
               <w:spacing w:after="20" w:before="0"/>
             </w:pPr>
-            <w:hyperlink w:history="1" r:id="rId20fb-oio4ulwvj81iubhp">
+            <w:hyperlink w:history="1" r:id="rIdgxtl-rwhkz2wku5i5rbe0">
               <w:r>
                 <w:rPr>
                   <w:rFonts w:ascii="Arial" w:cs="Arial" w:eastAsia="Arial" w:hAnsi="Arial"/>
@@ -12972,7 +12972,7 @@
               <w:spacing w:after="10" w:before="0"/>
               <w:ind w:left="120"/>
             </w:pPr>
-            <w:hyperlink w:history="1" r:id="rIdhjont1m0y6mwqkw-kthki">
+            <w:hyperlink w:history="1" r:id="rIdzsebzemy76zwq5lzea7s5">
               <w:r>
                 <w:rPr>
                   <w:rFonts w:ascii="Arial" w:cs="Arial" w:eastAsia="Arial" w:hAnsi="Arial"/>
@@ -13167,7 +13167,7 @@
             <w:pPr>
               <w:spacing w:after="20" w:before="0"/>
             </w:pPr>
-            <w:hyperlink w:history="1" r:id="rId9vxsqx3xj055iryj25ard">
+            <w:hyperlink w:history="1" r:id="rIddm1zncqc0kaghvmcc4_te">
               <w:r>
                 <w:rPr>
                   <w:rFonts w:ascii="Arial" w:cs="Arial" w:eastAsia="Arial" w:hAnsi="Arial"/>
@@ -13200,7 +13200,7 @@
               <w:spacing w:after="10" w:before="0"/>
               <w:ind w:left="120"/>
             </w:pPr>
-            <w:hyperlink w:history="1" r:id="rIdi4mwtuf2qbiy3syiwx_6y">
+            <w:hyperlink w:history="1" r:id="rIdjl0mqenufbba1ait9dfrh">
               <w:r>
                 <w:rPr>
                   <w:rFonts w:ascii="Arial" w:cs="Arial" w:eastAsia="Arial" w:hAnsi="Arial"/>
@@ -13245,7 +13245,7 @@
             <w:pPr>
               <w:spacing w:after="20" w:before="0"/>
             </w:pPr>
-            <w:hyperlink w:history="1" r:id="rIdsztb3brbpizxtvslrhiai">
+            <w:hyperlink w:history="1" r:id="rIdqzxjhe2e10mfyqp6neg0u">
               <w:r>
                 <w:rPr>
                   <w:rFonts w:ascii="Arial" w:cs="Arial" w:eastAsia="Arial" w:hAnsi="Arial"/>
@@ -13278,7 +13278,7 @@
               <w:spacing w:after="10" w:before="0"/>
               <w:ind w:left="120"/>
             </w:pPr>
-            <w:hyperlink w:history="1" r:id="rIdoez9ij54lzivjfhyusq0g">
+            <w:hyperlink w:history="1" r:id="rIddyazrerfbn1cjoljfzvuy">
               <w:r>
                 <w:rPr>
                   <w:rFonts w:ascii="Arial" w:cs="Arial" w:eastAsia="Arial" w:hAnsi="Arial"/>
@@ -14765,7 +14765,7 @@
             <w:pPr>
               <w:spacing w:after="20" w:before="0"/>
             </w:pPr>
-            <w:hyperlink w:history="1" r:id="rId5qcfaiimilhndh66raqif">
+            <w:hyperlink w:history="1" r:id="rIdyslcjquymkqzl4ywxgvf6">
               <w:r>
                 <w:rPr>
                   <w:rFonts w:ascii="Arial" w:cs="Arial" w:eastAsia="Arial" w:hAnsi="Arial"/>
@@ -14798,7 +14798,7 @@
               <w:spacing w:after="10" w:before="0"/>
               <w:ind w:left="120"/>
             </w:pPr>
-            <w:hyperlink w:history="1" r:id="rId1rgdzn3jvb4bj_2i1ggsq">
+            <w:hyperlink w:history="1" r:id="rIdxmtzpxbxgxonbgsszewps">
               <w:r>
                 <w:rPr>
                   <w:rFonts w:ascii="Arial" w:cs="Arial" w:eastAsia="Arial" w:hAnsi="Arial"/>
@@ -14843,7 +14843,7 @@
             <w:pPr>
               <w:spacing w:after="20" w:before="0"/>
             </w:pPr>
-            <w:hyperlink w:history="1" r:id="rIdtjm0vckkwiohm0stlwiv3">
+            <w:hyperlink w:history="1" r:id="rIdnqczkrhxmz9yjhibdbtze">
               <w:r>
                 <w:rPr>
                   <w:rFonts w:ascii="Arial" w:cs="Arial" w:eastAsia="Arial" w:hAnsi="Arial"/>
@@ -14876,7 +14876,7 @@
               <w:spacing w:after="10" w:before="0"/>
               <w:ind w:left="120"/>
             </w:pPr>
-            <w:hyperlink w:history="1" r:id="rId_xn3fh8qjdyk0wpyokgc8">
+            <w:hyperlink w:history="1" r:id="rIdlr-jovxlbf0d2vvm8ru3u">
               <w:r>
                 <w:rPr>
                   <w:rFonts w:ascii="Arial" w:cs="Arial" w:eastAsia="Arial" w:hAnsi="Arial"/>
@@ -15071,7 +15071,7 @@
             <w:pPr>
               <w:spacing w:after="20" w:before="0"/>
             </w:pPr>
-            <w:hyperlink w:history="1" r:id="rIddtc0ccfat9khzxycrh-ej">
+            <w:hyperlink w:history="1" r:id="rIdarvme3p1jea3-8jx6yejl">
               <w:r>
                 <w:rPr>
                   <w:rFonts w:ascii="Arial" w:cs="Arial" w:eastAsia="Arial" w:hAnsi="Arial"/>
@@ -15104,7 +15104,7 @@
               <w:spacing w:after="10" w:before="0"/>
               <w:ind w:left="120"/>
             </w:pPr>
-            <w:hyperlink w:history="1" r:id="rIdxi03ledcrbiez3trdeau0">
+            <w:hyperlink w:history="1" r:id="rIdktuihrllogvc8yo7ax0e6">
               <w:r>
                 <w:rPr>
                   <w:rFonts w:ascii="Arial" w:cs="Arial" w:eastAsia="Arial" w:hAnsi="Arial"/>
@@ -15149,7 +15149,7 @@
             <w:pPr>
               <w:spacing w:after="20" w:before="0"/>
             </w:pPr>
-            <w:hyperlink w:history="1" r:id="rIdxe2y0ap5gyrxrjvbnooo3">
+            <w:hyperlink w:history="1" r:id="rId5vtqohytmfvmi82m52w8k">
               <w:r>
                 <w:rPr>
                   <w:rFonts w:ascii="Arial" w:cs="Arial" w:eastAsia="Arial" w:hAnsi="Arial"/>
@@ -15182,7 +15182,7 @@
               <w:spacing w:after="10" w:before="0"/>
               <w:ind w:left="120"/>
             </w:pPr>
-            <w:hyperlink w:history="1" r:id="rId_enh4xbl9bhva2blpn03u">
+            <w:hyperlink w:history="1" r:id="rIdmbuqnujq6s7twwfpx6_oq">
               <w:r>
                 <w:rPr>
                   <w:rFonts w:ascii="Arial" w:cs="Arial" w:eastAsia="Arial" w:hAnsi="Arial"/>
@@ -15377,7 +15377,7 @@
             <w:pPr>
               <w:spacing w:after="20" w:before="0"/>
             </w:pPr>
-            <w:hyperlink w:history="1" r:id="rId-qldipgo0t7vtghsdduhq">
+            <w:hyperlink w:history="1" r:id="rIdmdzzfrlb012jzcdt_tfit">
               <w:r>
                 <w:rPr>
                   <w:rFonts w:ascii="Arial" w:cs="Arial" w:eastAsia="Arial" w:hAnsi="Arial"/>
@@ -15410,7 +15410,7 @@
               <w:spacing w:after="10" w:before="0"/>
               <w:ind w:left="120"/>
             </w:pPr>
-            <w:hyperlink w:history="1" r:id="rIdbk50yofpxapucfugqhfrc">
+            <w:hyperlink w:history="1" r:id="rIdxrnaiwrawu0grcsr6qsv1">
               <w:r>
                 <w:rPr>
                   <w:rFonts w:ascii="Arial" w:cs="Arial" w:eastAsia="Arial" w:hAnsi="Arial"/>
@@ -15455,7 +15455,7 @@
             <w:pPr>
               <w:spacing w:after="20" w:before="0"/>
             </w:pPr>
-            <w:hyperlink w:history="1" r:id="rIdvfayz4udwqhnrnsfhtzuu">
+            <w:hyperlink w:history="1" r:id="rIdr6yvo_xt6cht0zrtpv36j">
               <w:r>
                 <w:rPr>
                   <w:rFonts w:ascii="Arial" w:cs="Arial" w:eastAsia="Arial" w:hAnsi="Arial"/>
@@ -15488,7 +15488,7 @@
               <w:spacing w:after="10" w:before="0"/>
               <w:ind w:left="120"/>
             </w:pPr>
-            <w:hyperlink w:history="1" r:id="rId6hpdxlsdojaci38vahcp3">
+            <w:hyperlink w:history="1" r:id="rId8vuzndhbhlve5dzp4shqk">
               <w:r>
                 <w:rPr>
                   <w:rFonts w:ascii="Arial" w:cs="Arial" w:eastAsia="Arial" w:hAnsi="Arial"/>
@@ -15683,7 +15683,7 @@
             <w:pPr>
               <w:spacing w:after="20" w:before="0"/>
             </w:pPr>
-            <w:hyperlink w:history="1" r:id="rId3pttektnouptmyw-rttkq">
+            <w:hyperlink w:history="1" r:id="rIdo9vmvsnpqqntm5wnzuak2">
               <w:r>
                 <w:rPr>
                   <w:rFonts w:ascii="Arial" w:cs="Arial" w:eastAsia="Arial" w:hAnsi="Arial"/>
@@ -15716,7 +15716,7 @@
               <w:spacing w:after="10" w:before="0"/>
               <w:ind w:left="120"/>
             </w:pPr>
-            <w:hyperlink w:history="1" r:id="rIdestqp26huxpn3om2hbpcd">
+            <w:hyperlink w:history="1" r:id="rIdqqifmfori5mkfqusdnpgu">
               <w:r>
                 <w:rPr>
                   <w:rFonts w:ascii="Arial" w:cs="Arial" w:eastAsia="Arial" w:hAnsi="Arial"/>
@@ -15761,7 +15761,7 @@
             <w:pPr>
               <w:spacing w:after="20" w:before="0"/>
             </w:pPr>
-            <w:hyperlink w:history="1" r:id="rIdoj3f3rnmuox9p0n5ytjwy">
+            <w:hyperlink w:history="1" r:id="rIdkpsl00jgoe_xyi2s1xpq6">
               <w:r>
                 <w:rPr>
                   <w:rFonts w:ascii="Arial" w:cs="Arial" w:eastAsia="Arial" w:hAnsi="Arial"/>
@@ -15794,7 +15794,7 @@
               <w:spacing w:after="10" w:before="0"/>
               <w:ind w:left="120"/>
             </w:pPr>
-            <w:hyperlink w:history="1" r:id="rIdcucpcoqahpq7nf_z4ocap">
+            <w:hyperlink w:history="1" r:id="rIdbqgovhhp7kbsny_nil_2j">
               <w:r>
                 <w:rPr>
                   <w:rFonts w:ascii="Arial" w:cs="Arial" w:eastAsia="Arial" w:hAnsi="Arial"/>
@@ -15989,7 +15989,7 @@
             <w:pPr>
               <w:spacing w:after="20" w:before="0"/>
             </w:pPr>
-            <w:hyperlink w:history="1" r:id="rId0y027rmyzemzdazo_ja2c">
+            <w:hyperlink w:history="1" r:id="rIdb0aktwtffgbcozjbksumz">
               <w:r>
                 <w:rPr>
                   <w:rFonts w:ascii="Arial" w:cs="Arial" w:eastAsia="Arial" w:hAnsi="Arial"/>
@@ -16022,7 +16022,7 @@
               <w:spacing w:after="10" w:before="0"/>
               <w:ind w:left="120"/>
             </w:pPr>
-            <w:hyperlink w:history="1" r:id="rId02rollfigll4uh6cvvnhu">
+            <w:hyperlink w:history="1" r:id="rId8udozvx4g-tz_2dbyaxnz">
               <w:r>
                 <w:rPr>
                   <w:rFonts w:ascii="Arial" w:cs="Arial" w:eastAsia="Arial" w:hAnsi="Arial"/>
@@ -16067,7 +16067,7 @@
             <w:pPr>
               <w:spacing w:after="20" w:before="0"/>
             </w:pPr>
-            <w:hyperlink w:history="1" r:id="rId03kguot-y70zr5iojzqve">
+            <w:hyperlink w:history="1" r:id="rIdq9azzspx0ch7ppjxzert0">
               <w:r>
                 <w:rPr>
                   <w:rFonts w:ascii="Arial" w:cs="Arial" w:eastAsia="Arial" w:hAnsi="Arial"/>
@@ -16100,7 +16100,7 @@
               <w:spacing w:after="10" w:before="0"/>
               <w:ind w:left="120"/>
             </w:pPr>
-            <w:hyperlink w:history="1" r:id="rIdskiicwnureluz29iv37es">
+            <w:hyperlink w:history="1" r:id="rIdgprnyqup5kstoxffpc41d">
               <w:r>
                 <w:rPr>
                   <w:rFonts w:ascii="Arial" w:cs="Arial" w:eastAsia="Arial" w:hAnsi="Arial"/>
@@ -17682,7 +17682,7 @@
             <w:pPr>
               <w:spacing w:after="20" w:before="0"/>
             </w:pPr>
-            <w:hyperlink w:history="1" r:id="rIdprizmkxddfv_dgicmfmcj">
+            <w:hyperlink w:history="1" r:id="rId7dmwtsoy034kvtdmdfjnw">
               <w:r>
                 <w:rPr>
                   <w:rFonts w:ascii="Arial" w:cs="Arial" w:eastAsia="Arial" w:hAnsi="Arial"/>
@@ -17715,7 +17715,7 @@
               <w:spacing w:after="10" w:before="0"/>
               <w:ind w:left="120"/>
             </w:pPr>
-            <w:hyperlink w:history="1" r:id="rIdlyzo6r3at0lqqxqukeiro">
+            <w:hyperlink w:history="1" r:id="rIdx7tcztjsxihqqphtjaitt">
               <w:r>
                 <w:rPr>
                   <w:rFonts w:ascii="Arial" w:cs="Arial" w:eastAsia="Arial" w:hAnsi="Arial"/>
@@ -17760,7 +17760,7 @@
             <w:pPr>
               <w:spacing w:after="20" w:before="0"/>
             </w:pPr>
-            <w:hyperlink w:history="1" r:id="rId81smbkf0hacuxhprsrhzn">
+            <w:hyperlink w:history="1" r:id="rIdvid2rhvz9lfy5fdxtvnbr">
               <w:r>
                 <w:rPr>
                   <w:rFonts w:ascii="Arial" w:cs="Arial" w:eastAsia="Arial" w:hAnsi="Arial"/>
@@ -17793,7 +17793,7 @@
               <w:spacing w:after="10" w:before="0"/>
               <w:ind w:left="120"/>
             </w:pPr>
-            <w:hyperlink w:history="1" r:id="rIdox8r6olkdf2m-ie4vvhji">
+            <w:hyperlink w:history="1" r:id="rIdo6ekogbcin2ma0w-4vhqh">
               <w:r>
                 <w:rPr>
                   <w:rFonts w:ascii="Arial" w:cs="Arial" w:eastAsia="Arial" w:hAnsi="Arial"/>
@@ -17988,7 +17988,7 @@
             <w:pPr>
               <w:spacing w:after="20" w:before="0"/>
             </w:pPr>
-            <w:hyperlink w:history="1" r:id="rId9avhb-qrbyil_e6jojqir">
+            <w:hyperlink w:history="1" r:id="rIdba7xwk-jrtentojjvlm0x">
               <w:r>
                 <w:rPr>
                   <w:rFonts w:ascii="Arial" w:cs="Arial" w:eastAsia="Arial" w:hAnsi="Arial"/>
@@ -18021,7 +18021,7 @@
               <w:spacing w:after="10" w:before="0"/>
               <w:ind w:left="120"/>
             </w:pPr>
-            <w:hyperlink w:history="1" r:id="rId0i44_cqg3x5lp210novfp">
+            <w:hyperlink w:history="1" r:id="rIdsnpx8zxa0ntoyh7hhns3s">
               <w:r>
                 <w:rPr>
                   <w:rFonts w:ascii="Arial" w:cs="Arial" w:eastAsia="Arial" w:hAnsi="Arial"/>
@@ -18066,7 +18066,7 @@
             <w:pPr>
               <w:spacing w:after="20" w:before="0"/>
             </w:pPr>
-            <w:hyperlink w:history="1" r:id="rIdxi6gttsjuy7ynij8mwlqs">
+            <w:hyperlink w:history="1" r:id="rIddinzjmbrys9vuiifjltpf">
               <w:r>
                 <w:rPr>
                   <w:rFonts w:ascii="Arial" w:cs="Arial" w:eastAsia="Arial" w:hAnsi="Arial"/>
@@ -18099,7 +18099,7 @@
               <w:spacing w:after="10" w:before="0"/>
               <w:ind w:left="120"/>
             </w:pPr>
-            <w:hyperlink w:history="1" r:id="rIdqsbawxhunelvw4i3z67cb">
+            <w:hyperlink w:history="1" r:id="rIdwgc-rjjccwq1gkzikl__l">
               <w:r>
                 <w:rPr>
                   <w:rFonts w:ascii="Arial" w:cs="Arial" w:eastAsia="Arial" w:hAnsi="Arial"/>
@@ -18294,7 +18294,7 @@
             <w:pPr>
               <w:spacing w:after="20" w:before="0"/>
             </w:pPr>
-            <w:hyperlink w:history="1" r:id="rId02kysxi4ztwyrdroa6p-d">
+            <w:hyperlink w:history="1" r:id="rIddyn6tm2_n1plekxnyq0dv">
               <w:r>
                 <w:rPr>
                   <w:rFonts w:ascii="Arial" w:cs="Arial" w:eastAsia="Arial" w:hAnsi="Arial"/>
@@ -18327,7 +18327,7 @@
               <w:spacing w:after="10" w:before="0"/>
               <w:ind w:left="120"/>
             </w:pPr>
-            <w:hyperlink w:history="1" r:id="rIdrj6d17x40dws1hiowpqhr">
+            <w:hyperlink w:history="1" r:id="rIdq8a9khpfvxef4admmmswz">
               <w:r>
                 <w:rPr>
                   <w:rFonts w:ascii="Arial" w:cs="Arial" w:eastAsia="Arial" w:hAnsi="Arial"/>
@@ -18372,7 +18372,7 @@
             <w:pPr>
               <w:spacing w:after="20" w:before="0"/>
             </w:pPr>
-            <w:hyperlink w:history="1" r:id="rIdlx8iye5bj6sdsfzkbdnb9">
+            <w:hyperlink w:history="1" r:id="rIds-kp926fpfj9zjfkmzji0">
               <w:r>
                 <w:rPr>
                   <w:rFonts w:ascii="Arial" w:cs="Arial" w:eastAsia="Arial" w:hAnsi="Arial"/>
@@ -18405,7 +18405,7 @@
               <w:spacing w:after="10" w:before="0"/>
               <w:ind w:left="120"/>
             </w:pPr>
-            <w:hyperlink w:history="1" r:id="rId19u-jvqibnfjx8urnhzb1">
+            <w:hyperlink w:history="1" r:id="rIdwozum7b5plfkfu8c68vh1">
               <w:r>
                 <w:rPr>
                   <w:rFonts w:ascii="Arial" w:cs="Arial" w:eastAsia="Arial" w:hAnsi="Arial"/>
@@ -18600,7 +18600,7 @@
             <w:pPr>
               <w:spacing w:after="20" w:before="0"/>
             </w:pPr>
-            <w:hyperlink w:history="1" r:id="rId4kvisegk4vaycszw4if0z">
+            <w:hyperlink w:history="1" r:id="rId5o-iblvu8e586kiy3humu">
               <w:r>
                 <w:rPr>
                   <w:rFonts w:ascii="Arial" w:cs="Arial" w:eastAsia="Arial" w:hAnsi="Arial"/>
@@ -18633,7 +18633,7 @@
               <w:spacing w:after="10" w:before="0"/>
               <w:ind w:left="120"/>
             </w:pPr>
-            <w:hyperlink w:history="1" r:id="rIdqle1jilsw-qrufyjghdge">
+            <w:hyperlink w:history="1" r:id="rIdua84mvlaazasnnehty2q6">
               <w:r>
                 <w:rPr>
                   <w:rFonts w:ascii="Arial" w:cs="Arial" w:eastAsia="Arial" w:hAnsi="Arial"/>
@@ -18678,7 +18678,7 @@
             <w:pPr>
               <w:spacing w:after="20" w:before="0"/>
             </w:pPr>
-            <w:hyperlink w:history="1" r:id="rIdc7vgwzpogcwsxbhpuxx9a">
+            <w:hyperlink w:history="1" r:id="rIdwwkqgv9dd5socrcto30lq">
               <w:r>
                 <w:rPr>
                   <w:rFonts w:ascii="Arial" w:cs="Arial" w:eastAsia="Arial" w:hAnsi="Arial"/>
@@ -18711,7 +18711,7 @@
               <w:spacing w:after="10" w:before="0"/>
               <w:ind w:left="120"/>
             </w:pPr>
-            <w:hyperlink w:history="1" r:id="rIdok5dgeqtxez2xzlrqgxq0">
+            <w:hyperlink w:history="1" r:id="rIdoqgowq6jxqu1qocewhfj_">
               <w:r>
                 <w:rPr>
                   <w:rFonts w:ascii="Arial" w:cs="Arial" w:eastAsia="Arial" w:hAnsi="Arial"/>
@@ -18906,7 +18906,7 @@
             <w:pPr>
               <w:spacing w:after="20" w:before="0"/>
             </w:pPr>
-            <w:hyperlink w:history="1" r:id="rId7m4f7nczmbar73jdihub4">
+            <w:hyperlink w:history="1" r:id="rIdbowk10ogcjvtv7wpe0011">
               <w:r>
                 <w:rPr>
                   <w:rFonts w:ascii="Arial" w:cs="Arial" w:eastAsia="Arial" w:hAnsi="Arial"/>
@@ -18939,7 +18939,7 @@
               <w:spacing w:after="10" w:before="0"/>
               <w:ind w:left="120"/>
             </w:pPr>
-            <w:hyperlink w:history="1" r:id="rIdyev_gcvumyluefnkmmy9u">
+            <w:hyperlink w:history="1" r:id="rIdeoifcag5umlaoec83ugir">
               <w:r>
                 <w:rPr>
                   <w:rFonts w:ascii="Arial" w:cs="Arial" w:eastAsia="Arial" w:hAnsi="Arial"/>
@@ -18984,7 +18984,7 @@
             <w:pPr>
               <w:spacing w:after="20" w:before="0"/>
             </w:pPr>
-            <w:hyperlink w:history="1" r:id="rIdgxkvaojnevhg0pc51gaoz">
+            <w:hyperlink w:history="1" r:id="rIdvf1krsev0tq_rqbypn0sl">
               <w:r>
                 <w:rPr>
                   <w:rFonts w:ascii="Arial" w:cs="Arial" w:eastAsia="Arial" w:hAnsi="Arial"/>
@@ -19017,7 +19017,7 @@
               <w:spacing w:after="10" w:before="0"/>
               <w:ind w:left="120"/>
             </w:pPr>
-            <w:hyperlink w:history="1" r:id="rIdh_pbudu4pbus7aqvqhcz0">
+            <w:hyperlink w:history="1" r:id="rIdmazx2wtkswb1ktttccpqg">
               <w:r>
                 <w:rPr>
                   <w:rFonts w:ascii="Arial" w:cs="Arial" w:eastAsia="Arial" w:hAnsi="Arial"/>
@@ -20504,7 +20504,7 @@
             <w:pPr>
               <w:spacing w:after="20" w:before="0"/>
             </w:pPr>
-            <w:hyperlink w:history="1" r:id="rIdkcswuw7cedc_szoscsy1t">
+            <w:hyperlink w:history="1" r:id="rIdax1ijwcdbk2ni4oloksuv">
               <w:r>
                 <w:rPr>
                   <w:rFonts w:ascii="Arial" w:cs="Arial" w:eastAsia="Arial" w:hAnsi="Arial"/>
@@ -20537,7 +20537,7 @@
               <w:spacing w:after="10" w:before="0"/>
               <w:ind w:left="120"/>
             </w:pPr>
-            <w:hyperlink w:history="1" r:id="rIdmcs9jfsmlegxejn2uuewd">
+            <w:hyperlink w:history="1" r:id="rId1pyqmuotnwg06m4escim_">
               <w:r>
                 <w:rPr>
                   <w:rFonts w:ascii="Arial" w:cs="Arial" w:eastAsia="Arial" w:hAnsi="Arial"/>
@@ -20582,7 +20582,7 @@
             <w:pPr>
               <w:spacing w:after="20" w:before="0"/>
             </w:pPr>
-            <w:hyperlink w:history="1" r:id="rIdr3s_nscvdpfvmekquynjp">
+            <w:hyperlink w:history="1" r:id="rIdqrpan0wavqtpxtm2m93bi">
               <w:r>
                 <w:rPr>
                   <w:rFonts w:ascii="Arial" w:cs="Arial" w:eastAsia="Arial" w:hAnsi="Arial"/>
@@ -20615,7 +20615,7 @@
               <w:spacing w:after="10" w:before="0"/>
               <w:ind w:left="120"/>
             </w:pPr>
-            <w:hyperlink w:history="1" r:id="rId0cbnnintrzoevpmpmhjhz">
+            <w:hyperlink w:history="1" r:id="rIdy-ibe48zuvqwe0li6sfdq">
               <w:r>
                 <w:rPr>
                   <w:rFonts w:ascii="Arial" w:cs="Arial" w:eastAsia="Arial" w:hAnsi="Arial"/>
@@ -20810,7 +20810,7 @@
             <w:pPr>
               <w:spacing w:after="20" w:before="0"/>
             </w:pPr>
-            <w:hyperlink w:history="1" r:id="rIdgr1-uxwcwegq9emif0frk">
+            <w:hyperlink w:history="1" r:id="rIdofqrvqejo3flw9mau_ltk">
               <w:r>
                 <w:rPr>
                   <w:rFonts w:ascii="Arial" w:cs="Arial" w:eastAsia="Arial" w:hAnsi="Arial"/>
@@ -20843,7 +20843,7 @@
               <w:spacing w:after="10" w:before="0"/>
               <w:ind w:left="120"/>
             </w:pPr>
-            <w:hyperlink w:history="1" r:id="rIdlmvgfarsuxunqy20k-0rq">
+            <w:hyperlink w:history="1" r:id="rIdzs1ez2at8vl7ynse8s7xw">
               <w:r>
                 <w:rPr>
                   <w:rFonts w:ascii="Arial" w:cs="Arial" w:eastAsia="Arial" w:hAnsi="Arial"/>
@@ -20888,7 +20888,7 @@
             <w:pPr>
               <w:spacing w:after="20" w:before="0"/>
             </w:pPr>
-            <w:hyperlink w:history="1" r:id="rIdubf5cpdxhykewjnhkpcpw">
+            <w:hyperlink w:history="1" r:id="rIdxqum5x07zq6xaue888yht">
               <w:r>
                 <w:rPr>
                   <w:rFonts w:ascii="Arial" w:cs="Arial" w:eastAsia="Arial" w:hAnsi="Arial"/>
@@ -20921,7 +20921,7 @@
               <w:spacing w:after="10" w:before="0"/>
               <w:ind w:left="120"/>
             </w:pPr>
-            <w:hyperlink w:history="1" r:id="rIdtwjbcfugqcgj76snsomrj">
+            <w:hyperlink w:history="1" r:id="rId36ukptxtjoy1kwfoqyc2v">
               <w:r>
                 <w:rPr>
                   <w:rFonts w:ascii="Arial" w:cs="Arial" w:eastAsia="Arial" w:hAnsi="Arial"/>
@@ -21116,7 +21116,7 @@
             <w:pPr>
               <w:spacing w:after="20" w:before="0"/>
             </w:pPr>
-            <w:hyperlink w:history="1" r:id="rIdwavvdxhavrransw1_hm9l">
+            <w:hyperlink w:history="1" r:id="rIdthu6sjcib_3vikcgddycl">
               <w:r>
                 <w:rPr>
                   <w:rFonts w:ascii="Arial" w:cs="Arial" w:eastAsia="Arial" w:hAnsi="Arial"/>
@@ -21149,7 +21149,7 @@
               <w:spacing w:after="10" w:before="0"/>
               <w:ind w:left="120"/>
             </w:pPr>
-            <w:hyperlink w:history="1" r:id="rId_ffqxgjy2sbn1slpuglzf">
+            <w:hyperlink w:history="1" r:id="rIdu_inodrtx-qigb4lm_36q">
               <w:r>
                 <w:rPr>
                   <w:rFonts w:ascii="Arial" w:cs="Arial" w:eastAsia="Arial" w:hAnsi="Arial"/>
@@ -21194,7 +21194,7 @@
             <w:pPr>
               <w:spacing w:after="20" w:before="0"/>
             </w:pPr>
-            <w:hyperlink w:history="1" r:id="rIdfmziqnybilfho5pyjtmpx">
+            <w:hyperlink w:history="1" r:id="rId9vp8psmqsasfgknzt6gui">
               <w:r>
                 <w:rPr>
                   <w:rFonts w:ascii="Arial" w:cs="Arial" w:eastAsia="Arial" w:hAnsi="Arial"/>
@@ -21227,7 +21227,7 @@
               <w:spacing w:after="10" w:before="0"/>
               <w:ind w:left="120"/>
             </w:pPr>
-            <w:hyperlink w:history="1" r:id="rIdkrdppuyolbrv_w1sy8udv">
+            <w:hyperlink w:history="1" r:id="rIdaiwc2vop0fcfgk1umrn5d">
               <w:r>
                 <w:rPr>
                   <w:rFonts w:ascii="Arial" w:cs="Arial" w:eastAsia="Arial" w:hAnsi="Arial"/>
@@ -21422,7 +21422,7 @@
             <w:pPr>
               <w:spacing w:after="20" w:before="0"/>
             </w:pPr>
-            <w:hyperlink w:history="1" r:id="rId0vezlbkm5ppof8dhxv_fq">
+            <w:hyperlink w:history="1" r:id="rIdaj8wvanftrrhacvu4arp7">
               <w:r>
                 <w:rPr>
                   <w:rFonts w:ascii="Arial" w:cs="Arial" w:eastAsia="Arial" w:hAnsi="Arial"/>
@@ -21455,7 +21455,7 @@
               <w:spacing w:after="10" w:before="0"/>
               <w:ind w:left="120"/>
             </w:pPr>
-            <w:hyperlink w:history="1" r:id="rId4el1w6graw3rwrldsn-db">
+            <w:hyperlink w:history="1" r:id="rIdvmwrlvaqwjp6r_hoiuha7">
               <w:r>
                 <w:rPr>
                   <w:rFonts w:ascii="Arial" w:cs="Arial" w:eastAsia="Arial" w:hAnsi="Arial"/>
@@ -21500,7 +21500,7 @@
             <w:pPr>
               <w:spacing w:after="20" w:before="0"/>
             </w:pPr>
-            <w:hyperlink w:history="1" r:id="rIdkzaotmhbsmf0xqz6tqn8j">
+            <w:hyperlink w:history="1" r:id="rIdc2xclbi78tqyub1rzekcm">
               <w:r>
                 <w:rPr>
                   <w:rFonts w:ascii="Arial" w:cs="Arial" w:eastAsia="Arial" w:hAnsi="Arial"/>
@@ -21533,7 +21533,7 @@
               <w:spacing w:after="10" w:before="0"/>
               <w:ind w:left="120"/>
             </w:pPr>
-            <w:hyperlink w:history="1" r:id="rId-hmka2taxnerddtfmukfv">
+            <w:hyperlink w:history="1" r:id="rIdup5_km1tv4hxdoeszxtwz">
               <w:r>
                 <w:rPr>
                   <w:rFonts w:ascii="Arial" w:cs="Arial" w:eastAsia="Arial" w:hAnsi="Arial"/>
@@ -21728,7 +21728,7 @@
             <w:pPr>
               <w:spacing w:after="20" w:before="0"/>
             </w:pPr>
-            <w:hyperlink w:history="1" r:id="rIdi8bitwjvmb11_jqgmjfkj">
+            <w:hyperlink w:history="1" r:id="rIdof_qglqfpyjf-ktaggwpq">
               <w:r>
                 <w:rPr>
                   <w:rFonts w:ascii="Arial" w:cs="Arial" w:eastAsia="Arial" w:hAnsi="Arial"/>
@@ -21761,7 +21761,7 @@
               <w:spacing w:after="10" w:before="0"/>
               <w:ind w:left="120"/>
             </w:pPr>
-            <w:hyperlink w:history="1" r:id="rIdw2-e1w4kvhyhhrluptpdr">
+            <w:hyperlink w:history="1" r:id="rIdlktlt7-we8gbw_wxeyrvo">
               <w:r>
                 <w:rPr>
                   <w:rFonts w:ascii="Arial" w:cs="Arial" w:eastAsia="Arial" w:hAnsi="Arial"/>
@@ -21806,7 +21806,7 @@
             <w:pPr>
               <w:spacing w:after="20" w:before="0"/>
             </w:pPr>
-            <w:hyperlink w:history="1" r:id="rIdv6eyea4lyexgmtpjmwdip">
+            <w:hyperlink w:history="1" r:id="rIdejiiyvgiusnd49by9tq6x">
               <w:r>
                 <w:rPr>
                   <w:rFonts w:ascii="Arial" w:cs="Arial" w:eastAsia="Arial" w:hAnsi="Arial"/>
@@ -21839,7 +21839,7 @@
               <w:spacing w:after="10" w:before="0"/>
               <w:ind w:left="120"/>
             </w:pPr>
-            <w:hyperlink w:history="1" r:id="rIdhwploais4qfouijbyghdv">
+            <w:hyperlink w:history="1" r:id="rIdtr2fxoaiqhvps2ry6n0ix">
               <w:r>
                 <w:rPr>
                   <w:rFonts w:ascii="Arial" w:cs="Arial" w:eastAsia="Arial" w:hAnsi="Arial"/>
@@ -23326,7 +23326,7 @@
             <w:pPr>
               <w:spacing w:after="20" w:before="0"/>
             </w:pPr>
-            <w:hyperlink w:history="1" r:id="rIdskwme_ou6xvyqwscdzda4">
+            <w:hyperlink w:history="1" r:id="rIdtp8eyhvas8nmzctspeoc9">
               <w:r>
                 <w:rPr>
                   <w:rFonts w:ascii="Arial" w:cs="Arial" w:eastAsia="Arial" w:hAnsi="Arial"/>
@@ -23359,7 +23359,7 @@
               <w:spacing w:after="10" w:before="0"/>
               <w:ind w:left="120"/>
             </w:pPr>
-            <w:hyperlink w:history="1" r:id="rIde5q46ae53xaqidxk48rf8">
+            <w:hyperlink w:history="1" r:id="rIdwuikcm4ifxxncuub71llk">
               <w:r>
                 <w:rPr>
                   <w:rFonts w:ascii="Arial" w:cs="Arial" w:eastAsia="Arial" w:hAnsi="Arial"/>
@@ -23404,7 +23404,7 @@
             <w:pPr>
               <w:spacing w:after="20" w:before="0"/>
             </w:pPr>
-            <w:hyperlink w:history="1" r:id="rIdkj2hqp3af3opcv6syxjkc">
+            <w:hyperlink w:history="1" r:id="rIdqsfnofvntz8vghbke6who">
               <w:r>
                 <w:rPr>
                   <w:rFonts w:ascii="Arial" w:cs="Arial" w:eastAsia="Arial" w:hAnsi="Arial"/>
@@ -23437,7 +23437,7 @@
               <w:spacing w:after="10" w:before="0"/>
               <w:ind w:left="120"/>
             </w:pPr>
-            <w:hyperlink w:history="1" r:id="rIduvzpcwd6bccqbwi_vqkkp">
+            <w:hyperlink w:history="1" r:id="rIdwhsi3pi8mbdvca_ygs9c2">
               <w:r>
                 <w:rPr>
                   <w:rFonts w:ascii="Arial" w:cs="Arial" w:eastAsia="Arial" w:hAnsi="Arial"/>
@@ -23632,7 +23632,7 @@
             <w:pPr>
               <w:spacing w:after="20" w:before="0"/>
             </w:pPr>
-            <w:hyperlink w:history="1" r:id="rIdrr6ag6tkaos_o8u00smng">
+            <w:hyperlink w:history="1" r:id="rIdxjrapmdy06lj9g-c5p3ja">
               <w:r>
                 <w:rPr>
                   <w:rFonts w:ascii="Arial" w:cs="Arial" w:eastAsia="Arial" w:hAnsi="Arial"/>
@@ -23665,7 +23665,7 @@
               <w:spacing w:after="10" w:before="0"/>
               <w:ind w:left="120"/>
             </w:pPr>
-            <w:hyperlink w:history="1" r:id="rIdiqninabj0lx3jcyb2scbj">
+            <w:hyperlink w:history="1" r:id="rIdr6ecu9vsbx_n1nkkgwjfr">
               <w:r>
                 <w:rPr>
                   <w:rFonts w:ascii="Arial" w:cs="Arial" w:eastAsia="Arial" w:hAnsi="Arial"/>
@@ -23710,7 +23710,7 @@
             <w:pPr>
               <w:spacing w:after="20" w:before="0"/>
             </w:pPr>
-            <w:hyperlink w:history="1" r:id="rIdy4walfo94kpnfwtdbprr9">
+            <w:hyperlink w:history="1" r:id="rIdckfsrldjnwcdrfpf9sgmi">
               <w:r>
                 <w:rPr>
                   <w:rFonts w:ascii="Arial" w:cs="Arial" w:eastAsia="Arial" w:hAnsi="Arial"/>
@@ -23743,7 +23743,7 @@
               <w:spacing w:after="10" w:before="0"/>
               <w:ind w:left="120"/>
             </w:pPr>
-            <w:hyperlink w:history="1" r:id="rIdk7sg-0k2aignvlkr0an0y">
+            <w:hyperlink w:history="1" r:id="rIdgwvwoq8rznsmdkxeghhq7">
               <w:r>
                 <w:rPr>
                   <w:rFonts w:ascii="Arial" w:cs="Arial" w:eastAsia="Arial" w:hAnsi="Arial"/>
@@ -23938,7 +23938,7 @@
             <w:pPr>
               <w:spacing w:after="20" w:before="0"/>
             </w:pPr>
-            <w:hyperlink w:history="1" r:id="rIdhzj1f0vib9gf0yf3zdh1j">
+            <w:hyperlink w:history="1" r:id="rIdzs7k6pgl-0_w86c4splif">
               <w:r>
                 <w:rPr>
                   <w:rFonts w:ascii="Arial" w:cs="Arial" w:eastAsia="Arial" w:hAnsi="Arial"/>
@@ -23971,7 +23971,7 @@
               <w:spacing w:after="10" w:before="0"/>
               <w:ind w:left="120"/>
             </w:pPr>
-            <w:hyperlink w:history="1" r:id="rIdoqzragpu-1alskxeiw5vb">
+            <w:hyperlink w:history="1" r:id="rIdn3xg8mjtnx-0lx5wnl3rv">
               <w:r>
                 <w:rPr>
                   <w:rFonts w:ascii="Arial" w:cs="Arial" w:eastAsia="Arial" w:hAnsi="Arial"/>
@@ -24016,7 +24016,7 @@
             <w:pPr>
               <w:spacing w:after="20" w:before="0"/>
             </w:pPr>
-            <w:hyperlink w:history="1" r:id="rIdtktwfavjk2cr6pvyxjf1u">
+            <w:hyperlink w:history="1" r:id="rIdz5lyc9n_y_o_bppnkweh1">
               <w:r>
                 <w:rPr>
                   <w:rFonts w:ascii="Arial" w:cs="Arial" w:eastAsia="Arial" w:hAnsi="Arial"/>
@@ -24049,7 +24049,7 @@
               <w:spacing w:after="10" w:before="0"/>
               <w:ind w:left="120"/>
             </w:pPr>
-            <w:hyperlink w:history="1" r:id="rIdqnqjusj8enqlsy612rjbt">
+            <w:hyperlink w:history="1" r:id="rIda-wpa-biuzrhqiqekmeec">
               <w:r>
                 <w:rPr>
                   <w:rFonts w:ascii="Arial" w:cs="Arial" w:eastAsia="Arial" w:hAnsi="Arial"/>
@@ -24244,7 +24244,7 @@
             <w:pPr>
               <w:spacing w:after="20" w:before="0"/>
             </w:pPr>
-            <w:hyperlink w:history="1" r:id="rIdinwu4oklct0melnvfcte3">
+            <w:hyperlink w:history="1" r:id="rIdrgtpd3xoulgk2z7wnvhmg">
               <w:r>
                 <w:rPr>
                   <w:rFonts w:ascii="Arial" w:cs="Arial" w:eastAsia="Arial" w:hAnsi="Arial"/>
@@ -24277,7 +24277,7 @@
               <w:spacing w:after="10" w:before="0"/>
               <w:ind w:left="120"/>
             </w:pPr>
-            <w:hyperlink w:history="1" r:id="rIdbopbv4ibsbq8uzosjs7g9">
+            <w:hyperlink w:history="1" r:id="rIda2gj5lhpbbiqkgdxacled">
               <w:r>
                 <w:rPr>
                   <w:rFonts w:ascii="Arial" w:cs="Arial" w:eastAsia="Arial" w:hAnsi="Arial"/>
@@ -24322,7 +24322,7 @@
             <w:pPr>
               <w:spacing w:after="20" w:before="0"/>
             </w:pPr>
-            <w:hyperlink w:history="1" r:id="rIdm5w1tck87fxsakcnclq0j">
+            <w:hyperlink w:history="1" r:id="rIdgo8ljmy7h4vgvzs6gtwxy">
               <w:r>
                 <w:rPr>
                   <w:rFonts w:ascii="Arial" w:cs="Arial" w:eastAsia="Arial" w:hAnsi="Arial"/>
@@ -24355,7 +24355,7 @@
               <w:spacing w:after="10" w:before="0"/>
               <w:ind w:left="120"/>
             </w:pPr>
-            <w:hyperlink w:history="1" r:id="rId-nyv5i7lbcyxofqybc9hf">
+            <w:hyperlink w:history="1" r:id="rIdctbwm85esps6xdd5zh_4n">
               <w:r>
                 <w:rPr>
                   <w:rFonts w:ascii="Arial" w:cs="Arial" w:eastAsia="Arial" w:hAnsi="Arial"/>
@@ -24550,7 +24550,7 @@
             <w:pPr>
               <w:spacing w:after="20" w:before="0"/>
             </w:pPr>
-            <w:hyperlink w:history="1" r:id="rIdbrxrfj2tkiblmbrt6ppnc">
+            <w:hyperlink w:history="1" r:id="rIdcufty-qeewmq6wufkss7p">
               <w:r>
                 <w:rPr>
                   <w:rFonts w:ascii="Arial" w:cs="Arial" w:eastAsia="Arial" w:hAnsi="Arial"/>
@@ -24583,7 +24583,7 @@
               <w:spacing w:after="10" w:before="0"/>
               <w:ind w:left="120"/>
             </w:pPr>
-            <w:hyperlink w:history="1" r:id="rIdm6nwyieodobne8qtbpjji">
+            <w:hyperlink w:history="1" r:id="rIdboywrvcei6c9t6xeelsnu">
               <w:r>
                 <w:rPr>
                   <w:rFonts w:ascii="Arial" w:cs="Arial" w:eastAsia="Arial" w:hAnsi="Arial"/>
@@ -24628,7 +24628,7 @@
             <w:pPr>
               <w:spacing w:after="20" w:before="0"/>
             </w:pPr>
-            <w:hyperlink w:history="1" r:id="rIdmutgnrt-5ljrzem2yrcxp">
+            <w:hyperlink w:history="1" r:id="rIduzl80vrerc3uvgge1jdyr">
               <w:r>
                 <w:rPr>
                   <w:rFonts w:ascii="Arial" w:cs="Arial" w:eastAsia="Arial" w:hAnsi="Arial"/>
@@ -24661,7 +24661,7 @@
               <w:spacing w:after="10" w:before="0"/>
               <w:ind w:left="120"/>
             </w:pPr>
-            <w:hyperlink w:history="1" r:id="rIdrrp5xodm1arkovd-_z3rm">
+            <w:hyperlink w:history="1" r:id="rIdpq8f0jhz3k0vnof3sk3rt">
               <w:r>
                 <w:rPr>
                   <w:rFonts w:ascii="Arial" w:cs="Arial" w:eastAsia="Arial" w:hAnsi="Arial"/>
@@ -26148,7 +26148,7 @@
             <w:pPr>
               <w:spacing w:after="20" w:before="0"/>
             </w:pPr>
-            <w:hyperlink w:history="1" r:id="rIdvy7hh1rmzizugeuekosfl">
+            <w:hyperlink w:history="1" r:id="rIdhe00di7sfpjb_e1g8zn_m">
               <w:r>
                 <w:rPr>
                   <w:rFonts w:ascii="Arial" w:cs="Arial" w:eastAsia="Arial" w:hAnsi="Arial"/>
@@ -26181,7 +26181,7 @@
               <w:spacing w:after="10" w:before="0"/>
               <w:ind w:left="120"/>
             </w:pPr>
-            <w:hyperlink w:history="1" r:id="rIduqs04gclbdja2o9fbdniy">
+            <w:hyperlink w:history="1" r:id="rIdryqt52pbyjm3mfh1rsmpl">
               <w:r>
                 <w:rPr>
                   <w:rFonts w:ascii="Arial" w:cs="Arial" w:eastAsia="Arial" w:hAnsi="Arial"/>
@@ -26226,7 +26226,7 @@
             <w:pPr>
               <w:spacing w:after="20" w:before="0"/>
             </w:pPr>
-            <w:hyperlink w:history="1" r:id="rIdfp19ynpdh1a65tfvc-vdm">
+            <w:hyperlink w:history="1" r:id="rIdbdmn3ffwjjqlp0_qctrhz">
               <w:r>
                 <w:rPr>
                   <w:rFonts w:ascii="Arial" w:cs="Arial" w:eastAsia="Arial" w:hAnsi="Arial"/>
@@ -26259,7 +26259,7 @@
               <w:spacing w:after="10" w:before="0"/>
               <w:ind w:left="120"/>
             </w:pPr>
-            <w:hyperlink w:history="1" r:id="rIdcgd0wf8z1qplc1r6xdfrr">
+            <w:hyperlink w:history="1" r:id="rIdnjjffo5rxaatjat3ao8cp">
               <w:r>
                 <w:rPr>
                   <w:rFonts w:ascii="Arial" w:cs="Arial" w:eastAsia="Arial" w:hAnsi="Arial"/>
@@ -26454,7 +26454,7 @@
             <w:pPr>
               <w:spacing w:after="20" w:before="0"/>
             </w:pPr>
-            <w:hyperlink w:history="1" r:id="rIdjuyqe_hx2-5njyscr3gd3">
+            <w:hyperlink w:history="1" r:id="rId0xmtq3wbqn_uzpqb7mzpn">
               <w:r>
                 <w:rPr>
                   <w:rFonts w:ascii="Arial" w:cs="Arial" w:eastAsia="Arial" w:hAnsi="Arial"/>
@@ -26487,7 +26487,7 @@
               <w:spacing w:after="10" w:before="0"/>
               <w:ind w:left="120"/>
             </w:pPr>
-            <w:hyperlink w:history="1" r:id="rIdiv0it579bfmrt7b8qlw7j">
+            <w:hyperlink w:history="1" r:id="rIdev4w2otuxr6v32i0zrtjt">
               <w:r>
                 <w:rPr>
                   <w:rFonts w:ascii="Arial" w:cs="Arial" w:eastAsia="Arial" w:hAnsi="Arial"/>
@@ -26532,7 +26532,7 @@
             <w:pPr>
               <w:spacing w:after="20" w:before="0"/>
             </w:pPr>
-            <w:hyperlink w:history="1" r:id="rIdjwbhcrl8ggh2wjr1x9amn">
+            <w:hyperlink w:history="1" r:id="rIdftx6whfimb3thcw5vzkwe">
               <w:r>
                 <w:rPr>
                   <w:rFonts w:ascii="Arial" w:cs="Arial" w:eastAsia="Arial" w:hAnsi="Arial"/>
@@ -26565,7 +26565,7 @@
               <w:spacing w:after="10" w:before="0"/>
               <w:ind w:left="120"/>
             </w:pPr>
-            <w:hyperlink w:history="1" r:id="rIdvyoat56v8xjbg8j9qzxwu">
+            <w:hyperlink w:history="1" r:id="rIdrkqyetqifnrt10wlrp9ch">
               <w:r>
                 <w:rPr>
                   <w:rFonts w:ascii="Arial" w:cs="Arial" w:eastAsia="Arial" w:hAnsi="Arial"/>
@@ -26760,7 +26760,7 @@
             <w:pPr>
               <w:spacing w:after="20" w:before="0"/>
             </w:pPr>
-            <w:hyperlink w:history="1" r:id="rIdi4qbtinhohx8lsz7f3erc">
+            <w:hyperlink w:history="1" r:id="rIdgilqdz4cfz2u--gybqrhz">
               <w:r>
                 <w:rPr>
                   <w:rFonts w:ascii="Arial" w:cs="Arial" w:eastAsia="Arial" w:hAnsi="Arial"/>
@@ -26793,7 +26793,7 @@
               <w:spacing w:after="10" w:before="0"/>
               <w:ind w:left="120"/>
             </w:pPr>
-            <w:hyperlink w:history="1" r:id="rIdhcukhqrrxnhr2jurxrdxu">
+            <w:hyperlink w:history="1" r:id="rIdkhgmdnkreexb_2xvloxrv">
               <w:r>
                 <w:rPr>
                   <w:rFonts w:ascii="Arial" w:cs="Arial" w:eastAsia="Arial" w:hAnsi="Arial"/>
@@ -26838,7 +26838,7 @@
             <w:pPr>
               <w:spacing w:after="20" w:before="0"/>
             </w:pPr>
-            <w:hyperlink w:history="1" r:id="rId1_bi2if2zl_xfgpuyuvr6">
+            <w:hyperlink w:history="1" r:id="rId2x3d_k-lvyf5vgb72zqnp">
               <w:r>
                 <w:rPr>
                   <w:rFonts w:ascii="Arial" w:cs="Arial" w:eastAsia="Arial" w:hAnsi="Arial"/>
@@ -26871,7 +26871,7 @@
               <w:spacing w:after="10" w:before="0"/>
               <w:ind w:left="120"/>
             </w:pPr>
-            <w:hyperlink w:history="1" r:id="rIdv0hdxbunq11su6wrmiuok">
+            <w:hyperlink w:history="1" r:id="rIdcmho9pvxwqyawkqroocio">
               <w:r>
                 <w:rPr>
                   <w:rFonts w:ascii="Arial" w:cs="Arial" w:eastAsia="Arial" w:hAnsi="Arial"/>
@@ -27066,7 +27066,7 @@
             <w:pPr>
               <w:spacing w:after="20" w:before="0"/>
             </w:pPr>
-            <w:hyperlink w:history="1" r:id="rIdm-w8v_vb7-ky07e_7h8lf">
+            <w:hyperlink w:history="1" r:id="rIdxdae9edksa-oxsdjib8an">
               <w:r>
                 <w:rPr>
                   <w:rFonts w:ascii="Arial" w:cs="Arial" w:eastAsia="Arial" w:hAnsi="Arial"/>
@@ -27099,7 +27099,7 @@
               <w:spacing w:after="10" w:before="0"/>
               <w:ind w:left="120"/>
             </w:pPr>
-            <w:hyperlink w:history="1" r:id="rIdhgq7o6ba-5hte4iqgwvht">
+            <w:hyperlink w:history="1" r:id="rIdiu0wx-leegsdoix1pp8ju">
               <w:r>
                 <w:rPr>
                   <w:rFonts w:ascii="Arial" w:cs="Arial" w:eastAsia="Arial" w:hAnsi="Arial"/>
@@ -27144,7 +27144,7 @@
             <w:pPr>
               <w:spacing w:after="20" w:before="0"/>
             </w:pPr>
-            <w:hyperlink w:history="1" r:id="rIdvnevpxcg1c4vgjmvfswko">
+            <w:hyperlink w:history="1" r:id="rIdaryvfydtypryguhaada8t">
               <w:r>
                 <w:rPr>
                   <w:rFonts w:ascii="Arial" w:cs="Arial" w:eastAsia="Arial" w:hAnsi="Arial"/>
@@ -27177,7 +27177,7 @@
               <w:spacing w:after="10" w:before="0"/>
               <w:ind w:left="120"/>
             </w:pPr>
-            <w:hyperlink w:history="1" r:id="rIdzoscx3pfymye_ef9uwpcy">
+            <w:hyperlink w:history="1" r:id="rIdxw3kngqpbhwtc80uydefd">
               <w:r>
                 <w:rPr>
                   <w:rFonts w:ascii="Arial" w:cs="Arial" w:eastAsia="Arial" w:hAnsi="Arial"/>
@@ -27372,7 +27372,7 @@
             <w:pPr>
               <w:spacing w:after="20" w:before="0"/>
             </w:pPr>
-            <w:hyperlink w:history="1" r:id="rId7tduclphkqw5i_dljfq-x">
+            <w:hyperlink w:history="1" r:id="rIda4lrnk57jrggwwwbccvd0">
               <w:r>
                 <w:rPr>
                   <w:rFonts w:ascii="Arial" w:cs="Arial" w:eastAsia="Arial" w:hAnsi="Arial"/>
@@ -27405,7 +27405,7 @@
               <w:spacing w:after="10" w:before="0"/>
               <w:ind w:left="120"/>
             </w:pPr>
-            <w:hyperlink w:history="1" r:id="rIdcnmk4sqvlb1refcvi9sje">
+            <w:hyperlink w:history="1" r:id="rIdt13nov-dh2cut8xfaj57s">
               <w:r>
                 <w:rPr>
                   <w:rFonts w:ascii="Arial" w:cs="Arial" w:eastAsia="Arial" w:hAnsi="Arial"/>
@@ -27450,7 +27450,7 @@
             <w:pPr>
               <w:spacing w:after="20" w:before="0"/>
             </w:pPr>
-            <w:hyperlink w:history="1" r:id="rIdsqvzzzc32ugbd2f-ce2fb">
+            <w:hyperlink w:history="1" r:id="rIdvuoktcp0ozvsovctcsr_c">
               <w:r>
                 <w:rPr>
                   <w:rFonts w:ascii="Arial" w:cs="Arial" w:eastAsia="Arial" w:hAnsi="Arial"/>
@@ -27483,7 +27483,7 @@
               <w:spacing w:after="10" w:before="0"/>
               <w:ind w:left="120"/>
             </w:pPr>
-            <w:hyperlink w:history="1" r:id="rIduevmlchjpwpccbcyc-bor">
+            <w:hyperlink w:history="1" r:id="rId5fond-6ozztgh8ih8elxl">
               <w:r>
                 <w:rPr>
                   <w:rFonts w:ascii="Arial" w:cs="Arial" w:eastAsia="Arial" w:hAnsi="Arial"/>
@@ -28970,7 +28970,7 @@
             <w:pPr>
               <w:spacing w:after="20" w:before="0"/>
             </w:pPr>
-            <w:hyperlink w:history="1" r:id="rIdbg4jkcbutfiojkag-lsic">
+            <w:hyperlink w:history="1" r:id="rId1qxuohp3h8audoumtobwc">
               <w:r>
                 <w:rPr>
                   <w:rFonts w:ascii="Arial" w:cs="Arial" w:eastAsia="Arial" w:hAnsi="Arial"/>
@@ -29003,7 +29003,7 @@
               <w:spacing w:after="10" w:before="0"/>
               <w:ind w:left="120"/>
             </w:pPr>
-            <w:hyperlink w:history="1" r:id="rIdtagvafy40ug_jf0qtxuoj">
+            <w:hyperlink w:history="1" r:id="rIdom211o9swrrzqegydfjvu">
               <w:r>
                 <w:rPr>
                   <w:rFonts w:ascii="Arial" w:cs="Arial" w:eastAsia="Arial" w:hAnsi="Arial"/>
@@ -29048,7 +29048,7 @@
             <w:pPr>
               <w:spacing w:after="20" w:before="0"/>
             </w:pPr>
-            <w:hyperlink w:history="1" r:id="rIdyyujqmaykmxpcbdiujd53">
+            <w:hyperlink w:history="1" r:id="rIdff4otk2w1tbgxklbcpdob">
               <w:r>
                 <w:rPr>
                   <w:rFonts w:ascii="Arial" w:cs="Arial" w:eastAsia="Arial" w:hAnsi="Arial"/>
@@ -29081,7 +29081,7 @@
               <w:spacing w:after="10" w:before="0"/>
               <w:ind w:left="120"/>
             </w:pPr>
-            <w:hyperlink w:history="1" r:id="rId8yhhy2t-vjtvyqjgzeyab">
+            <w:hyperlink w:history="1" r:id="rIdgoer4uca_ci1emvg9w2ty">
               <w:r>
                 <w:rPr>
                   <w:rFonts w:ascii="Arial" w:cs="Arial" w:eastAsia="Arial" w:hAnsi="Arial"/>
@@ -29276,7 +29276,7 @@
             <w:pPr>
               <w:spacing w:after="20" w:before="0"/>
             </w:pPr>
-            <w:hyperlink w:history="1" r:id="rIdgonftw5cr3tn83e_0p9vy">
+            <w:hyperlink w:history="1" r:id="rIdpvhgoonch_uzywcb9ro3b">
               <w:r>
                 <w:rPr>
                   <w:rFonts w:ascii="Arial" w:cs="Arial" w:eastAsia="Arial" w:hAnsi="Arial"/>
@@ -29309,7 +29309,7 @@
               <w:spacing w:after="10" w:before="0"/>
               <w:ind w:left="120"/>
             </w:pPr>
-            <w:hyperlink w:history="1" r:id="rIdt-mtnzcwwn9khaoek_5rh">
+            <w:hyperlink w:history="1" r:id="rIdcpczmifk8lxnxphoqoisx">
               <w:r>
                 <w:rPr>
                   <w:rFonts w:ascii="Arial" w:cs="Arial" w:eastAsia="Arial" w:hAnsi="Arial"/>
@@ -29354,7 +29354,7 @@
             <w:pPr>
               <w:spacing w:after="20" w:before="0"/>
             </w:pPr>
-            <w:hyperlink w:history="1" r:id="rIdn2v5xuusfaukus9ptj-rv">
+            <w:hyperlink w:history="1" r:id="rIdzl00zhmmdn4txxuzrdejg">
               <w:r>
                 <w:rPr>
                   <w:rFonts w:ascii="Arial" w:cs="Arial" w:eastAsia="Arial" w:hAnsi="Arial"/>
@@ -29387,7 +29387,7 @@
               <w:spacing w:after="10" w:before="0"/>
               <w:ind w:left="120"/>
             </w:pPr>
-            <w:hyperlink w:history="1" r:id="rId8cnkv9qqfqfmc1aredmgs">
+            <w:hyperlink w:history="1" r:id="rIdz7sq73mgnz5pfkc1odoxv">
               <w:r>
                 <w:rPr>
                   <w:rFonts w:ascii="Arial" w:cs="Arial" w:eastAsia="Arial" w:hAnsi="Arial"/>
@@ -29582,7 +29582,7 @@
             <w:pPr>
               <w:spacing w:after="20" w:before="0"/>
             </w:pPr>
-            <w:hyperlink w:history="1" r:id="rIdim9hpdpc0whpdcphord2b">
+            <w:hyperlink w:history="1" r:id="rIdvuoaby9u0tgkjjoz1uz2o">
               <w:r>
                 <w:rPr>
                   <w:rFonts w:ascii="Arial" w:cs="Arial" w:eastAsia="Arial" w:hAnsi="Arial"/>
@@ -29615,7 +29615,7 @@
               <w:spacing w:after="10" w:before="0"/>
               <w:ind w:left="120"/>
             </w:pPr>
-            <w:hyperlink w:history="1" r:id="rIdscqyibjvdtlqrp3gwtuu2">
+            <w:hyperlink w:history="1" r:id="rIdt6x5_m7qjl0ftodjwunyu">
               <w:r>
                 <w:rPr>
                   <w:rFonts w:ascii="Arial" w:cs="Arial" w:eastAsia="Arial" w:hAnsi="Arial"/>
@@ -29660,7 +29660,7 @@
             <w:pPr>
               <w:spacing w:after="20" w:before="0"/>
             </w:pPr>
-            <w:hyperlink w:history="1" r:id="rIdw5z6rnxgkb5r8pkjkh_ex">
+            <w:hyperlink w:history="1" r:id="rIdemgv-hc62mbkoxapbjacs">
               <w:r>
                 <w:rPr>
                   <w:rFonts w:ascii="Arial" w:cs="Arial" w:eastAsia="Arial" w:hAnsi="Arial"/>
@@ -29693,7 +29693,7 @@
               <w:spacing w:after="10" w:before="0"/>
               <w:ind w:left="120"/>
             </w:pPr>
-            <w:hyperlink w:history="1" r:id="rIdwosf1btwttj9q_imng34-">
+            <w:hyperlink w:history="1" r:id="rIdstkpshe0ofurhhzfcdl9_">
               <w:r>
                 <w:rPr>
                   <w:rFonts w:ascii="Arial" w:cs="Arial" w:eastAsia="Arial" w:hAnsi="Arial"/>
@@ -29888,7 +29888,7 @@
             <w:pPr>
               <w:spacing w:after="20" w:before="0"/>
             </w:pPr>
-            <w:hyperlink w:history="1" r:id="rIdqdyb221vyqllbkk_zqylh">
+            <w:hyperlink w:history="1" r:id="rId3nq8x0uysd9ocjsavidz8">
               <w:r>
                 <w:rPr>
                   <w:rFonts w:ascii="Arial" w:cs="Arial" w:eastAsia="Arial" w:hAnsi="Arial"/>
@@ -29921,7 +29921,7 @@
               <w:spacing w:after="10" w:before="0"/>
               <w:ind w:left="120"/>
             </w:pPr>
-            <w:hyperlink w:history="1" r:id="rIdboy0cfnobw7onh2es6gon">
+            <w:hyperlink w:history="1" r:id="rIdp1k84yqcyau6lnvsfvmbn">
               <w:r>
                 <w:rPr>
                   <w:rFonts w:ascii="Arial" w:cs="Arial" w:eastAsia="Arial" w:hAnsi="Arial"/>
@@ -29966,7 +29966,7 @@
             <w:pPr>
               <w:spacing w:after="20" w:before="0"/>
             </w:pPr>
-            <w:hyperlink w:history="1" r:id="rIdrvlit6lpashikugztnohv">
+            <w:hyperlink w:history="1" r:id="rIdfwv_i0qprtq-bojl5oq6o">
               <w:r>
                 <w:rPr>
                   <w:rFonts w:ascii="Arial" w:cs="Arial" w:eastAsia="Arial" w:hAnsi="Arial"/>
@@ -29999,7 +29999,7 @@
               <w:spacing w:after="10" w:before="0"/>
               <w:ind w:left="120"/>
             </w:pPr>
-            <w:hyperlink w:history="1" r:id="rIduobjs98ac8u4tz1lqt-fn">
+            <w:hyperlink w:history="1" r:id="rIdcb5i2owqlc08m1kanp6ki">
               <w:r>
                 <w:rPr>
                   <w:rFonts w:ascii="Arial" w:cs="Arial" w:eastAsia="Arial" w:hAnsi="Arial"/>
@@ -30194,7 +30194,7 @@
             <w:pPr>
               <w:spacing w:after="20" w:before="0"/>
             </w:pPr>
-            <w:hyperlink w:history="1" r:id="rIdw5fgjl6m6vtndxqtmlnx9">
+            <w:hyperlink w:history="1" r:id="rId5fet3xevfxynh1hzs395g">
               <w:r>
                 <w:rPr>
                   <w:rFonts w:ascii="Arial" w:cs="Arial" w:eastAsia="Arial" w:hAnsi="Arial"/>
@@ -30227,7 +30227,7 @@
               <w:spacing w:after="10" w:before="0"/>
               <w:ind w:left="120"/>
             </w:pPr>
-            <w:hyperlink w:history="1" r:id="rIdd5i8hfaqtcf4kber3vll3">
+            <w:hyperlink w:history="1" r:id="rIdgm25dqnvkjc4j1tpv37mi">
               <w:r>
                 <w:rPr>
                   <w:rFonts w:ascii="Arial" w:cs="Arial" w:eastAsia="Arial" w:hAnsi="Arial"/>
@@ -30272,7 +30272,7 @@
             <w:pPr>
               <w:spacing w:after="20" w:before="0"/>
             </w:pPr>
-            <w:hyperlink w:history="1" r:id="rIdnkihijw5n8gxdkgy4ukg6">
+            <w:hyperlink w:history="1" r:id="rIdkpcb6jvrppassvfhh1dzk">
               <w:r>
                 <w:rPr>
                   <w:rFonts w:ascii="Arial" w:cs="Arial" w:eastAsia="Arial" w:hAnsi="Arial"/>
@@ -30305,7 +30305,7 @@
               <w:spacing w:after="10" w:before="0"/>
               <w:ind w:left="120"/>
             </w:pPr>
-            <w:hyperlink w:history="1" r:id="rIdm8ih0kzltnho1fabrom49">
+            <w:hyperlink w:history="1" r:id="rIdq1hnrhh4xo0cxqbxrpv-i">
               <w:r>
                 <w:rPr>
                   <w:rFonts w:ascii="Arial" w:cs="Arial" w:eastAsia="Arial" w:hAnsi="Arial"/>

--- a/data/outputs/v2/Biology/SS3.1_Animal_Nutrition/Biology_Animal_Nutrition_CBE_LessonSequence.docx
+++ b/data/outputs/v2/Biology/SS3.1_Animal_Nutrition/Biology_Animal_Nutrition_CBE_LessonSequence.docx
@@ -3477,7 +3477,7 @@
             <w:pPr>
               <w:spacing w:after="20" w:before="0"/>
             </w:pPr>
-            <w:hyperlink w:history="1" r:id="rIdcyhqe6uo8artqbfkn1vf8">
+            <w:hyperlink w:history="1" r:id="rIdlfyo4tqftdik_pumc2_d1">
               <w:r>
                 <w:rPr>
                   <w:rFonts w:ascii="Arial" w:cs="Arial" w:eastAsia="Arial" w:hAnsi="Arial"/>
@@ -3510,7 +3510,7 @@
               <w:spacing w:after="10" w:before="0"/>
               <w:ind w:left="120"/>
             </w:pPr>
-            <w:hyperlink w:history="1" r:id="rIdyi5wmjmcrv53yvugdgg9q">
+            <w:hyperlink w:history="1" r:id="rIdh0-is4se4yrrs-vq9lgwq">
               <w:r>
                 <w:rPr>
                   <w:rFonts w:ascii="Arial" w:cs="Arial" w:eastAsia="Arial" w:hAnsi="Arial"/>
@@ -3555,7 +3555,7 @@
             <w:pPr>
               <w:spacing w:after="20" w:before="0"/>
             </w:pPr>
-            <w:hyperlink w:history="1" r:id="rId7jwqoxvddxtr6cjwsho6z">
+            <w:hyperlink w:history="1" r:id="rId3kskfxhaulkrwyu-liyw0">
               <w:r>
                 <w:rPr>
                   <w:rFonts w:ascii="Arial" w:cs="Arial" w:eastAsia="Arial" w:hAnsi="Arial"/>
@@ -3588,7 +3588,7 @@
               <w:spacing w:after="10" w:before="0"/>
               <w:ind w:left="120"/>
             </w:pPr>
-            <w:hyperlink w:history="1" r:id="rIdboxyf-nbknabnobmqoeun">
+            <w:hyperlink w:history="1" r:id="rIddtd6aixfief08hpoqttwh">
               <w:r>
                 <w:rPr>
                   <w:rFonts w:ascii="Arial" w:cs="Arial" w:eastAsia="Arial" w:hAnsi="Arial"/>
@@ -3783,7 +3783,7 @@
             <w:pPr>
               <w:spacing w:after="20" w:before="0"/>
             </w:pPr>
-            <w:hyperlink w:history="1" r:id="rIdvkpq2ffit8mt0-axlqn_x">
+            <w:hyperlink w:history="1" r:id="rIdq87qhr5ue0nxeq_2m1dsv">
               <w:r>
                 <w:rPr>
                   <w:rFonts w:ascii="Arial" w:cs="Arial" w:eastAsia="Arial" w:hAnsi="Arial"/>
@@ -3816,7 +3816,7 @@
               <w:spacing w:after="10" w:before="0"/>
               <w:ind w:left="120"/>
             </w:pPr>
-            <w:hyperlink w:history="1" r:id="rId14-o7tdtpbdoe2hpsjsed">
+            <w:hyperlink w:history="1" r:id="rId4-rtgif7gzy6w7ihzgqd0">
               <w:r>
                 <w:rPr>
                   <w:rFonts w:ascii="Arial" w:cs="Arial" w:eastAsia="Arial" w:hAnsi="Arial"/>
@@ -3861,7 +3861,7 @@
             <w:pPr>
               <w:spacing w:after="20" w:before="0"/>
             </w:pPr>
-            <w:hyperlink w:history="1" r:id="rId74t-yxcr9sgvmjdnnlhdy">
+            <w:hyperlink w:history="1" r:id="rIdazmjhuvjjonabatoiy1nx">
               <w:r>
                 <w:rPr>
                   <w:rFonts w:ascii="Arial" w:cs="Arial" w:eastAsia="Arial" w:hAnsi="Arial"/>
@@ -3894,7 +3894,7 @@
               <w:spacing w:after="10" w:before="0"/>
               <w:ind w:left="120"/>
             </w:pPr>
-            <w:hyperlink w:history="1" r:id="rIdfk52dsyw4c0rpy9itu-y8">
+            <w:hyperlink w:history="1" r:id="rIdg_1d1f46weycbm1nzgwv3">
               <w:r>
                 <w:rPr>
                   <w:rFonts w:ascii="Arial" w:cs="Arial" w:eastAsia="Arial" w:hAnsi="Arial"/>
@@ -4089,7 +4089,7 @@
             <w:pPr>
               <w:spacing w:after="20" w:before="0"/>
             </w:pPr>
-            <w:hyperlink w:history="1" r:id="rIdxtesnvzwevfkjlrvws1cn">
+            <w:hyperlink w:history="1" r:id="rId0szs_l_4ydmqhucknen2x">
               <w:r>
                 <w:rPr>
                   <w:rFonts w:ascii="Arial" w:cs="Arial" w:eastAsia="Arial" w:hAnsi="Arial"/>
@@ -4122,7 +4122,7 @@
               <w:spacing w:after="10" w:before="0"/>
               <w:ind w:left="120"/>
             </w:pPr>
-            <w:hyperlink w:history="1" r:id="rIdwfcuqzjlff2nyxr_jsyny">
+            <w:hyperlink w:history="1" r:id="rIdkzhpckknevs1v_rcjkqip">
               <w:r>
                 <w:rPr>
                   <w:rFonts w:ascii="Arial" w:cs="Arial" w:eastAsia="Arial" w:hAnsi="Arial"/>
@@ -4167,7 +4167,7 @@
             <w:pPr>
               <w:spacing w:after="20" w:before="0"/>
             </w:pPr>
-            <w:hyperlink w:history="1" r:id="rId70zuy-ncdqbvv63t3vbht">
+            <w:hyperlink w:history="1" r:id="rIdmhctsu2g2xgubkw6yu1u-">
               <w:r>
                 <w:rPr>
                   <w:rFonts w:ascii="Arial" w:cs="Arial" w:eastAsia="Arial" w:hAnsi="Arial"/>
@@ -4200,7 +4200,7 @@
               <w:spacing w:after="10" w:before="0"/>
               <w:ind w:left="120"/>
             </w:pPr>
-            <w:hyperlink w:history="1" r:id="rIdmzyohshyzyzefl3urwbyx">
+            <w:hyperlink w:history="1" r:id="rIdzbzvisq_y2rrh40cq_rt1">
               <w:r>
                 <w:rPr>
                   <w:rFonts w:ascii="Arial" w:cs="Arial" w:eastAsia="Arial" w:hAnsi="Arial"/>
@@ -4395,7 +4395,7 @@
             <w:pPr>
               <w:spacing w:after="20" w:before="0"/>
             </w:pPr>
-            <w:hyperlink w:history="1" r:id="rIdug7rtzlduguk3go_8gvpk">
+            <w:hyperlink w:history="1" r:id="rIdwdfvjc8sj8vilrv8adc50">
               <w:r>
                 <w:rPr>
                   <w:rFonts w:ascii="Arial" w:cs="Arial" w:eastAsia="Arial" w:hAnsi="Arial"/>
@@ -4428,7 +4428,7 @@
               <w:spacing w:after="10" w:before="0"/>
               <w:ind w:left="120"/>
             </w:pPr>
-            <w:hyperlink w:history="1" r:id="rIdgcpkrvkzzxtl93uzf-8lj">
+            <w:hyperlink w:history="1" r:id="rIdr7yfixtvcsmz95_l1dxwy">
               <w:r>
                 <w:rPr>
                   <w:rFonts w:ascii="Arial" w:cs="Arial" w:eastAsia="Arial" w:hAnsi="Arial"/>
@@ -4473,7 +4473,7 @@
             <w:pPr>
               <w:spacing w:after="20" w:before="0"/>
             </w:pPr>
-            <w:hyperlink w:history="1" r:id="rId210mi9pnfcvvrd-1xp05p">
+            <w:hyperlink w:history="1" r:id="rId3nntdhme8lux2v6ymkilw">
               <w:r>
                 <w:rPr>
                   <w:rFonts w:ascii="Arial" w:cs="Arial" w:eastAsia="Arial" w:hAnsi="Arial"/>
@@ -4506,7 +4506,7 @@
               <w:spacing w:after="10" w:before="0"/>
               <w:ind w:left="120"/>
             </w:pPr>
-            <w:hyperlink w:history="1" r:id="rIdgruk132dcb4xslwh3wvns">
+            <w:hyperlink w:history="1" r:id="rIdzdt-iilfvvziolfjrl7je">
               <w:r>
                 <w:rPr>
                   <w:rFonts w:ascii="Arial" w:cs="Arial" w:eastAsia="Arial" w:hAnsi="Arial"/>
@@ -4701,7 +4701,7 @@
             <w:pPr>
               <w:spacing w:after="20" w:before="0"/>
             </w:pPr>
-            <w:hyperlink w:history="1" r:id="rIdx8kygzlr1xxrwosm4buin">
+            <w:hyperlink w:history="1" r:id="rIdqs1uepezh3yohutzttwxp">
               <w:r>
                 <w:rPr>
                   <w:rFonts w:ascii="Arial" w:cs="Arial" w:eastAsia="Arial" w:hAnsi="Arial"/>
@@ -4734,7 +4734,7 @@
               <w:spacing w:after="10" w:before="0"/>
               <w:ind w:left="120"/>
             </w:pPr>
-            <w:hyperlink w:history="1" r:id="rIdhyn0chmqur-bkronp1ddd">
+            <w:hyperlink w:history="1" r:id="rIdakqafbubjbxbdb2y0tutz">
               <w:r>
                 <w:rPr>
                   <w:rFonts w:ascii="Arial" w:cs="Arial" w:eastAsia="Arial" w:hAnsi="Arial"/>
@@ -4779,7 +4779,7 @@
             <w:pPr>
               <w:spacing w:after="20" w:before="0"/>
             </w:pPr>
-            <w:hyperlink w:history="1" r:id="rIdbsxht-fbsjva7aljenrwv">
+            <w:hyperlink w:history="1" r:id="rIdxtc_tzh6u0fdgjor9kzes">
               <w:r>
                 <w:rPr>
                   <w:rFonts w:ascii="Arial" w:cs="Arial" w:eastAsia="Arial" w:hAnsi="Arial"/>
@@ -4812,7 +4812,7 @@
               <w:spacing w:after="10" w:before="0"/>
               <w:ind w:left="120"/>
             </w:pPr>
-            <w:hyperlink w:history="1" r:id="rId5fzq-gh7-ivwouaujzaph">
+            <w:hyperlink w:history="1" r:id="rIdnjzi8zx8utqucypbyskyq">
               <w:r>
                 <w:rPr>
                   <w:rFonts w:ascii="Arial" w:cs="Arial" w:eastAsia="Arial" w:hAnsi="Arial"/>
@@ -6299,7 +6299,7 @@
             <w:pPr>
               <w:spacing w:after="20" w:before="0"/>
             </w:pPr>
-            <w:hyperlink w:history="1" r:id="rIdwamq-94c0hvukoqgdettb">
+            <w:hyperlink w:history="1" r:id="rIdxsbidjo3-zjh_6eo0n9uy">
               <w:r>
                 <w:rPr>
                   <w:rFonts w:ascii="Arial" w:cs="Arial" w:eastAsia="Arial" w:hAnsi="Arial"/>
@@ -6332,7 +6332,7 @@
               <w:spacing w:after="10" w:before="0"/>
               <w:ind w:left="120"/>
             </w:pPr>
-            <w:hyperlink w:history="1" r:id="rIdhgd8r1r888bzs8fzlwlof">
+            <w:hyperlink w:history="1" r:id="rIdyzcxhhnrm_bpbxvjy8lpm">
               <w:r>
                 <w:rPr>
                   <w:rFonts w:ascii="Arial" w:cs="Arial" w:eastAsia="Arial" w:hAnsi="Arial"/>
@@ -6377,7 +6377,7 @@
             <w:pPr>
               <w:spacing w:after="20" w:before="0"/>
             </w:pPr>
-            <w:hyperlink w:history="1" r:id="rIdycs92ppxyauxd4ll9ppuk">
+            <w:hyperlink w:history="1" r:id="rId9a6ftstkfrcyrelmb5ijf">
               <w:r>
                 <w:rPr>
                   <w:rFonts w:ascii="Arial" w:cs="Arial" w:eastAsia="Arial" w:hAnsi="Arial"/>
@@ -6410,7 +6410,7 @@
               <w:spacing w:after="10" w:before="0"/>
               <w:ind w:left="120"/>
             </w:pPr>
-            <w:hyperlink w:history="1" r:id="rIdd_54ejbi0ujog6m9t5lo5">
+            <w:hyperlink w:history="1" r:id="rIdfk8zsykc3yefje5b_zjjy">
               <w:r>
                 <w:rPr>
                   <w:rFonts w:ascii="Arial" w:cs="Arial" w:eastAsia="Arial" w:hAnsi="Arial"/>
@@ -6605,7 +6605,7 @@
             <w:pPr>
               <w:spacing w:after="20" w:before="0"/>
             </w:pPr>
-            <w:hyperlink w:history="1" r:id="rIdl3reh51ukvc1n84_h-igf">
+            <w:hyperlink w:history="1" r:id="rIdo0vhenpj321e-mwd29hti">
               <w:r>
                 <w:rPr>
                   <w:rFonts w:ascii="Arial" w:cs="Arial" w:eastAsia="Arial" w:hAnsi="Arial"/>
@@ -6638,7 +6638,7 @@
               <w:spacing w:after="10" w:before="0"/>
               <w:ind w:left="120"/>
             </w:pPr>
-            <w:hyperlink w:history="1" r:id="rId13ygv8s2pbij6zfb0_zw2">
+            <w:hyperlink w:history="1" r:id="rIdwtkcp79b-eacezfqdukja">
               <w:r>
                 <w:rPr>
                   <w:rFonts w:ascii="Arial" w:cs="Arial" w:eastAsia="Arial" w:hAnsi="Arial"/>
@@ -6683,7 +6683,7 @@
             <w:pPr>
               <w:spacing w:after="20" w:before="0"/>
             </w:pPr>
-            <w:hyperlink w:history="1" r:id="rIdnx9i-iesc_f5jschtz5xx">
+            <w:hyperlink w:history="1" r:id="rId4jrwt00_9t_c3xay7lsri">
               <w:r>
                 <w:rPr>
                   <w:rFonts w:ascii="Arial" w:cs="Arial" w:eastAsia="Arial" w:hAnsi="Arial"/>
@@ -6716,7 +6716,7 @@
               <w:spacing w:after="10" w:before="0"/>
               <w:ind w:left="120"/>
             </w:pPr>
-            <w:hyperlink w:history="1" r:id="rIdm74mcfzj6zbwvblx6_urb">
+            <w:hyperlink w:history="1" r:id="rIds2p26j5xt36yqiw3vm6r4">
               <w:r>
                 <w:rPr>
                   <w:rFonts w:ascii="Arial" w:cs="Arial" w:eastAsia="Arial" w:hAnsi="Arial"/>
@@ -6911,7 +6911,7 @@
             <w:pPr>
               <w:spacing w:after="20" w:before="0"/>
             </w:pPr>
-            <w:hyperlink w:history="1" r:id="rIdqzcskkglgwdogs9_jhz0v">
+            <w:hyperlink w:history="1" r:id="rIdgj9hxjcfmnw_nultavhld">
               <w:r>
                 <w:rPr>
                   <w:rFonts w:ascii="Arial" w:cs="Arial" w:eastAsia="Arial" w:hAnsi="Arial"/>
@@ -6944,7 +6944,7 @@
               <w:spacing w:after="10" w:before="0"/>
               <w:ind w:left="120"/>
             </w:pPr>
-            <w:hyperlink w:history="1" r:id="rIdntmmefj0cwobwnjadfgbq">
+            <w:hyperlink w:history="1" r:id="rIdbxxgymhn230oxphizxuxu">
               <w:r>
                 <w:rPr>
                   <w:rFonts w:ascii="Arial" w:cs="Arial" w:eastAsia="Arial" w:hAnsi="Arial"/>
@@ -6989,7 +6989,7 @@
             <w:pPr>
               <w:spacing w:after="20" w:before="0"/>
             </w:pPr>
-            <w:hyperlink w:history="1" r:id="rIdwcacggybg9nvhkg8qrtna">
+            <w:hyperlink w:history="1" r:id="rIdlmzriccmwbunj9knm24mq">
               <w:r>
                 <w:rPr>
                   <w:rFonts w:ascii="Arial" w:cs="Arial" w:eastAsia="Arial" w:hAnsi="Arial"/>
@@ -7022,7 +7022,7 @@
               <w:spacing w:after="10" w:before="0"/>
               <w:ind w:left="120"/>
             </w:pPr>
-            <w:hyperlink w:history="1" r:id="rId8oefudchkclsvkcbj2zkc">
+            <w:hyperlink w:history="1" r:id="rIdqwvzhonc_bhvxyl0loexg">
               <w:r>
                 <w:rPr>
                   <w:rFonts w:ascii="Arial" w:cs="Arial" w:eastAsia="Arial" w:hAnsi="Arial"/>
@@ -7217,7 +7217,7 @@
             <w:pPr>
               <w:spacing w:after="20" w:before="0"/>
             </w:pPr>
-            <w:hyperlink w:history="1" r:id="rIdmwo4o9abqok9besg_rfyf">
+            <w:hyperlink w:history="1" r:id="rIdlywaoxp7ns9h7s8dsqwnh">
               <w:r>
                 <w:rPr>
                   <w:rFonts w:ascii="Arial" w:cs="Arial" w:eastAsia="Arial" w:hAnsi="Arial"/>
@@ -7250,7 +7250,7 @@
               <w:spacing w:after="10" w:before="0"/>
               <w:ind w:left="120"/>
             </w:pPr>
-            <w:hyperlink w:history="1" r:id="rId5tgj7r3ek0fw3ooeukusi">
+            <w:hyperlink w:history="1" r:id="rIdv7x-vopnml4zr875kvz6p">
               <w:r>
                 <w:rPr>
                   <w:rFonts w:ascii="Arial" w:cs="Arial" w:eastAsia="Arial" w:hAnsi="Arial"/>
@@ -7295,7 +7295,7 @@
             <w:pPr>
               <w:spacing w:after="20" w:before="0"/>
             </w:pPr>
-            <w:hyperlink w:history="1" r:id="rId6d5ln851ip7hjcovk_c4z">
+            <w:hyperlink w:history="1" r:id="rIdmi8y0fdolv87bjaexpqw8">
               <w:r>
                 <w:rPr>
                   <w:rFonts w:ascii="Arial" w:cs="Arial" w:eastAsia="Arial" w:hAnsi="Arial"/>
@@ -7328,7 +7328,7 @@
               <w:spacing w:after="10" w:before="0"/>
               <w:ind w:left="120"/>
             </w:pPr>
-            <w:hyperlink w:history="1" r:id="rIdb5tuyban1i2qexvaulk_b">
+            <w:hyperlink w:history="1" r:id="rIdxelxykalib0ginsoarmmg">
               <w:r>
                 <w:rPr>
                   <w:rFonts w:ascii="Arial" w:cs="Arial" w:eastAsia="Arial" w:hAnsi="Arial"/>
@@ -7523,7 +7523,7 @@
             <w:pPr>
               <w:spacing w:after="20" w:before="0"/>
             </w:pPr>
-            <w:hyperlink w:history="1" r:id="rIdm_cymraauhidcg-dey2kz">
+            <w:hyperlink w:history="1" r:id="rIdeg6s65wnfhkze2nilmrpu">
               <w:r>
                 <w:rPr>
                   <w:rFonts w:ascii="Arial" w:cs="Arial" w:eastAsia="Arial" w:hAnsi="Arial"/>
@@ -7556,7 +7556,7 @@
               <w:spacing w:after="10" w:before="0"/>
               <w:ind w:left="120"/>
             </w:pPr>
-            <w:hyperlink w:history="1" r:id="rId2a2pc0pw-e7d0ukmdxqxo">
+            <w:hyperlink w:history="1" r:id="rIdglstl64sza7onllh0r3tb">
               <w:r>
                 <w:rPr>
                   <w:rFonts w:ascii="Arial" w:cs="Arial" w:eastAsia="Arial" w:hAnsi="Arial"/>
@@ -7601,7 +7601,7 @@
             <w:pPr>
               <w:spacing w:after="20" w:before="0"/>
             </w:pPr>
-            <w:hyperlink w:history="1" r:id="rId0g_algpovif6h1lsb8suu">
+            <w:hyperlink w:history="1" r:id="rIdikkot7elvkfvvmig7t81l">
               <w:r>
                 <w:rPr>
                   <w:rFonts w:ascii="Arial" w:cs="Arial" w:eastAsia="Arial" w:hAnsi="Arial"/>
@@ -7634,7 +7634,7 @@
               <w:spacing w:after="10" w:before="0"/>
               <w:ind w:left="120"/>
             </w:pPr>
-            <w:hyperlink w:history="1" r:id="rId5mj67i1umwthhr_obfqkn">
+            <w:hyperlink w:history="1" r:id="rId3ob31xjqsoopw6s5-hdov">
               <w:r>
                 <w:rPr>
                   <w:rFonts w:ascii="Arial" w:cs="Arial" w:eastAsia="Arial" w:hAnsi="Arial"/>
@@ -9121,7 +9121,7 @@
             <w:pPr>
               <w:spacing w:after="20" w:before="0"/>
             </w:pPr>
-            <w:hyperlink w:history="1" r:id="rIdeav0904gurzwqfkhn_fru">
+            <w:hyperlink w:history="1" r:id="rIdo43rvhjjey1jcsam-0eux">
               <w:r>
                 <w:rPr>
                   <w:rFonts w:ascii="Arial" w:cs="Arial" w:eastAsia="Arial" w:hAnsi="Arial"/>
@@ -9154,7 +9154,7 @@
               <w:spacing w:after="10" w:before="0"/>
               <w:ind w:left="120"/>
             </w:pPr>
-            <w:hyperlink w:history="1" r:id="rIdrsufux2336fa9zwxv8ytg">
+            <w:hyperlink w:history="1" r:id="rIdi63tj3jd8tz3tahqn3wnl">
               <w:r>
                 <w:rPr>
                   <w:rFonts w:ascii="Arial" w:cs="Arial" w:eastAsia="Arial" w:hAnsi="Arial"/>
@@ -9199,7 +9199,7 @@
             <w:pPr>
               <w:spacing w:after="20" w:before="0"/>
             </w:pPr>
-            <w:hyperlink w:history="1" r:id="rIdj_z7qents_p2gqqq3pocx">
+            <w:hyperlink w:history="1" r:id="rIde9smwtgsgoopjxhjjwot_">
               <w:r>
                 <w:rPr>
                   <w:rFonts w:ascii="Arial" w:cs="Arial" w:eastAsia="Arial" w:hAnsi="Arial"/>
@@ -9232,7 +9232,7 @@
               <w:spacing w:after="10" w:before="0"/>
               <w:ind w:left="120"/>
             </w:pPr>
-            <w:hyperlink w:history="1" r:id="rIdci4yg8qvubabwrmbvsn8q">
+            <w:hyperlink w:history="1" r:id="rIdujb8r20y-e8ivclvtfdxf">
               <w:r>
                 <w:rPr>
                   <w:rFonts w:ascii="Arial" w:cs="Arial" w:eastAsia="Arial" w:hAnsi="Arial"/>
@@ -9427,7 +9427,7 @@
             <w:pPr>
               <w:spacing w:after="20" w:before="0"/>
             </w:pPr>
-            <w:hyperlink w:history="1" r:id="rIdjftlewtq8pmbdk1efx2mu">
+            <w:hyperlink w:history="1" r:id="rIdofxkt15nsrqegzcyicoj5">
               <w:r>
                 <w:rPr>
                   <w:rFonts w:ascii="Arial" w:cs="Arial" w:eastAsia="Arial" w:hAnsi="Arial"/>
@@ -9460,7 +9460,7 @@
               <w:spacing w:after="10" w:before="0"/>
               <w:ind w:left="120"/>
             </w:pPr>
-            <w:hyperlink w:history="1" r:id="rIdlms-kylm6cstd7ysf3-sx">
+            <w:hyperlink w:history="1" r:id="rIdb2liyipmr76thh8tkmeos">
               <w:r>
                 <w:rPr>
                   <w:rFonts w:ascii="Arial" w:cs="Arial" w:eastAsia="Arial" w:hAnsi="Arial"/>
@@ -9505,7 +9505,7 @@
             <w:pPr>
               <w:spacing w:after="20" w:before="0"/>
             </w:pPr>
-            <w:hyperlink w:history="1" r:id="rId8j_xlni-hdvjiodqsonqf">
+            <w:hyperlink w:history="1" r:id="rIdrpxapo0tnsqb5cltawe5h">
               <w:r>
                 <w:rPr>
                   <w:rFonts w:ascii="Arial" w:cs="Arial" w:eastAsia="Arial" w:hAnsi="Arial"/>
@@ -9538,7 +9538,7 @@
               <w:spacing w:after="10" w:before="0"/>
               <w:ind w:left="120"/>
             </w:pPr>
-            <w:hyperlink w:history="1" r:id="rIdykm-y7et8exvcwnvbeccn">
+            <w:hyperlink w:history="1" r:id="rIdmnq4undlorlu1mudmy28b">
               <w:r>
                 <w:rPr>
                   <w:rFonts w:ascii="Arial" w:cs="Arial" w:eastAsia="Arial" w:hAnsi="Arial"/>
@@ -9733,7 +9733,7 @@
             <w:pPr>
               <w:spacing w:after="20" w:before="0"/>
             </w:pPr>
-            <w:hyperlink w:history="1" r:id="rIdi08ubbq5vgwiiwxnwxp_q">
+            <w:hyperlink w:history="1" r:id="rIdpmdkvxvpjieihc-y9l75x">
               <w:r>
                 <w:rPr>
                   <w:rFonts w:ascii="Arial" w:cs="Arial" w:eastAsia="Arial" w:hAnsi="Arial"/>
@@ -9766,7 +9766,7 @@
               <w:spacing w:after="10" w:before="0"/>
               <w:ind w:left="120"/>
             </w:pPr>
-            <w:hyperlink w:history="1" r:id="rId6vs3ssfkv5jbq2cpzcbhy">
+            <w:hyperlink w:history="1" r:id="rIdxwf3czsrn6btuqrktexvh">
               <w:r>
                 <w:rPr>
                   <w:rFonts w:ascii="Arial" w:cs="Arial" w:eastAsia="Arial" w:hAnsi="Arial"/>
@@ -9811,7 +9811,7 @@
             <w:pPr>
               <w:spacing w:after="20" w:before="0"/>
             </w:pPr>
-            <w:hyperlink w:history="1" r:id="rId85ggxvujj754zgw4dw1hh">
+            <w:hyperlink w:history="1" r:id="rId7_3w-6csev7jk1juehl9n">
               <w:r>
                 <w:rPr>
                   <w:rFonts w:ascii="Arial" w:cs="Arial" w:eastAsia="Arial" w:hAnsi="Arial"/>
@@ -9844,7 +9844,7 @@
               <w:spacing w:after="10" w:before="0"/>
               <w:ind w:left="120"/>
             </w:pPr>
-            <w:hyperlink w:history="1" r:id="rIdwpvnx1yk4yl0fxuh6vu1q">
+            <w:hyperlink w:history="1" r:id="rIdzmdchdhdynglgh8pz8lsn">
               <w:r>
                 <w:rPr>
                   <w:rFonts w:ascii="Arial" w:cs="Arial" w:eastAsia="Arial" w:hAnsi="Arial"/>
@@ -10039,7 +10039,7 @@
             <w:pPr>
               <w:spacing w:after="20" w:before="0"/>
             </w:pPr>
-            <w:hyperlink w:history="1" r:id="rIdpo9msyjeywo4tjuljxzfn">
+            <w:hyperlink w:history="1" r:id="rIdop_vy-e6j4f4hzgrlag7o">
               <w:r>
                 <w:rPr>
                   <w:rFonts w:ascii="Arial" w:cs="Arial" w:eastAsia="Arial" w:hAnsi="Arial"/>
@@ -10072,7 +10072,7 @@
               <w:spacing w:after="10" w:before="0"/>
               <w:ind w:left="120"/>
             </w:pPr>
-            <w:hyperlink w:history="1" r:id="rIdw63uf4zowdcdtdserm8zb">
+            <w:hyperlink w:history="1" r:id="rIdzgj-7tj4ksmusjpxc4vls">
               <w:r>
                 <w:rPr>
                   <w:rFonts w:ascii="Arial" w:cs="Arial" w:eastAsia="Arial" w:hAnsi="Arial"/>
@@ -10117,7 +10117,7 @@
             <w:pPr>
               <w:spacing w:after="20" w:before="0"/>
             </w:pPr>
-            <w:hyperlink w:history="1" r:id="rIduk74o9jjztzgcxc5tfhtr">
+            <w:hyperlink w:history="1" r:id="rIdngeakhkssxjqyulhlc27a">
               <w:r>
                 <w:rPr>
                   <w:rFonts w:ascii="Arial" w:cs="Arial" w:eastAsia="Arial" w:hAnsi="Arial"/>
@@ -10150,7 +10150,7 @@
               <w:spacing w:after="10" w:before="0"/>
               <w:ind w:left="120"/>
             </w:pPr>
-            <w:hyperlink w:history="1" r:id="rIdgjz50q7ype7pfatdzbgub">
+            <w:hyperlink w:history="1" r:id="rIdbyokcmimp7_hshvguimlh">
               <w:r>
                 <w:rPr>
                   <w:rFonts w:ascii="Arial" w:cs="Arial" w:eastAsia="Arial" w:hAnsi="Arial"/>
@@ -10345,7 +10345,7 @@
             <w:pPr>
               <w:spacing w:after="20" w:before="0"/>
             </w:pPr>
-            <w:hyperlink w:history="1" r:id="rIdzykzojzmles8uvpfy0i9b">
+            <w:hyperlink w:history="1" r:id="rIdw39nyl5o7vjjssnnwjuwq">
               <w:r>
                 <w:rPr>
                   <w:rFonts w:ascii="Arial" w:cs="Arial" w:eastAsia="Arial" w:hAnsi="Arial"/>
@@ -10378,7 +10378,7 @@
               <w:spacing w:after="10" w:before="0"/>
               <w:ind w:left="120"/>
             </w:pPr>
-            <w:hyperlink w:history="1" r:id="rIdbgut8etvh4-5kj2stupxv">
+            <w:hyperlink w:history="1" r:id="rIdi-pyuqxiqwdx7ymbclr4m">
               <w:r>
                 <w:rPr>
                   <w:rFonts w:ascii="Arial" w:cs="Arial" w:eastAsia="Arial" w:hAnsi="Arial"/>
@@ -10423,7 +10423,7 @@
             <w:pPr>
               <w:spacing w:after="20" w:before="0"/>
             </w:pPr>
-            <w:hyperlink w:history="1" r:id="rId9-kz-srlmzqgbkpxv2ycb">
+            <w:hyperlink w:history="1" r:id="rIdydwkevyqyqp09hfi78akt">
               <w:r>
                 <w:rPr>
                   <w:rFonts w:ascii="Arial" w:cs="Arial" w:eastAsia="Arial" w:hAnsi="Arial"/>
@@ -10456,7 +10456,7 @@
               <w:spacing w:after="10" w:before="0"/>
               <w:ind w:left="120"/>
             </w:pPr>
-            <w:hyperlink w:history="1" r:id="rIdwcqona1glregtbqudjzbg">
+            <w:hyperlink w:history="1" r:id="rIdtrkmi4zrnrczrd6u1plmc">
               <w:r>
                 <w:rPr>
                   <w:rFonts w:ascii="Arial" w:cs="Arial" w:eastAsia="Arial" w:hAnsi="Arial"/>
@@ -11943,7 +11943,7 @@
             <w:pPr>
               <w:spacing w:after="20" w:before="0"/>
             </w:pPr>
-            <w:hyperlink w:history="1" r:id="rIdzd-hhl7ilrrp-pnflju6j">
+            <w:hyperlink w:history="1" r:id="rIdlfrq5cbt872o-eqgmy0dz">
               <w:r>
                 <w:rPr>
                   <w:rFonts w:ascii="Arial" w:cs="Arial" w:eastAsia="Arial" w:hAnsi="Arial"/>
@@ -11976,7 +11976,7 @@
               <w:spacing w:after="10" w:before="0"/>
               <w:ind w:left="120"/>
             </w:pPr>
-            <w:hyperlink w:history="1" r:id="rIdyqyrnfsqjjeeogyqglrrw">
+            <w:hyperlink w:history="1" r:id="rIdxwoa6qmc07evqcgrniiss">
               <w:r>
                 <w:rPr>
                   <w:rFonts w:ascii="Arial" w:cs="Arial" w:eastAsia="Arial" w:hAnsi="Arial"/>
@@ -12021,7 +12021,7 @@
             <w:pPr>
               <w:spacing w:after="20" w:before="0"/>
             </w:pPr>
-            <w:hyperlink w:history="1" r:id="rIdvqass_g1qg0a-d0mzoyyk">
+            <w:hyperlink w:history="1" r:id="rIdfdzowdpttpph1f9t5u_jn">
               <w:r>
                 <w:rPr>
                   <w:rFonts w:ascii="Arial" w:cs="Arial" w:eastAsia="Arial" w:hAnsi="Arial"/>
@@ -12054,7 +12054,7 @@
               <w:spacing w:after="10" w:before="0"/>
               <w:ind w:left="120"/>
             </w:pPr>
-            <w:hyperlink w:history="1" r:id="rIdkqzgm9dacxar6hazrdp0d">
+            <w:hyperlink w:history="1" r:id="rIdyuuo-nszds2hxkn9h1mxk">
               <w:r>
                 <w:rPr>
                   <w:rFonts w:ascii="Arial" w:cs="Arial" w:eastAsia="Arial" w:hAnsi="Arial"/>
@@ -12249,7 +12249,7 @@
             <w:pPr>
               <w:spacing w:after="20" w:before="0"/>
             </w:pPr>
-            <w:hyperlink w:history="1" r:id="rId2ljrjrwv3qw9bwo-4zjlj">
+            <w:hyperlink w:history="1" r:id="rId2ix6t3o2dhkm6zywvixrf">
               <w:r>
                 <w:rPr>
                   <w:rFonts w:ascii="Arial" w:cs="Arial" w:eastAsia="Arial" w:hAnsi="Arial"/>
@@ -12282,7 +12282,7 @@
               <w:spacing w:after="10" w:before="0"/>
               <w:ind w:left="120"/>
             </w:pPr>
-            <w:hyperlink w:history="1" r:id="rIdnfl1lhpti-wkfjbtikfrr">
+            <w:hyperlink w:history="1" r:id="rIdlclga6ji1mfvrnbiosnmn">
               <w:r>
                 <w:rPr>
                   <w:rFonts w:ascii="Arial" w:cs="Arial" w:eastAsia="Arial" w:hAnsi="Arial"/>
@@ -12327,7 +12327,7 @@
             <w:pPr>
               <w:spacing w:after="20" w:before="0"/>
             </w:pPr>
-            <w:hyperlink w:history="1" r:id="rIdnh1zacfiatgxdi6fmamti">
+            <w:hyperlink w:history="1" r:id="rIdqmyamxiy9rx7fhchyzef-">
               <w:r>
                 <w:rPr>
                   <w:rFonts w:ascii="Arial" w:cs="Arial" w:eastAsia="Arial" w:hAnsi="Arial"/>
@@ -12360,7 +12360,7 @@
               <w:spacing w:after="10" w:before="0"/>
               <w:ind w:left="120"/>
             </w:pPr>
-            <w:hyperlink w:history="1" r:id="rIdx1yvjvv44fks9jd6q3tgi">
+            <w:hyperlink w:history="1" r:id="rIdqtj7rdtv-wfsefapq_757">
               <w:r>
                 <w:rPr>
                   <w:rFonts w:ascii="Arial" w:cs="Arial" w:eastAsia="Arial" w:hAnsi="Arial"/>
@@ -12555,7 +12555,7 @@
             <w:pPr>
               <w:spacing w:after="20" w:before="0"/>
             </w:pPr>
-            <w:hyperlink w:history="1" r:id="rIdofj0olscjvkggnfdf3pwd">
+            <w:hyperlink w:history="1" r:id="rIdpxpphaiburtdswqr6bfdi">
               <w:r>
                 <w:rPr>
                   <w:rFonts w:ascii="Arial" w:cs="Arial" w:eastAsia="Arial" w:hAnsi="Arial"/>
@@ -12588,7 +12588,7 @@
               <w:spacing w:after="10" w:before="0"/>
               <w:ind w:left="120"/>
             </w:pPr>
-            <w:hyperlink w:history="1" r:id="rIdii0cywvbpdq4jcn-lii8n">
+            <w:hyperlink w:history="1" r:id="rIdy2n3to-2qnxukdmddhiaj">
               <w:r>
                 <w:rPr>
                   <w:rFonts w:ascii="Arial" w:cs="Arial" w:eastAsia="Arial" w:hAnsi="Arial"/>
@@ -12633,7 +12633,7 @@
             <w:pPr>
               <w:spacing w:after="20" w:before="0"/>
             </w:pPr>
-            <w:hyperlink w:history="1" r:id="rIdjulsyndcwba24xsbxnhif">
+            <w:hyperlink w:history="1" r:id="rIdvlmtbhwprrflzkvjhlncv">
               <w:r>
                 <w:rPr>
                   <w:rFonts w:ascii="Arial" w:cs="Arial" w:eastAsia="Arial" w:hAnsi="Arial"/>
@@ -12666,7 +12666,7 @@
               <w:spacing w:after="10" w:before="0"/>
               <w:ind w:left="120"/>
             </w:pPr>
-            <w:hyperlink w:history="1" r:id="rIdcrfowydxcp8fqswrwdslf">
+            <w:hyperlink w:history="1" r:id="rIdlnie5assqantjchfpywgd">
               <w:r>
                 <w:rPr>
                   <w:rFonts w:ascii="Arial" w:cs="Arial" w:eastAsia="Arial" w:hAnsi="Arial"/>
@@ -12861,7 +12861,7 @@
             <w:pPr>
               <w:spacing w:after="20" w:before="0"/>
             </w:pPr>
-            <w:hyperlink w:history="1" r:id="rIdhfjfjnz_gv5o8z-irksu3">
+            <w:hyperlink w:history="1" r:id="rIdpbhqv4s1sc9ss7attha8k">
               <w:r>
                 <w:rPr>
                   <w:rFonts w:ascii="Arial" w:cs="Arial" w:eastAsia="Arial" w:hAnsi="Arial"/>
@@ -12894,7 +12894,7 @@
               <w:spacing w:after="10" w:before="0"/>
               <w:ind w:left="120"/>
             </w:pPr>
-            <w:hyperlink w:history="1" r:id="rIdh0eudk0zi9jj9bopmhtxs">
+            <w:hyperlink w:history="1" r:id="rId9_xctoizpv8f7jeyh3pz4">
               <w:r>
                 <w:rPr>
                   <w:rFonts w:ascii="Arial" w:cs="Arial" w:eastAsia="Arial" w:hAnsi="Arial"/>
@@ -12939,7 +12939,7 @@
             <w:pPr>
               <w:spacing w:after="20" w:before="0"/>
             </w:pPr>
-            <w:hyperlink w:history="1" r:id="rIdgxtl-rwhkz2wku5i5rbe0">
+            <w:hyperlink w:history="1" r:id="rIdsk1bnljtfl-lrvwud9vw7">
               <w:r>
                 <w:rPr>
                   <w:rFonts w:ascii="Arial" w:cs="Arial" w:eastAsia="Arial" w:hAnsi="Arial"/>
@@ -12972,7 +12972,7 @@
               <w:spacing w:after="10" w:before="0"/>
               <w:ind w:left="120"/>
             </w:pPr>
-            <w:hyperlink w:history="1" r:id="rIdzsebzemy76zwq5lzea7s5">
+            <w:hyperlink w:history="1" r:id="rIdpe6j_h2f3nb-5_ksftih5">
               <w:r>
                 <w:rPr>
                   <w:rFonts w:ascii="Arial" w:cs="Arial" w:eastAsia="Arial" w:hAnsi="Arial"/>
@@ -13167,7 +13167,7 @@
             <w:pPr>
               <w:spacing w:after="20" w:before="0"/>
             </w:pPr>
-            <w:hyperlink w:history="1" r:id="rIddm1zncqc0kaghvmcc4_te">
+            <w:hyperlink w:history="1" r:id="rIdidiq1esrjf3ftwnq-vjxz">
               <w:r>
                 <w:rPr>
                   <w:rFonts w:ascii="Arial" w:cs="Arial" w:eastAsia="Arial" w:hAnsi="Arial"/>
@@ -13200,7 +13200,7 @@
               <w:spacing w:after="10" w:before="0"/>
               <w:ind w:left="120"/>
             </w:pPr>
-            <w:hyperlink w:history="1" r:id="rIdjl0mqenufbba1ait9dfrh">
+            <w:hyperlink w:history="1" r:id="rIdj2phg5dcvu_6i2mt1fc6f">
               <w:r>
                 <w:rPr>
                   <w:rFonts w:ascii="Arial" w:cs="Arial" w:eastAsia="Arial" w:hAnsi="Arial"/>
@@ -13245,7 +13245,7 @@
             <w:pPr>
               <w:spacing w:after="20" w:before="0"/>
             </w:pPr>
-            <w:hyperlink w:history="1" r:id="rIdqzxjhe2e10mfyqp6neg0u">
+            <w:hyperlink w:history="1" r:id="rIdu-jdcbww2dax1rrzwbczd">
               <w:r>
                 <w:rPr>
                   <w:rFonts w:ascii="Arial" w:cs="Arial" w:eastAsia="Arial" w:hAnsi="Arial"/>
@@ -13278,7 +13278,7 @@
               <w:spacing w:after="10" w:before="0"/>
               <w:ind w:left="120"/>
             </w:pPr>
-            <w:hyperlink w:history="1" r:id="rIddyazrerfbn1cjoljfzvuy">
+            <w:hyperlink w:history="1" r:id="rId5t1v4kqbmtdoaepjtzern">
               <w:r>
                 <w:rPr>
                   <w:rFonts w:ascii="Arial" w:cs="Arial" w:eastAsia="Arial" w:hAnsi="Arial"/>
@@ -14765,7 +14765,7 @@
             <w:pPr>
               <w:spacing w:after="20" w:before="0"/>
             </w:pPr>
-            <w:hyperlink w:history="1" r:id="rIdyslcjquymkqzl4ywxgvf6">
+            <w:hyperlink w:history="1" r:id="rId-06thq2kmlih3k1fhnijl">
               <w:r>
                 <w:rPr>
                   <w:rFonts w:ascii="Arial" w:cs="Arial" w:eastAsia="Arial" w:hAnsi="Arial"/>
@@ -14798,7 +14798,7 @@
               <w:spacing w:after="10" w:before="0"/>
               <w:ind w:left="120"/>
             </w:pPr>
-            <w:hyperlink w:history="1" r:id="rIdxmtzpxbxgxonbgsszewps">
+            <w:hyperlink w:history="1" r:id="rIdctswtbewku6aju_euoezx">
               <w:r>
                 <w:rPr>
                   <w:rFonts w:ascii="Arial" w:cs="Arial" w:eastAsia="Arial" w:hAnsi="Arial"/>
@@ -14843,7 +14843,7 @@
             <w:pPr>
               <w:spacing w:after="20" w:before="0"/>
             </w:pPr>
-            <w:hyperlink w:history="1" r:id="rIdnqczkrhxmz9yjhibdbtze">
+            <w:hyperlink w:history="1" r:id="rIdikxrmyazwiw6gkuf8xht4">
               <w:r>
                 <w:rPr>
                   <w:rFonts w:ascii="Arial" w:cs="Arial" w:eastAsia="Arial" w:hAnsi="Arial"/>
@@ -14876,7 +14876,7 @@
               <w:spacing w:after="10" w:before="0"/>
               <w:ind w:left="120"/>
             </w:pPr>
-            <w:hyperlink w:history="1" r:id="rIdlr-jovxlbf0d2vvm8ru3u">
+            <w:hyperlink w:history="1" r:id="rIdmoiwkiruk6xa4nee4vbnv">
               <w:r>
                 <w:rPr>
                   <w:rFonts w:ascii="Arial" w:cs="Arial" w:eastAsia="Arial" w:hAnsi="Arial"/>
@@ -15071,7 +15071,7 @@
             <w:pPr>
               <w:spacing w:after="20" w:before="0"/>
             </w:pPr>
-            <w:hyperlink w:history="1" r:id="rIdarvme3p1jea3-8jx6yejl">
+            <w:hyperlink w:history="1" r:id="rIdweaxfwpv5lpwkyfnfm5ms">
               <w:r>
                 <w:rPr>
                   <w:rFonts w:ascii="Arial" w:cs="Arial" w:eastAsia="Arial" w:hAnsi="Arial"/>
@@ -15104,7 +15104,7 @@
               <w:spacing w:after="10" w:before="0"/>
               <w:ind w:left="120"/>
             </w:pPr>
-            <w:hyperlink w:history="1" r:id="rIdktuihrllogvc8yo7ax0e6">
+            <w:hyperlink w:history="1" r:id="rId-zpyhpqc7cb9_mhfbhtwg">
               <w:r>
                 <w:rPr>
                   <w:rFonts w:ascii="Arial" w:cs="Arial" w:eastAsia="Arial" w:hAnsi="Arial"/>
@@ -15149,7 +15149,7 @@
             <w:pPr>
               <w:spacing w:after="20" w:before="0"/>
             </w:pPr>
-            <w:hyperlink w:history="1" r:id="rId5vtqohytmfvmi82m52w8k">
+            <w:hyperlink w:history="1" r:id="rIdbxa-gpbu6oaxcwymuqkhy">
               <w:r>
                 <w:rPr>
                   <w:rFonts w:ascii="Arial" w:cs="Arial" w:eastAsia="Arial" w:hAnsi="Arial"/>
@@ -15182,7 +15182,7 @@
               <w:spacing w:after="10" w:before="0"/>
               <w:ind w:left="120"/>
             </w:pPr>
-            <w:hyperlink w:history="1" r:id="rIdmbuqnujq6s7twwfpx6_oq">
+            <w:hyperlink w:history="1" r:id="rIdwybkpxdzv56aioxeirq5u">
               <w:r>
                 <w:rPr>
                   <w:rFonts w:ascii="Arial" w:cs="Arial" w:eastAsia="Arial" w:hAnsi="Arial"/>
@@ -15377,7 +15377,7 @@
             <w:pPr>
               <w:spacing w:after="20" w:before="0"/>
             </w:pPr>
-            <w:hyperlink w:history="1" r:id="rIdmdzzfrlb012jzcdt_tfit">
+            <w:hyperlink w:history="1" r:id="rIdbrot1nmbezaonfzilpj33">
               <w:r>
                 <w:rPr>
                   <w:rFonts w:ascii="Arial" w:cs="Arial" w:eastAsia="Arial" w:hAnsi="Arial"/>
@@ -15410,7 +15410,7 @@
               <w:spacing w:after="10" w:before="0"/>
               <w:ind w:left="120"/>
             </w:pPr>
-            <w:hyperlink w:history="1" r:id="rIdxrnaiwrawu0grcsr6qsv1">
+            <w:hyperlink w:history="1" r:id="rId8hiwc7i59r0k-jnoqlg9r">
               <w:r>
                 <w:rPr>
                   <w:rFonts w:ascii="Arial" w:cs="Arial" w:eastAsia="Arial" w:hAnsi="Arial"/>
@@ -15455,7 +15455,7 @@
             <w:pPr>
               <w:spacing w:after="20" w:before="0"/>
             </w:pPr>
-            <w:hyperlink w:history="1" r:id="rIdr6yvo_xt6cht0zrtpv36j">
+            <w:hyperlink w:history="1" r:id="rIdufqs2e2rhzlwczcybhoge">
               <w:r>
                 <w:rPr>
                   <w:rFonts w:ascii="Arial" w:cs="Arial" w:eastAsia="Arial" w:hAnsi="Arial"/>
@@ -15488,7 +15488,7 @@
               <w:spacing w:after="10" w:before="0"/>
               <w:ind w:left="120"/>
             </w:pPr>
-            <w:hyperlink w:history="1" r:id="rId8vuzndhbhlve5dzp4shqk">
+            <w:hyperlink w:history="1" r:id="rIddiz0klhgshrnw8subch8c">
               <w:r>
                 <w:rPr>
                   <w:rFonts w:ascii="Arial" w:cs="Arial" w:eastAsia="Arial" w:hAnsi="Arial"/>
@@ -15683,7 +15683,7 @@
             <w:pPr>
               <w:spacing w:after="20" w:before="0"/>
             </w:pPr>
-            <w:hyperlink w:history="1" r:id="rIdo9vmvsnpqqntm5wnzuak2">
+            <w:hyperlink w:history="1" r:id="rId2dwh2x4jem-2qkvssa_zb">
               <w:r>
                 <w:rPr>
                   <w:rFonts w:ascii="Arial" w:cs="Arial" w:eastAsia="Arial" w:hAnsi="Arial"/>
@@ -15716,7 +15716,7 @@
               <w:spacing w:after="10" w:before="0"/>
               <w:ind w:left="120"/>
             </w:pPr>
-            <w:hyperlink w:history="1" r:id="rIdqqifmfori5mkfqusdnpgu">
+            <w:hyperlink w:history="1" r:id="rIdl_ppmfqnzr1wjjsgpp7k9">
               <w:r>
                 <w:rPr>
                   <w:rFonts w:ascii="Arial" w:cs="Arial" w:eastAsia="Arial" w:hAnsi="Arial"/>
@@ -15761,7 +15761,7 @@
             <w:pPr>
               <w:spacing w:after="20" w:before="0"/>
             </w:pPr>
-            <w:hyperlink w:history="1" r:id="rIdkpsl00jgoe_xyi2s1xpq6">
+            <w:hyperlink w:history="1" r:id="rIde-4y0dgzadpcdj-2qlr-l">
               <w:r>
                 <w:rPr>
                   <w:rFonts w:ascii="Arial" w:cs="Arial" w:eastAsia="Arial" w:hAnsi="Arial"/>
@@ -15794,7 +15794,7 @@
               <w:spacing w:after="10" w:before="0"/>
               <w:ind w:left="120"/>
             </w:pPr>
-            <w:hyperlink w:history="1" r:id="rIdbqgovhhp7kbsny_nil_2j">
+            <w:hyperlink w:history="1" r:id="rIdddfr71j9xijpy3ze5jrmr">
               <w:r>
                 <w:rPr>
                   <w:rFonts w:ascii="Arial" w:cs="Arial" w:eastAsia="Arial" w:hAnsi="Arial"/>
@@ -15989,7 +15989,7 @@
             <w:pPr>
               <w:spacing w:after="20" w:before="0"/>
             </w:pPr>
-            <w:hyperlink w:history="1" r:id="rIdb0aktwtffgbcozjbksumz">
+            <w:hyperlink w:history="1" r:id="rIdtveqoss40gg1znqa5ekma">
               <w:r>
                 <w:rPr>
                   <w:rFonts w:ascii="Arial" w:cs="Arial" w:eastAsia="Arial" w:hAnsi="Arial"/>
@@ -16022,7 +16022,7 @@
               <w:spacing w:after="10" w:before="0"/>
               <w:ind w:left="120"/>
             </w:pPr>
-            <w:hyperlink w:history="1" r:id="rId8udozvx4g-tz_2dbyaxnz">
+            <w:hyperlink w:history="1" r:id="rId5ll2izatbfcbrjddvti1d">
               <w:r>
                 <w:rPr>
                   <w:rFonts w:ascii="Arial" w:cs="Arial" w:eastAsia="Arial" w:hAnsi="Arial"/>
@@ -16067,7 +16067,7 @@
             <w:pPr>
               <w:spacing w:after="20" w:before="0"/>
             </w:pPr>
-            <w:hyperlink w:history="1" r:id="rIdq9azzspx0ch7ppjxzert0">
+            <w:hyperlink w:history="1" r:id="rIdaecls5crh4cmzep1wevxm">
               <w:r>
                 <w:rPr>
                   <w:rFonts w:ascii="Arial" w:cs="Arial" w:eastAsia="Arial" w:hAnsi="Arial"/>
@@ -16100,7 +16100,7 @@
               <w:spacing w:after="10" w:before="0"/>
               <w:ind w:left="120"/>
             </w:pPr>
-            <w:hyperlink w:history="1" r:id="rIdgprnyqup5kstoxffpc41d">
+            <w:hyperlink w:history="1" r:id="rIdwfjzbnxkjepbcjvovydiw">
               <w:r>
                 <w:rPr>
                   <w:rFonts w:ascii="Arial" w:cs="Arial" w:eastAsia="Arial" w:hAnsi="Arial"/>
@@ -17682,7 +17682,7 @@
             <w:pPr>
               <w:spacing w:after="20" w:before="0"/>
             </w:pPr>
-            <w:hyperlink w:history="1" r:id="rId7dmwtsoy034kvtdmdfjnw">
+            <w:hyperlink w:history="1" r:id="rIdyzjtaqe_aaszvbljfj4i4">
               <w:r>
                 <w:rPr>
                   <w:rFonts w:ascii="Arial" w:cs="Arial" w:eastAsia="Arial" w:hAnsi="Arial"/>
@@ -17715,7 +17715,7 @@
               <w:spacing w:after="10" w:before="0"/>
               <w:ind w:left="120"/>
             </w:pPr>
-            <w:hyperlink w:history="1" r:id="rIdx7tcztjsxihqqphtjaitt">
+            <w:hyperlink w:history="1" r:id="rIdnyuqpcbkusyuia-ohj_ne">
               <w:r>
                 <w:rPr>
                   <w:rFonts w:ascii="Arial" w:cs="Arial" w:eastAsia="Arial" w:hAnsi="Arial"/>
@@ -17760,7 +17760,7 @@
             <w:pPr>
               <w:spacing w:after="20" w:before="0"/>
             </w:pPr>
-            <w:hyperlink w:history="1" r:id="rIdvid2rhvz9lfy5fdxtvnbr">
+            <w:hyperlink w:history="1" r:id="rIdjbw7elxel8oywau_tpoou">
               <w:r>
                 <w:rPr>
                   <w:rFonts w:ascii="Arial" w:cs="Arial" w:eastAsia="Arial" w:hAnsi="Arial"/>
@@ -17793,7 +17793,7 @@
               <w:spacing w:after="10" w:before="0"/>
               <w:ind w:left="120"/>
             </w:pPr>
-            <w:hyperlink w:history="1" r:id="rIdo6ekogbcin2ma0w-4vhqh">
+            <w:hyperlink w:history="1" r:id="rIdirf1mqxbp9j2bmcebs4dp">
               <w:r>
                 <w:rPr>
                   <w:rFonts w:ascii="Arial" w:cs="Arial" w:eastAsia="Arial" w:hAnsi="Arial"/>
@@ -17988,7 +17988,7 @@
             <w:pPr>
               <w:spacing w:after="20" w:before="0"/>
             </w:pPr>
-            <w:hyperlink w:history="1" r:id="rIdba7xwk-jrtentojjvlm0x">
+            <w:hyperlink w:history="1" r:id="rIddm0exisls2khro4-uu44c">
               <w:r>
                 <w:rPr>
                   <w:rFonts w:ascii="Arial" w:cs="Arial" w:eastAsia="Arial" w:hAnsi="Arial"/>
@@ -18021,7 +18021,7 @@
               <w:spacing w:after="10" w:before="0"/>
               <w:ind w:left="120"/>
             </w:pPr>
-            <w:hyperlink w:history="1" r:id="rIdsnpx8zxa0ntoyh7hhns3s">
+            <w:hyperlink w:history="1" r:id="rIdjr20xgnevlphqso-kak-p">
               <w:r>
                 <w:rPr>
                   <w:rFonts w:ascii="Arial" w:cs="Arial" w:eastAsia="Arial" w:hAnsi="Arial"/>
@@ -18066,7 +18066,7 @@
             <w:pPr>
               <w:spacing w:after="20" w:before="0"/>
             </w:pPr>
-            <w:hyperlink w:history="1" r:id="rIddinzjmbrys9vuiifjltpf">
+            <w:hyperlink w:history="1" r:id="rIdrosxujjn3kvg4qwumd1yo">
               <w:r>
                 <w:rPr>
                   <w:rFonts w:ascii="Arial" w:cs="Arial" w:eastAsia="Arial" w:hAnsi="Arial"/>
@@ -18099,7 +18099,7 @@
               <w:spacing w:after="10" w:before="0"/>
               <w:ind w:left="120"/>
             </w:pPr>
-            <w:hyperlink w:history="1" r:id="rIdwgc-rjjccwq1gkzikl__l">
+            <w:hyperlink w:history="1" r:id="rIdekyxedtmwl-nrumfdfyme">
               <w:r>
                 <w:rPr>
                   <w:rFonts w:ascii="Arial" w:cs="Arial" w:eastAsia="Arial" w:hAnsi="Arial"/>
@@ -18294,7 +18294,7 @@
             <w:pPr>
               <w:spacing w:after="20" w:before="0"/>
             </w:pPr>
-            <w:hyperlink w:history="1" r:id="rIddyn6tm2_n1plekxnyq0dv">
+            <w:hyperlink w:history="1" r:id="rIdd9bhmtrewep9z2tjdkdah">
               <w:r>
                 <w:rPr>
                   <w:rFonts w:ascii="Arial" w:cs="Arial" w:eastAsia="Arial" w:hAnsi="Arial"/>
@@ -18327,7 +18327,7 @@
               <w:spacing w:after="10" w:before="0"/>
               <w:ind w:left="120"/>
             </w:pPr>
-            <w:hyperlink w:history="1" r:id="rIdq8a9khpfvxef4admmmswz">
+            <w:hyperlink w:history="1" r:id="rIdg6ztr4m1szfhsldpy0-g2">
               <w:r>
                 <w:rPr>
                   <w:rFonts w:ascii="Arial" w:cs="Arial" w:eastAsia="Arial" w:hAnsi="Arial"/>
@@ -18372,7 +18372,7 @@
             <w:pPr>
               <w:spacing w:after="20" w:before="0"/>
             </w:pPr>
-            <w:hyperlink w:history="1" r:id="rIds-kp926fpfj9zjfkmzji0">
+            <w:hyperlink w:history="1" r:id="rIdvyocre_szjrvjvtdintwh">
               <w:r>
                 <w:rPr>
                   <w:rFonts w:ascii="Arial" w:cs="Arial" w:eastAsia="Arial" w:hAnsi="Arial"/>
@@ -18405,7 +18405,7 @@
               <w:spacing w:after="10" w:before="0"/>
               <w:ind w:left="120"/>
             </w:pPr>
-            <w:hyperlink w:history="1" r:id="rIdwozum7b5plfkfu8c68vh1">
+            <w:hyperlink w:history="1" r:id="rId4gljyduulrbixzeyayyuo">
               <w:r>
                 <w:rPr>
                   <w:rFonts w:ascii="Arial" w:cs="Arial" w:eastAsia="Arial" w:hAnsi="Arial"/>
@@ -18600,7 +18600,7 @@
             <w:pPr>
               <w:spacing w:after="20" w:before="0"/>
             </w:pPr>
-            <w:hyperlink w:history="1" r:id="rId5o-iblvu8e586kiy3humu">
+            <w:hyperlink w:history="1" r:id="rIdl38dhz68vu0mlioptdiny">
               <w:r>
                 <w:rPr>
                   <w:rFonts w:ascii="Arial" w:cs="Arial" w:eastAsia="Arial" w:hAnsi="Arial"/>
@@ -18633,7 +18633,7 @@
               <w:spacing w:after="10" w:before="0"/>
               <w:ind w:left="120"/>
             </w:pPr>
-            <w:hyperlink w:history="1" r:id="rIdua84mvlaazasnnehty2q6">
+            <w:hyperlink w:history="1" r:id="rId_z1rlr6_19afvpsgktjb0">
               <w:r>
                 <w:rPr>
                   <w:rFonts w:ascii="Arial" w:cs="Arial" w:eastAsia="Arial" w:hAnsi="Arial"/>
@@ -18678,7 +18678,7 @@
             <w:pPr>
               <w:spacing w:after="20" w:before="0"/>
             </w:pPr>
-            <w:hyperlink w:history="1" r:id="rIdwwkqgv9dd5socrcto30lq">
+            <w:hyperlink w:history="1" r:id="rIdizeon-iry5trynddgyaev">
               <w:r>
                 <w:rPr>
                   <w:rFonts w:ascii="Arial" w:cs="Arial" w:eastAsia="Arial" w:hAnsi="Arial"/>
@@ -18711,7 +18711,7 @@
               <w:spacing w:after="10" w:before="0"/>
               <w:ind w:left="120"/>
             </w:pPr>
-            <w:hyperlink w:history="1" r:id="rIdoqgowq6jxqu1qocewhfj_">
+            <w:hyperlink w:history="1" r:id="rIdwhjonkybjsigewtyuzrue">
               <w:r>
                 <w:rPr>
                   <w:rFonts w:ascii="Arial" w:cs="Arial" w:eastAsia="Arial" w:hAnsi="Arial"/>
@@ -18906,7 +18906,7 @@
             <w:pPr>
               <w:spacing w:after="20" w:before="0"/>
             </w:pPr>
-            <w:hyperlink w:history="1" r:id="rIdbowk10ogcjvtv7wpe0011">
+            <w:hyperlink w:history="1" r:id="rIdyzant3iicpgcou60u_l4b">
               <w:r>
                 <w:rPr>
                   <w:rFonts w:ascii="Arial" w:cs="Arial" w:eastAsia="Arial" w:hAnsi="Arial"/>
@@ -18939,7 +18939,7 @@
               <w:spacing w:after="10" w:before="0"/>
               <w:ind w:left="120"/>
             </w:pPr>
-            <w:hyperlink w:history="1" r:id="rIdeoifcag5umlaoec83ugir">
+            <w:hyperlink w:history="1" r:id="rIdnlmcdk1sbz2ad-19zc8ku">
               <w:r>
                 <w:rPr>
                   <w:rFonts w:ascii="Arial" w:cs="Arial" w:eastAsia="Arial" w:hAnsi="Arial"/>
@@ -18984,7 +18984,7 @@
             <w:pPr>
               <w:spacing w:after="20" w:before="0"/>
             </w:pPr>
-            <w:hyperlink w:history="1" r:id="rIdvf1krsev0tq_rqbypn0sl">
+            <w:hyperlink w:history="1" r:id="rIdshlcesi8v2099ova5vp_o">
               <w:r>
                 <w:rPr>
                   <w:rFonts w:ascii="Arial" w:cs="Arial" w:eastAsia="Arial" w:hAnsi="Arial"/>
@@ -19017,7 +19017,7 @@
               <w:spacing w:after="10" w:before="0"/>
               <w:ind w:left="120"/>
             </w:pPr>
-            <w:hyperlink w:history="1" r:id="rIdmazx2wtkswb1ktttccpqg">
+            <w:hyperlink w:history="1" r:id="rIdzuodg5tdkcmwhicor-xui">
               <w:r>
                 <w:rPr>
                   <w:rFonts w:ascii="Arial" w:cs="Arial" w:eastAsia="Arial" w:hAnsi="Arial"/>
@@ -20504,7 +20504,7 @@
             <w:pPr>
               <w:spacing w:after="20" w:before="0"/>
             </w:pPr>
-            <w:hyperlink w:history="1" r:id="rIdax1ijwcdbk2ni4oloksuv">
+            <w:hyperlink w:history="1" r:id="rIdv8iveo39nvzqdtpsbpvnc">
               <w:r>
                 <w:rPr>
                   <w:rFonts w:ascii="Arial" w:cs="Arial" w:eastAsia="Arial" w:hAnsi="Arial"/>
@@ -20537,7 +20537,7 @@
               <w:spacing w:after="10" w:before="0"/>
               <w:ind w:left="120"/>
             </w:pPr>
-            <w:hyperlink w:history="1" r:id="rId1pyqmuotnwg06m4escim_">
+            <w:hyperlink w:history="1" r:id="rIdbnbsqtlrbdwhylemqlq_r">
               <w:r>
                 <w:rPr>
                   <w:rFonts w:ascii="Arial" w:cs="Arial" w:eastAsia="Arial" w:hAnsi="Arial"/>
@@ -20582,7 +20582,7 @@
             <w:pPr>
               <w:spacing w:after="20" w:before="0"/>
             </w:pPr>
-            <w:hyperlink w:history="1" r:id="rIdqrpan0wavqtpxtm2m93bi">
+            <w:hyperlink w:history="1" r:id="rIdi_jlew9mc1clwmrmf1u83">
               <w:r>
                 <w:rPr>
                   <w:rFonts w:ascii="Arial" w:cs="Arial" w:eastAsia="Arial" w:hAnsi="Arial"/>
@@ -20615,7 +20615,7 @@
               <w:spacing w:after="10" w:before="0"/>
               <w:ind w:left="120"/>
             </w:pPr>
-            <w:hyperlink w:history="1" r:id="rIdy-ibe48zuvqwe0li6sfdq">
+            <w:hyperlink w:history="1" r:id="rIdayh5vmcuenmqfultxkywt">
               <w:r>
                 <w:rPr>
                   <w:rFonts w:ascii="Arial" w:cs="Arial" w:eastAsia="Arial" w:hAnsi="Arial"/>
@@ -20810,7 +20810,7 @@
             <w:pPr>
               <w:spacing w:after="20" w:before="0"/>
             </w:pPr>
-            <w:hyperlink w:history="1" r:id="rIdofqrvqejo3flw9mau_ltk">
+            <w:hyperlink w:history="1" r:id="rIddf9mdjj_a7bikwejlhdwp">
               <w:r>
                 <w:rPr>
                   <w:rFonts w:ascii="Arial" w:cs="Arial" w:eastAsia="Arial" w:hAnsi="Arial"/>
@@ -20843,7 +20843,7 @@
               <w:spacing w:after="10" w:before="0"/>
               <w:ind w:left="120"/>
             </w:pPr>
-            <w:hyperlink w:history="1" r:id="rIdzs1ez2at8vl7ynse8s7xw">
+            <w:hyperlink w:history="1" r:id="rIderchxmbfcb4uyagbsapnk">
               <w:r>
                 <w:rPr>
                   <w:rFonts w:ascii="Arial" w:cs="Arial" w:eastAsia="Arial" w:hAnsi="Arial"/>
@@ -20888,7 +20888,7 @@
             <w:pPr>
               <w:spacing w:after="20" w:before="0"/>
             </w:pPr>
-            <w:hyperlink w:history="1" r:id="rIdxqum5x07zq6xaue888yht">
+            <w:hyperlink w:history="1" r:id="rIdufcj0bioxmvqxdllmgzoy">
               <w:r>
                 <w:rPr>
                   <w:rFonts w:ascii="Arial" w:cs="Arial" w:eastAsia="Arial" w:hAnsi="Arial"/>
@@ -20921,7 +20921,7 @@
               <w:spacing w:after="10" w:before="0"/>
               <w:ind w:left="120"/>
             </w:pPr>
-            <w:hyperlink w:history="1" r:id="rId36ukptxtjoy1kwfoqyc2v">
+            <w:hyperlink w:history="1" r:id="rIdrfhukszeuwdop1vfockou">
               <w:r>
                 <w:rPr>
                   <w:rFonts w:ascii="Arial" w:cs="Arial" w:eastAsia="Arial" w:hAnsi="Arial"/>
@@ -21116,7 +21116,7 @@
             <w:pPr>
               <w:spacing w:after="20" w:before="0"/>
             </w:pPr>
-            <w:hyperlink w:history="1" r:id="rIdthu6sjcib_3vikcgddycl">
+            <w:hyperlink w:history="1" r:id="rIdldzzdcq1udpe8cmlz7jhq">
               <w:r>
                 <w:rPr>
                   <w:rFonts w:ascii="Arial" w:cs="Arial" w:eastAsia="Arial" w:hAnsi="Arial"/>
@@ -21149,7 +21149,7 @@
               <w:spacing w:after="10" w:before="0"/>
               <w:ind w:left="120"/>
             </w:pPr>
-            <w:hyperlink w:history="1" r:id="rIdu_inodrtx-qigb4lm_36q">
+            <w:hyperlink w:history="1" r:id="rIdcfd-nv-oqykvhfhlejokx">
               <w:r>
                 <w:rPr>
                   <w:rFonts w:ascii="Arial" w:cs="Arial" w:eastAsia="Arial" w:hAnsi="Arial"/>
@@ -21194,7 +21194,7 @@
             <w:pPr>
               <w:spacing w:after="20" w:before="0"/>
             </w:pPr>
-            <w:hyperlink w:history="1" r:id="rId9vp8psmqsasfgknzt6gui">
+            <w:hyperlink w:history="1" r:id="rIdhgkelw0jmj4pxvzxwiy5p">
               <w:r>
                 <w:rPr>
                   <w:rFonts w:ascii="Arial" w:cs="Arial" w:eastAsia="Arial" w:hAnsi="Arial"/>
@@ -21227,7 +21227,7 @@
               <w:spacing w:after="10" w:before="0"/>
               <w:ind w:left="120"/>
             </w:pPr>
-            <w:hyperlink w:history="1" r:id="rIdaiwc2vop0fcfgk1umrn5d">
+            <w:hyperlink w:history="1" r:id="rIdxtwomfsxklo11naxpfnk4">
               <w:r>
                 <w:rPr>
                   <w:rFonts w:ascii="Arial" w:cs="Arial" w:eastAsia="Arial" w:hAnsi="Arial"/>
@@ -21422,7 +21422,7 @@
             <w:pPr>
               <w:spacing w:after="20" w:before="0"/>
             </w:pPr>
-            <w:hyperlink w:history="1" r:id="rIdaj8wvanftrrhacvu4arp7">
+            <w:hyperlink w:history="1" r:id="rIdfkos1nkrhrg_e1nnj4qmm">
               <w:r>
                 <w:rPr>
                   <w:rFonts w:ascii="Arial" w:cs="Arial" w:eastAsia="Arial" w:hAnsi="Arial"/>
@@ -21455,7 +21455,7 @@
               <w:spacing w:after="10" w:before="0"/>
               <w:ind w:left="120"/>
             </w:pPr>
-            <w:hyperlink w:history="1" r:id="rIdvmwrlvaqwjp6r_hoiuha7">
+            <w:hyperlink w:history="1" r:id="rIdbbgrwofnoryyv2mz7_v4f">
               <w:r>
                 <w:rPr>
                   <w:rFonts w:ascii="Arial" w:cs="Arial" w:eastAsia="Arial" w:hAnsi="Arial"/>
@@ -21500,7 +21500,7 @@
             <w:pPr>
               <w:spacing w:after="20" w:before="0"/>
             </w:pPr>
-            <w:hyperlink w:history="1" r:id="rIdc2xclbi78tqyub1rzekcm">
+            <w:hyperlink w:history="1" r:id="rIdigct5z4luebzztjd2jmsx">
               <w:r>
                 <w:rPr>
                   <w:rFonts w:ascii="Arial" w:cs="Arial" w:eastAsia="Arial" w:hAnsi="Arial"/>
@@ -21533,7 +21533,7 @@
               <w:spacing w:after="10" w:before="0"/>
               <w:ind w:left="120"/>
             </w:pPr>
-            <w:hyperlink w:history="1" r:id="rIdup5_km1tv4hxdoeszxtwz">
+            <w:hyperlink w:history="1" r:id="rId5ezaseg3og8bfh79zhupe">
               <w:r>
                 <w:rPr>
                   <w:rFonts w:ascii="Arial" w:cs="Arial" w:eastAsia="Arial" w:hAnsi="Arial"/>
@@ -21728,7 +21728,7 @@
             <w:pPr>
               <w:spacing w:after="20" w:before="0"/>
             </w:pPr>
-            <w:hyperlink w:history="1" r:id="rIdof_qglqfpyjf-ktaggwpq">
+            <w:hyperlink w:history="1" r:id="rIdus7logmwzttd8odvmfdz_">
               <w:r>
                 <w:rPr>
                   <w:rFonts w:ascii="Arial" w:cs="Arial" w:eastAsia="Arial" w:hAnsi="Arial"/>
@@ -21761,7 +21761,7 @@
               <w:spacing w:after="10" w:before="0"/>
               <w:ind w:left="120"/>
             </w:pPr>
-            <w:hyperlink w:history="1" r:id="rIdlktlt7-we8gbw_wxeyrvo">
+            <w:hyperlink w:history="1" r:id="rIdd-bq2z5t6drphlhmpb1q5">
               <w:r>
                 <w:rPr>
                   <w:rFonts w:ascii="Arial" w:cs="Arial" w:eastAsia="Arial" w:hAnsi="Arial"/>
@@ -21806,7 +21806,7 @@
             <w:pPr>
               <w:spacing w:after="20" w:before="0"/>
             </w:pPr>
-            <w:hyperlink w:history="1" r:id="rIdejiiyvgiusnd49by9tq6x">
+            <w:hyperlink w:history="1" r:id="rIdux-xts9fjl0zphlhjziod">
               <w:r>
                 <w:rPr>
                   <w:rFonts w:ascii="Arial" w:cs="Arial" w:eastAsia="Arial" w:hAnsi="Arial"/>
@@ -21839,7 +21839,7 @@
               <w:spacing w:after="10" w:before="0"/>
               <w:ind w:left="120"/>
             </w:pPr>
-            <w:hyperlink w:history="1" r:id="rIdtr2fxoaiqhvps2ry6n0ix">
+            <w:hyperlink w:history="1" r:id="rIdgvnn5ixv39kqfg63g20rh">
               <w:r>
                 <w:rPr>
                   <w:rFonts w:ascii="Arial" w:cs="Arial" w:eastAsia="Arial" w:hAnsi="Arial"/>
@@ -23326,7 +23326,7 @@
             <w:pPr>
               <w:spacing w:after="20" w:before="0"/>
             </w:pPr>
-            <w:hyperlink w:history="1" r:id="rIdtp8eyhvas8nmzctspeoc9">
+            <w:hyperlink w:history="1" r:id="rIdweg0kcxxck7yqh2din2qq">
               <w:r>
                 <w:rPr>
                   <w:rFonts w:ascii="Arial" w:cs="Arial" w:eastAsia="Arial" w:hAnsi="Arial"/>
@@ -23359,7 +23359,7 @@
               <w:spacing w:after="10" w:before="0"/>
               <w:ind w:left="120"/>
             </w:pPr>
-            <w:hyperlink w:history="1" r:id="rIdwuikcm4ifxxncuub71llk">
+            <w:hyperlink w:history="1" r:id="rIden8wkg988un0peztqpgpx">
               <w:r>
                 <w:rPr>
                   <w:rFonts w:ascii="Arial" w:cs="Arial" w:eastAsia="Arial" w:hAnsi="Arial"/>
@@ -23404,7 +23404,7 @@
             <w:pPr>
               <w:spacing w:after="20" w:before="0"/>
             </w:pPr>
-            <w:hyperlink w:history="1" r:id="rIdqsfnofvntz8vghbke6who">
+            <w:hyperlink w:history="1" r:id="rIds01n8nbbktyn_gb8ozl8c">
               <w:r>
                 <w:rPr>
                   <w:rFonts w:ascii="Arial" w:cs="Arial" w:eastAsia="Arial" w:hAnsi="Arial"/>
@@ -23437,7 +23437,7 @@
               <w:spacing w:after="10" w:before="0"/>
               <w:ind w:left="120"/>
             </w:pPr>
-            <w:hyperlink w:history="1" r:id="rIdwhsi3pi8mbdvca_ygs9c2">
+            <w:hyperlink w:history="1" r:id="rIdfj0ikdawkpadpq7ckybx0">
               <w:r>
                 <w:rPr>
                   <w:rFonts w:ascii="Arial" w:cs="Arial" w:eastAsia="Arial" w:hAnsi="Arial"/>
@@ -23632,7 +23632,7 @@
             <w:pPr>
               <w:spacing w:after="20" w:before="0"/>
             </w:pPr>
-            <w:hyperlink w:history="1" r:id="rIdxjrapmdy06lj9g-c5p3ja">
+            <w:hyperlink w:history="1" r:id="rIdyslrnk5z9jr_jiehsemfj">
               <w:r>
                 <w:rPr>
                   <w:rFonts w:ascii="Arial" w:cs="Arial" w:eastAsia="Arial" w:hAnsi="Arial"/>
@@ -23665,7 +23665,7 @@
               <w:spacing w:after="10" w:before="0"/>
               <w:ind w:left="120"/>
             </w:pPr>
-            <w:hyperlink w:history="1" r:id="rIdr6ecu9vsbx_n1nkkgwjfr">
+            <w:hyperlink w:history="1" r:id="rId8wgiyzioxsw4tsku3iapt">
               <w:r>
                 <w:rPr>
                   <w:rFonts w:ascii="Arial" w:cs="Arial" w:eastAsia="Arial" w:hAnsi="Arial"/>
@@ -23710,7 +23710,7 @@
             <w:pPr>
               <w:spacing w:after="20" w:before="0"/>
             </w:pPr>
-            <w:hyperlink w:history="1" r:id="rIdckfsrldjnwcdrfpf9sgmi">
+            <w:hyperlink w:history="1" r:id="rIdlpdjess68xcsgeeedvkso">
               <w:r>
                 <w:rPr>
                   <w:rFonts w:ascii="Arial" w:cs="Arial" w:eastAsia="Arial" w:hAnsi="Arial"/>
@@ -23743,7 +23743,7 @@
               <w:spacing w:after="10" w:before="0"/>
               <w:ind w:left="120"/>
             </w:pPr>
-            <w:hyperlink w:history="1" r:id="rIdgwvwoq8rznsmdkxeghhq7">
+            <w:hyperlink w:history="1" r:id="rIdvr1q7old333fgjxrxgbyz">
               <w:r>
                 <w:rPr>
                   <w:rFonts w:ascii="Arial" w:cs="Arial" w:eastAsia="Arial" w:hAnsi="Arial"/>
@@ -23938,7 +23938,7 @@
             <w:pPr>
               <w:spacing w:after="20" w:before="0"/>
             </w:pPr>
-            <w:hyperlink w:history="1" r:id="rIdzs7k6pgl-0_w86c4splif">
+            <w:hyperlink w:history="1" r:id="rIdt9l9rh5hhkqb3lbtccmfe">
               <w:r>
                 <w:rPr>
                   <w:rFonts w:ascii="Arial" w:cs="Arial" w:eastAsia="Arial" w:hAnsi="Arial"/>
@@ -23971,7 +23971,7 @@
               <w:spacing w:after="10" w:before="0"/>
               <w:ind w:left="120"/>
             </w:pPr>
-            <w:hyperlink w:history="1" r:id="rIdn3xg8mjtnx-0lx5wnl3rv">
+            <w:hyperlink w:history="1" r:id="rIdotx4khjex6lrv7vuo98zc">
               <w:r>
                 <w:rPr>
                   <w:rFonts w:ascii="Arial" w:cs="Arial" w:eastAsia="Arial" w:hAnsi="Arial"/>
@@ -24016,7 +24016,7 @@
             <w:pPr>
               <w:spacing w:after="20" w:before="0"/>
             </w:pPr>
-            <w:hyperlink w:history="1" r:id="rIdz5lyc9n_y_o_bppnkweh1">
+            <w:hyperlink w:history="1" r:id="rIduv6igtnqzrfoqiavm_lzk">
               <w:r>
                 <w:rPr>
                   <w:rFonts w:ascii="Arial" w:cs="Arial" w:eastAsia="Arial" w:hAnsi="Arial"/>
@@ -24049,7 +24049,7 @@
               <w:spacing w:after="10" w:before="0"/>
               <w:ind w:left="120"/>
             </w:pPr>
-            <w:hyperlink w:history="1" r:id="rIda-wpa-biuzrhqiqekmeec">
+            <w:hyperlink w:history="1" r:id="rIdpu_ptwoxdcsz38xiyoxmi">
               <w:r>
                 <w:rPr>
                   <w:rFonts w:ascii="Arial" w:cs="Arial" w:eastAsia="Arial" w:hAnsi="Arial"/>
@@ -24244,7 +24244,7 @@
             <w:pPr>
               <w:spacing w:after="20" w:before="0"/>
             </w:pPr>
-            <w:hyperlink w:history="1" r:id="rIdrgtpd3xoulgk2z7wnvhmg">
+            <w:hyperlink w:history="1" r:id="rIdhlz4h4oklm5xa8claypo0">
               <w:r>
                 <w:rPr>
                   <w:rFonts w:ascii="Arial" w:cs="Arial" w:eastAsia="Arial" w:hAnsi="Arial"/>
@@ -24277,7 +24277,7 @@
               <w:spacing w:after="10" w:before="0"/>
               <w:ind w:left="120"/>
             </w:pPr>
-            <w:hyperlink w:history="1" r:id="rIda2gj5lhpbbiqkgdxacled">
+            <w:hyperlink w:history="1" r:id="rIdchrsunivvvxvmbf6nf4vj">
               <w:r>
                 <w:rPr>
                   <w:rFonts w:ascii="Arial" w:cs="Arial" w:eastAsia="Arial" w:hAnsi="Arial"/>
@@ -24322,7 +24322,7 @@
             <w:pPr>
               <w:spacing w:after="20" w:before="0"/>
             </w:pPr>
-            <w:hyperlink w:history="1" r:id="rIdgo8ljmy7h4vgvzs6gtwxy">
+            <w:hyperlink w:history="1" r:id="rIdqz5xidujnnbeu555p8ws5">
               <w:r>
                 <w:rPr>
                   <w:rFonts w:ascii="Arial" w:cs="Arial" w:eastAsia="Arial" w:hAnsi="Arial"/>
@@ -24355,7 +24355,7 @@
               <w:spacing w:after="10" w:before="0"/>
               <w:ind w:left="120"/>
             </w:pPr>
-            <w:hyperlink w:history="1" r:id="rIdctbwm85esps6xdd5zh_4n">
+            <w:hyperlink w:history="1" r:id="rIdyffyuwpobfydb1flvcq9a">
               <w:r>
                 <w:rPr>
                   <w:rFonts w:ascii="Arial" w:cs="Arial" w:eastAsia="Arial" w:hAnsi="Arial"/>
@@ -24550,7 +24550,7 @@
             <w:pPr>
               <w:spacing w:after="20" w:before="0"/>
             </w:pPr>
-            <w:hyperlink w:history="1" r:id="rIdcufty-qeewmq6wufkss7p">
+            <w:hyperlink w:history="1" r:id="rIdy_u4lrdxmleihah6dzixm">
               <w:r>
                 <w:rPr>
                   <w:rFonts w:ascii="Arial" w:cs="Arial" w:eastAsia="Arial" w:hAnsi="Arial"/>
@@ -24583,7 +24583,7 @@
               <w:spacing w:after="10" w:before="0"/>
               <w:ind w:left="120"/>
             </w:pPr>
-            <w:hyperlink w:history="1" r:id="rIdboywrvcei6c9t6xeelsnu">
+            <w:hyperlink w:history="1" r:id="rIdg4hxfo89ytvzpql0gw0pu">
               <w:r>
                 <w:rPr>
                   <w:rFonts w:ascii="Arial" w:cs="Arial" w:eastAsia="Arial" w:hAnsi="Arial"/>
@@ -24628,7 +24628,7 @@
             <w:pPr>
               <w:spacing w:after="20" w:before="0"/>
             </w:pPr>
-            <w:hyperlink w:history="1" r:id="rIduzl80vrerc3uvgge1jdyr">
+            <w:hyperlink w:history="1" r:id="rIdhxe_uusmvlisuelmvvzr_">
               <w:r>
                 <w:rPr>
                   <w:rFonts w:ascii="Arial" w:cs="Arial" w:eastAsia="Arial" w:hAnsi="Arial"/>
@@ -24661,7 +24661,7 @@
               <w:spacing w:after="10" w:before="0"/>
               <w:ind w:left="120"/>
             </w:pPr>
-            <w:hyperlink w:history="1" r:id="rIdpq8f0jhz3k0vnof3sk3rt">
+            <w:hyperlink w:history="1" r:id="rIdx6k5nxld694fmbtciiqyg">
               <w:r>
                 <w:rPr>
                   <w:rFonts w:ascii="Arial" w:cs="Arial" w:eastAsia="Arial" w:hAnsi="Arial"/>
@@ -26148,7 +26148,7 @@
             <w:pPr>
               <w:spacing w:after="20" w:before="0"/>
             </w:pPr>
-            <w:hyperlink w:history="1" r:id="rIdhe00di7sfpjb_e1g8zn_m">
+            <w:hyperlink w:history="1" r:id="rId8pcrrvjv2gzl14vqq6_xn">
               <w:r>
                 <w:rPr>
                   <w:rFonts w:ascii="Arial" w:cs="Arial" w:eastAsia="Arial" w:hAnsi="Arial"/>
@@ -26181,7 +26181,7 @@
               <w:spacing w:after="10" w:before="0"/>
               <w:ind w:left="120"/>
             </w:pPr>
-            <w:hyperlink w:history="1" r:id="rIdryqt52pbyjm3mfh1rsmpl">
+            <w:hyperlink w:history="1" r:id="rId-kfr5wbawsetbqdzn7gwq">
               <w:r>
                 <w:rPr>
                   <w:rFonts w:ascii="Arial" w:cs="Arial" w:eastAsia="Arial" w:hAnsi="Arial"/>
@@ -26226,7 +26226,7 @@
             <w:pPr>
               <w:spacing w:after="20" w:before="0"/>
             </w:pPr>
-            <w:hyperlink w:history="1" r:id="rIdbdmn3ffwjjqlp0_qctrhz">
+            <w:hyperlink w:history="1" r:id="rIdec3nnwrunrjv3lyc73hua">
               <w:r>
                 <w:rPr>
                   <w:rFonts w:ascii="Arial" w:cs="Arial" w:eastAsia="Arial" w:hAnsi="Arial"/>
@@ -26259,7 +26259,7 @@
               <w:spacing w:after="10" w:before="0"/>
               <w:ind w:left="120"/>
             </w:pPr>
-            <w:hyperlink w:history="1" r:id="rIdnjjffo5rxaatjat3ao8cp">
+            <w:hyperlink w:history="1" r:id="rId7udpvlrial2fj70umw0xj">
               <w:r>
                 <w:rPr>
                   <w:rFonts w:ascii="Arial" w:cs="Arial" w:eastAsia="Arial" w:hAnsi="Arial"/>
@@ -26454,7 +26454,7 @@
             <w:pPr>
               <w:spacing w:after="20" w:before="0"/>
             </w:pPr>
-            <w:hyperlink w:history="1" r:id="rId0xmtq3wbqn_uzpqb7mzpn">
+            <w:hyperlink w:history="1" r:id="rIdevu5ugjke-5dwybmgyxcz">
               <w:r>
                 <w:rPr>
                   <w:rFonts w:ascii="Arial" w:cs="Arial" w:eastAsia="Arial" w:hAnsi="Arial"/>
@@ -26487,7 +26487,7 @@
               <w:spacing w:after="10" w:before="0"/>
               <w:ind w:left="120"/>
             </w:pPr>
-            <w:hyperlink w:history="1" r:id="rIdev4w2otuxr6v32i0zrtjt">
+            <w:hyperlink w:history="1" r:id="rId3jq4zgwmkkio8dtyqif4i">
               <w:r>
                 <w:rPr>
                   <w:rFonts w:ascii="Arial" w:cs="Arial" w:eastAsia="Arial" w:hAnsi="Arial"/>
@@ -26532,7 +26532,7 @@
             <w:pPr>
               <w:spacing w:after="20" w:before="0"/>
             </w:pPr>
-            <w:hyperlink w:history="1" r:id="rIdftx6whfimb3thcw5vzkwe">
+            <w:hyperlink w:history="1" r:id="rIdvzqokzq3tmkir-mzjskua">
               <w:r>
                 <w:rPr>
                   <w:rFonts w:ascii="Arial" w:cs="Arial" w:eastAsia="Arial" w:hAnsi="Arial"/>
@@ -26565,7 +26565,7 @@
               <w:spacing w:after="10" w:before="0"/>
               <w:ind w:left="120"/>
             </w:pPr>
-            <w:hyperlink w:history="1" r:id="rIdrkqyetqifnrt10wlrp9ch">
+            <w:hyperlink w:history="1" r:id="rIdeugpgtvk7adtudgp98ygv">
               <w:r>
                 <w:rPr>
                   <w:rFonts w:ascii="Arial" w:cs="Arial" w:eastAsia="Arial" w:hAnsi="Arial"/>
@@ -26760,7 +26760,7 @@
             <w:pPr>
               <w:spacing w:after="20" w:before="0"/>
             </w:pPr>
-            <w:hyperlink w:history="1" r:id="rIdgilqdz4cfz2u--gybqrhz">
+            <w:hyperlink w:history="1" r:id="rIdk7eibude8pbplcdeevkie">
               <w:r>
                 <w:rPr>
                   <w:rFonts w:ascii="Arial" w:cs="Arial" w:eastAsia="Arial" w:hAnsi="Arial"/>
@@ -26793,7 +26793,7 @@
               <w:spacing w:after="10" w:before="0"/>
               <w:ind w:left="120"/>
             </w:pPr>
-            <w:hyperlink w:history="1" r:id="rIdkhgmdnkreexb_2xvloxrv">
+            <w:hyperlink w:history="1" r:id="rIdljywpkajh32whs9lyruq2">
               <w:r>
                 <w:rPr>
                   <w:rFonts w:ascii="Arial" w:cs="Arial" w:eastAsia="Arial" w:hAnsi="Arial"/>
@@ -26838,7 +26838,7 @@
             <w:pPr>
               <w:spacing w:after="20" w:before="0"/>
             </w:pPr>
-            <w:hyperlink w:history="1" r:id="rId2x3d_k-lvyf5vgb72zqnp">
+            <w:hyperlink w:history="1" r:id="rIdcd4crskiiec7hqxn7celq">
               <w:r>
                 <w:rPr>
                   <w:rFonts w:ascii="Arial" w:cs="Arial" w:eastAsia="Arial" w:hAnsi="Arial"/>
@@ -26871,7 +26871,7 @@
               <w:spacing w:after="10" w:before="0"/>
               <w:ind w:left="120"/>
             </w:pPr>
-            <w:hyperlink w:history="1" r:id="rIdcmho9pvxwqyawkqroocio">
+            <w:hyperlink w:history="1" r:id="rIdncfmgk53tj6f-y62fvnxe">
               <w:r>
                 <w:rPr>
                   <w:rFonts w:ascii="Arial" w:cs="Arial" w:eastAsia="Arial" w:hAnsi="Arial"/>
@@ -27066,7 +27066,7 @@
             <w:pPr>
               <w:spacing w:after="20" w:before="0"/>
             </w:pPr>
-            <w:hyperlink w:history="1" r:id="rIdxdae9edksa-oxsdjib8an">
+            <w:hyperlink w:history="1" r:id="rIdedpdohtpdt5rdb3sbovje">
               <w:r>
                 <w:rPr>
                   <w:rFonts w:ascii="Arial" w:cs="Arial" w:eastAsia="Arial" w:hAnsi="Arial"/>
@@ -27099,7 +27099,7 @@
               <w:spacing w:after="10" w:before="0"/>
               <w:ind w:left="120"/>
             </w:pPr>
-            <w:hyperlink w:history="1" r:id="rIdiu0wx-leegsdoix1pp8ju">
+            <w:hyperlink w:history="1" r:id="rIdksss4gykiysk_cab2mdrc">
               <w:r>
                 <w:rPr>
                   <w:rFonts w:ascii="Arial" w:cs="Arial" w:eastAsia="Arial" w:hAnsi="Arial"/>
@@ -27144,7 +27144,7 @@
             <w:pPr>
               <w:spacing w:after="20" w:before="0"/>
             </w:pPr>
-            <w:hyperlink w:history="1" r:id="rIdaryvfydtypryguhaada8t">
+            <w:hyperlink w:history="1" r:id="rIdrldlzm6bza3_rgjsqv4ii">
               <w:r>
                 <w:rPr>
                   <w:rFonts w:ascii="Arial" w:cs="Arial" w:eastAsia="Arial" w:hAnsi="Arial"/>
@@ -27177,7 +27177,7 @@
               <w:spacing w:after="10" w:before="0"/>
               <w:ind w:left="120"/>
             </w:pPr>
-            <w:hyperlink w:history="1" r:id="rIdxw3kngqpbhwtc80uydefd">
+            <w:hyperlink w:history="1" r:id="rIdmg68vxskdoimgs-dqelhx">
               <w:r>
                 <w:rPr>
                   <w:rFonts w:ascii="Arial" w:cs="Arial" w:eastAsia="Arial" w:hAnsi="Arial"/>
@@ -27372,7 +27372,7 @@
             <w:pPr>
               <w:spacing w:after="20" w:before="0"/>
             </w:pPr>
-            <w:hyperlink w:history="1" r:id="rIda4lrnk57jrggwwwbccvd0">
+            <w:hyperlink w:history="1" r:id="rIdxtgetarqsjoppc16oel6p">
               <w:r>
                 <w:rPr>
                   <w:rFonts w:ascii="Arial" w:cs="Arial" w:eastAsia="Arial" w:hAnsi="Arial"/>
@@ -27405,7 +27405,7 @@
               <w:spacing w:after="10" w:before="0"/>
               <w:ind w:left="120"/>
             </w:pPr>
-            <w:hyperlink w:history="1" r:id="rIdt13nov-dh2cut8xfaj57s">
+            <w:hyperlink w:history="1" r:id="rIdehe5a4-ljrqoazzeekfd8">
               <w:r>
                 <w:rPr>
                   <w:rFonts w:ascii="Arial" w:cs="Arial" w:eastAsia="Arial" w:hAnsi="Arial"/>
@@ -27450,7 +27450,7 @@
             <w:pPr>
               <w:spacing w:after="20" w:before="0"/>
             </w:pPr>
-            <w:hyperlink w:history="1" r:id="rIdvuoktcp0ozvsovctcsr_c">
+            <w:hyperlink w:history="1" r:id="rIdccqca-ai2lkr2cq0sglnm">
               <w:r>
                 <w:rPr>
                   <w:rFonts w:ascii="Arial" w:cs="Arial" w:eastAsia="Arial" w:hAnsi="Arial"/>
@@ -27483,7 +27483,7 @@
               <w:spacing w:after="10" w:before="0"/>
               <w:ind w:left="120"/>
             </w:pPr>
-            <w:hyperlink w:history="1" r:id="rId5fond-6ozztgh8ih8elxl">
+            <w:hyperlink w:history="1" r:id="rId1nmq9ums5by-ru2x4odok">
               <w:r>
                 <w:rPr>
                   <w:rFonts w:ascii="Arial" w:cs="Arial" w:eastAsia="Arial" w:hAnsi="Arial"/>
@@ -28970,7 +28970,7 @@
             <w:pPr>
               <w:spacing w:after="20" w:before="0"/>
             </w:pPr>
-            <w:hyperlink w:history="1" r:id="rId1qxuohp3h8audoumtobwc">
+            <w:hyperlink w:history="1" r:id="rIdvadpqkzkbjby31lrlnxf2">
               <w:r>
                 <w:rPr>
                   <w:rFonts w:ascii="Arial" w:cs="Arial" w:eastAsia="Arial" w:hAnsi="Arial"/>
@@ -29003,7 +29003,7 @@
               <w:spacing w:after="10" w:before="0"/>
               <w:ind w:left="120"/>
             </w:pPr>
-            <w:hyperlink w:history="1" r:id="rIdom211o9swrrzqegydfjvu">
+            <w:hyperlink w:history="1" r:id="rIdpp78x7krif_mp3pwmhi0s">
               <w:r>
                 <w:rPr>
                   <w:rFonts w:ascii="Arial" w:cs="Arial" w:eastAsia="Arial" w:hAnsi="Arial"/>
@@ -29048,7 +29048,7 @@
             <w:pPr>
               <w:spacing w:after="20" w:before="0"/>
             </w:pPr>
-            <w:hyperlink w:history="1" r:id="rIdff4otk2w1tbgxklbcpdob">
+            <w:hyperlink w:history="1" r:id="rId5uyaiq0hf36eap59l5udm">
               <w:r>
                 <w:rPr>
                   <w:rFonts w:ascii="Arial" w:cs="Arial" w:eastAsia="Arial" w:hAnsi="Arial"/>
@@ -29081,7 +29081,7 @@
               <w:spacing w:after="10" w:before="0"/>
               <w:ind w:left="120"/>
             </w:pPr>
-            <w:hyperlink w:history="1" r:id="rIdgoer4uca_ci1emvg9w2ty">
+            <w:hyperlink w:history="1" r:id="rId2mxswy59jl7kdifmqhigd">
               <w:r>
                 <w:rPr>
                   <w:rFonts w:ascii="Arial" w:cs="Arial" w:eastAsia="Arial" w:hAnsi="Arial"/>
@@ -29276,7 +29276,7 @@
             <w:pPr>
               <w:spacing w:after="20" w:before="0"/>
             </w:pPr>
-            <w:hyperlink w:history="1" r:id="rIdpvhgoonch_uzywcb9ro3b">
+            <w:hyperlink w:history="1" r:id="rIdhtfgecwk97meu7v5cg_q6">
               <w:r>
                 <w:rPr>
                   <w:rFonts w:ascii="Arial" w:cs="Arial" w:eastAsia="Arial" w:hAnsi="Arial"/>
@@ -29309,7 +29309,7 @@
               <w:spacing w:after="10" w:before="0"/>
               <w:ind w:left="120"/>
             </w:pPr>
-            <w:hyperlink w:history="1" r:id="rIdcpczmifk8lxnxphoqoisx">
+            <w:hyperlink w:history="1" r:id="rIdnde58gecvgkgreiwj3znz">
               <w:r>
                 <w:rPr>
                   <w:rFonts w:ascii="Arial" w:cs="Arial" w:eastAsia="Arial" w:hAnsi="Arial"/>
@@ -29354,7 +29354,7 @@
             <w:pPr>
               <w:spacing w:after="20" w:before="0"/>
             </w:pPr>
-            <w:hyperlink w:history="1" r:id="rIdzl00zhmmdn4txxuzrdejg">
+            <w:hyperlink w:history="1" r:id="rIdcxeqw_gclloqe2djin73-">
               <w:r>
                 <w:rPr>
                   <w:rFonts w:ascii="Arial" w:cs="Arial" w:eastAsia="Arial" w:hAnsi="Arial"/>
@@ -29387,7 +29387,7 @@
               <w:spacing w:after="10" w:before="0"/>
               <w:ind w:left="120"/>
             </w:pPr>
-            <w:hyperlink w:history="1" r:id="rIdz7sq73mgnz5pfkc1odoxv">
+            <w:hyperlink w:history="1" r:id="rIdazrsu22lmsxvfglilebfg">
               <w:r>
                 <w:rPr>
                   <w:rFonts w:ascii="Arial" w:cs="Arial" w:eastAsia="Arial" w:hAnsi="Arial"/>
@@ -29582,7 +29582,7 @@
             <w:pPr>
               <w:spacing w:after="20" w:before="0"/>
             </w:pPr>
-            <w:hyperlink w:history="1" r:id="rIdvuoaby9u0tgkjjoz1uz2o">
+            <w:hyperlink w:history="1" r:id="rIdvf5ix6n9udr8atqqtluwu">
               <w:r>
                 <w:rPr>
                   <w:rFonts w:ascii="Arial" w:cs="Arial" w:eastAsia="Arial" w:hAnsi="Arial"/>
@@ -29615,7 +29615,7 @@
               <w:spacing w:after="10" w:before="0"/>
               <w:ind w:left="120"/>
             </w:pPr>
-            <w:hyperlink w:history="1" r:id="rIdt6x5_m7qjl0ftodjwunyu">
+            <w:hyperlink w:history="1" r:id="rIdyn1nzeieyov59k0kt_-pr">
               <w:r>
                 <w:rPr>
                   <w:rFonts w:ascii="Arial" w:cs="Arial" w:eastAsia="Arial" w:hAnsi="Arial"/>
@@ -29660,7 +29660,7 @@
             <w:pPr>
               <w:spacing w:after="20" w:before="0"/>
             </w:pPr>
-            <w:hyperlink w:history="1" r:id="rIdemgv-hc62mbkoxapbjacs">
+            <w:hyperlink w:history="1" r:id="rIdm25h3ibgsb3mtbr9yeeq9">
               <w:r>
                 <w:rPr>
                   <w:rFonts w:ascii="Arial" w:cs="Arial" w:eastAsia="Arial" w:hAnsi="Arial"/>
@@ -29693,7 +29693,7 @@
               <w:spacing w:after="10" w:before="0"/>
               <w:ind w:left="120"/>
             </w:pPr>
-            <w:hyperlink w:history="1" r:id="rIdstkpshe0ofurhhzfcdl9_">
+            <w:hyperlink w:history="1" r:id="rIda2i2mjjm2jd3ir1wdvhxi">
               <w:r>
                 <w:rPr>
                   <w:rFonts w:ascii="Arial" w:cs="Arial" w:eastAsia="Arial" w:hAnsi="Arial"/>
@@ -29888,7 +29888,7 @@
             <w:pPr>
               <w:spacing w:after="20" w:before="0"/>
             </w:pPr>
-            <w:hyperlink w:history="1" r:id="rId3nq8x0uysd9ocjsavidz8">
+            <w:hyperlink w:history="1" r:id="rIdsammumj8ua-ucd_zedyct">
               <w:r>
                 <w:rPr>
                   <w:rFonts w:ascii="Arial" w:cs="Arial" w:eastAsia="Arial" w:hAnsi="Arial"/>
@@ -29921,7 +29921,7 @@
               <w:spacing w:after="10" w:before="0"/>
               <w:ind w:left="120"/>
             </w:pPr>
-            <w:hyperlink w:history="1" r:id="rIdp1k84yqcyau6lnvsfvmbn">
+            <w:hyperlink w:history="1" r:id="rIdqygknxwvumc8psb30ir_x">
               <w:r>
                 <w:rPr>
                   <w:rFonts w:ascii="Arial" w:cs="Arial" w:eastAsia="Arial" w:hAnsi="Arial"/>
@@ -29966,7 +29966,7 @@
             <w:pPr>
               <w:spacing w:after="20" w:before="0"/>
             </w:pPr>
-            <w:hyperlink w:history="1" r:id="rIdfwv_i0qprtq-bojl5oq6o">
+            <w:hyperlink w:history="1" r:id="rIdl0-fyvlhnqra5rocxmmaq">
               <w:r>
                 <w:rPr>
                   <w:rFonts w:ascii="Arial" w:cs="Arial" w:eastAsia="Arial" w:hAnsi="Arial"/>
@@ -29999,7 +29999,7 @@
               <w:spacing w:after="10" w:before="0"/>
               <w:ind w:left="120"/>
             </w:pPr>
-            <w:hyperlink w:history="1" r:id="rIdcb5i2owqlc08m1kanp6ki">
+            <w:hyperlink w:history="1" r:id="rIdgd1oujqkmwysg_kskwr5e">
               <w:r>
                 <w:rPr>
                   <w:rFonts w:ascii="Arial" w:cs="Arial" w:eastAsia="Arial" w:hAnsi="Arial"/>
@@ -30194,7 +30194,7 @@
             <w:pPr>
               <w:spacing w:after="20" w:before="0"/>
             </w:pPr>
-            <w:hyperlink w:history="1" r:id="rId5fet3xevfxynh1hzs395g">
+            <w:hyperlink w:history="1" r:id="rIdqq20jxq1buwamqizgcit-">
               <w:r>
                 <w:rPr>
                   <w:rFonts w:ascii="Arial" w:cs="Arial" w:eastAsia="Arial" w:hAnsi="Arial"/>
@@ -30227,7 +30227,7 @@
               <w:spacing w:after="10" w:before="0"/>
               <w:ind w:left="120"/>
             </w:pPr>
-            <w:hyperlink w:history="1" r:id="rIdgm25dqnvkjc4j1tpv37mi">
+            <w:hyperlink w:history="1" r:id="rIdforeltnnux1g0gtw-k_wo">
               <w:r>
                 <w:rPr>
                   <w:rFonts w:ascii="Arial" w:cs="Arial" w:eastAsia="Arial" w:hAnsi="Arial"/>
@@ -30272,7 +30272,7 @@
             <w:pPr>
               <w:spacing w:after="20" w:before="0"/>
             </w:pPr>
-            <w:hyperlink w:history="1" r:id="rIdkpcb6jvrppassvfhh1dzk">
+            <w:hyperlink w:history="1" r:id="rIdissnos4ax4dt1xbtci2zx">
               <w:r>
                 <w:rPr>
                   <w:rFonts w:ascii="Arial" w:cs="Arial" w:eastAsia="Arial" w:hAnsi="Arial"/>
@@ -30305,7 +30305,7 @@
               <w:spacing w:after="10" w:before="0"/>
               <w:ind w:left="120"/>
             </w:pPr>
-            <w:hyperlink w:history="1" r:id="rIdq1hnrhh4xo0cxqbxrpv-i">
+            <w:hyperlink w:history="1" r:id="rIdwh6rz7ln_lfgrqndzi4kc">
               <w:r>
                 <w:rPr>
                   <w:rFonts w:ascii="Arial" w:cs="Arial" w:eastAsia="Arial" w:hAnsi="Arial"/>

--- a/data/outputs/v2/Biology/SS3.1_Animal_Nutrition/Biology_Animal_Nutrition_CBE_LessonSequence.docx
+++ b/data/outputs/v2/Biology/SS3.1_Animal_Nutrition/Biology_Animal_Nutrition_CBE_LessonSequence.docx
@@ -3477,7 +3477,7 @@
             <w:pPr>
               <w:spacing w:after="20" w:before="0"/>
             </w:pPr>
-            <w:hyperlink w:history="1" r:id="rIdlfyo4tqftdik_pumc2_d1">
+            <w:hyperlink w:history="1" r:id="rId4mjde-bsx9-d8jxbriwhe">
               <w:r>
                 <w:rPr>
                   <w:rFonts w:ascii="Arial" w:cs="Arial" w:eastAsia="Arial" w:hAnsi="Arial"/>
@@ -3510,7 +3510,7 @@
               <w:spacing w:after="10" w:before="0"/>
               <w:ind w:left="120"/>
             </w:pPr>
-            <w:hyperlink w:history="1" r:id="rIdh0-is4se4yrrs-vq9lgwq">
+            <w:hyperlink w:history="1" r:id="rIdcntozas-hm8hxwa7uyfhh">
               <w:r>
                 <w:rPr>
                   <w:rFonts w:ascii="Arial" w:cs="Arial" w:eastAsia="Arial" w:hAnsi="Arial"/>
@@ -3555,7 +3555,7 @@
             <w:pPr>
               <w:spacing w:after="20" w:before="0"/>
             </w:pPr>
-            <w:hyperlink w:history="1" r:id="rId3kskfxhaulkrwyu-liyw0">
+            <w:hyperlink w:history="1" r:id="rIdynrnczekhdxt9cneonazo">
               <w:r>
                 <w:rPr>
                   <w:rFonts w:ascii="Arial" w:cs="Arial" w:eastAsia="Arial" w:hAnsi="Arial"/>
@@ -3588,7 +3588,7 @@
               <w:spacing w:after="10" w:before="0"/>
               <w:ind w:left="120"/>
             </w:pPr>
-            <w:hyperlink w:history="1" r:id="rIddtd6aixfief08hpoqttwh">
+            <w:hyperlink w:history="1" r:id="rIdysigvgls84wagzysl7ivb">
               <w:r>
                 <w:rPr>
                   <w:rFonts w:ascii="Arial" w:cs="Arial" w:eastAsia="Arial" w:hAnsi="Arial"/>
@@ -3783,7 +3783,7 @@
             <w:pPr>
               <w:spacing w:after="20" w:before="0"/>
             </w:pPr>
-            <w:hyperlink w:history="1" r:id="rIdq87qhr5ue0nxeq_2m1dsv">
+            <w:hyperlink w:history="1" r:id="rIdwvytr-_3jzp0tiicymzkd">
               <w:r>
                 <w:rPr>
                   <w:rFonts w:ascii="Arial" w:cs="Arial" w:eastAsia="Arial" w:hAnsi="Arial"/>
@@ -3816,7 +3816,7 @@
               <w:spacing w:after="10" w:before="0"/>
               <w:ind w:left="120"/>
             </w:pPr>
-            <w:hyperlink w:history="1" r:id="rId4-rtgif7gzy6w7ihzgqd0">
+            <w:hyperlink w:history="1" r:id="rIdn0wzmahyqzyjbbm0wroy0">
               <w:r>
                 <w:rPr>
                   <w:rFonts w:ascii="Arial" w:cs="Arial" w:eastAsia="Arial" w:hAnsi="Arial"/>
@@ -3861,7 +3861,7 @@
             <w:pPr>
               <w:spacing w:after="20" w:before="0"/>
             </w:pPr>
-            <w:hyperlink w:history="1" r:id="rIdazmjhuvjjonabatoiy1nx">
+            <w:hyperlink w:history="1" r:id="rId6wvpqdtcd_n4lop1qwqys">
               <w:r>
                 <w:rPr>
                   <w:rFonts w:ascii="Arial" w:cs="Arial" w:eastAsia="Arial" w:hAnsi="Arial"/>
@@ -3894,7 +3894,7 @@
               <w:spacing w:after="10" w:before="0"/>
               <w:ind w:left="120"/>
             </w:pPr>
-            <w:hyperlink w:history="1" r:id="rIdg_1d1f46weycbm1nzgwv3">
+            <w:hyperlink w:history="1" r:id="rIddpkqmyhpehbosthgbguas">
               <w:r>
                 <w:rPr>
                   <w:rFonts w:ascii="Arial" w:cs="Arial" w:eastAsia="Arial" w:hAnsi="Arial"/>
@@ -4089,7 +4089,7 @@
             <w:pPr>
               <w:spacing w:after="20" w:before="0"/>
             </w:pPr>
-            <w:hyperlink w:history="1" r:id="rId0szs_l_4ydmqhucknen2x">
+            <w:hyperlink w:history="1" r:id="rIdqctvx8giphbv1r_dihw4o">
               <w:r>
                 <w:rPr>
                   <w:rFonts w:ascii="Arial" w:cs="Arial" w:eastAsia="Arial" w:hAnsi="Arial"/>
@@ -4122,7 +4122,7 @@
               <w:spacing w:after="10" w:before="0"/>
               <w:ind w:left="120"/>
             </w:pPr>
-            <w:hyperlink w:history="1" r:id="rIdkzhpckknevs1v_rcjkqip">
+            <w:hyperlink w:history="1" r:id="rIdzoyvsnkydgxjrkle78opk">
               <w:r>
                 <w:rPr>
                   <w:rFonts w:ascii="Arial" w:cs="Arial" w:eastAsia="Arial" w:hAnsi="Arial"/>
@@ -4167,7 +4167,7 @@
             <w:pPr>
               <w:spacing w:after="20" w:before="0"/>
             </w:pPr>
-            <w:hyperlink w:history="1" r:id="rIdmhctsu2g2xgubkw6yu1u-">
+            <w:hyperlink w:history="1" r:id="rIdjnvbjrhprxcprbybbzsce">
               <w:r>
                 <w:rPr>
                   <w:rFonts w:ascii="Arial" w:cs="Arial" w:eastAsia="Arial" w:hAnsi="Arial"/>
@@ -4200,7 +4200,7 @@
               <w:spacing w:after="10" w:before="0"/>
               <w:ind w:left="120"/>
             </w:pPr>
-            <w:hyperlink w:history="1" r:id="rIdzbzvisq_y2rrh40cq_rt1">
+            <w:hyperlink w:history="1" r:id="rId7xxku94-vyfx-unvcymii">
               <w:r>
                 <w:rPr>
                   <w:rFonts w:ascii="Arial" w:cs="Arial" w:eastAsia="Arial" w:hAnsi="Arial"/>
@@ -4395,7 +4395,7 @@
             <w:pPr>
               <w:spacing w:after="20" w:before="0"/>
             </w:pPr>
-            <w:hyperlink w:history="1" r:id="rIdwdfvjc8sj8vilrv8adc50">
+            <w:hyperlink w:history="1" r:id="rIdt1yupoqb4uvt5ieeqf8rf">
               <w:r>
                 <w:rPr>
                   <w:rFonts w:ascii="Arial" w:cs="Arial" w:eastAsia="Arial" w:hAnsi="Arial"/>
@@ -4428,7 +4428,7 @@
               <w:spacing w:after="10" w:before="0"/>
               <w:ind w:left="120"/>
             </w:pPr>
-            <w:hyperlink w:history="1" r:id="rIdr7yfixtvcsmz95_l1dxwy">
+            <w:hyperlink w:history="1" r:id="rId4kufnp8frdad_ucwcooic">
               <w:r>
                 <w:rPr>
                   <w:rFonts w:ascii="Arial" w:cs="Arial" w:eastAsia="Arial" w:hAnsi="Arial"/>
@@ -4473,7 +4473,7 @@
             <w:pPr>
               <w:spacing w:after="20" w:before="0"/>
             </w:pPr>
-            <w:hyperlink w:history="1" r:id="rId3nntdhme8lux2v6ymkilw">
+            <w:hyperlink w:history="1" r:id="rId2rqozc0d8hil2gmypwr_i">
               <w:r>
                 <w:rPr>
                   <w:rFonts w:ascii="Arial" w:cs="Arial" w:eastAsia="Arial" w:hAnsi="Arial"/>
@@ -4506,7 +4506,7 @@
               <w:spacing w:after="10" w:before="0"/>
               <w:ind w:left="120"/>
             </w:pPr>
-            <w:hyperlink w:history="1" r:id="rIdzdt-iilfvvziolfjrl7je">
+            <w:hyperlink w:history="1" r:id="rIdslrcbli07vtrqyqlmfj3d">
               <w:r>
                 <w:rPr>
                   <w:rFonts w:ascii="Arial" w:cs="Arial" w:eastAsia="Arial" w:hAnsi="Arial"/>
@@ -4701,7 +4701,7 @@
             <w:pPr>
               <w:spacing w:after="20" w:before="0"/>
             </w:pPr>
-            <w:hyperlink w:history="1" r:id="rIdqs1uepezh3yohutzttwxp">
+            <w:hyperlink w:history="1" r:id="rIdia0byg_dssw2nw7_ijam0">
               <w:r>
                 <w:rPr>
                   <w:rFonts w:ascii="Arial" w:cs="Arial" w:eastAsia="Arial" w:hAnsi="Arial"/>
@@ -4734,7 +4734,7 @@
               <w:spacing w:after="10" w:before="0"/>
               <w:ind w:left="120"/>
             </w:pPr>
-            <w:hyperlink w:history="1" r:id="rIdakqafbubjbxbdb2y0tutz">
+            <w:hyperlink w:history="1" r:id="rIdjmqayumk4q32tzoqayygv">
               <w:r>
                 <w:rPr>
                   <w:rFonts w:ascii="Arial" w:cs="Arial" w:eastAsia="Arial" w:hAnsi="Arial"/>
@@ -4779,7 +4779,7 @@
             <w:pPr>
               <w:spacing w:after="20" w:before="0"/>
             </w:pPr>
-            <w:hyperlink w:history="1" r:id="rIdxtc_tzh6u0fdgjor9kzes">
+            <w:hyperlink w:history="1" r:id="rIdn9fchwzuq28jjmmeal8v7">
               <w:r>
                 <w:rPr>
                   <w:rFonts w:ascii="Arial" w:cs="Arial" w:eastAsia="Arial" w:hAnsi="Arial"/>
@@ -4812,7 +4812,7 @@
               <w:spacing w:after="10" w:before="0"/>
               <w:ind w:left="120"/>
             </w:pPr>
-            <w:hyperlink w:history="1" r:id="rIdnjzi8zx8utqucypbyskyq">
+            <w:hyperlink w:history="1" r:id="rIdyvjxujaewfuzisda15jd-">
               <w:r>
                 <w:rPr>
                   <w:rFonts w:ascii="Arial" w:cs="Arial" w:eastAsia="Arial" w:hAnsi="Arial"/>
@@ -6299,7 +6299,7 @@
             <w:pPr>
               <w:spacing w:after="20" w:before="0"/>
             </w:pPr>
-            <w:hyperlink w:history="1" r:id="rIdxsbidjo3-zjh_6eo0n9uy">
+            <w:hyperlink w:history="1" r:id="rIdxdt63943nzifcxxu1q5xv">
               <w:r>
                 <w:rPr>
                   <w:rFonts w:ascii="Arial" w:cs="Arial" w:eastAsia="Arial" w:hAnsi="Arial"/>
@@ -6332,7 +6332,7 @@
               <w:spacing w:after="10" w:before="0"/>
               <w:ind w:left="120"/>
             </w:pPr>
-            <w:hyperlink w:history="1" r:id="rIdyzcxhhnrm_bpbxvjy8lpm">
+            <w:hyperlink w:history="1" r:id="rIdo3c4eoj-c5fulnid01ywe">
               <w:r>
                 <w:rPr>
                   <w:rFonts w:ascii="Arial" w:cs="Arial" w:eastAsia="Arial" w:hAnsi="Arial"/>
@@ -6377,7 +6377,7 @@
             <w:pPr>
               <w:spacing w:after="20" w:before="0"/>
             </w:pPr>
-            <w:hyperlink w:history="1" r:id="rId9a6ftstkfrcyrelmb5ijf">
+            <w:hyperlink w:history="1" r:id="rIdvqzhqfzr0mdav448hwqvc">
               <w:r>
                 <w:rPr>
                   <w:rFonts w:ascii="Arial" w:cs="Arial" w:eastAsia="Arial" w:hAnsi="Arial"/>
@@ -6410,7 +6410,7 @@
               <w:spacing w:after="10" w:before="0"/>
               <w:ind w:left="120"/>
             </w:pPr>
-            <w:hyperlink w:history="1" r:id="rIdfk8zsykc3yefje5b_zjjy">
+            <w:hyperlink w:history="1" r:id="rIdp2xvubyd4qpnpuurwtcj2">
               <w:r>
                 <w:rPr>
                   <w:rFonts w:ascii="Arial" w:cs="Arial" w:eastAsia="Arial" w:hAnsi="Arial"/>
@@ -6605,7 +6605,7 @@
             <w:pPr>
               <w:spacing w:after="20" w:before="0"/>
             </w:pPr>
-            <w:hyperlink w:history="1" r:id="rIdo0vhenpj321e-mwd29hti">
+            <w:hyperlink w:history="1" r:id="rIdb2xch3nunm1bo00nj4bwl">
               <w:r>
                 <w:rPr>
                   <w:rFonts w:ascii="Arial" w:cs="Arial" w:eastAsia="Arial" w:hAnsi="Arial"/>
@@ -6638,7 +6638,7 @@
               <w:spacing w:after="10" w:before="0"/>
               <w:ind w:left="120"/>
             </w:pPr>
-            <w:hyperlink w:history="1" r:id="rIdwtkcp79b-eacezfqdukja">
+            <w:hyperlink w:history="1" r:id="rIddr0zr2iyobvlt0qse0re2">
               <w:r>
                 <w:rPr>
                   <w:rFonts w:ascii="Arial" w:cs="Arial" w:eastAsia="Arial" w:hAnsi="Arial"/>
@@ -6683,7 +6683,7 @@
             <w:pPr>
               <w:spacing w:after="20" w:before="0"/>
             </w:pPr>
-            <w:hyperlink w:history="1" r:id="rId4jrwt00_9t_c3xay7lsri">
+            <w:hyperlink w:history="1" r:id="rIdc1hwdkvhqrivrzd7tfroh">
               <w:r>
                 <w:rPr>
                   <w:rFonts w:ascii="Arial" w:cs="Arial" w:eastAsia="Arial" w:hAnsi="Arial"/>
@@ -6716,7 +6716,7 @@
               <w:spacing w:after="10" w:before="0"/>
               <w:ind w:left="120"/>
             </w:pPr>
-            <w:hyperlink w:history="1" r:id="rIds2p26j5xt36yqiw3vm6r4">
+            <w:hyperlink w:history="1" r:id="rIdb_bsjmjldpkzmbtvgydjd">
               <w:r>
                 <w:rPr>
                   <w:rFonts w:ascii="Arial" w:cs="Arial" w:eastAsia="Arial" w:hAnsi="Arial"/>
@@ -6911,7 +6911,7 @@
             <w:pPr>
               <w:spacing w:after="20" w:before="0"/>
             </w:pPr>
-            <w:hyperlink w:history="1" r:id="rIdgj9hxjcfmnw_nultavhld">
+            <w:hyperlink w:history="1" r:id="rIdgokqwv0ifyz-sblrb3ubf">
               <w:r>
                 <w:rPr>
                   <w:rFonts w:ascii="Arial" w:cs="Arial" w:eastAsia="Arial" w:hAnsi="Arial"/>
@@ -6944,7 +6944,7 @@
               <w:spacing w:after="10" w:before="0"/>
               <w:ind w:left="120"/>
             </w:pPr>
-            <w:hyperlink w:history="1" r:id="rIdbxxgymhn230oxphizxuxu">
+            <w:hyperlink w:history="1" r:id="rIdtuianxvmaxpwcqkfcgqti">
               <w:r>
                 <w:rPr>
                   <w:rFonts w:ascii="Arial" w:cs="Arial" w:eastAsia="Arial" w:hAnsi="Arial"/>
@@ -6989,7 +6989,7 @@
             <w:pPr>
               <w:spacing w:after="20" w:before="0"/>
             </w:pPr>
-            <w:hyperlink w:history="1" r:id="rIdlmzriccmwbunj9knm24mq">
+            <w:hyperlink w:history="1" r:id="rIdm_xnkmv_k7l5guyts-pje">
               <w:r>
                 <w:rPr>
                   <w:rFonts w:ascii="Arial" w:cs="Arial" w:eastAsia="Arial" w:hAnsi="Arial"/>
@@ -7022,7 +7022,7 @@
               <w:spacing w:after="10" w:before="0"/>
               <w:ind w:left="120"/>
             </w:pPr>
-            <w:hyperlink w:history="1" r:id="rIdqwvzhonc_bhvxyl0loexg">
+            <w:hyperlink w:history="1" r:id="rIdfvwjzlr2qon38zuf5nqjs">
               <w:r>
                 <w:rPr>
                   <w:rFonts w:ascii="Arial" w:cs="Arial" w:eastAsia="Arial" w:hAnsi="Arial"/>
@@ -7217,7 +7217,7 @@
             <w:pPr>
               <w:spacing w:after="20" w:before="0"/>
             </w:pPr>
-            <w:hyperlink w:history="1" r:id="rIdlywaoxp7ns9h7s8dsqwnh">
+            <w:hyperlink w:history="1" r:id="rIdoegadipfxw026qetsbl2n">
               <w:r>
                 <w:rPr>
                   <w:rFonts w:ascii="Arial" w:cs="Arial" w:eastAsia="Arial" w:hAnsi="Arial"/>
@@ -7250,7 +7250,7 @@
               <w:spacing w:after="10" w:before="0"/>
               <w:ind w:left="120"/>
             </w:pPr>
-            <w:hyperlink w:history="1" r:id="rIdv7x-vopnml4zr875kvz6p">
+            <w:hyperlink w:history="1" r:id="rIdl_4jr3nlvmesxmzhawelj">
               <w:r>
                 <w:rPr>
                   <w:rFonts w:ascii="Arial" w:cs="Arial" w:eastAsia="Arial" w:hAnsi="Arial"/>
@@ -7295,7 +7295,7 @@
             <w:pPr>
               <w:spacing w:after="20" w:before="0"/>
             </w:pPr>
-            <w:hyperlink w:history="1" r:id="rIdmi8y0fdolv87bjaexpqw8">
+            <w:hyperlink w:history="1" r:id="rIdiq_0nett0ed7n_-b8pskt">
               <w:r>
                 <w:rPr>
                   <w:rFonts w:ascii="Arial" w:cs="Arial" w:eastAsia="Arial" w:hAnsi="Arial"/>
@@ -7328,7 +7328,7 @@
               <w:spacing w:after="10" w:before="0"/>
               <w:ind w:left="120"/>
             </w:pPr>
-            <w:hyperlink w:history="1" r:id="rIdxelxykalib0ginsoarmmg">
+            <w:hyperlink w:history="1" r:id="rIdbtmdxgzsxcm5ut9kcqhhj">
               <w:r>
                 <w:rPr>
                   <w:rFonts w:ascii="Arial" w:cs="Arial" w:eastAsia="Arial" w:hAnsi="Arial"/>
@@ -7523,7 +7523,7 @@
             <w:pPr>
               <w:spacing w:after="20" w:before="0"/>
             </w:pPr>
-            <w:hyperlink w:history="1" r:id="rIdeg6s65wnfhkze2nilmrpu">
+            <w:hyperlink w:history="1" r:id="rIdwlaxnjyqbnfkmh3yrlavs">
               <w:r>
                 <w:rPr>
                   <w:rFonts w:ascii="Arial" w:cs="Arial" w:eastAsia="Arial" w:hAnsi="Arial"/>
@@ -7556,7 +7556,7 @@
               <w:spacing w:after="10" w:before="0"/>
               <w:ind w:left="120"/>
             </w:pPr>
-            <w:hyperlink w:history="1" r:id="rIdglstl64sza7onllh0r3tb">
+            <w:hyperlink w:history="1" r:id="rIdanotu9p1ypdfb8tneiyp4">
               <w:r>
                 <w:rPr>
                   <w:rFonts w:ascii="Arial" w:cs="Arial" w:eastAsia="Arial" w:hAnsi="Arial"/>
@@ -7601,7 +7601,7 @@
             <w:pPr>
               <w:spacing w:after="20" w:before="0"/>
             </w:pPr>
-            <w:hyperlink w:history="1" r:id="rIdikkot7elvkfvvmig7t81l">
+            <w:hyperlink w:history="1" r:id="rIdgnxdet-62l3gjpv3il5gt">
               <w:r>
                 <w:rPr>
                   <w:rFonts w:ascii="Arial" w:cs="Arial" w:eastAsia="Arial" w:hAnsi="Arial"/>
@@ -7634,7 +7634,7 @@
               <w:spacing w:after="10" w:before="0"/>
               <w:ind w:left="120"/>
             </w:pPr>
-            <w:hyperlink w:history="1" r:id="rId3ob31xjqsoopw6s5-hdov">
+            <w:hyperlink w:history="1" r:id="rIdryqy5pkl83ahngobtgp-6">
               <w:r>
                 <w:rPr>
                   <w:rFonts w:ascii="Arial" w:cs="Arial" w:eastAsia="Arial" w:hAnsi="Arial"/>
@@ -9121,7 +9121,7 @@
             <w:pPr>
               <w:spacing w:after="20" w:before="0"/>
             </w:pPr>
-            <w:hyperlink w:history="1" r:id="rIdo43rvhjjey1jcsam-0eux">
+            <w:hyperlink w:history="1" r:id="rIdnl0pn8gobpe1zq7eouv_b">
               <w:r>
                 <w:rPr>
                   <w:rFonts w:ascii="Arial" w:cs="Arial" w:eastAsia="Arial" w:hAnsi="Arial"/>
@@ -9154,7 +9154,7 @@
               <w:spacing w:after="10" w:before="0"/>
               <w:ind w:left="120"/>
             </w:pPr>
-            <w:hyperlink w:history="1" r:id="rIdi63tj3jd8tz3tahqn3wnl">
+            <w:hyperlink w:history="1" r:id="rIdqnvtngzhanq0f6_dr90bi">
               <w:r>
                 <w:rPr>
                   <w:rFonts w:ascii="Arial" w:cs="Arial" w:eastAsia="Arial" w:hAnsi="Arial"/>
@@ -9199,7 +9199,7 @@
             <w:pPr>
               <w:spacing w:after="20" w:before="0"/>
             </w:pPr>
-            <w:hyperlink w:history="1" r:id="rIde9smwtgsgoopjxhjjwot_">
+            <w:hyperlink w:history="1" r:id="rIdqcrzwkmcyhjppcsgjwd8j">
               <w:r>
                 <w:rPr>
                   <w:rFonts w:ascii="Arial" w:cs="Arial" w:eastAsia="Arial" w:hAnsi="Arial"/>
@@ -9232,7 +9232,7 @@
               <w:spacing w:after="10" w:before="0"/>
               <w:ind w:left="120"/>
             </w:pPr>
-            <w:hyperlink w:history="1" r:id="rIdujb8r20y-e8ivclvtfdxf">
+            <w:hyperlink w:history="1" r:id="rIdrrstz9t-g6dpz-pzmaupd">
               <w:r>
                 <w:rPr>
                   <w:rFonts w:ascii="Arial" w:cs="Arial" w:eastAsia="Arial" w:hAnsi="Arial"/>
@@ -9427,7 +9427,7 @@
             <w:pPr>
               <w:spacing w:after="20" w:before="0"/>
             </w:pPr>
-            <w:hyperlink w:history="1" r:id="rIdofxkt15nsrqegzcyicoj5">
+            <w:hyperlink w:history="1" r:id="rIdirjykq0ocen0dymk8a5ua">
               <w:r>
                 <w:rPr>
                   <w:rFonts w:ascii="Arial" w:cs="Arial" w:eastAsia="Arial" w:hAnsi="Arial"/>
@@ -9460,7 +9460,7 @@
               <w:spacing w:after="10" w:before="0"/>
               <w:ind w:left="120"/>
             </w:pPr>
-            <w:hyperlink w:history="1" r:id="rIdb2liyipmr76thh8tkmeos">
+            <w:hyperlink w:history="1" r:id="rIdthjj0cu1wimuoz4pktkwk">
               <w:r>
                 <w:rPr>
                   <w:rFonts w:ascii="Arial" w:cs="Arial" w:eastAsia="Arial" w:hAnsi="Arial"/>
@@ -9505,7 +9505,7 @@
             <w:pPr>
               <w:spacing w:after="20" w:before="0"/>
             </w:pPr>
-            <w:hyperlink w:history="1" r:id="rIdrpxapo0tnsqb5cltawe5h">
+            <w:hyperlink w:history="1" r:id="rIdgypfyxp1wpdkm4qo_k8di">
               <w:r>
                 <w:rPr>
                   <w:rFonts w:ascii="Arial" w:cs="Arial" w:eastAsia="Arial" w:hAnsi="Arial"/>
@@ -9538,7 +9538,7 @@
               <w:spacing w:after="10" w:before="0"/>
               <w:ind w:left="120"/>
             </w:pPr>
-            <w:hyperlink w:history="1" r:id="rIdmnq4undlorlu1mudmy28b">
+            <w:hyperlink w:history="1" r:id="rIdaqr2s1-b9tuqw01bip7or">
               <w:r>
                 <w:rPr>
                   <w:rFonts w:ascii="Arial" w:cs="Arial" w:eastAsia="Arial" w:hAnsi="Arial"/>
@@ -9733,7 +9733,7 @@
             <w:pPr>
               <w:spacing w:after="20" w:before="0"/>
             </w:pPr>
-            <w:hyperlink w:history="1" r:id="rIdpmdkvxvpjieihc-y9l75x">
+            <w:hyperlink w:history="1" r:id="rId-r_lidtc_2mjal6fytp6t">
               <w:r>
                 <w:rPr>
                   <w:rFonts w:ascii="Arial" w:cs="Arial" w:eastAsia="Arial" w:hAnsi="Arial"/>
@@ -9766,7 +9766,7 @@
               <w:spacing w:after="10" w:before="0"/>
               <w:ind w:left="120"/>
             </w:pPr>
-            <w:hyperlink w:history="1" r:id="rIdxwf3czsrn6btuqrktexvh">
+            <w:hyperlink w:history="1" r:id="rIds5n_u7pf7dpt4licqe1ub">
               <w:r>
                 <w:rPr>
                   <w:rFonts w:ascii="Arial" w:cs="Arial" w:eastAsia="Arial" w:hAnsi="Arial"/>
@@ -9811,7 +9811,7 @@
             <w:pPr>
               <w:spacing w:after="20" w:before="0"/>
             </w:pPr>
-            <w:hyperlink w:history="1" r:id="rId7_3w-6csev7jk1juehl9n">
+            <w:hyperlink w:history="1" r:id="rId0mo3hjt4ppilhvykklcef">
               <w:r>
                 <w:rPr>
                   <w:rFonts w:ascii="Arial" w:cs="Arial" w:eastAsia="Arial" w:hAnsi="Arial"/>
@@ -9844,7 +9844,7 @@
               <w:spacing w:after="10" w:before="0"/>
               <w:ind w:left="120"/>
             </w:pPr>
-            <w:hyperlink w:history="1" r:id="rIdzmdchdhdynglgh8pz8lsn">
+            <w:hyperlink w:history="1" r:id="rIdprl0hgtpcqgefhxb_aw4a">
               <w:r>
                 <w:rPr>
                   <w:rFonts w:ascii="Arial" w:cs="Arial" w:eastAsia="Arial" w:hAnsi="Arial"/>
@@ -10039,7 +10039,7 @@
             <w:pPr>
               <w:spacing w:after="20" w:before="0"/>
             </w:pPr>
-            <w:hyperlink w:history="1" r:id="rIdop_vy-e6j4f4hzgrlag7o">
+            <w:hyperlink w:history="1" r:id="rIdnnh4mwsqgfeztu52g9gai">
               <w:r>
                 <w:rPr>
                   <w:rFonts w:ascii="Arial" w:cs="Arial" w:eastAsia="Arial" w:hAnsi="Arial"/>
@@ -10072,7 +10072,7 @@
               <w:spacing w:after="10" w:before="0"/>
               <w:ind w:left="120"/>
             </w:pPr>
-            <w:hyperlink w:history="1" r:id="rIdzgj-7tj4ksmusjpxc4vls">
+            <w:hyperlink w:history="1" r:id="rIduxfqfy3qruj5vthekivgr">
               <w:r>
                 <w:rPr>
                   <w:rFonts w:ascii="Arial" w:cs="Arial" w:eastAsia="Arial" w:hAnsi="Arial"/>
@@ -10117,7 +10117,7 @@
             <w:pPr>
               <w:spacing w:after="20" w:before="0"/>
             </w:pPr>
-            <w:hyperlink w:history="1" r:id="rIdngeakhkssxjqyulhlc27a">
+            <w:hyperlink w:history="1" r:id="rIdeagac66yt4di1_crgomxg">
               <w:r>
                 <w:rPr>
                   <w:rFonts w:ascii="Arial" w:cs="Arial" w:eastAsia="Arial" w:hAnsi="Arial"/>
@@ -10150,7 +10150,7 @@
               <w:spacing w:after="10" w:before="0"/>
               <w:ind w:left="120"/>
             </w:pPr>
-            <w:hyperlink w:history="1" r:id="rIdbyokcmimp7_hshvguimlh">
+            <w:hyperlink w:history="1" r:id="rIds0ess6rs9w50b1woghzne">
               <w:r>
                 <w:rPr>
                   <w:rFonts w:ascii="Arial" w:cs="Arial" w:eastAsia="Arial" w:hAnsi="Arial"/>
@@ -10345,7 +10345,7 @@
             <w:pPr>
               <w:spacing w:after="20" w:before="0"/>
             </w:pPr>
-            <w:hyperlink w:history="1" r:id="rIdw39nyl5o7vjjssnnwjuwq">
+            <w:hyperlink w:history="1" r:id="rIdopz-l7ikbjwaxmji4caxm">
               <w:r>
                 <w:rPr>
                   <w:rFonts w:ascii="Arial" w:cs="Arial" w:eastAsia="Arial" w:hAnsi="Arial"/>
@@ -10378,7 +10378,7 @@
               <w:spacing w:after="10" w:before="0"/>
               <w:ind w:left="120"/>
             </w:pPr>
-            <w:hyperlink w:history="1" r:id="rIdi-pyuqxiqwdx7ymbclr4m">
+            <w:hyperlink w:history="1" r:id="rIdwbdyin87ana3h8ko8v2p9">
               <w:r>
                 <w:rPr>
                   <w:rFonts w:ascii="Arial" w:cs="Arial" w:eastAsia="Arial" w:hAnsi="Arial"/>
@@ -10423,7 +10423,7 @@
             <w:pPr>
               <w:spacing w:after="20" w:before="0"/>
             </w:pPr>
-            <w:hyperlink w:history="1" r:id="rIdydwkevyqyqp09hfi78akt">
+            <w:hyperlink w:history="1" r:id="rIdffza4bha4mmapkpkelsng">
               <w:r>
                 <w:rPr>
                   <w:rFonts w:ascii="Arial" w:cs="Arial" w:eastAsia="Arial" w:hAnsi="Arial"/>
@@ -10456,7 +10456,7 @@
               <w:spacing w:after="10" w:before="0"/>
               <w:ind w:left="120"/>
             </w:pPr>
-            <w:hyperlink w:history="1" r:id="rIdtrkmi4zrnrczrd6u1plmc">
+            <w:hyperlink w:history="1" r:id="rIduud7shqlg2sy59v91u7x7">
               <w:r>
                 <w:rPr>
                   <w:rFonts w:ascii="Arial" w:cs="Arial" w:eastAsia="Arial" w:hAnsi="Arial"/>
@@ -11943,7 +11943,7 @@
             <w:pPr>
               <w:spacing w:after="20" w:before="0"/>
             </w:pPr>
-            <w:hyperlink w:history="1" r:id="rIdlfrq5cbt872o-eqgmy0dz">
+            <w:hyperlink w:history="1" r:id="rIdeal744lojfuculkvaywqp">
               <w:r>
                 <w:rPr>
                   <w:rFonts w:ascii="Arial" w:cs="Arial" w:eastAsia="Arial" w:hAnsi="Arial"/>
@@ -11976,7 +11976,7 @@
               <w:spacing w:after="10" w:before="0"/>
               <w:ind w:left="120"/>
             </w:pPr>
-            <w:hyperlink w:history="1" r:id="rIdxwoa6qmc07evqcgrniiss">
+            <w:hyperlink w:history="1" r:id="rIdvbpk9kipbdctjzhbtoztr">
               <w:r>
                 <w:rPr>
                   <w:rFonts w:ascii="Arial" w:cs="Arial" w:eastAsia="Arial" w:hAnsi="Arial"/>
@@ -12021,7 +12021,7 @@
             <w:pPr>
               <w:spacing w:after="20" w:before="0"/>
             </w:pPr>
-            <w:hyperlink w:history="1" r:id="rIdfdzowdpttpph1f9t5u_jn">
+            <w:hyperlink w:history="1" r:id="rIdhoafm76aocusivj_kc59x">
               <w:r>
                 <w:rPr>
                   <w:rFonts w:ascii="Arial" w:cs="Arial" w:eastAsia="Arial" w:hAnsi="Arial"/>
@@ -12054,7 +12054,7 @@
               <w:spacing w:after="10" w:before="0"/>
               <w:ind w:left="120"/>
             </w:pPr>
-            <w:hyperlink w:history="1" r:id="rIdyuuo-nszds2hxkn9h1mxk">
+            <w:hyperlink w:history="1" r:id="rIdldmqvywi6t18w8sclpgu6">
               <w:r>
                 <w:rPr>
                   <w:rFonts w:ascii="Arial" w:cs="Arial" w:eastAsia="Arial" w:hAnsi="Arial"/>
@@ -12249,7 +12249,7 @@
             <w:pPr>
               <w:spacing w:after="20" w:before="0"/>
             </w:pPr>
-            <w:hyperlink w:history="1" r:id="rId2ix6t3o2dhkm6zywvixrf">
+            <w:hyperlink w:history="1" r:id="rIdenbbgl2kjopwxiqan0yyd">
               <w:r>
                 <w:rPr>
                   <w:rFonts w:ascii="Arial" w:cs="Arial" w:eastAsia="Arial" w:hAnsi="Arial"/>
@@ -12282,7 +12282,7 @@
               <w:spacing w:after="10" w:before="0"/>
               <w:ind w:left="120"/>
             </w:pPr>
-            <w:hyperlink w:history="1" r:id="rIdlclga6ji1mfvrnbiosnmn">
+            <w:hyperlink w:history="1" r:id="rIdp0wn-ryom4jaqofw6qgxb">
               <w:r>
                 <w:rPr>
                   <w:rFonts w:ascii="Arial" w:cs="Arial" w:eastAsia="Arial" w:hAnsi="Arial"/>
@@ -12327,7 +12327,7 @@
             <w:pPr>
               <w:spacing w:after="20" w:before="0"/>
             </w:pPr>
-            <w:hyperlink w:history="1" r:id="rIdqmyamxiy9rx7fhchyzef-">
+            <w:hyperlink w:history="1" r:id="rIdxhahghj_wkpdijwoa3w9b">
               <w:r>
                 <w:rPr>
                   <w:rFonts w:ascii="Arial" w:cs="Arial" w:eastAsia="Arial" w:hAnsi="Arial"/>
@@ -12360,7 +12360,7 @@
               <w:spacing w:after="10" w:before="0"/>
               <w:ind w:left="120"/>
             </w:pPr>
-            <w:hyperlink w:history="1" r:id="rIdqtj7rdtv-wfsefapq_757">
+            <w:hyperlink w:history="1" r:id="rIdg7dsz4fdwaac8ahn0uqv1">
               <w:r>
                 <w:rPr>
                   <w:rFonts w:ascii="Arial" w:cs="Arial" w:eastAsia="Arial" w:hAnsi="Arial"/>
@@ -12555,7 +12555,7 @@
             <w:pPr>
               <w:spacing w:after="20" w:before="0"/>
             </w:pPr>
-            <w:hyperlink w:history="1" r:id="rIdpxpphaiburtdswqr6bfdi">
+            <w:hyperlink w:history="1" r:id="rIdbnbqdfvq5phwws6aicwzp">
               <w:r>
                 <w:rPr>
                   <w:rFonts w:ascii="Arial" w:cs="Arial" w:eastAsia="Arial" w:hAnsi="Arial"/>
@@ -12588,7 +12588,7 @@
               <w:spacing w:after="10" w:before="0"/>
               <w:ind w:left="120"/>
             </w:pPr>
-            <w:hyperlink w:history="1" r:id="rIdy2n3to-2qnxukdmddhiaj">
+            <w:hyperlink w:history="1" r:id="rIdvil2zocimoln1zt9nfn4p">
               <w:r>
                 <w:rPr>
                   <w:rFonts w:ascii="Arial" w:cs="Arial" w:eastAsia="Arial" w:hAnsi="Arial"/>
@@ -12633,7 +12633,7 @@
             <w:pPr>
               <w:spacing w:after="20" w:before="0"/>
             </w:pPr>
-            <w:hyperlink w:history="1" r:id="rIdvlmtbhwprrflzkvjhlncv">
+            <w:hyperlink w:history="1" r:id="rId-u-_vvfabwcuyqbajdqmz">
               <w:r>
                 <w:rPr>
                   <w:rFonts w:ascii="Arial" w:cs="Arial" w:eastAsia="Arial" w:hAnsi="Arial"/>
@@ -12666,7 +12666,7 @@
               <w:spacing w:after="10" w:before="0"/>
               <w:ind w:left="120"/>
             </w:pPr>
-            <w:hyperlink w:history="1" r:id="rIdlnie5assqantjchfpywgd">
+            <w:hyperlink w:history="1" r:id="rIdjsgypddkjza7kbfodkwcn">
               <w:r>
                 <w:rPr>
                   <w:rFonts w:ascii="Arial" w:cs="Arial" w:eastAsia="Arial" w:hAnsi="Arial"/>
@@ -12861,7 +12861,7 @@
             <w:pPr>
               <w:spacing w:after="20" w:before="0"/>
             </w:pPr>
-            <w:hyperlink w:history="1" r:id="rIdpbhqv4s1sc9ss7attha8k">
+            <w:hyperlink w:history="1" r:id="rIdheavfwlc8r_4tgvs9qip0">
               <w:r>
                 <w:rPr>
                   <w:rFonts w:ascii="Arial" w:cs="Arial" w:eastAsia="Arial" w:hAnsi="Arial"/>
@@ -12894,7 +12894,7 @@
               <w:spacing w:after="10" w:before="0"/>
               <w:ind w:left="120"/>
             </w:pPr>
-            <w:hyperlink w:history="1" r:id="rId9_xctoizpv8f7jeyh3pz4">
+            <w:hyperlink w:history="1" r:id="rIdtjv9uozayairsbv-0vnvt">
               <w:r>
                 <w:rPr>
                   <w:rFonts w:ascii="Arial" w:cs="Arial" w:eastAsia="Arial" w:hAnsi="Arial"/>
@@ -12939,7 +12939,7 @@
             <w:pPr>
               <w:spacing w:after="20" w:before="0"/>
             </w:pPr>
-            <w:hyperlink w:history="1" r:id="rIdsk1bnljtfl-lrvwud9vw7">
+            <w:hyperlink w:history="1" r:id="rId6nt2jydcacs6urkekcnry">
               <w:r>
                 <w:rPr>
                   <w:rFonts w:ascii="Arial" w:cs="Arial" w:eastAsia="Arial" w:hAnsi="Arial"/>
@@ -12972,7 +12972,7 @@
               <w:spacing w:after="10" w:before="0"/>
               <w:ind w:left="120"/>
             </w:pPr>
-            <w:hyperlink w:history="1" r:id="rIdpe6j_h2f3nb-5_ksftih5">
+            <w:hyperlink w:history="1" r:id="rIddem-qpv9xuzvjl6la7pkm">
               <w:r>
                 <w:rPr>
                   <w:rFonts w:ascii="Arial" w:cs="Arial" w:eastAsia="Arial" w:hAnsi="Arial"/>
@@ -13167,7 +13167,7 @@
             <w:pPr>
               <w:spacing w:after="20" w:before="0"/>
             </w:pPr>
-            <w:hyperlink w:history="1" r:id="rIdidiq1esrjf3ftwnq-vjxz">
+            <w:hyperlink w:history="1" r:id="rIdveigwinaydgijfwwkbygq">
               <w:r>
                 <w:rPr>
                   <w:rFonts w:ascii="Arial" w:cs="Arial" w:eastAsia="Arial" w:hAnsi="Arial"/>
@@ -13200,7 +13200,7 @@
               <w:spacing w:after="10" w:before="0"/>
               <w:ind w:left="120"/>
             </w:pPr>
-            <w:hyperlink w:history="1" r:id="rIdj2phg5dcvu_6i2mt1fc6f">
+            <w:hyperlink w:history="1" r:id="rId_ujh-vnjnn4w6fhgyqmsf">
               <w:r>
                 <w:rPr>
                   <w:rFonts w:ascii="Arial" w:cs="Arial" w:eastAsia="Arial" w:hAnsi="Arial"/>
@@ -13245,7 +13245,7 @@
             <w:pPr>
               <w:spacing w:after="20" w:before="0"/>
             </w:pPr>
-            <w:hyperlink w:history="1" r:id="rIdu-jdcbww2dax1rrzwbczd">
+            <w:hyperlink w:history="1" r:id="rId8dzfxrzk_nbngvfh4gsk_">
               <w:r>
                 <w:rPr>
                   <w:rFonts w:ascii="Arial" w:cs="Arial" w:eastAsia="Arial" w:hAnsi="Arial"/>
@@ -13278,7 +13278,7 @@
               <w:spacing w:after="10" w:before="0"/>
               <w:ind w:left="120"/>
             </w:pPr>
-            <w:hyperlink w:history="1" r:id="rId5t1v4kqbmtdoaepjtzern">
+            <w:hyperlink w:history="1" r:id="rIdzp96cf0k-xghaiww85klp">
               <w:r>
                 <w:rPr>
                   <w:rFonts w:ascii="Arial" w:cs="Arial" w:eastAsia="Arial" w:hAnsi="Arial"/>
@@ -14765,7 +14765,7 @@
             <w:pPr>
               <w:spacing w:after="20" w:before="0"/>
             </w:pPr>
-            <w:hyperlink w:history="1" r:id="rId-06thq2kmlih3k1fhnijl">
+            <w:hyperlink w:history="1" r:id="rIdhx9mwynyqtubjtxquip1m">
               <w:r>
                 <w:rPr>
                   <w:rFonts w:ascii="Arial" w:cs="Arial" w:eastAsia="Arial" w:hAnsi="Arial"/>
@@ -14798,7 +14798,7 @@
               <w:spacing w:after="10" w:before="0"/>
               <w:ind w:left="120"/>
             </w:pPr>
-            <w:hyperlink w:history="1" r:id="rIdctswtbewku6aju_euoezx">
+            <w:hyperlink w:history="1" r:id="rIde9gby8eb3vlhkjl1zrpwa">
               <w:r>
                 <w:rPr>
                   <w:rFonts w:ascii="Arial" w:cs="Arial" w:eastAsia="Arial" w:hAnsi="Arial"/>
@@ -14843,7 +14843,7 @@
             <w:pPr>
               <w:spacing w:after="20" w:before="0"/>
             </w:pPr>
-            <w:hyperlink w:history="1" r:id="rIdikxrmyazwiw6gkuf8xht4">
+            <w:hyperlink w:history="1" r:id="rIdnjycpyhalj0o1fvjckh81">
               <w:r>
                 <w:rPr>
                   <w:rFonts w:ascii="Arial" w:cs="Arial" w:eastAsia="Arial" w:hAnsi="Arial"/>
@@ -14876,7 +14876,7 @@
               <w:spacing w:after="10" w:before="0"/>
               <w:ind w:left="120"/>
             </w:pPr>
-            <w:hyperlink w:history="1" r:id="rIdmoiwkiruk6xa4nee4vbnv">
+            <w:hyperlink w:history="1" r:id="rIdv1comtz6zreokejoaya6j">
               <w:r>
                 <w:rPr>
                   <w:rFonts w:ascii="Arial" w:cs="Arial" w:eastAsia="Arial" w:hAnsi="Arial"/>
@@ -15071,7 +15071,7 @@
             <w:pPr>
               <w:spacing w:after="20" w:before="0"/>
             </w:pPr>
-            <w:hyperlink w:history="1" r:id="rIdweaxfwpv5lpwkyfnfm5ms">
+            <w:hyperlink w:history="1" r:id="rIdih-grlthe-0nv7u8lg47g">
               <w:r>
                 <w:rPr>
                   <w:rFonts w:ascii="Arial" w:cs="Arial" w:eastAsia="Arial" w:hAnsi="Arial"/>
@@ -15104,7 +15104,7 @@
               <w:spacing w:after="10" w:before="0"/>
               <w:ind w:left="120"/>
             </w:pPr>
-            <w:hyperlink w:history="1" r:id="rId-zpyhpqc7cb9_mhfbhtwg">
+            <w:hyperlink w:history="1" r:id="rIdidetelfc2qeipa8u8zcxx">
               <w:r>
                 <w:rPr>
                   <w:rFonts w:ascii="Arial" w:cs="Arial" w:eastAsia="Arial" w:hAnsi="Arial"/>
@@ -15149,7 +15149,7 @@
             <w:pPr>
               <w:spacing w:after="20" w:before="0"/>
             </w:pPr>
-            <w:hyperlink w:history="1" r:id="rIdbxa-gpbu6oaxcwymuqkhy">
+            <w:hyperlink w:history="1" r:id="rIdusji9kflm_5arh2wkjbrc">
               <w:r>
                 <w:rPr>
                   <w:rFonts w:ascii="Arial" w:cs="Arial" w:eastAsia="Arial" w:hAnsi="Arial"/>
@@ -15182,7 +15182,7 @@
               <w:spacing w:after="10" w:before="0"/>
               <w:ind w:left="120"/>
             </w:pPr>
-            <w:hyperlink w:history="1" r:id="rIdwybkpxdzv56aioxeirq5u">
+            <w:hyperlink w:history="1" r:id="rIdmbo7ef8wq1aks0fzfyccq">
               <w:r>
                 <w:rPr>
                   <w:rFonts w:ascii="Arial" w:cs="Arial" w:eastAsia="Arial" w:hAnsi="Arial"/>
@@ -15377,7 +15377,7 @@
             <w:pPr>
               <w:spacing w:after="20" w:before="0"/>
             </w:pPr>
-            <w:hyperlink w:history="1" r:id="rIdbrot1nmbezaonfzilpj33">
+            <w:hyperlink w:history="1" r:id="rIddb5rgpnmzcxyovddzdf3n">
               <w:r>
                 <w:rPr>
                   <w:rFonts w:ascii="Arial" w:cs="Arial" w:eastAsia="Arial" w:hAnsi="Arial"/>
@@ -15410,7 +15410,7 @@
               <w:spacing w:after="10" w:before="0"/>
               <w:ind w:left="120"/>
             </w:pPr>
-            <w:hyperlink w:history="1" r:id="rId8hiwc7i59r0k-jnoqlg9r">
+            <w:hyperlink w:history="1" r:id="rIdasfj2c3cuxrwpsjt0ojg5">
               <w:r>
                 <w:rPr>
                   <w:rFonts w:ascii="Arial" w:cs="Arial" w:eastAsia="Arial" w:hAnsi="Arial"/>
@@ -15455,7 +15455,7 @@
             <w:pPr>
               <w:spacing w:after="20" w:before="0"/>
             </w:pPr>
-            <w:hyperlink w:history="1" r:id="rIdufqs2e2rhzlwczcybhoge">
+            <w:hyperlink w:history="1" r:id="rIdrd9h82vynemwywrctbwra">
               <w:r>
                 <w:rPr>
                   <w:rFonts w:ascii="Arial" w:cs="Arial" w:eastAsia="Arial" w:hAnsi="Arial"/>
@@ -15488,7 +15488,7 @@
               <w:spacing w:after="10" w:before="0"/>
               <w:ind w:left="120"/>
             </w:pPr>
-            <w:hyperlink w:history="1" r:id="rIddiz0klhgshrnw8subch8c">
+            <w:hyperlink w:history="1" r:id="rIdb3o24kien-ccfhlerxw5e">
               <w:r>
                 <w:rPr>
                   <w:rFonts w:ascii="Arial" w:cs="Arial" w:eastAsia="Arial" w:hAnsi="Arial"/>
@@ -15683,7 +15683,7 @@
             <w:pPr>
               <w:spacing w:after="20" w:before="0"/>
             </w:pPr>
-            <w:hyperlink w:history="1" r:id="rId2dwh2x4jem-2qkvssa_zb">
+            <w:hyperlink w:history="1" r:id="rIdqqqbn7q2mvmiabi0id9r4">
               <w:r>
                 <w:rPr>
                   <w:rFonts w:ascii="Arial" w:cs="Arial" w:eastAsia="Arial" w:hAnsi="Arial"/>
@@ -15716,7 +15716,7 @@
               <w:spacing w:after="10" w:before="0"/>
               <w:ind w:left="120"/>
             </w:pPr>
-            <w:hyperlink w:history="1" r:id="rIdl_ppmfqnzr1wjjsgpp7k9">
+            <w:hyperlink w:history="1" r:id="rId_yd5v9dxyfepxk8gn1qne">
               <w:r>
                 <w:rPr>
                   <w:rFonts w:ascii="Arial" w:cs="Arial" w:eastAsia="Arial" w:hAnsi="Arial"/>
@@ -15761,7 +15761,7 @@
             <w:pPr>
               <w:spacing w:after="20" w:before="0"/>
             </w:pPr>
-            <w:hyperlink w:history="1" r:id="rIde-4y0dgzadpcdj-2qlr-l">
+            <w:hyperlink w:history="1" r:id="rIdjt0muytc8i45skzu36c11">
               <w:r>
                 <w:rPr>
                   <w:rFonts w:ascii="Arial" w:cs="Arial" w:eastAsia="Arial" w:hAnsi="Arial"/>
@@ -15794,7 +15794,7 @@
               <w:spacing w:after="10" w:before="0"/>
               <w:ind w:left="120"/>
             </w:pPr>
-            <w:hyperlink w:history="1" r:id="rIdddfr71j9xijpy3ze5jrmr">
+            <w:hyperlink w:history="1" r:id="rIddzy9hwdmhfgwedeykqsll">
               <w:r>
                 <w:rPr>
                   <w:rFonts w:ascii="Arial" w:cs="Arial" w:eastAsia="Arial" w:hAnsi="Arial"/>
@@ -15989,7 +15989,7 @@
             <w:pPr>
               <w:spacing w:after="20" w:before="0"/>
             </w:pPr>
-            <w:hyperlink w:history="1" r:id="rIdtveqoss40gg1znqa5ekma">
+            <w:hyperlink w:history="1" r:id="rId4eku68oo6snfom-ju15qo">
               <w:r>
                 <w:rPr>
                   <w:rFonts w:ascii="Arial" w:cs="Arial" w:eastAsia="Arial" w:hAnsi="Arial"/>
@@ -16022,7 +16022,7 @@
               <w:spacing w:after="10" w:before="0"/>
               <w:ind w:left="120"/>
             </w:pPr>
-            <w:hyperlink w:history="1" r:id="rId5ll2izatbfcbrjddvti1d">
+            <w:hyperlink w:history="1" r:id="rIdbrffwhmrlcwwgb-rwgsqq">
               <w:r>
                 <w:rPr>
                   <w:rFonts w:ascii="Arial" w:cs="Arial" w:eastAsia="Arial" w:hAnsi="Arial"/>
@@ -16067,7 +16067,7 @@
             <w:pPr>
               <w:spacing w:after="20" w:before="0"/>
             </w:pPr>
-            <w:hyperlink w:history="1" r:id="rIdaecls5crh4cmzep1wevxm">
+            <w:hyperlink w:history="1" r:id="rIdhedtonid33gdvhhrwjgbi">
               <w:r>
                 <w:rPr>
                   <w:rFonts w:ascii="Arial" w:cs="Arial" w:eastAsia="Arial" w:hAnsi="Arial"/>
@@ -16100,7 +16100,7 @@
               <w:spacing w:after="10" w:before="0"/>
               <w:ind w:left="120"/>
             </w:pPr>
-            <w:hyperlink w:history="1" r:id="rIdwfjzbnxkjepbcjvovydiw">
+            <w:hyperlink w:history="1" r:id="rIdmgodsx5gqzovber-rqyuy">
               <w:r>
                 <w:rPr>
                   <w:rFonts w:ascii="Arial" w:cs="Arial" w:eastAsia="Arial" w:hAnsi="Arial"/>
@@ -17682,7 +17682,7 @@
             <w:pPr>
               <w:spacing w:after="20" w:before="0"/>
             </w:pPr>
-            <w:hyperlink w:history="1" r:id="rIdyzjtaqe_aaszvbljfj4i4">
+            <w:hyperlink w:history="1" r:id="rIdevoaltmsep8mrjxxge_dv">
               <w:r>
                 <w:rPr>
                   <w:rFonts w:ascii="Arial" w:cs="Arial" w:eastAsia="Arial" w:hAnsi="Arial"/>
@@ -17715,7 +17715,7 @@
               <w:spacing w:after="10" w:before="0"/>
               <w:ind w:left="120"/>
             </w:pPr>
-            <w:hyperlink w:history="1" r:id="rIdnyuqpcbkusyuia-ohj_ne">
+            <w:hyperlink w:history="1" r:id="rIdwb1dpzy7k8xkw-psxjq_l">
               <w:r>
                 <w:rPr>
                   <w:rFonts w:ascii="Arial" w:cs="Arial" w:eastAsia="Arial" w:hAnsi="Arial"/>
@@ -17760,7 +17760,7 @@
             <w:pPr>
               <w:spacing w:after="20" w:before="0"/>
             </w:pPr>
-            <w:hyperlink w:history="1" r:id="rIdjbw7elxel8oywau_tpoou">
+            <w:hyperlink w:history="1" r:id="rId6toldsxh-mayvpjcvjmew">
               <w:r>
                 <w:rPr>
                   <w:rFonts w:ascii="Arial" w:cs="Arial" w:eastAsia="Arial" w:hAnsi="Arial"/>
@@ -17793,7 +17793,7 @@
               <w:spacing w:after="10" w:before="0"/>
               <w:ind w:left="120"/>
             </w:pPr>
-            <w:hyperlink w:history="1" r:id="rIdirf1mqxbp9j2bmcebs4dp">
+            <w:hyperlink w:history="1" r:id="rIdyuatdqvunadogcu9eh0ie">
               <w:r>
                 <w:rPr>
                   <w:rFonts w:ascii="Arial" w:cs="Arial" w:eastAsia="Arial" w:hAnsi="Arial"/>
@@ -17988,7 +17988,7 @@
             <w:pPr>
               <w:spacing w:after="20" w:before="0"/>
             </w:pPr>
-            <w:hyperlink w:history="1" r:id="rIddm0exisls2khro4-uu44c">
+            <w:hyperlink w:history="1" r:id="rIddrjwtu0kvwbgzre9dfnef">
               <w:r>
                 <w:rPr>
                   <w:rFonts w:ascii="Arial" w:cs="Arial" w:eastAsia="Arial" w:hAnsi="Arial"/>
@@ -18021,7 +18021,7 @@
               <w:spacing w:after="10" w:before="0"/>
               <w:ind w:left="120"/>
             </w:pPr>
-            <w:hyperlink w:history="1" r:id="rIdjr20xgnevlphqso-kak-p">
+            <w:hyperlink w:history="1" r:id="rIdmoluwvs9umxpwthmekczf">
               <w:r>
                 <w:rPr>
                   <w:rFonts w:ascii="Arial" w:cs="Arial" w:eastAsia="Arial" w:hAnsi="Arial"/>
@@ -18066,7 +18066,7 @@
             <w:pPr>
               <w:spacing w:after="20" w:before="0"/>
             </w:pPr>
-            <w:hyperlink w:history="1" r:id="rIdrosxujjn3kvg4qwumd1yo">
+            <w:hyperlink w:history="1" r:id="rIduwikqmj2oiiirzgnugg77">
               <w:r>
                 <w:rPr>
                   <w:rFonts w:ascii="Arial" w:cs="Arial" w:eastAsia="Arial" w:hAnsi="Arial"/>
@@ -18099,7 +18099,7 @@
               <w:spacing w:after="10" w:before="0"/>
               <w:ind w:left="120"/>
             </w:pPr>
-            <w:hyperlink w:history="1" r:id="rIdekyxedtmwl-nrumfdfyme">
+            <w:hyperlink w:history="1" r:id="rIdx8fjiod6cki6-6mhcucfn">
               <w:r>
                 <w:rPr>
                   <w:rFonts w:ascii="Arial" w:cs="Arial" w:eastAsia="Arial" w:hAnsi="Arial"/>
@@ -18294,7 +18294,7 @@
             <w:pPr>
               <w:spacing w:after="20" w:before="0"/>
             </w:pPr>
-            <w:hyperlink w:history="1" r:id="rIdd9bhmtrewep9z2tjdkdah">
+            <w:hyperlink w:history="1" r:id="rIdd5_ptex5qiabgzej4fhb5">
               <w:r>
                 <w:rPr>
                   <w:rFonts w:ascii="Arial" w:cs="Arial" w:eastAsia="Arial" w:hAnsi="Arial"/>
@@ -18327,7 +18327,7 @@
               <w:spacing w:after="10" w:before="0"/>
               <w:ind w:left="120"/>
             </w:pPr>
-            <w:hyperlink w:history="1" r:id="rIdg6ztr4m1szfhsldpy0-g2">
+            <w:hyperlink w:history="1" r:id="rIdt45_eewtfx1ymw6gng3xe">
               <w:r>
                 <w:rPr>
                   <w:rFonts w:ascii="Arial" w:cs="Arial" w:eastAsia="Arial" w:hAnsi="Arial"/>
@@ -18372,7 +18372,7 @@
             <w:pPr>
               <w:spacing w:after="20" w:before="0"/>
             </w:pPr>
-            <w:hyperlink w:history="1" r:id="rIdvyocre_szjrvjvtdintwh">
+            <w:hyperlink w:history="1" r:id="rIdspdyatth0xb0uwaldjwpd">
               <w:r>
                 <w:rPr>
                   <w:rFonts w:ascii="Arial" w:cs="Arial" w:eastAsia="Arial" w:hAnsi="Arial"/>
@@ -18405,7 +18405,7 @@
               <w:spacing w:after="10" w:before="0"/>
               <w:ind w:left="120"/>
             </w:pPr>
-            <w:hyperlink w:history="1" r:id="rId4gljyduulrbixzeyayyuo">
+            <w:hyperlink w:history="1" r:id="rId6mxbgmoic1xt7st_rq9np">
               <w:r>
                 <w:rPr>
                   <w:rFonts w:ascii="Arial" w:cs="Arial" w:eastAsia="Arial" w:hAnsi="Arial"/>
@@ -18600,7 +18600,7 @@
             <w:pPr>
               <w:spacing w:after="20" w:before="0"/>
             </w:pPr>
-            <w:hyperlink w:history="1" r:id="rIdl38dhz68vu0mlioptdiny">
+            <w:hyperlink w:history="1" r:id="rIdme027el-bnig-8ivsmmll">
               <w:r>
                 <w:rPr>
                   <w:rFonts w:ascii="Arial" w:cs="Arial" w:eastAsia="Arial" w:hAnsi="Arial"/>
@@ -18633,7 +18633,7 @@
               <w:spacing w:after="10" w:before="0"/>
               <w:ind w:left="120"/>
             </w:pPr>
-            <w:hyperlink w:history="1" r:id="rId_z1rlr6_19afvpsgktjb0">
+            <w:hyperlink w:history="1" r:id="rIdzuqvfkwnhg0xev5ztsra2">
               <w:r>
                 <w:rPr>
                   <w:rFonts w:ascii="Arial" w:cs="Arial" w:eastAsia="Arial" w:hAnsi="Arial"/>
@@ -18678,7 +18678,7 @@
             <w:pPr>
               <w:spacing w:after="20" w:before="0"/>
             </w:pPr>
-            <w:hyperlink w:history="1" r:id="rIdizeon-iry5trynddgyaev">
+            <w:hyperlink w:history="1" r:id="rId3wemgi9bn5kbs4yfx9xqt">
               <w:r>
                 <w:rPr>
                   <w:rFonts w:ascii="Arial" w:cs="Arial" w:eastAsia="Arial" w:hAnsi="Arial"/>
@@ -18711,7 +18711,7 @@
               <w:spacing w:after="10" w:before="0"/>
               <w:ind w:left="120"/>
             </w:pPr>
-            <w:hyperlink w:history="1" r:id="rIdwhjonkybjsigewtyuzrue">
+            <w:hyperlink w:history="1" r:id="rIdgfzgg0lftlebylv1cysp4">
               <w:r>
                 <w:rPr>
                   <w:rFonts w:ascii="Arial" w:cs="Arial" w:eastAsia="Arial" w:hAnsi="Arial"/>
@@ -18906,7 +18906,7 @@
             <w:pPr>
               <w:spacing w:after="20" w:before="0"/>
             </w:pPr>
-            <w:hyperlink w:history="1" r:id="rIdyzant3iicpgcou60u_l4b">
+            <w:hyperlink w:history="1" r:id="rIdy5rizaaart0n6owbfmabu">
               <w:r>
                 <w:rPr>
                   <w:rFonts w:ascii="Arial" w:cs="Arial" w:eastAsia="Arial" w:hAnsi="Arial"/>
@@ -18939,7 +18939,7 @@
               <w:spacing w:after="10" w:before="0"/>
               <w:ind w:left="120"/>
             </w:pPr>
-            <w:hyperlink w:history="1" r:id="rIdnlmcdk1sbz2ad-19zc8ku">
+            <w:hyperlink w:history="1" r:id="rId9-ihbvsxeddawd2fsqfyv">
               <w:r>
                 <w:rPr>
                   <w:rFonts w:ascii="Arial" w:cs="Arial" w:eastAsia="Arial" w:hAnsi="Arial"/>
@@ -18984,7 +18984,7 @@
             <w:pPr>
               <w:spacing w:after="20" w:before="0"/>
             </w:pPr>
-            <w:hyperlink w:history="1" r:id="rIdshlcesi8v2099ova5vp_o">
+            <w:hyperlink w:history="1" r:id="rId5pa58auvv1gcj6mdljjcq">
               <w:r>
                 <w:rPr>
                   <w:rFonts w:ascii="Arial" w:cs="Arial" w:eastAsia="Arial" w:hAnsi="Arial"/>
@@ -19017,7 +19017,7 @@
               <w:spacing w:after="10" w:before="0"/>
               <w:ind w:left="120"/>
             </w:pPr>
-            <w:hyperlink w:history="1" r:id="rIdzuodg5tdkcmwhicor-xui">
+            <w:hyperlink w:history="1" r:id="rIdbzcis2oehshw3a3astmgb">
               <w:r>
                 <w:rPr>
                   <w:rFonts w:ascii="Arial" w:cs="Arial" w:eastAsia="Arial" w:hAnsi="Arial"/>
@@ -20504,7 +20504,7 @@
             <w:pPr>
               <w:spacing w:after="20" w:before="0"/>
             </w:pPr>
-            <w:hyperlink w:history="1" r:id="rIdv8iveo39nvzqdtpsbpvnc">
+            <w:hyperlink w:history="1" r:id="rIdlh6zo7omq3kcqc41aqcnt">
               <w:r>
                 <w:rPr>
                   <w:rFonts w:ascii="Arial" w:cs="Arial" w:eastAsia="Arial" w:hAnsi="Arial"/>
@@ -20537,7 +20537,7 @@
               <w:spacing w:after="10" w:before="0"/>
               <w:ind w:left="120"/>
             </w:pPr>
-            <w:hyperlink w:history="1" r:id="rIdbnbsqtlrbdwhylemqlq_r">
+            <w:hyperlink w:history="1" r:id="rIdpyopamii60i66hyrdm2xt">
               <w:r>
                 <w:rPr>
                   <w:rFonts w:ascii="Arial" w:cs="Arial" w:eastAsia="Arial" w:hAnsi="Arial"/>
@@ -20582,7 +20582,7 @@
             <w:pPr>
               <w:spacing w:after="20" w:before="0"/>
             </w:pPr>
-            <w:hyperlink w:history="1" r:id="rIdi_jlew9mc1clwmrmf1u83">
+            <w:hyperlink w:history="1" r:id="rIdbzitbphxq07nit405oh-z">
               <w:r>
                 <w:rPr>
                   <w:rFonts w:ascii="Arial" w:cs="Arial" w:eastAsia="Arial" w:hAnsi="Arial"/>
@@ -20615,7 +20615,7 @@
               <w:spacing w:after="10" w:before="0"/>
               <w:ind w:left="120"/>
             </w:pPr>
-            <w:hyperlink w:history="1" r:id="rIdayh5vmcuenmqfultxkywt">
+            <w:hyperlink w:history="1" r:id="rId2vlqtxxll7n9bkw5wlba8">
               <w:r>
                 <w:rPr>
                   <w:rFonts w:ascii="Arial" w:cs="Arial" w:eastAsia="Arial" w:hAnsi="Arial"/>
@@ -20810,7 +20810,7 @@
             <w:pPr>
               <w:spacing w:after="20" w:before="0"/>
             </w:pPr>
-            <w:hyperlink w:history="1" r:id="rIddf9mdjj_a7bikwejlhdwp">
+            <w:hyperlink w:history="1" r:id="rIdbkgneyc20ez0vuk1blanz">
               <w:r>
                 <w:rPr>
                   <w:rFonts w:ascii="Arial" w:cs="Arial" w:eastAsia="Arial" w:hAnsi="Arial"/>
@@ -20843,7 +20843,7 @@
               <w:spacing w:after="10" w:before="0"/>
               <w:ind w:left="120"/>
             </w:pPr>
-            <w:hyperlink w:history="1" r:id="rIderchxmbfcb4uyagbsapnk">
+            <w:hyperlink w:history="1" r:id="rIdiqaqu14mekconlhtqmdvd">
               <w:r>
                 <w:rPr>
                   <w:rFonts w:ascii="Arial" w:cs="Arial" w:eastAsia="Arial" w:hAnsi="Arial"/>
@@ -20888,7 +20888,7 @@
             <w:pPr>
               <w:spacing w:after="20" w:before="0"/>
             </w:pPr>
-            <w:hyperlink w:history="1" r:id="rIdufcj0bioxmvqxdllmgzoy">
+            <w:hyperlink w:history="1" r:id="rIdrtct9u71uokmeup0uimtn">
               <w:r>
                 <w:rPr>
                   <w:rFonts w:ascii="Arial" w:cs="Arial" w:eastAsia="Arial" w:hAnsi="Arial"/>
@@ -20921,7 +20921,7 @@
               <w:spacing w:after="10" w:before="0"/>
               <w:ind w:left="120"/>
             </w:pPr>
-            <w:hyperlink w:history="1" r:id="rIdrfhukszeuwdop1vfockou">
+            <w:hyperlink w:history="1" r:id="rIdu9k91n7zh9qmgpddjdtia">
               <w:r>
                 <w:rPr>
                   <w:rFonts w:ascii="Arial" w:cs="Arial" w:eastAsia="Arial" w:hAnsi="Arial"/>
@@ -21116,7 +21116,7 @@
             <w:pPr>
               <w:spacing w:after="20" w:before="0"/>
             </w:pPr>
-            <w:hyperlink w:history="1" r:id="rIdldzzdcq1udpe8cmlz7jhq">
+            <w:hyperlink w:history="1" r:id="rIdlfps8bgiss_wurlfmvlcr">
               <w:r>
                 <w:rPr>
                   <w:rFonts w:ascii="Arial" w:cs="Arial" w:eastAsia="Arial" w:hAnsi="Arial"/>
@@ -21149,7 +21149,7 @@
               <w:spacing w:after="10" w:before="0"/>
               <w:ind w:left="120"/>
             </w:pPr>
-            <w:hyperlink w:history="1" r:id="rIdcfd-nv-oqykvhfhlejokx">
+            <w:hyperlink w:history="1" r:id="rId1xw9cogwdpuwqyeoj6whk">
               <w:r>
                 <w:rPr>
                   <w:rFonts w:ascii="Arial" w:cs="Arial" w:eastAsia="Arial" w:hAnsi="Arial"/>
@@ -21194,7 +21194,7 @@
             <w:pPr>
               <w:spacing w:after="20" w:before="0"/>
             </w:pPr>
-            <w:hyperlink w:history="1" r:id="rIdhgkelw0jmj4pxvzxwiy5p">
+            <w:hyperlink w:history="1" r:id="rIdh-htgxu4acqervwnn8s2x">
               <w:r>
                 <w:rPr>
                   <w:rFonts w:ascii="Arial" w:cs="Arial" w:eastAsia="Arial" w:hAnsi="Arial"/>
@@ -21227,7 +21227,7 @@
               <w:spacing w:after="10" w:before="0"/>
               <w:ind w:left="120"/>
             </w:pPr>
-            <w:hyperlink w:history="1" r:id="rIdxtwomfsxklo11naxpfnk4">
+            <w:hyperlink w:history="1" r:id="rIduywa33wlh4cjkfk4k9kby">
               <w:r>
                 <w:rPr>
                   <w:rFonts w:ascii="Arial" w:cs="Arial" w:eastAsia="Arial" w:hAnsi="Arial"/>
@@ -21422,7 +21422,7 @@
             <w:pPr>
               <w:spacing w:after="20" w:before="0"/>
             </w:pPr>
-            <w:hyperlink w:history="1" r:id="rIdfkos1nkrhrg_e1nnj4qmm">
+            <w:hyperlink w:history="1" r:id="rId6ksw2bgzvdd1osc4ewxdc">
               <w:r>
                 <w:rPr>
                   <w:rFonts w:ascii="Arial" w:cs="Arial" w:eastAsia="Arial" w:hAnsi="Arial"/>
@@ -21455,7 +21455,7 @@
               <w:spacing w:after="10" w:before="0"/>
               <w:ind w:left="120"/>
             </w:pPr>
-            <w:hyperlink w:history="1" r:id="rIdbbgrwofnoryyv2mz7_v4f">
+            <w:hyperlink w:history="1" r:id="rIdgndfk2-2f3ybvbn_wtcxl">
               <w:r>
                 <w:rPr>
                   <w:rFonts w:ascii="Arial" w:cs="Arial" w:eastAsia="Arial" w:hAnsi="Arial"/>
@@ -21500,7 +21500,7 @@
             <w:pPr>
               <w:spacing w:after="20" w:before="0"/>
             </w:pPr>
-            <w:hyperlink w:history="1" r:id="rIdigct5z4luebzztjd2jmsx">
+            <w:hyperlink w:history="1" r:id="rIdkwc2axstx8i6ixcv4jz9v">
               <w:r>
                 <w:rPr>
                   <w:rFonts w:ascii="Arial" w:cs="Arial" w:eastAsia="Arial" w:hAnsi="Arial"/>
@@ -21533,7 +21533,7 @@
               <w:spacing w:after="10" w:before="0"/>
               <w:ind w:left="120"/>
             </w:pPr>
-            <w:hyperlink w:history="1" r:id="rId5ezaseg3og8bfh79zhupe">
+            <w:hyperlink w:history="1" r:id="rIduuep0voqcembblhsydywq">
               <w:r>
                 <w:rPr>
                   <w:rFonts w:ascii="Arial" w:cs="Arial" w:eastAsia="Arial" w:hAnsi="Arial"/>
@@ -21728,7 +21728,7 @@
             <w:pPr>
               <w:spacing w:after="20" w:before="0"/>
             </w:pPr>
-            <w:hyperlink w:history="1" r:id="rIdus7logmwzttd8odvmfdz_">
+            <w:hyperlink w:history="1" r:id="rIdkyedkkwswpepqiw39dzzk">
               <w:r>
                 <w:rPr>
                   <w:rFonts w:ascii="Arial" w:cs="Arial" w:eastAsia="Arial" w:hAnsi="Arial"/>
@@ -21761,7 +21761,7 @@
               <w:spacing w:after="10" w:before="0"/>
               <w:ind w:left="120"/>
             </w:pPr>
-            <w:hyperlink w:history="1" r:id="rIdd-bq2z5t6drphlhmpb1q5">
+            <w:hyperlink w:history="1" r:id="rIdpwpyrnxym2abt5proua2-">
               <w:r>
                 <w:rPr>
                   <w:rFonts w:ascii="Arial" w:cs="Arial" w:eastAsia="Arial" w:hAnsi="Arial"/>
@@ -21806,7 +21806,7 @@
             <w:pPr>
               <w:spacing w:after="20" w:before="0"/>
             </w:pPr>
-            <w:hyperlink w:history="1" r:id="rIdux-xts9fjl0zphlhjziod">
+            <w:hyperlink w:history="1" r:id="rId-pgpy4qw7wtutorfspjii">
               <w:r>
                 <w:rPr>
                   <w:rFonts w:ascii="Arial" w:cs="Arial" w:eastAsia="Arial" w:hAnsi="Arial"/>
@@ -21839,7 +21839,7 @@
               <w:spacing w:after="10" w:before="0"/>
               <w:ind w:left="120"/>
             </w:pPr>
-            <w:hyperlink w:history="1" r:id="rIdgvnn5ixv39kqfg63g20rh">
+            <w:hyperlink w:history="1" r:id="rIdwowlb6absffwd4bysvufw">
               <w:r>
                 <w:rPr>
                   <w:rFonts w:ascii="Arial" w:cs="Arial" w:eastAsia="Arial" w:hAnsi="Arial"/>
@@ -23326,7 +23326,7 @@
             <w:pPr>
               <w:spacing w:after="20" w:before="0"/>
             </w:pPr>
-            <w:hyperlink w:history="1" r:id="rIdweg0kcxxck7yqh2din2qq">
+            <w:hyperlink w:history="1" r:id="rIddve2mxae5utoyn2hoqwjc">
               <w:r>
                 <w:rPr>
                   <w:rFonts w:ascii="Arial" w:cs="Arial" w:eastAsia="Arial" w:hAnsi="Arial"/>
@@ -23359,7 +23359,7 @@
               <w:spacing w:after="10" w:before="0"/>
               <w:ind w:left="120"/>
             </w:pPr>
-            <w:hyperlink w:history="1" r:id="rIden8wkg988un0peztqpgpx">
+            <w:hyperlink w:history="1" r:id="rIdrt6875ehda9xhkleen9rx">
               <w:r>
                 <w:rPr>
                   <w:rFonts w:ascii="Arial" w:cs="Arial" w:eastAsia="Arial" w:hAnsi="Arial"/>
@@ -23404,7 +23404,7 @@
             <w:pPr>
               <w:spacing w:after="20" w:before="0"/>
             </w:pPr>
-            <w:hyperlink w:history="1" r:id="rIds01n8nbbktyn_gb8ozl8c">
+            <w:hyperlink w:history="1" r:id="rIdm6ik4exfj4zge9qzqvetn">
               <w:r>
                 <w:rPr>
                   <w:rFonts w:ascii="Arial" w:cs="Arial" w:eastAsia="Arial" w:hAnsi="Arial"/>
@@ -23437,7 +23437,7 @@
               <w:spacing w:after="10" w:before="0"/>
               <w:ind w:left="120"/>
             </w:pPr>
-            <w:hyperlink w:history="1" r:id="rIdfj0ikdawkpadpq7ckybx0">
+            <w:hyperlink w:history="1" r:id="rIdg21vf7ozmwsa8ohwm85be">
               <w:r>
                 <w:rPr>
                   <w:rFonts w:ascii="Arial" w:cs="Arial" w:eastAsia="Arial" w:hAnsi="Arial"/>
@@ -23632,7 +23632,7 @@
             <w:pPr>
               <w:spacing w:after="20" w:before="0"/>
             </w:pPr>
-            <w:hyperlink w:history="1" r:id="rIdyslrnk5z9jr_jiehsemfj">
+            <w:hyperlink w:history="1" r:id="rId87gydd0u5thjfmn6lnmg5">
               <w:r>
                 <w:rPr>
                   <w:rFonts w:ascii="Arial" w:cs="Arial" w:eastAsia="Arial" w:hAnsi="Arial"/>
@@ -23665,7 +23665,7 @@
               <w:spacing w:after="10" w:before="0"/>
               <w:ind w:left="120"/>
             </w:pPr>
-            <w:hyperlink w:history="1" r:id="rId8wgiyzioxsw4tsku3iapt">
+            <w:hyperlink w:history="1" r:id="rIdwmkxep4ge3x_mhf2j2vgj">
               <w:r>
                 <w:rPr>
                   <w:rFonts w:ascii="Arial" w:cs="Arial" w:eastAsia="Arial" w:hAnsi="Arial"/>
@@ -23710,7 +23710,7 @@
             <w:pPr>
               <w:spacing w:after="20" w:before="0"/>
             </w:pPr>
-            <w:hyperlink w:history="1" r:id="rIdlpdjess68xcsgeeedvkso">
+            <w:hyperlink w:history="1" r:id="rIdywmpvxv--7prtngkuhv4d">
               <w:r>
                 <w:rPr>
                   <w:rFonts w:ascii="Arial" w:cs="Arial" w:eastAsia="Arial" w:hAnsi="Arial"/>
@@ -23743,7 +23743,7 @@
               <w:spacing w:after="10" w:before="0"/>
               <w:ind w:left="120"/>
             </w:pPr>
-            <w:hyperlink w:history="1" r:id="rIdvr1q7old333fgjxrxgbyz">
+            <w:hyperlink w:history="1" r:id="rIdsfvvtpn5rlosvmi22gzpv">
               <w:r>
                 <w:rPr>
                   <w:rFonts w:ascii="Arial" w:cs="Arial" w:eastAsia="Arial" w:hAnsi="Arial"/>
@@ -23938,7 +23938,7 @@
             <w:pPr>
               <w:spacing w:after="20" w:before="0"/>
             </w:pPr>
-            <w:hyperlink w:history="1" r:id="rIdt9l9rh5hhkqb3lbtccmfe">
+            <w:hyperlink w:history="1" r:id="rIdsaqmpu79bwx9o4tj8xiei">
               <w:r>
                 <w:rPr>
                   <w:rFonts w:ascii="Arial" w:cs="Arial" w:eastAsia="Arial" w:hAnsi="Arial"/>
@@ -23971,7 +23971,7 @@
               <w:spacing w:after="10" w:before="0"/>
               <w:ind w:left="120"/>
             </w:pPr>
-            <w:hyperlink w:history="1" r:id="rIdotx4khjex6lrv7vuo98zc">
+            <w:hyperlink w:history="1" r:id="rIdcthaf8js-bmtmoxy6daa8">
               <w:r>
                 <w:rPr>
                   <w:rFonts w:ascii="Arial" w:cs="Arial" w:eastAsia="Arial" w:hAnsi="Arial"/>
@@ -24016,7 +24016,7 @@
             <w:pPr>
               <w:spacing w:after="20" w:before="0"/>
             </w:pPr>
-            <w:hyperlink w:history="1" r:id="rIduv6igtnqzrfoqiavm_lzk">
+            <w:hyperlink w:history="1" r:id="rIdakrzimbiihjhodypmrhjy">
               <w:r>
                 <w:rPr>
                   <w:rFonts w:ascii="Arial" w:cs="Arial" w:eastAsia="Arial" w:hAnsi="Arial"/>
@@ -24049,7 +24049,7 @@
               <w:spacing w:after="10" w:before="0"/>
               <w:ind w:left="120"/>
             </w:pPr>
-            <w:hyperlink w:history="1" r:id="rIdpu_ptwoxdcsz38xiyoxmi">
+            <w:hyperlink w:history="1" r:id="rIdiastjayfz5_xj2gafu79k">
               <w:r>
                 <w:rPr>
                   <w:rFonts w:ascii="Arial" w:cs="Arial" w:eastAsia="Arial" w:hAnsi="Arial"/>
@@ -24244,7 +24244,7 @@
             <w:pPr>
               <w:spacing w:after="20" w:before="0"/>
             </w:pPr>
-            <w:hyperlink w:history="1" r:id="rIdhlz4h4oklm5xa8claypo0">
+            <w:hyperlink w:history="1" r:id="rIdlmbvp7oojfgh6b5_cu0da">
               <w:r>
                 <w:rPr>
                   <w:rFonts w:ascii="Arial" w:cs="Arial" w:eastAsia="Arial" w:hAnsi="Arial"/>
@@ -24277,7 +24277,7 @@
               <w:spacing w:after="10" w:before="0"/>
               <w:ind w:left="120"/>
             </w:pPr>
-            <w:hyperlink w:history="1" r:id="rIdchrsunivvvxvmbf6nf4vj">
+            <w:hyperlink w:history="1" r:id="rIdm8_bpnckgydlrixwsf2md">
               <w:r>
                 <w:rPr>
                   <w:rFonts w:ascii="Arial" w:cs="Arial" w:eastAsia="Arial" w:hAnsi="Arial"/>
@@ -24322,7 +24322,7 @@
             <w:pPr>
               <w:spacing w:after="20" w:before="0"/>
             </w:pPr>
-            <w:hyperlink w:history="1" r:id="rIdqz5xidujnnbeu555p8ws5">
+            <w:hyperlink w:history="1" r:id="rIdm8f5dgqhgrfo-zcbpi-sw">
               <w:r>
                 <w:rPr>
                   <w:rFonts w:ascii="Arial" w:cs="Arial" w:eastAsia="Arial" w:hAnsi="Arial"/>
@@ -24355,7 +24355,7 @@
               <w:spacing w:after="10" w:before="0"/>
               <w:ind w:left="120"/>
             </w:pPr>
-            <w:hyperlink w:history="1" r:id="rIdyffyuwpobfydb1flvcq9a">
+            <w:hyperlink w:history="1" r:id="rId_9mzzlloa1cz_n0otutsp">
               <w:r>
                 <w:rPr>
                   <w:rFonts w:ascii="Arial" w:cs="Arial" w:eastAsia="Arial" w:hAnsi="Arial"/>
@@ -24550,7 +24550,7 @@
             <w:pPr>
               <w:spacing w:after="20" w:before="0"/>
             </w:pPr>
-            <w:hyperlink w:history="1" r:id="rIdy_u4lrdxmleihah6dzixm">
+            <w:hyperlink w:history="1" r:id="rId5o2scvasdmp6tqey_byzv">
               <w:r>
                 <w:rPr>
                   <w:rFonts w:ascii="Arial" w:cs="Arial" w:eastAsia="Arial" w:hAnsi="Arial"/>
@@ -24583,7 +24583,7 @@
               <w:spacing w:after="10" w:before="0"/>
               <w:ind w:left="120"/>
             </w:pPr>
-            <w:hyperlink w:history="1" r:id="rIdg4hxfo89ytvzpql0gw0pu">
+            <w:hyperlink w:history="1" r:id="rId1df4flxeddony7bn18rty">
               <w:r>
                 <w:rPr>
                   <w:rFonts w:ascii="Arial" w:cs="Arial" w:eastAsia="Arial" w:hAnsi="Arial"/>
@@ -24628,7 +24628,7 @@
             <w:pPr>
               <w:spacing w:after="20" w:before="0"/>
             </w:pPr>
-            <w:hyperlink w:history="1" r:id="rIdhxe_uusmvlisuelmvvzr_">
+            <w:hyperlink w:history="1" r:id="rId1wawm8odjy2uiy68ourms">
               <w:r>
                 <w:rPr>
                   <w:rFonts w:ascii="Arial" w:cs="Arial" w:eastAsia="Arial" w:hAnsi="Arial"/>
@@ -24661,7 +24661,7 @@
               <w:spacing w:after="10" w:before="0"/>
               <w:ind w:left="120"/>
             </w:pPr>
-            <w:hyperlink w:history="1" r:id="rIdx6k5nxld694fmbtciiqyg">
+            <w:hyperlink w:history="1" r:id="rId2c6frc-qogzmgs8uljmo-">
               <w:r>
                 <w:rPr>
                   <w:rFonts w:ascii="Arial" w:cs="Arial" w:eastAsia="Arial" w:hAnsi="Arial"/>
@@ -26148,7 +26148,7 @@
             <w:pPr>
               <w:spacing w:after="20" w:before="0"/>
             </w:pPr>
-            <w:hyperlink w:history="1" r:id="rId8pcrrvjv2gzl14vqq6_xn">
+            <w:hyperlink w:history="1" r:id="rIdvarpsxcwt0whvo2eql9-6">
               <w:r>
                 <w:rPr>
                   <w:rFonts w:ascii="Arial" w:cs="Arial" w:eastAsia="Arial" w:hAnsi="Arial"/>
@@ -26181,7 +26181,7 @@
               <w:spacing w:after="10" w:before="0"/>
               <w:ind w:left="120"/>
             </w:pPr>
-            <w:hyperlink w:history="1" r:id="rId-kfr5wbawsetbqdzn7gwq">
+            <w:hyperlink w:history="1" r:id="rIdrkmwl6vavhe5ennpv7yxj">
               <w:r>
                 <w:rPr>
                   <w:rFonts w:ascii="Arial" w:cs="Arial" w:eastAsia="Arial" w:hAnsi="Arial"/>
@@ -26226,7 +26226,7 @@
             <w:pPr>
               <w:spacing w:after="20" w:before="0"/>
             </w:pPr>
-            <w:hyperlink w:history="1" r:id="rIdec3nnwrunrjv3lyc73hua">
+            <w:hyperlink w:history="1" r:id="rIdndphfwqwzfkpunc0q9yhu">
               <w:r>
                 <w:rPr>
                   <w:rFonts w:ascii="Arial" w:cs="Arial" w:eastAsia="Arial" w:hAnsi="Arial"/>
@@ -26259,7 +26259,7 @@
               <w:spacing w:after="10" w:before="0"/>
               <w:ind w:left="120"/>
             </w:pPr>
-            <w:hyperlink w:history="1" r:id="rId7udpvlrial2fj70umw0xj">
+            <w:hyperlink w:history="1" r:id="rIdolouvicgyhazwnshpdl66">
               <w:r>
                 <w:rPr>
                   <w:rFonts w:ascii="Arial" w:cs="Arial" w:eastAsia="Arial" w:hAnsi="Arial"/>
@@ -26454,7 +26454,7 @@
             <w:pPr>
               <w:spacing w:after="20" w:before="0"/>
             </w:pPr>
-            <w:hyperlink w:history="1" r:id="rIdevu5ugjke-5dwybmgyxcz">
+            <w:hyperlink w:history="1" r:id="rIdkoqw941v8uu9vmf48yup7">
               <w:r>
                 <w:rPr>
                   <w:rFonts w:ascii="Arial" w:cs="Arial" w:eastAsia="Arial" w:hAnsi="Arial"/>
@@ -26487,7 +26487,7 @@
               <w:spacing w:after="10" w:before="0"/>
               <w:ind w:left="120"/>
             </w:pPr>
-            <w:hyperlink w:history="1" r:id="rId3jq4zgwmkkio8dtyqif4i">
+            <w:hyperlink w:history="1" r:id="rIdh1etdyxzb0dlmyufi3l-o">
               <w:r>
                 <w:rPr>
                   <w:rFonts w:ascii="Arial" w:cs="Arial" w:eastAsia="Arial" w:hAnsi="Arial"/>
@@ -26532,7 +26532,7 @@
             <w:pPr>
               <w:spacing w:after="20" w:before="0"/>
             </w:pPr>
-            <w:hyperlink w:history="1" r:id="rIdvzqokzq3tmkir-mzjskua">
+            <w:hyperlink w:history="1" r:id="rIdastp_yd5wimwan2jnprjx">
               <w:r>
                 <w:rPr>
                   <w:rFonts w:ascii="Arial" w:cs="Arial" w:eastAsia="Arial" w:hAnsi="Arial"/>
@@ -26565,7 +26565,7 @@
               <w:spacing w:after="10" w:before="0"/>
               <w:ind w:left="120"/>
             </w:pPr>
-            <w:hyperlink w:history="1" r:id="rIdeugpgtvk7adtudgp98ygv">
+            <w:hyperlink w:history="1" r:id="rIdudbtlc0eiltqrjjdy7xjm">
               <w:r>
                 <w:rPr>
                   <w:rFonts w:ascii="Arial" w:cs="Arial" w:eastAsia="Arial" w:hAnsi="Arial"/>
@@ -26760,7 +26760,7 @@
             <w:pPr>
               <w:spacing w:after="20" w:before="0"/>
             </w:pPr>
-            <w:hyperlink w:history="1" r:id="rIdk7eibude8pbplcdeevkie">
+            <w:hyperlink w:history="1" r:id="rId-jz6p0jf7oiszdygqsz7u">
               <w:r>
                 <w:rPr>
                   <w:rFonts w:ascii="Arial" w:cs="Arial" w:eastAsia="Arial" w:hAnsi="Arial"/>
@@ -26793,7 +26793,7 @@
               <w:spacing w:after="10" w:before="0"/>
               <w:ind w:left="120"/>
             </w:pPr>
-            <w:hyperlink w:history="1" r:id="rIdljywpkajh32whs9lyruq2">
+            <w:hyperlink w:history="1" r:id="rIdiawmeqdow4laibzzbns-z">
               <w:r>
                 <w:rPr>
                   <w:rFonts w:ascii="Arial" w:cs="Arial" w:eastAsia="Arial" w:hAnsi="Arial"/>
@@ -26838,7 +26838,7 @@
             <w:pPr>
               <w:spacing w:after="20" w:before="0"/>
             </w:pPr>
-            <w:hyperlink w:history="1" r:id="rIdcd4crskiiec7hqxn7celq">
+            <w:hyperlink w:history="1" r:id="rIdvokpm5ci3zir6qejnqgno">
               <w:r>
                 <w:rPr>
                   <w:rFonts w:ascii="Arial" w:cs="Arial" w:eastAsia="Arial" w:hAnsi="Arial"/>
@@ -26871,7 +26871,7 @@
               <w:spacing w:after="10" w:before="0"/>
               <w:ind w:left="120"/>
             </w:pPr>
-            <w:hyperlink w:history="1" r:id="rIdncfmgk53tj6f-y62fvnxe">
+            <w:hyperlink w:history="1" r:id="rIdxhz0pz1awy9za4akyljlq">
               <w:r>
                 <w:rPr>
                   <w:rFonts w:ascii="Arial" w:cs="Arial" w:eastAsia="Arial" w:hAnsi="Arial"/>
@@ -27066,7 +27066,7 @@
             <w:pPr>
               <w:spacing w:after="20" w:before="0"/>
             </w:pPr>
-            <w:hyperlink w:history="1" r:id="rIdedpdohtpdt5rdb3sbovje">
+            <w:hyperlink w:history="1" r:id="rIdof0twaqctkqw39tfwoesh">
               <w:r>
                 <w:rPr>
                   <w:rFonts w:ascii="Arial" w:cs="Arial" w:eastAsia="Arial" w:hAnsi="Arial"/>
@@ -27099,7 +27099,7 @@
               <w:spacing w:after="10" w:before="0"/>
               <w:ind w:left="120"/>
             </w:pPr>
-            <w:hyperlink w:history="1" r:id="rIdksss4gykiysk_cab2mdrc">
+            <w:hyperlink w:history="1" r:id="rIdzrpyprjlieoiod2cd9aom">
               <w:r>
                 <w:rPr>
                   <w:rFonts w:ascii="Arial" w:cs="Arial" w:eastAsia="Arial" w:hAnsi="Arial"/>
@@ -27144,7 +27144,7 @@
             <w:pPr>
               <w:spacing w:after="20" w:before="0"/>
             </w:pPr>
-            <w:hyperlink w:history="1" r:id="rIdrldlzm6bza3_rgjsqv4ii">
+            <w:hyperlink w:history="1" r:id="rId0mblea8iya_2dn1isbcnn">
               <w:r>
                 <w:rPr>
                   <w:rFonts w:ascii="Arial" w:cs="Arial" w:eastAsia="Arial" w:hAnsi="Arial"/>
@@ -27177,7 +27177,7 @@
               <w:spacing w:after="10" w:before="0"/>
               <w:ind w:left="120"/>
             </w:pPr>
-            <w:hyperlink w:history="1" r:id="rIdmg68vxskdoimgs-dqelhx">
+            <w:hyperlink w:history="1" r:id="rIdxoqbba6xhyaveibynsfzk">
               <w:r>
                 <w:rPr>
                   <w:rFonts w:ascii="Arial" w:cs="Arial" w:eastAsia="Arial" w:hAnsi="Arial"/>
@@ -27372,7 +27372,7 @@
             <w:pPr>
               <w:spacing w:after="20" w:before="0"/>
             </w:pPr>
-            <w:hyperlink w:history="1" r:id="rIdxtgetarqsjoppc16oel6p">
+            <w:hyperlink w:history="1" r:id="rId7vy1pvyodsxgnfn-jgumg">
               <w:r>
                 <w:rPr>
                   <w:rFonts w:ascii="Arial" w:cs="Arial" w:eastAsia="Arial" w:hAnsi="Arial"/>
@@ -27405,7 +27405,7 @@
               <w:spacing w:after="10" w:before="0"/>
               <w:ind w:left="120"/>
             </w:pPr>
-            <w:hyperlink w:history="1" r:id="rIdehe5a4-ljrqoazzeekfd8">
+            <w:hyperlink w:history="1" r:id="rId3xhon7tyh3al9ce2angoj">
               <w:r>
                 <w:rPr>
                   <w:rFonts w:ascii="Arial" w:cs="Arial" w:eastAsia="Arial" w:hAnsi="Arial"/>
@@ -27450,7 +27450,7 @@
             <w:pPr>
               <w:spacing w:after="20" w:before="0"/>
             </w:pPr>
-            <w:hyperlink w:history="1" r:id="rIdccqca-ai2lkr2cq0sglnm">
+            <w:hyperlink w:history="1" r:id="rIdif7sdqpn2cpxgx4xyekwh">
               <w:r>
                 <w:rPr>
                   <w:rFonts w:ascii="Arial" w:cs="Arial" w:eastAsia="Arial" w:hAnsi="Arial"/>
@@ -27483,7 +27483,7 @@
               <w:spacing w:after="10" w:before="0"/>
               <w:ind w:left="120"/>
             </w:pPr>
-            <w:hyperlink w:history="1" r:id="rId1nmq9ums5by-ru2x4odok">
+            <w:hyperlink w:history="1" r:id="rIdhtgulhntv-8hk0kkqlewq">
               <w:r>
                 <w:rPr>
                   <w:rFonts w:ascii="Arial" w:cs="Arial" w:eastAsia="Arial" w:hAnsi="Arial"/>
@@ -28970,7 +28970,7 @@
             <w:pPr>
               <w:spacing w:after="20" w:before="0"/>
             </w:pPr>
-            <w:hyperlink w:history="1" r:id="rIdvadpqkzkbjby31lrlnxf2">
+            <w:hyperlink w:history="1" r:id="rIdrxpzifnmgoee4r0adbdke">
               <w:r>
                 <w:rPr>
                   <w:rFonts w:ascii="Arial" w:cs="Arial" w:eastAsia="Arial" w:hAnsi="Arial"/>
@@ -29003,7 +29003,7 @@
               <w:spacing w:after="10" w:before="0"/>
               <w:ind w:left="120"/>
             </w:pPr>
-            <w:hyperlink w:history="1" r:id="rIdpp78x7krif_mp3pwmhi0s">
+            <w:hyperlink w:history="1" r:id="rIdvbe-vcokfwuzlor6ndcm_">
               <w:r>
                 <w:rPr>
                   <w:rFonts w:ascii="Arial" w:cs="Arial" w:eastAsia="Arial" w:hAnsi="Arial"/>
@@ -29048,7 +29048,7 @@
             <w:pPr>
               <w:spacing w:after="20" w:before="0"/>
             </w:pPr>
-            <w:hyperlink w:history="1" r:id="rId5uyaiq0hf36eap59l5udm">
+            <w:hyperlink w:history="1" r:id="rIdcukbgu92cf7tnhge7yh_n">
               <w:r>
                 <w:rPr>
                   <w:rFonts w:ascii="Arial" w:cs="Arial" w:eastAsia="Arial" w:hAnsi="Arial"/>
@@ -29081,7 +29081,7 @@
               <w:spacing w:after="10" w:before="0"/>
               <w:ind w:left="120"/>
             </w:pPr>
-            <w:hyperlink w:history="1" r:id="rId2mxswy59jl7kdifmqhigd">
+            <w:hyperlink w:history="1" r:id="rIdd5b_rxiw3nwvudvd-hxnu">
               <w:r>
                 <w:rPr>
                   <w:rFonts w:ascii="Arial" w:cs="Arial" w:eastAsia="Arial" w:hAnsi="Arial"/>
@@ -29276,7 +29276,7 @@
             <w:pPr>
               <w:spacing w:after="20" w:before="0"/>
             </w:pPr>
-            <w:hyperlink w:history="1" r:id="rIdhtfgecwk97meu7v5cg_q6">
+            <w:hyperlink w:history="1" r:id="rId6psserem0f6-jpnjba-uz">
               <w:r>
                 <w:rPr>
                   <w:rFonts w:ascii="Arial" w:cs="Arial" w:eastAsia="Arial" w:hAnsi="Arial"/>
@@ -29309,7 +29309,7 @@
               <w:spacing w:after="10" w:before="0"/>
               <w:ind w:left="120"/>
             </w:pPr>
-            <w:hyperlink w:history="1" r:id="rIdnde58gecvgkgreiwj3znz">
+            <w:hyperlink w:history="1" r:id="rIdmwxtbsxwyfalel30nsnjn">
               <w:r>
                 <w:rPr>
                   <w:rFonts w:ascii="Arial" w:cs="Arial" w:eastAsia="Arial" w:hAnsi="Arial"/>
@@ -29354,7 +29354,7 @@
             <w:pPr>
               <w:spacing w:after="20" w:before="0"/>
             </w:pPr>
-            <w:hyperlink w:history="1" r:id="rIdcxeqw_gclloqe2djin73-">
+            <w:hyperlink w:history="1" r:id="rIdctpbu_ohh9ielkaexloz2">
               <w:r>
                 <w:rPr>
                   <w:rFonts w:ascii="Arial" w:cs="Arial" w:eastAsia="Arial" w:hAnsi="Arial"/>
@@ -29387,7 +29387,7 @@
               <w:spacing w:after="10" w:before="0"/>
               <w:ind w:left="120"/>
             </w:pPr>
-            <w:hyperlink w:history="1" r:id="rIdazrsu22lmsxvfglilebfg">
+            <w:hyperlink w:history="1" r:id="rIdevojicfycgnggfa6wvxhk">
               <w:r>
                 <w:rPr>
                   <w:rFonts w:ascii="Arial" w:cs="Arial" w:eastAsia="Arial" w:hAnsi="Arial"/>
@@ -29582,7 +29582,7 @@
             <w:pPr>
               <w:spacing w:after="20" w:before="0"/>
             </w:pPr>
-            <w:hyperlink w:history="1" r:id="rIdvf5ix6n9udr8atqqtluwu">
+            <w:hyperlink w:history="1" r:id="rId1eqz7nolh8iahqm83ljft">
               <w:r>
                 <w:rPr>
                   <w:rFonts w:ascii="Arial" w:cs="Arial" w:eastAsia="Arial" w:hAnsi="Arial"/>
@@ -29615,7 +29615,7 @@
               <w:spacing w:after="10" w:before="0"/>
               <w:ind w:left="120"/>
             </w:pPr>
-            <w:hyperlink w:history="1" r:id="rIdyn1nzeieyov59k0kt_-pr">
+            <w:hyperlink w:history="1" r:id="rIdjb4e6ksehfynt9vqqtc0g">
               <w:r>
                 <w:rPr>
                   <w:rFonts w:ascii="Arial" w:cs="Arial" w:eastAsia="Arial" w:hAnsi="Arial"/>
@@ -29660,7 +29660,7 @@
             <w:pPr>
               <w:spacing w:after="20" w:before="0"/>
             </w:pPr>
-            <w:hyperlink w:history="1" r:id="rIdm25h3ibgsb3mtbr9yeeq9">
+            <w:hyperlink w:history="1" r:id="rIdbvaaruaypzjzurwcxhgj_">
               <w:r>
                 <w:rPr>
                   <w:rFonts w:ascii="Arial" w:cs="Arial" w:eastAsia="Arial" w:hAnsi="Arial"/>
@@ -29693,7 +29693,7 @@
               <w:spacing w:after="10" w:before="0"/>
               <w:ind w:left="120"/>
             </w:pPr>
-            <w:hyperlink w:history="1" r:id="rIda2i2mjjm2jd3ir1wdvhxi">
+            <w:hyperlink w:history="1" r:id="rId6wuvjbulvwywnaqv12dbj">
               <w:r>
                 <w:rPr>
                   <w:rFonts w:ascii="Arial" w:cs="Arial" w:eastAsia="Arial" w:hAnsi="Arial"/>
@@ -29888,7 +29888,7 @@
             <w:pPr>
               <w:spacing w:after="20" w:before="0"/>
             </w:pPr>
-            <w:hyperlink w:history="1" r:id="rIdsammumj8ua-ucd_zedyct">
+            <w:hyperlink w:history="1" r:id="rIdt-ylypygotanoosstxjr9">
               <w:r>
                 <w:rPr>
                   <w:rFonts w:ascii="Arial" w:cs="Arial" w:eastAsia="Arial" w:hAnsi="Arial"/>
@@ -29921,7 +29921,7 @@
               <w:spacing w:after="10" w:before="0"/>
               <w:ind w:left="120"/>
             </w:pPr>
-            <w:hyperlink w:history="1" r:id="rIdqygknxwvumc8psb30ir_x">
+            <w:hyperlink w:history="1" r:id="rIdssgzqd9wgb6g7pam8bny8">
               <w:r>
                 <w:rPr>
                   <w:rFonts w:ascii="Arial" w:cs="Arial" w:eastAsia="Arial" w:hAnsi="Arial"/>
@@ -29966,7 +29966,7 @@
             <w:pPr>
               <w:spacing w:after="20" w:before="0"/>
             </w:pPr>
-            <w:hyperlink w:history="1" r:id="rIdl0-fyvlhnqra5rocxmmaq">
+            <w:hyperlink w:history="1" r:id="rId9vp4q4tpttewy8x4pnvbm">
               <w:r>
                 <w:rPr>
                   <w:rFonts w:ascii="Arial" w:cs="Arial" w:eastAsia="Arial" w:hAnsi="Arial"/>
@@ -29999,7 +29999,7 @@
               <w:spacing w:after="10" w:before="0"/>
               <w:ind w:left="120"/>
             </w:pPr>
-            <w:hyperlink w:history="1" r:id="rIdgd1oujqkmwysg_kskwr5e">
+            <w:hyperlink w:history="1" r:id="rIdwvvndoullrsg4djwapgr6">
               <w:r>
                 <w:rPr>
                   <w:rFonts w:ascii="Arial" w:cs="Arial" w:eastAsia="Arial" w:hAnsi="Arial"/>
@@ -30194,7 +30194,7 @@
             <w:pPr>
               <w:spacing w:after="20" w:before="0"/>
             </w:pPr>
-            <w:hyperlink w:history="1" r:id="rIdqq20jxq1buwamqizgcit-">
+            <w:hyperlink w:history="1" r:id="rIdpg7d0hsm-w7mzz8qjtddo">
               <w:r>
                 <w:rPr>
                   <w:rFonts w:ascii="Arial" w:cs="Arial" w:eastAsia="Arial" w:hAnsi="Arial"/>
@@ -30227,7 +30227,7 @@
               <w:spacing w:after="10" w:before="0"/>
               <w:ind w:left="120"/>
             </w:pPr>
-            <w:hyperlink w:history="1" r:id="rIdforeltnnux1g0gtw-k_wo">
+            <w:hyperlink w:history="1" r:id="rIdy9dltl1dzee7cqlz2lvmv">
               <w:r>
                 <w:rPr>
                   <w:rFonts w:ascii="Arial" w:cs="Arial" w:eastAsia="Arial" w:hAnsi="Arial"/>
@@ -30272,7 +30272,7 @@
             <w:pPr>
               <w:spacing w:after="20" w:before="0"/>
             </w:pPr>
-            <w:hyperlink w:history="1" r:id="rIdissnos4ax4dt1xbtci2zx">
+            <w:hyperlink w:history="1" r:id="rIdi54r4wg9mgmqqqsfa7c4n">
               <w:r>
                 <w:rPr>
                   <w:rFonts w:ascii="Arial" w:cs="Arial" w:eastAsia="Arial" w:hAnsi="Arial"/>
@@ -30305,7 +30305,7 @@
               <w:spacing w:after="10" w:before="0"/>
               <w:ind w:left="120"/>
             </w:pPr>
-            <w:hyperlink w:history="1" r:id="rIdwh6rz7ln_lfgrqndzi4kc">
+            <w:hyperlink w:history="1" r:id="rId8xdqvl0oxgfntx8j0zcye">
               <w:r>
                 <w:rPr>
                   <w:rFonts w:ascii="Arial" w:cs="Arial" w:eastAsia="Arial" w:hAnsi="Arial"/>

--- a/data/outputs/v2/Biology/SS3.1_Animal_Nutrition/Biology_Animal_Nutrition_CBE_LessonSequence.docx
+++ b/data/outputs/v2/Biology/SS3.1_Animal_Nutrition/Biology_Animal_Nutrition_CBE_LessonSequence.docx
@@ -3477,7 +3477,7 @@
             <w:pPr>
               <w:spacing w:after="20" w:before="0"/>
             </w:pPr>
-            <w:hyperlink w:history="1" r:id="rId4mjde-bsx9-d8jxbriwhe">
+            <w:hyperlink w:history="1" r:id="rIdmlu7r5wal-tvseyqhxr19">
               <w:r>
                 <w:rPr>
                   <w:rFonts w:ascii="Arial" w:cs="Arial" w:eastAsia="Arial" w:hAnsi="Arial"/>
@@ -3510,7 +3510,7 @@
               <w:spacing w:after="10" w:before="0"/>
               <w:ind w:left="120"/>
             </w:pPr>
-            <w:hyperlink w:history="1" r:id="rIdcntozas-hm8hxwa7uyfhh">
+            <w:hyperlink w:history="1" r:id="rIdu30tsqiu5oi3gmljswhnc">
               <w:r>
                 <w:rPr>
                   <w:rFonts w:ascii="Arial" w:cs="Arial" w:eastAsia="Arial" w:hAnsi="Arial"/>
@@ -3555,7 +3555,7 @@
             <w:pPr>
               <w:spacing w:after="20" w:before="0"/>
             </w:pPr>
-            <w:hyperlink w:history="1" r:id="rIdynrnczekhdxt9cneonazo">
+            <w:hyperlink w:history="1" r:id="rIddvvmps89z38v9g2qnxcde">
               <w:r>
                 <w:rPr>
                   <w:rFonts w:ascii="Arial" w:cs="Arial" w:eastAsia="Arial" w:hAnsi="Arial"/>
@@ -3588,7 +3588,7 @@
               <w:spacing w:after="10" w:before="0"/>
               <w:ind w:left="120"/>
             </w:pPr>
-            <w:hyperlink w:history="1" r:id="rIdysigvgls84wagzysl7ivb">
+            <w:hyperlink w:history="1" r:id="rIdf6pr9fimo6eb2w-5kccnc">
               <w:r>
                 <w:rPr>
                   <w:rFonts w:ascii="Arial" w:cs="Arial" w:eastAsia="Arial" w:hAnsi="Arial"/>
@@ -3783,7 +3783,7 @@
             <w:pPr>
               <w:spacing w:after="20" w:before="0"/>
             </w:pPr>
-            <w:hyperlink w:history="1" r:id="rIdwvytr-_3jzp0tiicymzkd">
+            <w:hyperlink w:history="1" r:id="rIdmlmhskytyn1znyne7ggeu">
               <w:r>
                 <w:rPr>
                   <w:rFonts w:ascii="Arial" w:cs="Arial" w:eastAsia="Arial" w:hAnsi="Arial"/>
@@ -3816,7 +3816,7 @@
               <w:spacing w:after="10" w:before="0"/>
               <w:ind w:left="120"/>
             </w:pPr>
-            <w:hyperlink w:history="1" r:id="rIdn0wzmahyqzyjbbm0wroy0">
+            <w:hyperlink w:history="1" r:id="rId1hbsxmurwzbw-mrwfku4d">
               <w:r>
                 <w:rPr>
                   <w:rFonts w:ascii="Arial" w:cs="Arial" w:eastAsia="Arial" w:hAnsi="Arial"/>
@@ -3861,7 +3861,7 @@
             <w:pPr>
               <w:spacing w:after="20" w:before="0"/>
             </w:pPr>
-            <w:hyperlink w:history="1" r:id="rId6wvpqdtcd_n4lop1qwqys">
+            <w:hyperlink w:history="1" r:id="rIdf4vg84gwf37mbfrgiemy8">
               <w:r>
                 <w:rPr>
                   <w:rFonts w:ascii="Arial" w:cs="Arial" w:eastAsia="Arial" w:hAnsi="Arial"/>
@@ -3894,7 +3894,7 @@
               <w:spacing w:after="10" w:before="0"/>
               <w:ind w:left="120"/>
             </w:pPr>
-            <w:hyperlink w:history="1" r:id="rIddpkqmyhpehbosthgbguas">
+            <w:hyperlink w:history="1" r:id="rIdc04c7lilwt0wwjzdqd3fb">
               <w:r>
                 <w:rPr>
                   <w:rFonts w:ascii="Arial" w:cs="Arial" w:eastAsia="Arial" w:hAnsi="Arial"/>
@@ -4089,7 +4089,7 @@
             <w:pPr>
               <w:spacing w:after="20" w:before="0"/>
             </w:pPr>
-            <w:hyperlink w:history="1" r:id="rIdqctvx8giphbv1r_dihw4o">
+            <w:hyperlink w:history="1" r:id="rIdgw9c8f2ipk0bpgcpksrtj">
               <w:r>
                 <w:rPr>
                   <w:rFonts w:ascii="Arial" w:cs="Arial" w:eastAsia="Arial" w:hAnsi="Arial"/>
@@ -4122,7 +4122,7 @@
               <w:spacing w:after="10" w:before="0"/>
               <w:ind w:left="120"/>
             </w:pPr>
-            <w:hyperlink w:history="1" r:id="rIdzoyvsnkydgxjrkle78opk">
+            <w:hyperlink w:history="1" r:id="rIdpmmey0gjrom5tqgbywxyk">
               <w:r>
                 <w:rPr>
                   <w:rFonts w:ascii="Arial" w:cs="Arial" w:eastAsia="Arial" w:hAnsi="Arial"/>
@@ -4167,7 +4167,7 @@
             <w:pPr>
               <w:spacing w:after="20" w:before="0"/>
             </w:pPr>
-            <w:hyperlink w:history="1" r:id="rIdjnvbjrhprxcprbybbzsce">
+            <w:hyperlink w:history="1" r:id="rIdxxemxj3_8s8-p2jk4wpib">
               <w:r>
                 <w:rPr>
                   <w:rFonts w:ascii="Arial" w:cs="Arial" w:eastAsia="Arial" w:hAnsi="Arial"/>
@@ -4200,7 +4200,7 @@
               <w:spacing w:after="10" w:before="0"/>
               <w:ind w:left="120"/>
             </w:pPr>
-            <w:hyperlink w:history="1" r:id="rId7xxku94-vyfx-unvcymii">
+            <w:hyperlink w:history="1" r:id="rIdu6twoodq8af0t3qqnkf0z">
               <w:r>
                 <w:rPr>
                   <w:rFonts w:ascii="Arial" w:cs="Arial" w:eastAsia="Arial" w:hAnsi="Arial"/>
@@ -4395,7 +4395,7 @@
             <w:pPr>
               <w:spacing w:after="20" w:before="0"/>
             </w:pPr>
-            <w:hyperlink w:history="1" r:id="rIdt1yupoqb4uvt5ieeqf8rf">
+            <w:hyperlink w:history="1" r:id="rIdh7tc09-bgah_8proz4b3x">
               <w:r>
                 <w:rPr>
                   <w:rFonts w:ascii="Arial" w:cs="Arial" w:eastAsia="Arial" w:hAnsi="Arial"/>
@@ -4428,7 +4428,7 @@
               <w:spacing w:after="10" w:before="0"/>
               <w:ind w:left="120"/>
             </w:pPr>
-            <w:hyperlink w:history="1" r:id="rId4kufnp8frdad_ucwcooic">
+            <w:hyperlink w:history="1" r:id="rIdckw1_-gvg-ccg1kz4_dos">
               <w:r>
                 <w:rPr>
                   <w:rFonts w:ascii="Arial" w:cs="Arial" w:eastAsia="Arial" w:hAnsi="Arial"/>
@@ -4473,7 +4473,7 @@
             <w:pPr>
               <w:spacing w:after="20" w:before="0"/>
             </w:pPr>
-            <w:hyperlink w:history="1" r:id="rId2rqozc0d8hil2gmypwr_i">
+            <w:hyperlink w:history="1" r:id="rIdx00uguihmtredtypaf1hc">
               <w:r>
                 <w:rPr>
                   <w:rFonts w:ascii="Arial" w:cs="Arial" w:eastAsia="Arial" w:hAnsi="Arial"/>
@@ -4506,7 +4506,7 @@
               <w:spacing w:after="10" w:before="0"/>
               <w:ind w:left="120"/>
             </w:pPr>
-            <w:hyperlink w:history="1" r:id="rIdslrcbli07vtrqyqlmfj3d">
+            <w:hyperlink w:history="1" r:id="rId7o6m1fdyvidgud48apvpk">
               <w:r>
                 <w:rPr>
                   <w:rFonts w:ascii="Arial" w:cs="Arial" w:eastAsia="Arial" w:hAnsi="Arial"/>
@@ -4701,7 +4701,7 @@
             <w:pPr>
               <w:spacing w:after="20" w:before="0"/>
             </w:pPr>
-            <w:hyperlink w:history="1" r:id="rIdia0byg_dssw2nw7_ijam0">
+            <w:hyperlink w:history="1" r:id="rIdn0kk_lattgdf0idqjjota">
               <w:r>
                 <w:rPr>
                   <w:rFonts w:ascii="Arial" w:cs="Arial" w:eastAsia="Arial" w:hAnsi="Arial"/>
@@ -4734,7 +4734,7 @@
               <w:spacing w:after="10" w:before="0"/>
               <w:ind w:left="120"/>
             </w:pPr>
-            <w:hyperlink w:history="1" r:id="rIdjmqayumk4q32tzoqayygv">
+            <w:hyperlink w:history="1" r:id="rIdc1oafnl9hk3shlq7ku8vk">
               <w:r>
                 <w:rPr>
                   <w:rFonts w:ascii="Arial" w:cs="Arial" w:eastAsia="Arial" w:hAnsi="Arial"/>
@@ -4779,7 +4779,7 @@
             <w:pPr>
               <w:spacing w:after="20" w:before="0"/>
             </w:pPr>
-            <w:hyperlink w:history="1" r:id="rIdn9fchwzuq28jjmmeal8v7">
+            <w:hyperlink w:history="1" r:id="rIdjl8cj57z_de8gtt6js0sw">
               <w:r>
                 <w:rPr>
                   <w:rFonts w:ascii="Arial" w:cs="Arial" w:eastAsia="Arial" w:hAnsi="Arial"/>
@@ -4812,7 +4812,7 @@
               <w:spacing w:after="10" w:before="0"/>
               <w:ind w:left="120"/>
             </w:pPr>
-            <w:hyperlink w:history="1" r:id="rIdyvjxujaewfuzisda15jd-">
+            <w:hyperlink w:history="1" r:id="rIdymlbtm1zsfb3lrnxncawl">
               <w:r>
                 <w:rPr>
                   <w:rFonts w:ascii="Arial" w:cs="Arial" w:eastAsia="Arial" w:hAnsi="Arial"/>
@@ -6299,7 +6299,7 @@
             <w:pPr>
               <w:spacing w:after="20" w:before="0"/>
             </w:pPr>
-            <w:hyperlink w:history="1" r:id="rIdxdt63943nzifcxxu1q5xv">
+            <w:hyperlink w:history="1" r:id="rIdt-3ietgofuespxfj3supi">
               <w:r>
                 <w:rPr>
                   <w:rFonts w:ascii="Arial" w:cs="Arial" w:eastAsia="Arial" w:hAnsi="Arial"/>
@@ -6332,7 +6332,7 @@
               <w:spacing w:after="10" w:before="0"/>
               <w:ind w:left="120"/>
             </w:pPr>
-            <w:hyperlink w:history="1" r:id="rIdo3c4eoj-c5fulnid01ywe">
+            <w:hyperlink w:history="1" r:id="rIdl3d39nvwp4zlit0eylrup">
               <w:r>
                 <w:rPr>
                   <w:rFonts w:ascii="Arial" w:cs="Arial" w:eastAsia="Arial" w:hAnsi="Arial"/>
@@ -6377,7 +6377,7 @@
             <w:pPr>
               <w:spacing w:after="20" w:before="0"/>
             </w:pPr>
-            <w:hyperlink w:history="1" r:id="rIdvqzhqfzr0mdav448hwqvc">
+            <w:hyperlink w:history="1" r:id="rIdykzkkiwclkulwh2te-6qn">
               <w:r>
                 <w:rPr>
                   <w:rFonts w:ascii="Arial" w:cs="Arial" w:eastAsia="Arial" w:hAnsi="Arial"/>
@@ -6410,7 +6410,7 @@
               <w:spacing w:after="10" w:before="0"/>
               <w:ind w:left="120"/>
             </w:pPr>
-            <w:hyperlink w:history="1" r:id="rIdp2xvubyd4qpnpuurwtcj2">
+            <w:hyperlink w:history="1" r:id="rIdzsbxzcqphu6smrtmb0g7o">
               <w:r>
                 <w:rPr>
                   <w:rFonts w:ascii="Arial" w:cs="Arial" w:eastAsia="Arial" w:hAnsi="Arial"/>
@@ -6605,7 +6605,7 @@
             <w:pPr>
               <w:spacing w:after="20" w:before="0"/>
             </w:pPr>
-            <w:hyperlink w:history="1" r:id="rIdb2xch3nunm1bo00nj4bwl">
+            <w:hyperlink w:history="1" r:id="rIdc-ocahzdc3nh_7tnq6gov">
               <w:r>
                 <w:rPr>
                   <w:rFonts w:ascii="Arial" w:cs="Arial" w:eastAsia="Arial" w:hAnsi="Arial"/>
@@ -6638,7 +6638,7 @@
               <w:spacing w:after="10" w:before="0"/>
               <w:ind w:left="120"/>
             </w:pPr>
-            <w:hyperlink w:history="1" r:id="rIddr0zr2iyobvlt0qse0re2">
+            <w:hyperlink w:history="1" r:id="rIdo9eica4zvraxqahhrhuht">
               <w:r>
                 <w:rPr>
                   <w:rFonts w:ascii="Arial" w:cs="Arial" w:eastAsia="Arial" w:hAnsi="Arial"/>
@@ -6683,7 +6683,7 @@
             <w:pPr>
               <w:spacing w:after="20" w:before="0"/>
             </w:pPr>
-            <w:hyperlink w:history="1" r:id="rIdc1hwdkvhqrivrzd7tfroh">
+            <w:hyperlink w:history="1" r:id="rIdjuklem6qlyqhyraf5siuj">
               <w:r>
                 <w:rPr>
                   <w:rFonts w:ascii="Arial" w:cs="Arial" w:eastAsia="Arial" w:hAnsi="Arial"/>
@@ -6716,7 +6716,7 @@
               <w:spacing w:after="10" w:before="0"/>
               <w:ind w:left="120"/>
             </w:pPr>
-            <w:hyperlink w:history="1" r:id="rIdb_bsjmjldpkzmbtvgydjd">
+            <w:hyperlink w:history="1" r:id="rIdjgklg5mi7mko9y87z44jp">
               <w:r>
                 <w:rPr>
                   <w:rFonts w:ascii="Arial" w:cs="Arial" w:eastAsia="Arial" w:hAnsi="Arial"/>
@@ -6911,7 +6911,7 @@
             <w:pPr>
               <w:spacing w:after="20" w:before="0"/>
             </w:pPr>
-            <w:hyperlink w:history="1" r:id="rIdgokqwv0ifyz-sblrb3ubf">
+            <w:hyperlink w:history="1" r:id="rIdcxfpd4bst7soplmiwy3df">
               <w:r>
                 <w:rPr>
                   <w:rFonts w:ascii="Arial" w:cs="Arial" w:eastAsia="Arial" w:hAnsi="Arial"/>
@@ -6944,7 +6944,7 @@
               <w:spacing w:after="10" w:before="0"/>
               <w:ind w:left="120"/>
             </w:pPr>
-            <w:hyperlink w:history="1" r:id="rIdtuianxvmaxpwcqkfcgqti">
+            <w:hyperlink w:history="1" r:id="rIdmynd37lnactg9coavvmd-">
               <w:r>
                 <w:rPr>
                   <w:rFonts w:ascii="Arial" w:cs="Arial" w:eastAsia="Arial" w:hAnsi="Arial"/>
@@ -6989,7 +6989,7 @@
             <w:pPr>
               <w:spacing w:after="20" w:before="0"/>
             </w:pPr>
-            <w:hyperlink w:history="1" r:id="rIdm_xnkmv_k7l5guyts-pje">
+            <w:hyperlink w:history="1" r:id="rIdis4calzi3lk-tqgsnjr26">
               <w:r>
                 <w:rPr>
                   <w:rFonts w:ascii="Arial" w:cs="Arial" w:eastAsia="Arial" w:hAnsi="Arial"/>
@@ -7022,7 +7022,7 @@
               <w:spacing w:after="10" w:before="0"/>
               <w:ind w:left="120"/>
             </w:pPr>
-            <w:hyperlink w:history="1" r:id="rIdfvwjzlr2qon38zuf5nqjs">
+            <w:hyperlink w:history="1" r:id="rId7s9f9-hyb3rsu3ja8w_m6">
               <w:r>
                 <w:rPr>
                   <w:rFonts w:ascii="Arial" w:cs="Arial" w:eastAsia="Arial" w:hAnsi="Arial"/>
@@ -7217,7 +7217,7 @@
             <w:pPr>
               <w:spacing w:after="20" w:before="0"/>
             </w:pPr>
-            <w:hyperlink w:history="1" r:id="rIdoegadipfxw026qetsbl2n">
+            <w:hyperlink w:history="1" r:id="rIdmpgjoxstfs1wn7cp7xsbp">
               <w:r>
                 <w:rPr>
                   <w:rFonts w:ascii="Arial" w:cs="Arial" w:eastAsia="Arial" w:hAnsi="Arial"/>
@@ -7250,7 +7250,7 @@
               <w:spacing w:after="10" w:before="0"/>
               <w:ind w:left="120"/>
             </w:pPr>
-            <w:hyperlink w:history="1" r:id="rIdl_4jr3nlvmesxmzhawelj">
+            <w:hyperlink w:history="1" r:id="rIdra0eo_6vmrcba9-vufwx-">
               <w:r>
                 <w:rPr>
                   <w:rFonts w:ascii="Arial" w:cs="Arial" w:eastAsia="Arial" w:hAnsi="Arial"/>
@@ -7295,7 +7295,7 @@
             <w:pPr>
               <w:spacing w:after="20" w:before="0"/>
             </w:pPr>
-            <w:hyperlink w:history="1" r:id="rIdiq_0nett0ed7n_-b8pskt">
+            <w:hyperlink w:history="1" r:id="rIdpyuysrepeedm7zvg_ouhi">
               <w:r>
                 <w:rPr>
                   <w:rFonts w:ascii="Arial" w:cs="Arial" w:eastAsia="Arial" w:hAnsi="Arial"/>
@@ -7328,7 +7328,7 @@
               <w:spacing w:after="10" w:before="0"/>
               <w:ind w:left="120"/>
             </w:pPr>
-            <w:hyperlink w:history="1" r:id="rIdbtmdxgzsxcm5ut9kcqhhj">
+            <w:hyperlink w:history="1" r:id="rId9xtx3jg5ax3vp4nrq3gf6">
               <w:r>
                 <w:rPr>
                   <w:rFonts w:ascii="Arial" w:cs="Arial" w:eastAsia="Arial" w:hAnsi="Arial"/>
@@ -7523,7 +7523,7 @@
             <w:pPr>
               <w:spacing w:after="20" w:before="0"/>
             </w:pPr>
-            <w:hyperlink w:history="1" r:id="rIdwlaxnjyqbnfkmh3yrlavs">
+            <w:hyperlink w:history="1" r:id="rIdjxm3ozcpieg6sibt_azvv">
               <w:r>
                 <w:rPr>
                   <w:rFonts w:ascii="Arial" w:cs="Arial" w:eastAsia="Arial" w:hAnsi="Arial"/>
@@ -7556,7 +7556,7 @@
               <w:spacing w:after="10" w:before="0"/>
               <w:ind w:left="120"/>
             </w:pPr>
-            <w:hyperlink w:history="1" r:id="rIdanotu9p1ypdfb8tneiyp4">
+            <w:hyperlink w:history="1" r:id="rIdrwwjwptnqxx8opeers52q">
               <w:r>
                 <w:rPr>
                   <w:rFonts w:ascii="Arial" w:cs="Arial" w:eastAsia="Arial" w:hAnsi="Arial"/>
@@ -7601,7 +7601,7 @@
             <w:pPr>
               <w:spacing w:after="20" w:before="0"/>
             </w:pPr>
-            <w:hyperlink w:history="1" r:id="rIdgnxdet-62l3gjpv3il5gt">
+            <w:hyperlink w:history="1" r:id="rId6phf_mzxfc9up6fhrp0do">
               <w:r>
                 <w:rPr>
                   <w:rFonts w:ascii="Arial" w:cs="Arial" w:eastAsia="Arial" w:hAnsi="Arial"/>
@@ -7634,7 +7634,7 @@
               <w:spacing w:after="10" w:before="0"/>
               <w:ind w:left="120"/>
             </w:pPr>
-            <w:hyperlink w:history="1" r:id="rIdryqy5pkl83ahngobtgp-6">
+            <w:hyperlink w:history="1" r:id="rIdthtggqqq7lvm88vuwzvrb">
               <w:r>
                 <w:rPr>
                   <w:rFonts w:ascii="Arial" w:cs="Arial" w:eastAsia="Arial" w:hAnsi="Arial"/>
@@ -9121,7 +9121,7 @@
             <w:pPr>
               <w:spacing w:after="20" w:before="0"/>
             </w:pPr>
-            <w:hyperlink w:history="1" r:id="rIdnl0pn8gobpe1zq7eouv_b">
+            <w:hyperlink w:history="1" r:id="rIdavp3dlklrrfk88e_eie-h">
               <w:r>
                 <w:rPr>
                   <w:rFonts w:ascii="Arial" w:cs="Arial" w:eastAsia="Arial" w:hAnsi="Arial"/>
@@ -9154,7 +9154,7 @@
               <w:spacing w:after="10" w:before="0"/>
               <w:ind w:left="120"/>
             </w:pPr>
-            <w:hyperlink w:history="1" r:id="rIdqnvtngzhanq0f6_dr90bi">
+            <w:hyperlink w:history="1" r:id="rIdf25ayzuevzpkv1sbjh_h4">
               <w:r>
                 <w:rPr>
                   <w:rFonts w:ascii="Arial" w:cs="Arial" w:eastAsia="Arial" w:hAnsi="Arial"/>
@@ -9199,7 +9199,7 @@
             <w:pPr>
               <w:spacing w:after="20" w:before="0"/>
             </w:pPr>
-            <w:hyperlink w:history="1" r:id="rIdqcrzwkmcyhjppcsgjwd8j">
+            <w:hyperlink w:history="1" r:id="rIdfds7d1e9jpfjy-yqwkazh">
               <w:r>
                 <w:rPr>
                   <w:rFonts w:ascii="Arial" w:cs="Arial" w:eastAsia="Arial" w:hAnsi="Arial"/>
@@ -9232,7 +9232,7 @@
               <w:spacing w:after="10" w:before="0"/>
               <w:ind w:left="120"/>
             </w:pPr>
-            <w:hyperlink w:history="1" r:id="rIdrrstz9t-g6dpz-pzmaupd">
+            <w:hyperlink w:history="1" r:id="rIdlu5fykq2uh9gh4zepw8lb">
               <w:r>
                 <w:rPr>
                   <w:rFonts w:ascii="Arial" w:cs="Arial" w:eastAsia="Arial" w:hAnsi="Arial"/>
@@ -9427,7 +9427,7 @@
             <w:pPr>
               <w:spacing w:after="20" w:before="0"/>
             </w:pPr>
-            <w:hyperlink w:history="1" r:id="rIdirjykq0ocen0dymk8a5ua">
+            <w:hyperlink w:history="1" r:id="rId-gb8rewhcgrotq2mxudsy">
               <w:r>
                 <w:rPr>
                   <w:rFonts w:ascii="Arial" w:cs="Arial" w:eastAsia="Arial" w:hAnsi="Arial"/>
@@ -9460,7 +9460,7 @@
               <w:spacing w:after="10" w:before="0"/>
               <w:ind w:left="120"/>
             </w:pPr>
-            <w:hyperlink w:history="1" r:id="rIdthjj0cu1wimuoz4pktkwk">
+            <w:hyperlink w:history="1" r:id="rIdgannc4sufzeukumfbezhe">
               <w:r>
                 <w:rPr>
                   <w:rFonts w:ascii="Arial" w:cs="Arial" w:eastAsia="Arial" w:hAnsi="Arial"/>
@@ -9505,7 +9505,7 @@
             <w:pPr>
               <w:spacing w:after="20" w:before="0"/>
             </w:pPr>
-            <w:hyperlink w:history="1" r:id="rIdgypfyxp1wpdkm4qo_k8di">
+            <w:hyperlink w:history="1" r:id="rId5png1w1vgt3lk2zot7kaq">
               <w:r>
                 <w:rPr>
                   <w:rFonts w:ascii="Arial" w:cs="Arial" w:eastAsia="Arial" w:hAnsi="Arial"/>
@@ -9538,7 +9538,7 @@
               <w:spacing w:after="10" w:before="0"/>
               <w:ind w:left="120"/>
             </w:pPr>
-            <w:hyperlink w:history="1" r:id="rIdaqr2s1-b9tuqw01bip7or">
+            <w:hyperlink w:history="1" r:id="rIdw5zuawq-nwxipn_snlqfe">
               <w:r>
                 <w:rPr>
                   <w:rFonts w:ascii="Arial" w:cs="Arial" w:eastAsia="Arial" w:hAnsi="Arial"/>
@@ -9733,7 +9733,7 @@
             <w:pPr>
               <w:spacing w:after="20" w:before="0"/>
             </w:pPr>
-            <w:hyperlink w:history="1" r:id="rId-r_lidtc_2mjal6fytp6t">
+            <w:hyperlink w:history="1" r:id="rIdkghovz_2ucb07vw0cjp-u">
               <w:r>
                 <w:rPr>
                   <w:rFonts w:ascii="Arial" w:cs="Arial" w:eastAsia="Arial" w:hAnsi="Arial"/>
@@ -9766,7 +9766,7 @@
               <w:spacing w:after="10" w:before="0"/>
               <w:ind w:left="120"/>
             </w:pPr>
-            <w:hyperlink w:history="1" r:id="rIds5n_u7pf7dpt4licqe1ub">
+            <w:hyperlink w:history="1" r:id="rIdy7cgkmqpsehzz1czwolwt">
               <w:r>
                 <w:rPr>
                   <w:rFonts w:ascii="Arial" w:cs="Arial" w:eastAsia="Arial" w:hAnsi="Arial"/>
@@ -9811,7 +9811,7 @@
             <w:pPr>
               <w:spacing w:after="20" w:before="0"/>
             </w:pPr>
-            <w:hyperlink w:history="1" r:id="rId0mo3hjt4ppilhvykklcef">
+            <w:hyperlink w:history="1" r:id="rIdzpd7pkyeddnujbg3-xa2h">
               <w:r>
                 <w:rPr>
                   <w:rFonts w:ascii="Arial" w:cs="Arial" w:eastAsia="Arial" w:hAnsi="Arial"/>
@@ -9844,7 +9844,7 @@
               <w:spacing w:after="10" w:before="0"/>
               <w:ind w:left="120"/>
             </w:pPr>
-            <w:hyperlink w:history="1" r:id="rIdprl0hgtpcqgefhxb_aw4a">
+            <w:hyperlink w:history="1" r:id="rIdmy7lza2we4tf1egvbvj8_">
               <w:r>
                 <w:rPr>
                   <w:rFonts w:ascii="Arial" w:cs="Arial" w:eastAsia="Arial" w:hAnsi="Arial"/>
@@ -10039,7 +10039,7 @@
             <w:pPr>
               <w:spacing w:after="20" w:before="0"/>
             </w:pPr>
-            <w:hyperlink w:history="1" r:id="rIdnnh4mwsqgfeztu52g9gai">
+            <w:hyperlink w:history="1" r:id="rIdpqar45fwkxfy7-5zd3ma9">
               <w:r>
                 <w:rPr>
                   <w:rFonts w:ascii="Arial" w:cs="Arial" w:eastAsia="Arial" w:hAnsi="Arial"/>
@@ -10072,7 +10072,7 @@
               <w:spacing w:after="10" w:before="0"/>
               <w:ind w:left="120"/>
             </w:pPr>
-            <w:hyperlink w:history="1" r:id="rIduxfqfy3qruj5vthekivgr">
+            <w:hyperlink w:history="1" r:id="rIdzxs6whsm2kuzddjzwaits">
               <w:r>
                 <w:rPr>
                   <w:rFonts w:ascii="Arial" w:cs="Arial" w:eastAsia="Arial" w:hAnsi="Arial"/>
@@ -10117,7 +10117,7 @@
             <w:pPr>
               <w:spacing w:after="20" w:before="0"/>
             </w:pPr>
-            <w:hyperlink w:history="1" r:id="rIdeagac66yt4di1_crgomxg">
+            <w:hyperlink w:history="1" r:id="rIdntee-j3-idwopsnkzor9i">
               <w:r>
                 <w:rPr>
                   <w:rFonts w:ascii="Arial" w:cs="Arial" w:eastAsia="Arial" w:hAnsi="Arial"/>
@@ -10150,7 +10150,7 @@
               <w:spacing w:after="10" w:before="0"/>
               <w:ind w:left="120"/>
             </w:pPr>
-            <w:hyperlink w:history="1" r:id="rIds0ess6rs9w50b1woghzne">
+            <w:hyperlink w:history="1" r:id="rIdthnptzpk4fjjs57-ztzwx">
               <w:r>
                 <w:rPr>
                   <w:rFonts w:ascii="Arial" w:cs="Arial" w:eastAsia="Arial" w:hAnsi="Arial"/>
@@ -10345,7 +10345,7 @@
             <w:pPr>
               <w:spacing w:after="20" w:before="0"/>
             </w:pPr>
-            <w:hyperlink w:history="1" r:id="rIdopz-l7ikbjwaxmji4caxm">
+            <w:hyperlink w:history="1" r:id="rIdveosi8tbo8odigggfu7b7">
               <w:r>
                 <w:rPr>
                   <w:rFonts w:ascii="Arial" w:cs="Arial" w:eastAsia="Arial" w:hAnsi="Arial"/>
@@ -10378,7 +10378,7 @@
               <w:spacing w:after="10" w:before="0"/>
               <w:ind w:left="120"/>
             </w:pPr>
-            <w:hyperlink w:history="1" r:id="rIdwbdyin87ana3h8ko8v2p9">
+            <w:hyperlink w:history="1" r:id="rIdqxil0v6zqqv3ftiv1orqe">
               <w:r>
                 <w:rPr>
                   <w:rFonts w:ascii="Arial" w:cs="Arial" w:eastAsia="Arial" w:hAnsi="Arial"/>
@@ -10423,7 +10423,7 @@
             <w:pPr>
               <w:spacing w:after="20" w:before="0"/>
             </w:pPr>
-            <w:hyperlink w:history="1" r:id="rIdffza4bha4mmapkpkelsng">
+            <w:hyperlink w:history="1" r:id="rIdzx5ukvvjoeha9y_bre0ib">
               <w:r>
                 <w:rPr>
                   <w:rFonts w:ascii="Arial" w:cs="Arial" w:eastAsia="Arial" w:hAnsi="Arial"/>
@@ -10456,7 +10456,7 @@
               <w:spacing w:after="10" w:before="0"/>
               <w:ind w:left="120"/>
             </w:pPr>
-            <w:hyperlink w:history="1" r:id="rIduud7shqlg2sy59v91u7x7">
+            <w:hyperlink w:history="1" r:id="rIdonmtk53v6_kv_t6_lwjc7">
               <w:r>
                 <w:rPr>
                   <w:rFonts w:ascii="Arial" w:cs="Arial" w:eastAsia="Arial" w:hAnsi="Arial"/>
@@ -11943,7 +11943,7 @@
             <w:pPr>
               <w:spacing w:after="20" w:before="0"/>
             </w:pPr>
-            <w:hyperlink w:history="1" r:id="rIdeal744lojfuculkvaywqp">
+            <w:hyperlink w:history="1" r:id="rIdkedgtlcogshxjrxuwrywq">
               <w:r>
                 <w:rPr>
                   <w:rFonts w:ascii="Arial" w:cs="Arial" w:eastAsia="Arial" w:hAnsi="Arial"/>
@@ -11976,7 +11976,7 @@
               <w:spacing w:after="10" w:before="0"/>
               <w:ind w:left="120"/>
             </w:pPr>
-            <w:hyperlink w:history="1" r:id="rIdvbpk9kipbdctjzhbtoztr">
+            <w:hyperlink w:history="1" r:id="rId4ni8mj7i6j7imphbjvsxh">
               <w:r>
                 <w:rPr>
                   <w:rFonts w:ascii="Arial" w:cs="Arial" w:eastAsia="Arial" w:hAnsi="Arial"/>
@@ -12021,7 +12021,7 @@
             <w:pPr>
               <w:spacing w:after="20" w:before="0"/>
             </w:pPr>
-            <w:hyperlink w:history="1" r:id="rIdhoafm76aocusivj_kc59x">
+            <w:hyperlink w:history="1" r:id="rIdrvcjl-az37ivso6cuem-k">
               <w:r>
                 <w:rPr>
                   <w:rFonts w:ascii="Arial" w:cs="Arial" w:eastAsia="Arial" w:hAnsi="Arial"/>
@@ -12054,7 +12054,7 @@
               <w:spacing w:after="10" w:before="0"/>
               <w:ind w:left="120"/>
             </w:pPr>
-            <w:hyperlink w:history="1" r:id="rIdldmqvywi6t18w8sclpgu6">
+            <w:hyperlink w:history="1" r:id="rIdepsixx3njp6ndyifjdml6">
               <w:r>
                 <w:rPr>
                   <w:rFonts w:ascii="Arial" w:cs="Arial" w:eastAsia="Arial" w:hAnsi="Arial"/>
@@ -12249,7 +12249,7 @@
             <w:pPr>
               <w:spacing w:after="20" w:before="0"/>
             </w:pPr>
-            <w:hyperlink w:history="1" r:id="rIdenbbgl2kjopwxiqan0yyd">
+            <w:hyperlink w:history="1" r:id="rId6xkddciahfdxga3sd5slw">
               <w:r>
                 <w:rPr>
                   <w:rFonts w:ascii="Arial" w:cs="Arial" w:eastAsia="Arial" w:hAnsi="Arial"/>
@@ -12282,7 +12282,7 @@
               <w:spacing w:after="10" w:before="0"/>
               <w:ind w:left="120"/>
             </w:pPr>
-            <w:hyperlink w:history="1" r:id="rIdp0wn-ryom4jaqofw6qgxb">
+            <w:hyperlink w:history="1" r:id="rIdpf8wgvjacnwlkbh-ggaut">
               <w:r>
                 <w:rPr>
                   <w:rFonts w:ascii="Arial" w:cs="Arial" w:eastAsia="Arial" w:hAnsi="Arial"/>
@@ -12327,7 +12327,7 @@
             <w:pPr>
               <w:spacing w:after="20" w:before="0"/>
             </w:pPr>
-            <w:hyperlink w:history="1" r:id="rIdxhahghj_wkpdijwoa3w9b">
+            <w:hyperlink w:history="1" r:id="rIddmo2l9wnw9f1h39tc7yln">
               <w:r>
                 <w:rPr>
                   <w:rFonts w:ascii="Arial" w:cs="Arial" w:eastAsia="Arial" w:hAnsi="Arial"/>
@@ -12360,7 +12360,7 @@
               <w:spacing w:after="10" w:before="0"/>
               <w:ind w:left="120"/>
             </w:pPr>
-            <w:hyperlink w:history="1" r:id="rIdg7dsz4fdwaac8ahn0uqv1">
+            <w:hyperlink w:history="1" r:id="rIdvh1gpq6dhnvl6lrd6w9m5">
               <w:r>
                 <w:rPr>
                   <w:rFonts w:ascii="Arial" w:cs="Arial" w:eastAsia="Arial" w:hAnsi="Arial"/>
@@ -12555,7 +12555,7 @@
             <w:pPr>
               <w:spacing w:after="20" w:before="0"/>
             </w:pPr>
-            <w:hyperlink w:history="1" r:id="rIdbnbqdfvq5phwws6aicwzp">
+            <w:hyperlink w:history="1" r:id="rIdkfu049zvqpxegxt3ctodp">
               <w:r>
                 <w:rPr>
                   <w:rFonts w:ascii="Arial" w:cs="Arial" w:eastAsia="Arial" w:hAnsi="Arial"/>
@@ -12588,7 +12588,7 @@
               <w:spacing w:after="10" w:before="0"/>
               <w:ind w:left="120"/>
             </w:pPr>
-            <w:hyperlink w:history="1" r:id="rIdvil2zocimoln1zt9nfn4p">
+            <w:hyperlink w:history="1" r:id="rIdg2vqivhsnut-vb_j-zb4b">
               <w:r>
                 <w:rPr>
                   <w:rFonts w:ascii="Arial" w:cs="Arial" w:eastAsia="Arial" w:hAnsi="Arial"/>
@@ -12633,7 +12633,7 @@
             <w:pPr>
               <w:spacing w:after="20" w:before="0"/>
             </w:pPr>
-            <w:hyperlink w:history="1" r:id="rId-u-_vvfabwcuyqbajdqmz">
+            <w:hyperlink w:history="1" r:id="rIdsrxzhaqjzqh3l_g1-pjue">
               <w:r>
                 <w:rPr>
                   <w:rFonts w:ascii="Arial" w:cs="Arial" w:eastAsia="Arial" w:hAnsi="Arial"/>
@@ -12666,7 +12666,7 @@
               <w:spacing w:after="10" w:before="0"/>
               <w:ind w:left="120"/>
             </w:pPr>
-            <w:hyperlink w:history="1" r:id="rIdjsgypddkjza7kbfodkwcn">
+            <w:hyperlink w:history="1" r:id="rId9vmn5yrscft412ygciyod">
               <w:r>
                 <w:rPr>
                   <w:rFonts w:ascii="Arial" w:cs="Arial" w:eastAsia="Arial" w:hAnsi="Arial"/>
@@ -12861,7 +12861,7 @@
             <w:pPr>
               <w:spacing w:after="20" w:before="0"/>
             </w:pPr>
-            <w:hyperlink w:history="1" r:id="rIdheavfwlc8r_4tgvs9qip0">
+            <w:hyperlink w:history="1" r:id="rIdxufgh5awtz2wkbj-tie6b">
               <w:r>
                 <w:rPr>
                   <w:rFonts w:ascii="Arial" w:cs="Arial" w:eastAsia="Arial" w:hAnsi="Arial"/>
@@ -12894,7 +12894,7 @@
               <w:spacing w:after="10" w:before="0"/>
               <w:ind w:left="120"/>
             </w:pPr>
-            <w:hyperlink w:history="1" r:id="rIdtjv9uozayairsbv-0vnvt">
+            <w:hyperlink w:history="1" r:id="rId5q2q4ixz5wtkslqvmmvqe">
               <w:r>
                 <w:rPr>
                   <w:rFonts w:ascii="Arial" w:cs="Arial" w:eastAsia="Arial" w:hAnsi="Arial"/>
@@ -12939,7 +12939,7 @@
             <w:pPr>
               <w:spacing w:after="20" w:before="0"/>
             </w:pPr>
-            <w:hyperlink w:history="1" r:id="rId6nt2jydcacs6urkekcnry">
+            <w:hyperlink w:history="1" r:id="rIdkp66mfuni153ucd0zkax7">
               <w:r>
                 <w:rPr>
                   <w:rFonts w:ascii="Arial" w:cs="Arial" w:eastAsia="Arial" w:hAnsi="Arial"/>
@@ -12972,7 +12972,7 @@
               <w:spacing w:after="10" w:before="0"/>
               <w:ind w:left="120"/>
             </w:pPr>
-            <w:hyperlink w:history="1" r:id="rIddem-qpv9xuzvjl6la7pkm">
+            <w:hyperlink w:history="1" r:id="rId5hrtbwhcdonrcmai9ywgk">
               <w:r>
                 <w:rPr>
                   <w:rFonts w:ascii="Arial" w:cs="Arial" w:eastAsia="Arial" w:hAnsi="Arial"/>
@@ -13167,7 +13167,7 @@
             <w:pPr>
               <w:spacing w:after="20" w:before="0"/>
             </w:pPr>
-            <w:hyperlink w:history="1" r:id="rIdveigwinaydgijfwwkbygq">
+            <w:hyperlink w:history="1" r:id="rIdmehjmqimd7zj2l_qzpnbf">
               <w:r>
                 <w:rPr>
                   <w:rFonts w:ascii="Arial" w:cs="Arial" w:eastAsia="Arial" w:hAnsi="Arial"/>
@@ -13200,7 +13200,7 @@
               <w:spacing w:after="10" w:before="0"/>
               <w:ind w:left="120"/>
             </w:pPr>
-            <w:hyperlink w:history="1" r:id="rId_ujh-vnjnn4w6fhgyqmsf">
+            <w:hyperlink w:history="1" r:id="rIdn1i94p7s6jog-qvbgk-dv">
               <w:r>
                 <w:rPr>
                   <w:rFonts w:ascii="Arial" w:cs="Arial" w:eastAsia="Arial" w:hAnsi="Arial"/>
@@ -13245,7 +13245,7 @@
             <w:pPr>
               <w:spacing w:after="20" w:before="0"/>
             </w:pPr>
-            <w:hyperlink w:history="1" r:id="rId8dzfxrzk_nbngvfh4gsk_">
+            <w:hyperlink w:history="1" r:id="rIdqxh3w37ziqb2on31jainw">
               <w:r>
                 <w:rPr>
                   <w:rFonts w:ascii="Arial" w:cs="Arial" w:eastAsia="Arial" w:hAnsi="Arial"/>
@@ -13278,7 +13278,7 @@
               <w:spacing w:after="10" w:before="0"/>
               <w:ind w:left="120"/>
             </w:pPr>
-            <w:hyperlink w:history="1" r:id="rIdzp96cf0k-xghaiww85klp">
+            <w:hyperlink w:history="1" r:id="rId68xfbmm6c1pezrrt_rrny">
               <w:r>
                 <w:rPr>
                   <w:rFonts w:ascii="Arial" w:cs="Arial" w:eastAsia="Arial" w:hAnsi="Arial"/>
@@ -14765,7 +14765,7 @@
             <w:pPr>
               <w:spacing w:after="20" w:before="0"/>
             </w:pPr>
-            <w:hyperlink w:history="1" r:id="rIdhx9mwynyqtubjtxquip1m">
+            <w:hyperlink w:history="1" r:id="rId1drkrl7erpn8o9np66yzs">
               <w:r>
                 <w:rPr>
                   <w:rFonts w:ascii="Arial" w:cs="Arial" w:eastAsia="Arial" w:hAnsi="Arial"/>
@@ -14798,7 +14798,7 @@
               <w:spacing w:after="10" w:before="0"/>
               <w:ind w:left="120"/>
             </w:pPr>
-            <w:hyperlink w:history="1" r:id="rIde9gby8eb3vlhkjl1zrpwa">
+            <w:hyperlink w:history="1" r:id="rIdjqjosuogkv_cjqh2lutoo">
               <w:r>
                 <w:rPr>
                   <w:rFonts w:ascii="Arial" w:cs="Arial" w:eastAsia="Arial" w:hAnsi="Arial"/>
@@ -14843,7 +14843,7 @@
             <w:pPr>
               <w:spacing w:after="20" w:before="0"/>
             </w:pPr>
-            <w:hyperlink w:history="1" r:id="rIdnjycpyhalj0o1fvjckh81">
+            <w:hyperlink w:history="1" r:id="rIdaky4iegr5igspokcst9uy">
               <w:r>
                 <w:rPr>
                   <w:rFonts w:ascii="Arial" w:cs="Arial" w:eastAsia="Arial" w:hAnsi="Arial"/>
@@ -14876,7 +14876,7 @@
               <w:spacing w:after="10" w:before="0"/>
               <w:ind w:left="120"/>
             </w:pPr>
-            <w:hyperlink w:history="1" r:id="rIdv1comtz6zreokejoaya6j">
+            <w:hyperlink w:history="1" r:id="rIdbclf3xif9da2encfiacex">
               <w:r>
                 <w:rPr>
                   <w:rFonts w:ascii="Arial" w:cs="Arial" w:eastAsia="Arial" w:hAnsi="Arial"/>
@@ -15071,7 +15071,7 @@
             <w:pPr>
               <w:spacing w:after="20" w:before="0"/>
             </w:pPr>
-            <w:hyperlink w:history="1" r:id="rIdih-grlthe-0nv7u8lg47g">
+            <w:hyperlink w:history="1" r:id="rId-1anurs4k0ocxr-5ay-el">
               <w:r>
                 <w:rPr>
                   <w:rFonts w:ascii="Arial" w:cs="Arial" w:eastAsia="Arial" w:hAnsi="Arial"/>
@@ -15104,7 +15104,7 @@
               <w:spacing w:after="10" w:before="0"/>
               <w:ind w:left="120"/>
             </w:pPr>
-            <w:hyperlink w:history="1" r:id="rIdidetelfc2qeipa8u8zcxx">
+            <w:hyperlink w:history="1" r:id="rIdgsldocbvnygli8ujpe6jq">
               <w:r>
                 <w:rPr>
                   <w:rFonts w:ascii="Arial" w:cs="Arial" w:eastAsia="Arial" w:hAnsi="Arial"/>
@@ -15149,7 +15149,7 @@
             <w:pPr>
               <w:spacing w:after="20" w:before="0"/>
             </w:pPr>
-            <w:hyperlink w:history="1" r:id="rIdusji9kflm_5arh2wkjbrc">
+            <w:hyperlink w:history="1" r:id="rIdjlit2un9by1mi5lwifw-g">
               <w:r>
                 <w:rPr>
                   <w:rFonts w:ascii="Arial" w:cs="Arial" w:eastAsia="Arial" w:hAnsi="Arial"/>
@@ -15182,7 +15182,7 @@
               <w:spacing w:after="10" w:before="0"/>
               <w:ind w:left="120"/>
             </w:pPr>
-            <w:hyperlink w:history="1" r:id="rIdmbo7ef8wq1aks0fzfyccq">
+            <w:hyperlink w:history="1" r:id="rIdbndse26oklhpmlkajpcr-">
               <w:r>
                 <w:rPr>
                   <w:rFonts w:ascii="Arial" w:cs="Arial" w:eastAsia="Arial" w:hAnsi="Arial"/>
@@ -15377,7 +15377,7 @@
             <w:pPr>
               <w:spacing w:after="20" w:before="0"/>
             </w:pPr>
-            <w:hyperlink w:history="1" r:id="rIddb5rgpnmzcxyovddzdf3n">
+            <w:hyperlink w:history="1" r:id="rIduyu3kayav0jssgjnx2tcx">
               <w:r>
                 <w:rPr>
                   <w:rFonts w:ascii="Arial" w:cs="Arial" w:eastAsia="Arial" w:hAnsi="Arial"/>
@@ -15410,7 +15410,7 @@
               <w:spacing w:after="10" w:before="0"/>
               <w:ind w:left="120"/>
             </w:pPr>
-            <w:hyperlink w:history="1" r:id="rIdasfj2c3cuxrwpsjt0ojg5">
+            <w:hyperlink w:history="1" r:id="rIdvtio0baqunc0l8jm5w0wk">
               <w:r>
                 <w:rPr>
                   <w:rFonts w:ascii="Arial" w:cs="Arial" w:eastAsia="Arial" w:hAnsi="Arial"/>
@@ -15455,7 +15455,7 @@
             <w:pPr>
               <w:spacing w:after="20" w:before="0"/>
             </w:pPr>
-            <w:hyperlink w:history="1" r:id="rIdrd9h82vynemwywrctbwra">
+            <w:hyperlink w:history="1" r:id="rIdtbtscuhysamxop6gll5xr">
               <w:r>
                 <w:rPr>
                   <w:rFonts w:ascii="Arial" w:cs="Arial" w:eastAsia="Arial" w:hAnsi="Arial"/>
@@ -15488,7 +15488,7 @@
               <w:spacing w:after="10" w:before="0"/>
               <w:ind w:left="120"/>
             </w:pPr>
-            <w:hyperlink w:history="1" r:id="rIdb3o24kien-ccfhlerxw5e">
+            <w:hyperlink w:history="1" r:id="rIdvczzqttnxihlomhy-vs-e">
               <w:r>
                 <w:rPr>
                   <w:rFonts w:ascii="Arial" w:cs="Arial" w:eastAsia="Arial" w:hAnsi="Arial"/>
@@ -15683,7 +15683,7 @@
             <w:pPr>
               <w:spacing w:after="20" w:before="0"/>
             </w:pPr>
-            <w:hyperlink w:history="1" r:id="rIdqqqbn7q2mvmiabi0id9r4">
+            <w:hyperlink w:history="1" r:id="rIdelcaayngmktx5mdh4d6wb">
               <w:r>
                 <w:rPr>
                   <w:rFonts w:ascii="Arial" w:cs="Arial" w:eastAsia="Arial" w:hAnsi="Arial"/>
@@ -15716,7 +15716,7 @@
               <w:spacing w:after="10" w:before="0"/>
               <w:ind w:left="120"/>
             </w:pPr>
-            <w:hyperlink w:history="1" r:id="rId_yd5v9dxyfepxk8gn1qne">
+            <w:hyperlink w:history="1" r:id="rIdhoosy6zppui8vinuikgxd">
               <w:r>
                 <w:rPr>
                   <w:rFonts w:ascii="Arial" w:cs="Arial" w:eastAsia="Arial" w:hAnsi="Arial"/>
@@ -15761,7 +15761,7 @@
             <w:pPr>
               <w:spacing w:after="20" w:before="0"/>
             </w:pPr>
-            <w:hyperlink w:history="1" r:id="rIdjt0muytc8i45skzu36c11">
+            <w:hyperlink w:history="1" r:id="rIdwpqju7ceiizygibm_59kl">
               <w:r>
                 <w:rPr>
                   <w:rFonts w:ascii="Arial" w:cs="Arial" w:eastAsia="Arial" w:hAnsi="Arial"/>
@@ -15794,7 +15794,7 @@
               <w:spacing w:after="10" w:before="0"/>
               <w:ind w:left="120"/>
             </w:pPr>
-            <w:hyperlink w:history="1" r:id="rIddzy9hwdmhfgwedeykqsll">
+            <w:hyperlink w:history="1" r:id="rIdqbpb_7sahprv1nontdikn">
               <w:r>
                 <w:rPr>
                   <w:rFonts w:ascii="Arial" w:cs="Arial" w:eastAsia="Arial" w:hAnsi="Arial"/>
@@ -15989,7 +15989,7 @@
             <w:pPr>
               <w:spacing w:after="20" w:before="0"/>
             </w:pPr>
-            <w:hyperlink w:history="1" r:id="rId4eku68oo6snfom-ju15qo">
+            <w:hyperlink w:history="1" r:id="rIddtyi8zagrdhh5stiiz_wx">
               <w:r>
                 <w:rPr>
                   <w:rFonts w:ascii="Arial" w:cs="Arial" w:eastAsia="Arial" w:hAnsi="Arial"/>
@@ -16022,7 +16022,7 @@
               <w:spacing w:after="10" w:before="0"/>
               <w:ind w:left="120"/>
             </w:pPr>
-            <w:hyperlink w:history="1" r:id="rIdbrffwhmrlcwwgb-rwgsqq">
+            <w:hyperlink w:history="1" r:id="rIddut4wjud2i7zb02ovfoey">
               <w:r>
                 <w:rPr>
                   <w:rFonts w:ascii="Arial" w:cs="Arial" w:eastAsia="Arial" w:hAnsi="Arial"/>
@@ -16067,7 +16067,7 @@
             <w:pPr>
               <w:spacing w:after="20" w:before="0"/>
             </w:pPr>
-            <w:hyperlink w:history="1" r:id="rIdhedtonid33gdvhhrwjgbi">
+            <w:hyperlink w:history="1" r:id="rId26jydh_yiiuktp9urveaa">
               <w:r>
                 <w:rPr>
                   <w:rFonts w:ascii="Arial" w:cs="Arial" w:eastAsia="Arial" w:hAnsi="Arial"/>
@@ -16100,7 +16100,7 @@
               <w:spacing w:after="10" w:before="0"/>
               <w:ind w:left="120"/>
             </w:pPr>
-            <w:hyperlink w:history="1" r:id="rIdmgodsx5gqzovber-rqyuy">
+            <w:hyperlink w:history="1" r:id="rId6btb7j81lhp1dl2oje3nv">
               <w:r>
                 <w:rPr>
                   <w:rFonts w:ascii="Arial" w:cs="Arial" w:eastAsia="Arial" w:hAnsi="Arial"/>
@@ -17682,7 +17682,7 @@
             <w:pPr>
               <w:spacing w:after="20" w:before="0"/>
             </w:pPr>
-            <w:hyperlink w:history="1" r:id="rIdevoaltmsep8mrjxxge_dv">
+            <w:hyperlink w:history="1" r:id="rIddgjdwt4ued3khvusbhvi2">
               <w:r>
                 <w:rPr>
                   <w:rFonts w:ascii="Arial" w:cs="Arial" w:eastAsia="Arial" w:hAnsi="Arial"/>
@@ -17715,7 +17715,7 @@
               <w:spacing w:after="10" w:before="0"/>
               <w:ind w:left="120"/>
             </w:pPr>
-            <w:hyperlink w:history="1" r:id="rIdwb1dpzy7k8xkw-psxjq_l">
+            <w:hyperlink w:history="1" r:id="rId1ekfpa4mm0q9e_nkcxdmj">
               <w:r>
                 <w:rPr>
                   <w:rFonts w:ascii="Arial" w:cs="Arial" w:eastAsia="Arial" w:hAnsi="Arial"/>
@@ -17760,7 +17760,7 @@
             <w:pPr>
               <w:spacing w:after="20" w:before="0"/>
             </w:pPr>
-            <w:hyperlink w:history="1" r:id="rId6toldsxh-mayvpjcvjmew">
+            <w:hyperlink w:history="1" r:id="rIdrjdrdwygndqrsrhgdqq_c">
               <w:r>
                 <w:rPr>
                   <w:rFonts w:ascii="Arial" w:cs="Arial" w:eastAsia="Arial" w:hAnsi="Arial"/>
@@ -17793,7 +17793,7 @@
               <w:spacing w:after="10" w:before="0"/>
               <w:ind w:left="120"/>
             </w:pPr>
-            <w:hyperlink w:history="1" r:id="rIdyuatdqvunadogcu9eh0ie">
+            <w:hyperlink w:history="1" r:id="rIdt8n_zqzidw0xvm29vn69c">
               <w:r>
                 <w:rPr>
                   <w:rFonts w:ascii="Arial" w:cs="Arial" w:eastAsia="Arial" w:hAnsi="Arial"/>
@@ -17988,7 +17988,7 @@
             <w:pPr>
               <w:spacing w:after="20" w:before="0"/>
             </w:pPr>
-            <w:hyperlink w:history="1" r:id="rIddrjwtu0kvwbgzre9dfnef">
+            <w:hyperlink w:history="1" r:id="rId6uimjdgxfj9lm75trigzq">
               <w:r>
                 <w:rPr>
                   <w:rFonts w:ascii="Arial" w:cs="Arial" w:eastAsia="Arial" w:hAnsi="Arial"/>
@@ -18021,7 +18021,7 @@
               <w:spacing w:after="10" w:before="0"/>
               <w:ind w:left="120"/>
             </w:pPr>
-            <w:hyperlink w:history="1" r:id="rIdmoluwvs9umxpwthmekczf">
+            <w:hyperlink w:history="1" r:id="rIdhu72pec-dgl12i-gsii3y">
               <w:r>
                 <w:rPr>
                   <w:rFonts w:ascii="Arial" w:cs="Arial" w:eastAsia="Arial" w:hAnsi="Arial"/>
@@ -18066,7 +18066,7 @@
             <w:pPr>
               <w:spacing w:after="20" w:before="0"/>
             </w:pPr>
-            <w:hyperlink w:history="1" r:id="rIduwikqmj2oiiirzgnugg77">
+            <w:hyperlink w:history="1" r:id="rIdlis8ulxix22hql6uzwx6t">
               <w:r>
                 <w:rPr>
                   <w:rFonts w:ascii="Arial" w:cs="Arial" w:eastAsia="Arial" w:hAnsi="Arial"/>
@@ -18099,7 +18099,7 @@
               <w:spacing w:after="10" w:before="0"/>
               <w:ind w:left="120"/>
             </w:pPr>
-            <w:hyperlink w:history="1" r:id="rIdx8fjiod6cki6-6mhcucfn">
+            <w:hyperlink w:history="1" r:id="rId4jukbwi3onwjkd3l9dhs-">
               <w:r>
                 <w:rPr>
                   <w:rFonts w:ascii="Arial" w:cs="Arial" w:eastAsia="Arial" w:hAnsi="Arial"/>
@@ -18294,7 +18294,7 @@
             <w:pPr>
               <w:spacing w:after="20" w:before="0"/>
             </w:pPr>
-            <w:hyperlink w:history="1" r:id="rIdd5_ptex5qiabgzej4fhb5">
+            <w:hyperlink w:history="1" r:id="rIdwjbomugyxog6tvdlnydv_">
               <w:r>
                 <w:rPr>
                   <w:rFonts w:ascii="Arial" w:cs="Arial" w:eastAsia="Arial" w:hAnsi="Arial"/>
@@ -18327,7 +18327,7 @@
               <w:spacing w:after="10" w:before="0"/>
               <w:ind w:left="120"/>
             </w:pPr>
-            <w:hyperlink w:history="1" r:id="rIdt45_eewtfx1ymw6gng3xe">
+            <w:hyperlink w:history="1" r:id="rIdgblyhmk5lmnj1enghpv7b">
               <w:r>
                 <w:rPr>
                   <w:rFonts w:ascii="Arial" w:cs="Arial" w:eastAsia="Arial" w:hAnsi="Arial"/>
@@ -18372,7 +18372,7 @@
             <w:pPr>
               <w:spacing w:after="20" w:before="0"/>
             </w:pPr>
-            <w:hyperlink w:history="1" r:id="rIdspdyatth0xb0uwaldjwpd">
+            <w:hyperlink w:history="1" r:id="rId1kmkvtwlhhgmtgn-vx7uo">
               <w:r>
                 <w:rPr>
                   <w:rFonts w:ascii="Arial" w:cs="Arial" w:eastAsia="Arial" w:hAnsi="Arial"/>
@@ -18405,7 +18405,7 @@
               <w:spacing w:after="10" w:before="0"/>
               <w:ind w:left="120"/>
             </w:pPr>
-            <w:hyperlink w:history="1" r:id="rId6mxbgmoic1xt7st_rq9np">
+            <w:hyperlink w:history="1" r:id="rIdzxac7uftljlbm0utekypm">
               <w:r>
                 <w:rPr>
                   <w:rFonts w:ascii="Arial" w:cs="Arial" w:eastAsia="Arial" w:hAnsi="Arial"/>
@@ -18600,7 +18600,7 @@
             <w:pPr>
               <w:spacing w:after="20" w:before="0"/>
             </w:pPr>
-            <w:hyperlink w:history="1" r:id="rIdme027el-bnig-8ivsmmll">
+            <w:hyperlink w:history="1" r:id="rIdrwsllwnidugxwklxuup5m">
               <w:r>
                 <w:rPr>
                   <w:rFonts w:ascii="Arial" w:cs="Arial" w:eastAsia="Arial" w:hAnsi="Arial"/>
@@ -18633,7 +18633,7 @@
               <w:spacing w:after="10" w:before="0"/>
               <w:ind w:left="120"/>
             </w:pPr>
-            <w:hyperlink w:history="1" r:id="rIdzuqvfkwnhg0xev5ztsra2">
+            <w:hyperlink w:history="1" r:id="rIdw33kaalqojiegulif-edw">
               <w:r>
                 <w:rPr>
                   <w:rFonts w:ascii="Arial" w:cs="Arial" w:eastAsia="Arial" w:hAnsi="Arial"/>
@@ -18678,7 +18678,7 @@
             <w:pPr>
               <w:spacing w:after="20" w:before="0"/>
             </w:pPr>
-            <w:hyperlink w:history="1" r:id="rId3wemgi9bn5kbs4yfx9xqt">
+            <w:hyperlink w:history="1" r:id="rIdlmhw_cbdlb5t51xt7qj4g">
               <w:r>
                 <w:rPr>
                   <w:rFonts w:ascii="Arial" w:cs="Arial" w:eastAsia="Arial" w:hAnsi="Arial"/>
@@ -18711,7 +18711,7 @@
               <w:spacing w:after="10" w:before="0"/>
               <w:ind w:left="120"/>
             </w:pPr>
-            <w:hyperlink w:history="1" r:id="rIdgfzgg0lftlebylv1cysp4">
+            <w:hyperlink w:history="1" r:id="rIdppbkrlk-yzrqvavy1d7nk">
               <w:r>
                 <w:rPr>
                   <w:rFonts w:ascii="Arial" w:cs="Arial" w:eastAsia="Arial" w:hAnsi="Arial"/>
@@ -18906,7 +18906,7 @@
             <w:pPr>
               <w:spacing w:after="20" w:before="0"/>
             </w:pPr>
-            <w:hyperlink w:history="1" r:id="rIdy5rizaaart0n6owbfmabu">
+            <w:hyperlink w:history="1" r:id="rId_0oztp-hfwobbidx1iwob">
               <w:r>
                 <w:rPr>
                   <w:rFonts w:ascii="Arial" w:cs="Arial" w:eastAsia="Arial" w:hAnsi="Arial"/>
@@ -18939,7 +18939,7 @@
               <w:spacing w:after="10" w:before="0"/>
               <w:ind w:left="120"/>
             </w:pPr>
-            <w:hyperlink w:history="1" r:id="rId9-ihbvsxeddawd2fsqfyv">
+            <w:hyperlink w:history="1" r:id="rId5mbn9b8kg5umgqeqdxkqh">
               <w:r>
                 <w:rPr>
                   <w:rFonts w:ascii="Arial" w:cs="Arial" w:eastAsia="Arial" w:hAnsi="Arial"/>
@@ -18984,7 +18984,7 @@
             <w:pPr>
               <w:spacing w:after="20" w:before="0"/>
             </w:pPr>
-            <w:hyperlink w:history="1" r:id="rId5pa58auvv1gcj6mdljjcq">
+            <w:hyperlink w:history="1" r:id="rIdehw3hwvak2fkb0hznqpxw">
               <w:r>
                 <w:rPr>
                   <w:rFonts w:ascii="Arial" w:cs="Arial" w:eastAsia="Arial" w:hAnsi="Arial"/>
@@ -19017,7 +19017,7 @@
               <w:spacing w:after="10" w:before="0"/>
               <w:ind w:left="120"/>
             </w:pPr>
-            <w:hyperlink w:history="1" r:id="rIdbzcis2oehshw3a3astmgb">
+            <w:hyperlink w:history="1" r:id="rIdvg0wa7atjwlom0wvkmqhc">
               <w:r>
                 <w:rPr>
                   <w:rFonts w:ascii="Arial" w:cs="Arial" w:eastAsia="Arial" w:hAnsi="Arial"/>
@@ -20504,7 +20504,7 @@
             <w:pPr>
               <w:spacing w:after="20" w:before="0"/>
             </w:pPr>
-            <w:hyperlink w:history="1" r:id="rIdlh6zo7omq3kcqc41aqcnt">
+            <w:hyperlink w:history="1" r:id="rIdroft8_1aamy7mjo1-fifn">
               <w:r>
                 <w:rPr>
                   <w:rFonts w:ascii="Arial" w:cs="Arial" w:eastAsia="Arial" w:hAnsi="Arial"/>
@@ -20537,7 +20537,7 @@
               <w:spacing w:after="10" w:before="0"/>
               <w:ind w:left="120"/>
             </w:pPr>
-            <w:hyperlink w:history="1" r:id="rIdpyopamii60i66hyrdm2xt">
+            <w:hyperlink w:history="1" r:id="rIdzlxjcj3mbzrwiitwcdeyj">
               <w:r>
                 <w:rPr>
                   <w:rFonts w:ascii="Arial" w:cs="Arial" w:eastAsia="Arial" w:hAnsi="Arial"/>
@@ -20582,7 +20582,7 @@
             <w:pPr>
               <w:spacing w:after="20" w:before="0"/>
             </w:pPr>
-            <w:hyperlink w:history="1" r:id="rIdbzitbphxq07nit405oh-z">
+            <w:hyperlink w:history="1" r:id="rIdcxupf8v8y4h3-po1wqui8">
               <w:r>
                 <w:rPr>
                   <w:rFonts w:ascii="Arial" w:cs="Arial" w:eastAsia="Arial" w:hAnsi="Arial"/>
@@ -20615,7 +20615,7 @@
               <w:spacing w:after="10" w:before="0"/>
               <w:ind w:left="120"/>
             </w:pPr>
-            <w:hyperlink w:history="1" r:id="rId2vlqtxxll7n9bkw5wlba8">
+            <w:hyperlink w:history="1" r:id="rIdq-ehzcxcvhpdd2k7hzbld">
               <w:r>
                 <w:rPr>
                   <w:rFonts w:ascii="Arial" w:cs="Arial" w:eastAsia="Arial" w:hAnsi="Arial"/>
@@ -20810,7 +20810,7 @@
             <w:pPr>
               <w:spacing w:after="20" w:before="0"/>
             </w:pPr>
-            <w:hyperlink w:history="1" r:id="rIdbkgneyc20ez0vuk1blanz">
+            <w:hyperlink w:history="1" r:id="rIdu2patimuyu1ffrrdw2iin">
               <w:r>
                 <w:rPr>
                   <w:rFonts w:ascii="Arial" w:cs="Arial" w:eastAsia="Arial" w:hAnsi="Arial"/>
@@ -20843,7 +20843,7 @@
               <w:spacing w:after="10" w:before="0"/>
               <w:ind w:left="120"/>
             </w:pPr>
-            <w:hyperlink w:history="1" r:id="rIdiqaqu14mekconlhtqmdvd">
+            <w:hyperlink w:history="1" r:id="rIdcm2wg2emwvpgxt0u4ahu-">
               <w:r>
                 <w:rPr>
                   <w:rFonts w:ascii="Arial" w:cs="Arial" w:eastAsia="Arial" w:hAnsi="Arial"/>
@@ -20888,7 +20888,7 @@
             <w:pPr>
               <w:spacing w:after="20" w:before="0"/>
             </w:pPr>
-            <w:hyperlink w:history="1" r:id="rIdrtct9u71uokmeup0uimtn">
+            <w:hyperlink w:history="1" r:id="rIdzoonvtetxfqzq0w7_uqf1">
               <w:r>
                 <w:rPr>
                   <w:rFonts w:ascii="Arial" w:cs="Arial" w:eastAsia="Arial" w:hAnsi="Arial"/>
@@ -20921,7 +20921,7 @@
               <w:spacing w:after="10" w:before="0"/>
               <w:ind w:left="120"/>
             </w:pPr>
-            <w:hyperlink w:history="1" r:id="rIdu9k91n7zh9qmgpddjdtia">
+            <w:hyperlink w:history="1" r:id="rIdg5huqmk-j-pnwln3iwl_g">
               <w:r>
                 <w:rPr>
                   <w:rFonts w:ascii="Arial" w:cs="Arial" w:eastAsia="Arial" w:hAnsi="Arial"/>
@@ -21116,7 +21116,7 @@
             <w:pPr>
               <w:spacing w:after="20" w:before="0"/>
             </w:pPr>
-            <w:hyperlink w:history="1" r:id="rIdlfps8bgiss_wurlfmvlcr">
+            <w:hyperlink w:history="1" r:id="rIdrbaobo2ibhlgtxkvu_o9w">
               <w:r>
                 <w:rPr>
                   <w:rFonts w:ascii="Arial" w:cs="Arial" w:eastAsia="Arial" w:hAnsi="Arial"/>
@@ -21149,7 +21149,7 @@
               <w:spacing w:after="10" w:before="0"/>
               <w:ind w:left="120"/>
             </w:pPr>
-            <w:hyperlink w:history="1" r:id="rId1xw9cogwdpuwqyeoj6whk">
+            <w:hyperlink w:history="1" r:id="rIdrmhdv9cr_e8tngxyjiit4">
               <w:r>
                 <w:rPr>
                   <w:rFonts w:ascii="Arial" w:cs="Arial" w:eastAsia="Arial" w:hAnsi="Arial"/>
@@ -21194,7 +21194,7 @@
             <w:pPr>
               <w:spacing w:after="20" w:before="0"/>
             </w:pPr>
-            <w:hyperlink w:history="1" r:id="rIdh-htgxu4acqervwnn8s2x">
+            <w:hyperlink w:history="1" r:id="rIdc75mnenc0777ngoqwlupu">
               <w:r>
                 <w:rPr>
                   <w:rFonts w:ascii="Arial" w:cs="Arial" w:eastAsia="Arial" w:hAnsi="Arial"/>
@@ -21227,7 +21227,7 @@
               <w:spacing w:after="10" w:before="0"/>
               <w:ind w:left="120"/>
             </w:pPr>
-            <w:hyperlink w:history="1" r:id="rIduywa33wlh4cjkfk4k9kby">
+            <w:hyperlink w:history="1" r:id="rId7bqpfw4ryxhp9ing1hs1y">
               <w:r>
                 <w:rPr>
                   <w:rFonts w:ascii="Arial" w:cs="Arial" w:eastAsia="Arial" w:hAnsi="Arial"/>
@@ -21422,7 +21422,7 @@
             <w:pPr>
               <w:spacing w:after="20" w:before="0"/>
             </w:pPr>
-            <w:hyperlink w:history="1" r:id="rId6ksw2bgzvdd1osc4ewxdc">
+            <w:hyperlink w:history="1" r:id="rId1liy2r6mvkr-z9irir1ix">
               <w:r>
                 <w:rPr>
                   <w:rFonts w:ascii="Arial" w:cs="Arial" w:eastAsia="Arial" w:hAnsi="Arial"/>
@@ -21455,7 +21455,7 @@
               <w:spacing w:after="10" w:before="0"/>
               <w:ind w:left="120"/>
             </w:pPr>
-            <w:hyperlink w:history="1" r:id="rIdgndfk2-2f3ybvbn_wtcxl">
+            <w:hyperlink w:history="1" r:id="rId6b4bnok3v8mwgik3wx1ls">
               <w:r>
                 <w:rPr>
                   <w:rFonts w:ascii="Arial" w:cs="Arial" w:eastAsia="Arial" w:hAnsi="Arial"/>
@@ -21500,7 +21500,7 @@
             <w:pPr>
               <w:spacing w:after="20" w:before="0"/>
             </w:pPr>
-            <w:hyperlink w:history="1" r:id="rIdkwc2axstx8i6ixcv4jz9v">
+            <w:hyperlink w:history="1" r:id="rIdrx7hj0vsecphksjrl7-ed">
               <w:r>
                 <w:rPr>
                   <w:rFonts w:ascii="Arial" w:cs="Arial" w:eastAsia="Arial" w:hAnsi="Arial"/>
@@ -21533,7 +21533,7 @@
               <w:spacing w:after="10" w:before="0"/>
               <w:ind w:left="120"/>
             </w:pPr>
-            <w:hyperlink w:history="1" r:id="rIduuep0voqcembblhsydywq">
+            <w:hyperlink w:history="1" r:id="rIdujheestz6aboen43bdoxb">
               <w:r>
                 <w:rPr>
                   <w:rFonts w:ascii="Arial" w:cs="Arial" w:eastAsia="Arial" w:hAnsi="Arial"/>
@@ -21728,7 +21728,7 @@
             <w:pPr>
               <w:spacing w:after="20" w:before="0"/>
             </w:pPr>
-            <w:hyperlink w:history="1" r:id="rIdkyedkkwswpepqiw39dzzk">
+            <w:hyperlink w:history="1" r:id="rIdhbh6_6ogq5ie7kryflrll">
               <w:r>
                 <w:rPr>
                   <w:rFonts w:ascii="Arial" w:cs="Arial" w:eastAsia="Arial" w:hAnsi="Arial"/>
@@ -21761,7 +21761,7 @@
               <w:spacing w:after="10" w:before="0"/>
               <w:ind w:left="120"/>
             </w:pPr>
-            <w:hyperlink w:history="1" r:id="rIdpwpyrnxym2abt5proua2-">
+            <w:hyperlink w:history="1" r:id="rId6cxj8prvekoanqta2ydei">
               <w:r>
                 <w:rPr>
                   <w:rFonts w:ascii="Arial" w:cs="Arial" w:eastAsia="Arial" w:hAnsi="Arial"/>
@@ -21806,7 +21806,7 @@
             <w:pPr>
               <w:spacing w:after="20" w:before="0"/>
             </w:pPr>
-            <w:hyperlink w:history="1" r:id="rId-pgpy4qw7wtutorfspjii">
+            <w:hyperlink w:history="1" r:id="rIds95ouli9gckm7p8pyyw7d">
               <w:r>
                 <w:rPr>
                   <w:rFonts w:ascii="Arial" w:cs="Arial" w:eastAsia="Arial" w:hAnsi="Arial"/>
@@ -21839,7 +21839,7 @@
               <w:spacing w:after="10" w:before="0"/>
               <w:ind w:left="120"/>
             </w:pPr>
-            <w:hyperlink w:history="1" r:id="rIdwowlb6absffwd4bysvufw">
+            <w:hyperlink w:history="1" r:id="rIdjgtzbl-i3j6izfhcwpb6v">
               <w:r>
                 <w:rPr>
                   <w:rFonts w:ascii="Arial" w:cs="Arial" w:eastAsia="Arial" w:hAnsi="Arial"/>
@@ -23326,7 +23326,7 @@
             <w:pPr>
               <w:spacing w:after="20" w:before="0"/>
             </w:pPr>
-            <w:hyperlink w:history="1" r:id="rIddve2mxae5utoyn2hoqwjc">
+            <w:hyperlink w:history="1" r:id="rIdp3uri8-s47kjellvgi5cw">
               <w:r>
                 <w:rPr>
                   <w:rFonts w:ascii="Arial" w:cs="Arial" w:eastAsia="Arial" w:hAnsi="Arial"/>
@@ -23359,7 +23359,7 @@
               <w:spacing w:after="10" w:before="0"/>
               <w:ind w:left="120"/>
             </w:pPr>
-            <w:hyperlink w:history="1" r:id="rIdrt6875ehda9xhkleen9rx">
+            <w:hyperlink w:history="1" r:id="rId3cercgztmhd0noaatrbrm">
               <w:r>
                 <w:rPr>
                   <w:rFonts w:ascii="Arial" w:cs="Arial" w:eastAsia="Arial" w:hAnsi="Arial"/>
@@ -23404,7 +23404,7 @@
             <w:pPr>
               <w:spacing w:after="20" w:before="0"/>
             </w:pPr>
-            <w:hyperlink w:history="1" r:id="rIdm6ik4exfj4zge9qzqvetn">
+            <w:hyperlink w:history="1" r:id="rIdvgyjb7og4qcgikw-gkoii">
               <w:r>
                 <w:rPr>
                   <w:rFonts w:ascii="Arial" w:cs="Arial" w:eastAsia="Arial" w:hAnsi="Arial"/>
@@ -23437,7 +23437,7 @@
               <w:spacing w:after="10" w:before="0"/>
               <w:ind w:left="120"/>
             </w:pPr>
-            <w:hyperlink w:history="1" r:id="rIdg21vf7ozmwsa8ohwm85be">
+            <w:hyperlink w:history="1" r:id="rId6spvhuubw-fjsp9ftaeu3">
               <w:r>
                 <w:rPr>
                   <w:rFonts w:ascii="Arial" w:cs="Arial" w:eastAsia="Arial" w:hAnsi="Arial"/>
@@ -23632,7 +23632,7 @@
             <w:pPr>
               <w:spacing w:after="20" w:before="0"/>
             </w:pPr>
-            <w:hyperlink w:history="1" r:id="rId87gydd0u5thjfmn6lnmg5">
+            <w:hyperlink w:history="1" r:id="rIdfu66gv9ttyyijomx5vo-b">
               <w:r>
                 <w:rPr>
                   <w:rFonts w:ascii="Arial" w:cs="Arial" w:eastAsia="Arial" w:hAnsi="Arial"/>
@@ -23665,7 +23665,7 @@
               <w:spacing w:after="10" w:before="0"/>
               <w:ind w:left="120"/>
             </w:pPr>
-            <w:hyperlink w:history="1" r:id="rIdwmkxep4ge3x_mhf2j2vgj">
+            <w:hyperlink w:history="1" r:id="rId67cmbnjf6j-lg23ltiwrv">
               <w:r>
                 <w:rPr>
                   <w:rFonts w:ascii="Arial" w:cs="Arial" w:eastAsia="Arial" w:hAnsi="Arial"/>
@@ -23710,7 +23710,7 @@
             <w:pPr>
               <w:spacing w:after="20" w:before="0"/>
             </w:pPr>
-            <w:hyperlink w:history="1" r:id="rIdywmpvxv--7prtngkuhv4d">
+            <w:hyperlink w:history="1" r:id="rId1ydxjayik4q6nyddzdlud">
               <w:r>
                 <w:rPr>
                   <w:rFonts w:ascii="Arial" w:cs="Arial" w:eastAsia="Arial" w:hAnsi="Arial"/>
@@ -23743,7 +23743,7 @@
               <w:spacing w:after="10" w:before="0"/>
               <w:ind w:left="120"/>
             </w:pPr>
-            <w:hyperlink w:history="1" r:id="rIdsfvvtpn5rlosvmi22gzpv">
+            <w:hyperlink w:history="1" r:id="rIdt2nxgqlrspq4sp6bcq9bx">
               <w:r>
                 <w:rPr>
                   <w:rFonts w:ascii="Arial" w:cs="Arial" w:eastAsia="Arial" w:hAnsi="Arial"/>
@@ -23938,7 +23938,7 @@
             <w:pPr>
               <w:spacing w:after="20" w:before="0"/>
             </w:pPr>
-            <w:hyperlink w:history="1" r:id="rIdsaqmpu79bwx9o4tj8xiei">
+            <w:hyperlink w:history="1" r:id="rIdh31mpsoapqxozmr8jnsuz">
               <w:r>
                 <w:rPr>
                   <w:rFonts w:ascii="Arial" w:cs="Arial" w:eastAsia="Arial" w:hAnsi="Arial"/>
@@ -23971,7 +23971,7 @@
               <w:spacing w:after="10" w:before="0"/>
               <w:ind w:left="120"/>
             </w:pPr>
-            <w:hyperlink w:history="1" r:id="rIdcthaf8js-bmtmoxy6daa8">
+            <w:hyperlink w:history="1" r:id="rIdaxbxsjpxx3qxhnqkghlz7">
               <w:r>
                 <w:rPr>
                   <w:rFonts w:ascii="Arial" w:cs="Arial" w:eastAsia="Arial" w:hAnsi="Arial"/>
@@ -24016,7 +24016,7 @@
             <w:pPr>
               <w:spacing w:after="20" w:before="0"/>
             </w:pPr>
-            <w:hyperlink w:history="1" r:id="rIdakrzimbiihjhodypmrhjy">
+            <w:hyperlink w:history="1" r:id="rIdmxbtreimgspqeiagyrio2">
               <w:r>
                 <w:rPr>
                   <w:rFonts w:ascii="Arial" w:cs="Arial" w:eastAsia="Arial" w:hAnsi="Arial"/>
@@ -24049,7 +24049,7 @@
               <w:spacing w:after="10" w:before="0"/>
               <w:ind w:left="120"/>
             </w:pPr>
-            <w:hyperlink w:history="1" r:id="rIdiastjayfz5_xj2gafu79k">
+            <w:hyperlink w:history="1" r:id="rIdlrodx0qtxfdgbthfv28te">
               <w:r>
                 <w:rPr>
                   <w:rFonts w:ascii="Arial" w:cs="Arial" w:eastAsia="Arial" w:hAnsi="Arial"/>
@@ -24244,7 +24244,7 @@
             <w:pPr>
               <w:spacing w:after="20" w:before="0"/>
             </w:pPr>
-            <w:hyperlink w:history="1" r:id="rIdlmbvp7oojfgh6b5_cu0da">
+            <w:hyperlink w:history="1" r:id="rIdq1djqpsjxwvsqqmypgw6v">
               <w:r>
                 <w:rPr>
                   <w:rFonts w:ascii="Arial" w:cs="Arial" w:eastAsia="Arial" w:hAnsi="Arial"/>
@@ -24277,7 +24277,7 @@
               <w:spacing w:after="10" w:before="0"/>
               <w:ind w:left="120"/>
             </w:pPr>
-            <w:hyperlink w:history="1" r:id="rIdm8_bpnckgydlrixwsf2md">
+            <w:hyperlink w:history="1" r:id="rIdm1x8x4dnua-yiiyjgq0o9">
               <w:r>
                 <w:rPr>
                   <w:rFonts w:ascii="Arial" w:cs="Arial" w:eastAsia="Arial" w:hAnsi="Arial"/>
@@ -24322,7 +24322,7 @@
             <w:pPr>
               <w:spacing w:after="20" w:before="0"/>
             </w:pPr>
-            <w:hyperlink w:history="1" r:id="rIdm8f5dgqhgrfo-zcbpi-sw">
+            <w:hyperlink w:history="1" r:id="rIdzjtreccb7j_vfqxixx2p7">
               <w:r>
                 <w:rPr>
                   <w:rFonts w:ascii="Arial" w:cs="Arial" w:eastAsia="Arial" w:hAnsi="Arial"/>
@@ -24355,7 +24355,7 @@
               <w:spacing w:after="10" w:before="0"/>
               <w:ind w:left="120"/>
             </w:pPr>
-            <w:hyperlink w:history="1" r:id="rId_9mzzlloa1cz_n0otutsp">
+            <w:hyperlink w:history="1" r:id="rId_tuwgk4-eyg4qbzpzv7c8">
               <w:r>
                 <w:rPr>
                   <w:rFonts w:ascii="Arial" w:cs="Arial" w:eastAsia="Arial" w:hAnsi="Arial"/>
@@ -24550,7 +24550,7 @@
             <w:pPr>
               <w:spacing w:after="20" w:before="0"/>
             </w:pPr>
-            <w:hyperlink w:history="1" r:id="rId5o2scvasdmp6tqey_byzv">
+            <w:hyperlink w:history="1" r:id="rIdyfxgpwizib4wtdax4gtzt">
               <w:r>
                 <w:rPr>
                   <w:rFonts w:ascii="Arial" w:cs="Arial" w:eastAsia="Arial" w:hAnsi="Arial"/>
@@ -24583,7 +24583,7 @@
               <w:spacing w:after="10" w:before="0"/>
               <w:ind w:left="120"/>
             </w:pPr>
-            <w:hyperlink w:history="1" r:id="rId1df4flxeddony7bn18rty">
+            <w:hyperlink w:history="1" r:id="rIdtch7ksl9gt3jljx5z7btz">
               <w:r>
                 <w:rPr>
                   <w:rFonts w:ascii="Arial" w:cs="Arial" w:eastAsia="Arial" w:hAnsi="Arial"/>
@@ -24628,7 +24628,7 @@
             <w:pPr>
               <w:spacing w:after="20" w:before="0"/>
             </w:pPr>
-            <w:hyperlink w:history="1" r:id="rId1wawm8odjy2uiy68ourms">
+            <w:hyperlink w:history="1" r:id="rIdbzs6z98ic_lssbfjmjxmn">
               <w:r>
                 <w:rPr>
                   <w:rFonts w:ascii="Arial" w:cs="Arial" w:eastAsia="Arial" w:hAnsi="Arial"/>
@@ -24661,7 +24661,7 @@
               <w:spacing w:after="10" w:before="0"/>
               <w:ind w:left="120"/>
             </w:pPr>
-            <w:hyperlink w:history="1" r:id="rId2c6frc-qogzmgs8uljmo-">
+            <w:hyperlink w:history="1" r:id="rIdfrpq1v77w7gc15-u0mdyg">
               <w:r>
                 <w:rPr>
                   <w:rFonts w:ascii="Arial" w:cs="Arial" w:eastAsia="Arial" w:hAnsi="Arial"/>
@@ -26148,7 +26148,7 @@
             <w:pPr>
               <w:spacing w:after="20" w:before="0"/>
             </w:pPr>
-            <w:hyperlink w:history="1" r:id="rIdvarpsxcwt0whvo2eql9-6">
+            <w:hyperlink w:history="1" r:id="rIdw6g8m4etvoxvc3w-hiqgc">
               <w:r>
                 <w:rPr>
                   <w:rFonts w:ascii="Arial" w:cs="Arial" w:eastAsia="Arial" w:hAnsi="Arial"/>
@@ -26181,7 +26181,7 @@
               <w:spacing w:after="10" w:before="0"/>
               <w:ind w:left="120"/>
             </w:pPr>
-            <w:hyperlink w:history="1" r:id="rIdrkmwl6vavhe5ennpv7yxj">
+            <w:hyperlink w:history="1" r:id="rIdckdvlgzeta7rmgudvndyh">
               <w:r>
                 <w:rPr>
                   <w:rFonts w:ascii="Arial" w:cs="Arial" w:eastAsia="Arial" w:hAnsi="Arial"/>
@@ -26226,7 +26226,7 @@
             <w:pPr>
               <w:spacing w:after="20" w:before="0"/>
             </w:pPr>
-            <w:hyperlink w:history="1" r:id="rIdndphfwqwzfkpunc0q9yhu">
+            <w:hyperlink w:history="1" r:id="rIdmyea62l8jtzoj5siuninb">
               <w:r>
                 <w:rPr>
                   <w:rFonts w:ascii="Arial" w:cs="Arial" w:eastAsia="Arial" w:hAnsi="Arial"/>
@@ -26259,7 +26259,7 @@
               <w:spacing w:after="10" w:before="0"/>
               <w:ind w:left="120"/>
             </w:pPr>
-            <w:hyperlink w:history="1" r:id="rIdolouvicgyhazwnshpdl66">
+            <w:hyperlink w:history="1" r:id="rIdbtewav4slwqxs27rmqvd8">
               <w:r>
                 <w:rPr>
                   <w:rFonts w:ascii="Arial" w:cs="Arial" w:eastAsia="Arial" w:hAnsi="Arial"/>
@@ -26454,7 +26454,7 @@
             <w:pPr>
               <w:spacing w:after="20" w:before="0"/>
             </w:pPr>
-            <w:hyperlink w:history="1" r:id="rIdkoqw941v8uu9vmf48yup7">
+            <w:hyperlink w:history="1" r:id="rIdcwzxiinly1p-hbffu_ebj">
               <w:r>
                 <w:rPr>
                   <w:rFonts w:ascii="Arial" w:cs="Arial" w:eastAsia="Arial" w:hAnsi="Arial"/>
@@ -26487,7 +26487,7 @@
               <w:spacing w:after="10" w:before="0"/>
               <w:ind w:left="120"/>
             </w:pPr>
-            <w:hyperlink w:history="1" r:id="rIdh1etdyxzb0dlmyufi3l-o">
+            <w:hyperlink w:history="1" r:id="rIdasqvyste7pmaklbw3rkn8">
               <w:r>
                 <w:rPr>
                   <w:rFonts w:ascii="Arial" w:cs="Arial" w:eastAsia="Arial" w:hAnsi="Arial"/>
@@ -26532,7 +26532,7 @@
             <w:pPr>
               <w:spacing w:after="20" w:before="0"/>
             </w:pPr>
-            <w:hyperlink w:history="1" r:id="rIdastp_yd5wimwan2jnprjx">
+            <w:hyperlink w:history="1" r:id="rIdhik4unhtk9q7kbyl6zzqc">
               <w:r>
                 <w:rPr>
                   <w:rFonts w:ascii="Arial" w:cs="Arial" w:eastAsia="Arial" w:hAnsi="Arial"/>
@@ -26565,7 +26565,7 @@
               <w:spacing w:after="10" w:before="0"/>
               <w:ind w:left="120"/>
             </w:pPr>
-            <w:hyperlink w:history="1" r:id="rIdudbtlc0eiltqrjjdy7xjm">
+            <w:hyperlink w:history="1" r:id="rIdv1bwtwvd9w1aghdi3_u9e">
               <w:r>
                 <w:rPr>
                   <w:rFonts w:ascii="Arial" w:cs="Arial" w:eastAsia="Arial" w:hAnsi="Arial"/>
@@ -26760,7 +26760,7 @@
             <w:pPr>
               <w:spacing w:after="20" w:before="0"/>
             </w:pPr>
-            <w:hyperlink w:history="1" r:id="rId-jz6p0jf7oiszdygqsz7u">
+            <w:hyperlink w:history="1" r:id="rIdkohbms1deywaficol3tbx">
               <w:r>
                 <w:rPr>
                   <w:rFonts w:ascii="Arial" w:cs="Arial" w:eastAsia="Arial" w:hAnsi="Arial"/>
@@ -26793,7 +26793,7 @@
               <w:spacing w:after="10" w:before="0"/>
               <w:ind w:left="120"/>
             </w:pPr>
-            <w:hyperlink w:history="1" r:id="rIdiawmeqdow4laibzzbns-z">
+            <w:hyperlink w:history="1" r:id="rIdmie0gqfewk9fd8ddtyop9">
               <w:r>
                 <w:rPr>
                   <w:rFonts w:ascii="Arial" w:cs="Arial" w:eastAsia="Arial" w:hAnsi="Arial"/>
@@ -26838,7 +26838,7 @@
             <w:pPr>
               <w:spacing w:after="20" w:before="0"/>
             </w:pPr>
-            <w:hyperlink w:history="1" r:id="rIdvokpm5ci3zir6qejnqgno">
+            <w:hyperlink w:history="1" r:id="rIdnpwpdgc37gqnoxfmk3v5r">
               <w:r>
                 <w:rPr>
                   <w:rFonts w:ascii="Arial" w:cs="Arial" w:eastAsia="Arial" w:hAnsi="Arial"/>
@@ -26871,7 +26871,7 @@
               <w:spacing w:after="10" w:before="0"/>
               <w:ind w:left="120"/>
             </w:pPr>
-            <w:hyperlink w:history="1" r:id="rIdxhz0pz1awy9za4akyljlq">
+            <w:hyperlink w:history="1" r:id="rIdajdndoagn9ryggb_zqmdr">
               <w:r>
                 <w:rPr>
                   <w:rFonts w:ascii="Arial" w:cs="Arial" w:eastAsia="Arial" w:hAnsi="Arial"/>
@@ -27066,7 +27066,7 @@
             <w:pPr>
               <w:spacing w:after="20" w:before="0"/>
             </w:pPr>
-            <w:hyperlink w:history="1" r:id="rIdof0twaqctkqw39tfwoesh">
+            <w:hyperlink w:history="1" r:id="rId3d0vllgezf_u9dswehsgk">
               <w:r>
                 <w:rPr>
                   <w:rFonts w:ascii="Arial" w:cs="Arial" w:eastAsia="Arial" w:hAnsi="Arial"/>
@@ -27099,7 +27099,7 @@
               <w:spacing w:after="10" w:before="0"/>
               <w:ind w:left="120"/>
             </w:pPr>
-            <w:hyperlink w:history="1" r:id="rIdzrpyprjlieoiod2cd9aom">
+            <w:hyperlink w:history="1" r:id="rId23nqkd-lfbsb0azonci02">
               <w:r>
                 <w:rPr>
                   <w:rFonts w:ascii="Arial" w:cs="Arial" w:eastAsia="Arial" w:hAnsi="Arial"/>
@@ -27144,7 +27144,7 @@
             <w:pPr>
               <w:spacing w:after="20" w:before="0"/>
             </w:pPr>
-            <w:hyperlink w:history="1" r:id="rId0mblea8iya_2dn1isbcnn">
+            <w:hyperlink w:history="1" r:id="rIdx-se3jotfl9dzx9ustsxm">
               <w:r>
                 <w:rPr>
                   <w:rFonts w:ascii="Arial" w:cs="Arial" w:eastAsia="Arial" w:hAnsi="Arial"/>
@@ -27177,7 +27177,7 @@
               <w:spacing w:after="10" w:before="0"/>
               <w:ind w:left="120"/>
             </w:pPr>
-            <w:hyperlink w:history="1" r:id="rIdxoqbba6xhyaveibynsfzk">
+            <w:hyperlink w:history="1" r:id="rIddsexhn8wsgi461a_eywr4">
               <w:r>
                 <w:rPr>
                   <w:rFonts w:ascii="Arial" w:cs="Arial" w:eastAsia="Arial" w:hAnsi="Arial"/>
@@ -27372,7 +27372,7 @@
             <w:pPr>
               <w:spacing w:after="20" w:before="0"/>
             </w:pPr>
-            <w:hyperlink w:history="1" r:id="rId7vy1pvyodsxgnfn-jgumg">
+            <w:hyperlink w:history="1" r:id="rIdw8mfa3f2c07o1nfyjr3-w">
               <w:r>
                 <w:rPr>
                   <w:rFonts w:ascii="Arial" w:cs="Arial" w:eastAsia="Arial" w:hAnsi="Arial"/>
@@ -27405,7 +27405,7 @@
               <w:spacing w:after="10" w:before="0"/>
               <w:ind w:left="120"/>
             </w:pPr>
-            <w:hyperlink w:history="1" r:id="rId3xhon7tyh3al9ce2angoj">
+            <w:hyperlink w:history="1" r:id="rIdvbzyhr0zertk57hawdmaw">
               <w:r>
                 <w:rPr>
                   <w:rFonts w:ascii="Arial" w:cs="Arial" w:eastAsia="Arial" w:hAnsi="Arial"/>
@@ -27450,7 +27450,7 @@
             <w:pPr>
               <w:spacing w:after="20" w:before="0"/>
             </w:pPr>
-            <w:hyperlink w:history="1" r:id="rIdif7sdqpn2cpxgx4xyekwh">
+            <w:hyperlink w:history="1" r:id="rId8tr2calnzjmmf04lci5wl">
               <w:r>
                 <w:rPr>
                   <w:rFonts w:ascii="Arial" w:cs="Arial" w:eastAsia="Arial" w:hAnsi="Arial"/>
@@ -27483,7 +27483,7 @@
               <w:spacing w:after="10" w:before="0"/>
               <w:ind w:left="120"/>
             </w:pPr>
-            <w:hyperlink w:history="1" r:id="rIdhtgulhntv-8hk0kkqlewq">
+            <w:hyperlink w:history="1" r:id="rIdx7cmlr9ajfs8lkqqhbuxr">
               <w:r>
                 <w:rPr>
                   <w:rFonts w:ascii="Arial" w:cs="Arial" w:eastAsia="Arial" w:hAnsi="Arial"/>
@@ -28970,7 +28970,7 @@
             <w:pPr>
               <w:spacing w:after="20" w:before="0"/>
             </w:pPr>
-            <w:hyperlink w:history="1" r:id="rIdrxpzifnmgoee4r0adbdke">
+            <w:hyperlink w:history="1" r:id="rIdu9jhi3bxhlpecpli7kmiw">
               <w:r>
                 <w:rPr>
                   <w:rFonts w:ascii="Arial" w:cs="Arial" w:eastAsia="Arial" w:hAnsi="Arial"/>
@@ -29003,7 +29003,7 @@
               <w:spacing w:after="10" w:before="0"/>
               <w:ind w:left="120"/>
             </w:pPr>
-            <w:hyperlink w:history="1" r:id="rIdvbe-vcokfwuzlor6ndcm_">
+            <w:hyperlink w:history="1" r:id="rIdn0uf2c0knynmr2ydgrpdp">
               <w:r>
                 <w:rPr>
                   <w:rFonts w:ascii="Arial" w:cs="Arial" w:eastAsia="Arial" w:hAnsi="Arial"/>
@@ -29048,7 +29048,7 @@
             <w:pPr>
               <w:spacing w:after="20" w:before="0"/>
             </w:pPr>
-            <w:hyperlink w:history="1" r:id="rIdcukbgu92cf7tnhge7yh_n">
+            <w:hyperlink w:history="1" r:id="rId-9veszvlicx_guc6b3jdh">
               <w:r>
                 <w:rPr>
                   <w:rFonts w:ascii="Arial" w:cs="Arial" w:eastAsia="Arial" w:hAnsi="Arial"/>
@@ -29081,7 +29081,7 @@
               <w:spacing w:after="10" w:before="0"/>
               <w:ind w:left="120"/>
             </w:pPr>
-            <w:hyperlink w:history="1" r:id="rIdd5b_rxiw3nwvudvd-hxnu">
+            <w:hyperlink w:history="1" r:id="rId26ntxbytadlh5slg48716">
               <w:r>
                 <w:rPr>
                   <w:rFonts w:ascii="Arial" w:cs="Arial" w:eastAsia="Arial" w:hAnsi="Arial"/>
@@ -29276,7 +29276,7 @@
             <w:pPr>
               <w:spacing w:after="20" w:before="0"/>
             </w:pPr>
-            <w:hyperlink w:history="1" r:id="rId6psserem0f6-jpnjba-uz">
+            <w:hyperlink w:history="1" r:id="rId_8q47ydllrjvdqb4lwkq6">
               <w:r>
                 <w:rPr>
                   <w:rFonts w:ascii="Arial" w:cs="Arial" w:eastAsia="Arial" w:hAnsi="Arial"/>
@@ -29309,7 +29309,7 @@
               <w:spacing w:after="10" w:before="0"/>
               <w:ind w:left="120"/>
             </w:pPr>
-            <w:hyperlink w:history="1" r:id="rIdmwxtbsxwyfalel30nsnjn">
+            <w:hyperlink w:history="1" r:id="rIdtiew_ue-mrld3b_pbkd_y">
               <w:r>
                 <w:rPr>
                   <w:rFonts w:ascii="Arial" w:cs="Arial" w:eastAsia="Arial" w:hAnsi="Arial"/>
@@ -29354,7 +29354,7 @@
             <w:pPr>
               <w:spacing w:after="20" w:before="0"/>
             </w:pPr>
-            <w:hyperlink w:history="1" r:id="rIdctpbu_ohh9ielkaexloz2">
+            <w:hyperlink w:history="1" r:id="rIdlb6dmbl5y2tvxbxjglvrm">
               <w:r>
                 <w:rPr>
                   <w:rFonts w:ascii="Arial" w:cs="Arial" w:eastAsia="Arial" w:hAnsi="Arial"/>
@@ -29387,7 +29387,7 @@
               <w:spacing w:after="10" w:before="0"/>
               <w:ind w:left="120"/>
             </w:pPr>
-            <w:hyperlink w:history="1" r:id="rIdevojicfycgnggfa6wvxhk">
+            <w:hyperlink w:history="1" r:id="rIdu8v2jyiia9uqjr_pkxq0f">
               <w:r>
                 <w:rPr>
                   <w:rFonts w:ascii="Arial" w:cs="Arial" w:eastAsia="Arial" w:hAnsi="Arial"/>
@@ -29582,7 +29582,7 @@
             <w:pPr>
               <w:spacing w:after="20" w:before="0"/>
             </w:pPr>
-            <w:hyperlink w:history="1" r:id="rId1eqz7nolh8iahqm83ljft">
+            <w:hyperlink w:history="1" r:id="rIdsxpp1bd0v9cp601i7cgyw">
               <w:r>
                 <w:rPr>
                   <w:rFonts w:ascii="Arial" w:cs="Arial" w:eastAsia="Arial" w:hAnsi="Arial"/>
@@ -29615,7 +29615,7 @@
               <w:spacing w:after="10" w:before="0"/>
               <w:ind w:left="120"/>
             </w:pPr>
-            <w:hyperlink w:history="1" r:id="rIdjb4e6ksehfynt9vqqtc0g">
+            <w:hyperlink w:history="1" r:id="rIdmss7psow_1bgpunb7altt">
               <w:r>
                 <w:rPr>
                   <w:rFonts w:ascii="Arial" w:cs="Arial" w:eastAsia="Arial" w:hAnsi="Arial"/>
@@ -29660,7 +29660,7 @@
             <w:pPr>
               <w:spacing w:after="20" w:before="0"/>
             </w:pPr>
-            <w:hyperlink w:history="1" r:id="rIdbvaaruaypzjzurwcxhgj_">
+            <w:hyperlink w:history="1" r:id="rId-0wnhv0sycz-rjb-gxsg6">
               <w:r>
                 <w:rPr>
                   <w:rFonts w:ascii="Arial" w:cs="Arial" w:eastAsia="Arial" w:hAnsi="Arial"/>
@@ -29693,7 +29693,7 @@
               <w:spacing w:after="10" w:before="0"/>
               <w:ind w:left="120"/>
             </w:pPr>
-            <w:hyperlink w:history="1" r:id="rId6wuvjbulvwywnaqv12dbj">
+            <w:hyperlink w:history="1" r:id="rIdabjye9ifoxjpkov0vj9un">
               <w:r>
                 <w:rPr>
                   <w:rFonts w:ascii="Arial" w:cs="Arial" w:eastAsia="Arial" w:hAnsi="Arial"/>
@@ -29888,7 +29888,7 @@
             <w:pPr>
               <w:spacing w:after="20" w:before="0"/>
             </w:pPr>
-            <w:hyperlink w:history="1" r:id="rIdt-ylypygotanoosstxjr9">
+            <w:hyperlink w:history="1" r:id="rIdesqw0uquqw4b3bkincmfn">
               <w:r>
                 <w:rPr>
                   <w:rFonts w:ascii="Arial" w:cs="Arial" w:eastAsia="Arial" w:hAnsi="Arial"/>
@@ -29921,7 +29921,7 @@
               <w:spacing w:after="10" w:before="0"/>
               <w:ind w:left="120"/>
             </w:pPr>
-            <w:hyperlink w:history="1" r:id="rIdssgzqd9wgb6g7pam8bny8">
+            <w:hyperlink w:history="1" r:id="rIdauy7_qpcabauituz5a5bp">
               <w:r>
                 <w:rPr>
                   <w:rFonts w:ascii="Arial" w:cs="Arial" w:eastAsia="Arial" w:hAnsi="Arial"/>
@@ -29966,7 +29966,7 @@
             <w:pPr>
               <w:spacing w:after="20" w:before="0"/>
             </w:pPr>
-            <w:hyperlink w:history="1" r:id="rId9vp4q4tpttewy8x4pnvbm">
+            <w:hyperlink w:history="1" r:id="rIdkcjixvvgbguwwohh6xajz">
               <w:r>
                 <w:rPr>
                   <w:rFonts w:ascii="Arial" w:cs="Arial" w:eastAsia="Arial" w:hAnsi="Arial"/>
@@ -29999,7 +29999,7 @@
               <w:spacing w:after="10" w:before="0"/>
               <w:ind w:left="120"/>
             </w:pPr>
-            <w:hyperlink w:history="1" r:id="rIdwvvndoullrsg4djwapgr6">
+            <w:hyperlink w:history="1" r:id="rIdn4udopowvqzkh-gpqhfp_">
               <w:r>
                 <w:rPr>
                   <w:rFonts w:ascii="Arial" w:cs="Arial" w:eastAsia="Arial" w:hAnsi="Arial"/>
@@ -30194,7 +30194,7 @@
             <w:pPr>
               <w:spacing w:after="20" w:before="0"/>
             </w:pPr>
-            <w:hyperlink w:history="1" r:id="rIdpg7d0hsm-w7mzz8qjtddo">
+            <w:hyperlink w:history="1" r:id="rIdrs8hi_gnwwhwelboew3q_">
               <w:r>
                 <w:rPr>
                   <w:rFonts w:ascii="Arial" w:cs="Arial" w:eastAsia="Arial" w:hAnsi="Arial"/>
@@ -30227,7 +30227,7 @@
               <w:spacing w:after="10" w:before="0"/>
               <w:ind w:left="120"/>
             </w:pPr>
-            <w:hyperlink w:history="1" r:id="rIdy9dltl1dzee7cqlz2lvmv">
+            <w:hyperlink w:history="1" r:id="rIdzspucgubrfuql9pkenfn4">
               <w:r>
                 <w:rPr>
                   <w:rFonts w:ascii="Arial" w:cs="Arial" w:eastAsia="Arial" w:hAnsi="Arial"/>
@@ -30272,7 +30272,7 @@
             <w:pPr>
               <w:spacing w:after="20" w:before="0"/>
             </w:pPr>
-            <w:hyperlink w:history="1" r:id="rIdi54r4wg9mgmqqqsfa7c4n">
+            <w:hyperlink w:history="1" r:id="rIdbupovnozm3qrxqo96a7yg">
               <w:r>
                 <w:rPr>
                   <w:rFonts w:ascii="Arial" w:cs="Arial" w:eastAsia="Arial" w:hAnsi="Arial"/>
@@ -30305,7 +30305,7 @@
               <w:spacing w:after="10" w:before="0"/>
               <w:ind w:left="120"/>
             </w:pPr>
-            <w:hyperlink w:history="1" r:id="rId8xdqvl0oxgfntx8j0zcye">
+            <w:hyperlink w:history="1" r:id="rId7dghxnsukttfer5awwpow">
               <w:r>
                 <w:rPr>
                   <w:rFonts w:ascii="Arial" w:cs="Arial" w:eastAsia="Arial" w:hAnsi="Arial"/>
